--- a/Project Phase 1.docx
+++ b/Project Phase 1.docx
@@ -508,13 +508,23 @@
           <w:lang w:val="en-US"/>
         </w:rPr>
       </w:pPr>
-      <w:r>
-        <w:rPr>
-          <w:sz w:val="26"/>
-          <w:szCs w:val="26"/>
-          <w:lang w:val="en-US"/>
-        </w:rPr>
-        <w:t>Remove Flights</w:t>
+      <w:proofErr w:type="gramStart"/>
+      <w:r>
+        <w:rPr>
+          <w:sz w:val="26"/>
+          <w:szCs w:val="26"/>
+          <w:lang w:val="en-US"/>
+        </w:rPr>
+        <w:t>Remove</w:t>
+      </w:r>
+      <w:proofErr w:type="gramEnd"/>
+      <w:r>
+        <w:rPr>
+          <w:sz w:val="26"/>
+          <w:szCs w:val="26"/>
+          <w:lang w:val="en-US"/>
+        </w:rPr>
+        <w:t xml:space="preserve"> Flights</w:t>
       </w:r>
     </w:p>
     <w:p>
@@ -595,13 +605,23 @@
           <w:lang w:val="en-US"/>
         </w:rPr>
       </w:pPr>
-      <w:r>
-        <w:rPr>
-          <w:sz w:val="26"/>
-          <w:szCs w:val="26"/>
-          <w:lang w:val="en-US"/>
-        </w:rPr>
-        <w:t>Search Flights</w:t>
+      <w:proofErr w:type="gramStart"/>
+      <w:r>
+        <w:rPr>
+          <w:sz w:val="26"/>
+          <w:szCs w:val="26"/>
+          <w:lang w:val="en-US"/>
+        </w:rPr>
+        <w:t>Search</w:t>
+      </w:r>
+      <w:proofErr w:type="gramEnd"/>
+      <w:r>
+        <w:rPr>
+          <w:sz w:val="26"/>
+          <w:szCs w:val="26"/>
+          <w:lang w:val="en-US"/>
+        </w:rPr>
+        <w:t xml:space="preserve"> Flights</w:t>
       </w:r>
     </w:p>
     <w:p>
@@ -728,13 +748,23 @@
           <w:lang w:val="en-US"/>
         </w:rPr>
       </w:pPr>
-      <w:r>
-        <w:rPr>
-          <w:sz w:val="26"/>
-          <w:szCs w:val="26"/>
-          <w:lang w:val="en-US"/>
-        </w:rPr>
-        <w:t>Search Flights</w:t>
+      <w:proofErr w:type="gramStart"/>
+      <w:r>
+        <w:rPr>
+          <w:sz w:val="26"/>
+          <w:szCs w:val="26"/>
+          <w:lang w:val="en-US"/>
+        </w:rPr>
+        <w:t>Search</w:t>
+      </w:r>
+      <w:proofErr w:type="gramEnd"/>
+      <w:r>
+        <w:rPr>
+          <w:sz w:val="26"/>
+          <w:szCs w:val="26"/>
+          <w:lang w:val="en-US"/>
+        </w:rPr>
+        <w:t xml:space="preserve"> Flights</w:t>
       </w:r>
     </w:p>
     <w:p>
@@ -883,7 +913,6 @@
           </w:placeholder>
           <w15:appearance w15:val="hidden"/>
         </w:sdtPr>
-        <w:sdtEndPr/>
         <w:sdtContent>
           <w:r>
             <w:rPr>
@@ -919,7 +948,6 @@
           </w:placeholder>
           <w15:appearance w15:val="hidden"/>
         </w:sdtPr>
-        <w:sdtEndPr/>
         <w:sdtContent>
           <w:r>
             <w:rPr>
@@ -955,7 +983,6 @@
           </w:placeholder>
           <w15:appearance w15:val="hidden"/>
         </w:sdtPr>
-        <w:sdtEndPr/>
         <w:sdtContent>
           <w:r>
             <w:rPr>
@@ -991,7 +1018,6 @@
           </w:placeholder>
           <w15:appearance w15:val="hidden"/>
         </w:sdtPr>
-        <w:sdtEndPr/>
         <w:sdtContent>
           <w:r>
             <w:rPr>
@@ -1027,7 +1053,6 @@
           </w:placeholder>
           <w15:appearance w15:val="hidden"/>
         </w:sdtPr>
-        <w:sdtEndPr/>
         <w:sdtContent>
           <w:r>
             <w:rPr>
@@ -1063,7 +1088,6 @@
           </w:placeholder>
           <w15:appearance w15:val="hidden"/>
         </w:sdtPr>
-        <w:sdtEndPr/>
         <w:sdtContent>
           <w:r>
             <w:rPr>
@@ -1137,7 +1161,6 @@
           </w:placeholder>
           <w15:appearance w15:val="hidden"/>
         </w:sdtPr>
-        <w:sdtEndPr/>
         <w:sdtContent>
           <w:r>
             <w:rPr>
@@ -1173,7 +1196,6 @@
           </w:placeholder>
           <w15:appearance w15:val="hidden"/>
         </w:sdtPr>
-        <w:sdtEndPr/>
         <w:sdtContent>
           <w:r>
             <w:rPr>
@@ -1209,7 +1231,6 @@
           </w:placeholder>
           <w15:appearance w15:val="hidden"/>
         </w:sdtPr>
-        <w:sdtEndPr/>
         <w:sdtContent>
           <w:r>
             <w:rPr>
@@ -1245,7 +1266,6 @@
           </w:placeholder>
           <w15:appearance w15:val="hidden"/>
         </w:sdtPr>
-        <w:sdtEndPr/>
         <w:sdtContent>
           <w:r>
             <w:rPr>
@@ -1281,7 +1301,6 @@
           </w:placeholder>
           <w15:appearance w15:val="hidden"/>
         </w:sdtPr>
-        <w:sdtEndPr/>
         <w:sdtContent>
           <w:r>
             <w:rPr>
@@ -1337,7 +1356,6 @@
           </w:placeholder>
           <w15:appearance w15:val="hidden"/>
         </w:sdtPr>
-        <w:sdtEndPr/>
         <w:sdtContent>
           <w:r>
             <w:rPr>
@@ -2951,7 +2969,6 @@
         </w:placeholder>
         <w15:appearance w15:val="hidden"/>
       </w:sdtPr>
-      <w:sdtEndPr/>
       <w:sdtContent>
         <w:p>
           <w:pPr>
@@ -3038,7 +3055,6 @@
         </w:placeholder>
         <w15:appearance w15:val="hidden"/>
       </w:sdtPr>
-      <w:sdtEndPr/>
       <w:sdtContent>
         <w:p>
           <w:pPr>
@@ -4475,15 +4491,27 @@
           <w:lang w:val="en-US"/>
         </w:rPr>
       </w:pPr>
-      <w:r>
-        <w:rPr>
-          <w:b/>
-          <w:bCs/>
-          <w:sz w:val="26"/>
-          <w:szCs w:val="26"/>
-          <w:lang w:val="en-US"/>
-        </w:rPr>
-        <w:t>Environment Assumptions</w:t>
+      <w:proofErr w:type="gramStart"/>
+      <w:r>
+        <w:rPr>
+          <w:b/>
+          <w:bCs/>
+          <w:sz w:val="26"/>
+          <w:szCs w:val="26"/>
+          <w:lang w:val="en-US"/>
+        </w:rPr>
+        <w:t>Environment</w:t>
+      </w:r>
+      <w:proofErr w:type="gramEnd"/>
+      <w:r>
+        <w:rPr>
+          <w:b/>
+          <w:bCs/>
+          <w:sz w:val="26"/>
+          <w:szCs w:val="26"/>
+          <w:lang w:val="en-US"/>
+        </w:rPr>
+        <w:t xml:space="preserve"> Assumptions</w:t>
       </w:r>
     </w:p>
     <w:p>
@@ -5589,7 +5617,25 @@
           <w:szCs w:val="26"/>
           <w:lang w:val="en-US"/>
         </w:rPr>
-        <w:t>The system shall validate that the number of seats requested does not exceed the available seats.</w:t>
+        <w:t xml:space="preserve">The system </w:t>
+      </w:r>
+      <w:proofErr w:type="gramStart"/>
+      <w:r>
+        <w:rPr>
+          <w:sz w:val="26"/>
+          <w:szCs w:val="26"/>
+          <w:lang w:val="en-US"/>
+        </w:rPr>
+        <w:t>shall</w:t>
+      </w:r>
+      <w:proofErr w:type="gramEnd"/>
+      <w:r>
+        <w:rPr>
+          <w:sz w:val="26"/>
+          <w:szCs w:val="26"/>
+          <w:lang w:val="en-US"/>
+        </w:rPr>
+        <w:t xml:space="preserve"> validate that the number of seats requested does not exceed the available seats.</w:t>
       </w:r>
     </w:p>
     <w:p>
@@ -5713,15 +5759,43 @@
           <w:szCs w:val="26"/>
           <w:lang w:val="en-US"/>
         </w:rPr>
-        <w:t xml:space="preserve">: </w:t>
-      </w:r>
-      <w:r>
-        <w:rPr>
-          <w:sz w:val="26"/>
-          <w:szCs w:val="26"/>
-          <w:lang w:val="en-US"/>
-        </w:rPr>
-        <w:t>The system shall update the number of booked seats after each booking or cancellation.</w:t>
+        <w:t xml:space="preserve">: The system </w:t>
+      </w:r>
+      <w:proofErr w:type="gramStart"/>
+      <w:r>
+        <w:rPr>
+          <w:sz w:val="26"/>
+          <w:szCs w:val="26"/>
+          <w:lang w:val="en-US"/>
+        </w:rPr>
+        <w:t>shall</w:t>
+      </w:r>
+      <w:proofErr w:type="gramEnd"/>
+      <w:r>
+        <w:rPr>
+          <w:sz w:val="26"/>
+          <w:szCs w:val="26"/>
+          <w:lang w:val="en-US"/>
+        </w:rPr>
+        <w:t xml:space="preserve"> update the number of </w:t>
+      </w:r>
+      <w:proofErr w:type="gramStart"/>
+      <w:r>
+        <w:rPr>
+          <w:sz w:val="26"/>
+          <w:szCs w:val="26"/>
+          <w:lang w:val="en-US"/>
+        </w:rPr>
+        <w:t>booked seats</w:t>
+      </w:r>
+      <w:proofErr w:type="gramEnd"/>
+      <w:r>
+        <w:rPr>
+          <w:sz w:val="26"/>
+          <w:szCs w:val="26"/>
+          <w:lang w:val="en-US"/>
+        </w:rPr>
+        <w:t xml:space="preserve"> after each booking or cancellation.</w:t>
       </w:r>
     </w:p>
     <w:p>
@@ -6783,7 +6857,25 @@
           <w:szCs w:val="26"/>
           <w:lang w:val="en-US"/>
         </w:rPr>
-        <w:t xml:space="preserve"> The system shall not require an internet connection to function.</w:t>
+        <w:t xml:space="preserve"> The system </w:t>
+      </w:r>
+      <w:proofErr w:type="gramStart"/>
+      <w:r>
+        <w:rPr>
+          <w:sz w:val="26"/>
+          <w:szCs w:val="26"/>
+          <w:lang w:val="en-US"/>
+        </w:rPr>
+        <w:t>shall</w:t>
+      </w:r>
+      <w:proofErr w:type="gramEnd"/>
+      <w:r>
+        <w:rPr>
+          <w:sz w:val="26"/>
+          <w:szCs w:val="26"/>
+          <w:lang w:val="en-US"/>
+        </w:rPr>
+        <w:t xml:space="preserve"> not require an internet connection to function.</w:t>
       </w:r>
     </w:p>
     <w:p>
@@ -7891,6 +7983,14 @@
                 <w:lang w:val="en-US"/>
               </w:rPr>
             </w:pPr>
+            <w:r>
+              <w:rPr>
+                <w:sz w:val="26"/>
+                <w:szCs w:val="26"/>
+                <w:lang w:val="en-US"/>
+              </w:rPr>
+              <w:t>NFR1, NFR2, NFR3, NFR4, NFR5, NFR6, NFR7, NFR8, NFR9, NFR10, NFR11, NFR12, NFR13, NFR14, NFR15, NFR16, NFR17, NFR18, NFR19, NFR24, NFR25, NFR26, NFR27, NFR28, NFR29, NFR30, NFR31</w:t>
+            </w:r>
           </w:p>
         </w:tc>
       </w:tr>
@@ -7929,6 +8029,14 @@
                 <w:lang w:val="en-US"/>
               </w:rPr>
             </w:pPr>
+            <w:r>
+              <w:rPr>
+                <w:sz w:val="26"/>
+                <w:szCs w:val="26"/>
+                <w:lang w:val="en-US"/>
+              </w:rPr>
+              <w:t>NFR1, NFR2, NFR4, NFR5, NFR6, NFR7, NFR8, NFR9, NFR10, NFR11, NFR12, NFR13, NFR14, NFR15, NFR16, NFR17, NFR18, NFR23, NFR24, NFR25, NFR26, NFR29, NFR30, NFR31</w:t>
+            </w:r>
           </w:p>
         </w:tc>
       </w:tr>
@@ -7967,6 +8075,22 @@
                 <w:lang w:val="en-US"/>
               </w:rPr>
             </w:pPr>
+            <w:r>
+              <w:rPr>
+                <w:sz w:val="26"/>
+                <w:szCs w:val="26"/>
+                <w:lang w:val="en-US"/>
+              </w:rPr>
+              <w:t>NFR1, NFR2, NFR4, NFR7, NFR8, NFR9, NFR10, NFR11, NFR12, NFR13, NFR14, NFR15</w:t>
+            </w:r>
+            <w:r>
+              <w:rPr>
+                <w:sz w:val="26"/>
+                <w:szCs w:val="26"/>
+                <w:lang w:val="en-US"/>
+              </w:rPr>
+              <w:t>, NFR24, NFR25, NFR26, NFR30, NFR31</w:t>
+            </w:r>
           </w:p>
         </w:tc>
       </w:tr>
@@ -8005,6 +8129,23 @@
                 <w:lang w:val="en-US"/>
               </w:rPr>
             </w:pPr>
+            <w:r>
+              <w:rPr>
+                <w:sz w:val="26"/>
+                <w:szCs w:val="26"/>
+                <w:lang w:val="en-US"/>
+              </w:rPr>
+              <w:t xml:space="preserve">NFR1, NFR2, NFR3, NFR4, NFR5, NFR6, NFR7, NFR8, NFR16, NFR17, NFR18, NFR19, NFR20, NFR21, </w:t>
+            </w:r>
+            <w:r>
+              <w:rPr>
+                <w:sz w:val="26"/>
+                <w:szCs w:val="26"/>
+                <w:lang w:val="en-US"/>
+              </w:rPr>
+              <w:lastRenderedPageBreak/>
+              <w:t>NFR22, NFR23, NFR24, NFR25, NFR26, NFR27, NFR28, NFR29, NFR30, NFR31</w:t>
+            </w:r>
           </w:p>
         </w:tc>
       </w:tr>
@@ -8027,6 +8168,7 @@
                 <w:szCs w:val="26"/>
                 <w:lang w:val="en-US"/>
               </w:rPr>
+              <w:lastRenderedPageBreak/>
               <w:t>Airline Management</w:t>
             </w:r>
           </w:p>
@@ -8043,6 +8185,14 @@
                 <w:lang w:val="en-US"/>
               </w:rPr>
             </w:pPr>
+            <w:r>
+              <w:rPr>
+                <w:sz w:val="26"/>
+                <w:szCs w:val="26"/>
+                <w:lang w:val="en-US"/>
+              </w:rPr>
+              <w:t>NFR4, NFR5, NFR6, NFR23, NFR27, NFR28, NFR29</w:t>
+            </w:r>
           </w:p>
         </w:tc>
       </w:tr>
@@ -8081,10 +8231,239 @@
                 <w:lang w:val="en-US"/>
               </w:rPr>
             </w:pPr>
+            <w:r>
+              <w:rPr>
+                <w:sz w:val="26"/>
+                <w:szCs w:val="26"/>
+                <w:lang w:val="en-US"/>
+              </w:rPr>
+              <w:t>NFR1, NFR2, NFR3, NFR4, NFR5, NFR6, NFR7, NFR8, NFR9, NFR10, NFR11, NFR16, NFR17, NFR18, NFR19, NFR20, NFR21, NFR23, NFR24, NFR25, NFR26, NFR29, NFR30, NFR31, NFR32</w:t>
+            </w:r>
           </w:p>
         </w:tc>
       </w:tr>
     </w:tbl>
+    <w:p>
+      <w:pPr>
+        <w:rPr>
+          <w:b/>
+          <w:bCs/>
+          <w:sz w:val="30"/>
+          <w:szCs w:val="30"/>
+          <w:lang w:val="en-US"/>
+        </w:rPr>
+      </w:pPr>
+    </w:p>
+    <w:p>
+      <w:pPr>
+        <w:rPr>
+          <w:b/>
+          <w:bCs/>
+          <w:sz w:val="30"/>
+          <w:szCs w:val="30"/>
+          <w:lang w:val="en-US"/>
+        </w:rPr>
+      </w:pPr>
+    </w:p>
+    <w:p>
+      <w:pPr>
+        <w:rPr>
+          <w:b/>
+          <w:bCs/>
+          <w:sz w:val="30"/>
+          <w:szCs w:val="30"/>
+          <w:lang w:val="en-US"/>
+        </w:rPr>
+      </w:pPr>
+    </w:p>
+    <w:p>
+      <w:pPr>
+        <w:rPr>
+          <w:b/>
+          <w:bCs/>
+          <w:sz w:val="30"/>
+          <w:szCs w:val="30"/>
+          <w:lang w:val="en-US"/>
+        </w:rPr>
+      </w:pPr>
+    </w:p>
+    <w:p>
+      <w:pPr>
+        <w:rPr>
+          <w:b/>
+          <w:bCs/>
+          <w:sz w:val="30"/>
+          <w:szCs w:val="30"/>
+          <w:lang w:val="en-US"/>
+        </w:rPr>
+      </w:pPr>
+    </w:p>
+    <w:p>
+      <w:pPr>
+        <w:rPr>
+          <w:b/>
+          <w:bCs/>
+          <w:sz w:val="30"/>
+          <w:szCs w:val="30"/>
+          <w:lang w:val="en-US"/>
+        </w:rPr>
+      </w:pPr>
+    </w:p>
+    <w:p>
+      <w:pPr>
+        <w:rPr>
+          <w:b/>
+          <w:bCs/>
+          <w:sz w:val="30"/>
+          <w:szCs w:val="30"/>
+          <w:lang w:val="en-US"/>
+        </w:rPr>
+      </w:pPr>
+    </w:p>
+    <w:p>
+      <w:pPr>
+        <w:rPr>
+          <w:b/>
+          <w:bCs/>
+          <w:sz w:val="30"/>
+          <w:szCs w:val="30"/>
+          <w:lang w:val="en-US"/>
+        </w:rPr>
+      </w:pPr>
+    </w:p>
+    <w:p>
+      <w:pPr>
+        <w:rPr>
+          <w:b/>
+          <w:bCs/>
+          <w:sz w:val="30"/>
+          <w:szCs w:val="30"/>
+          <w:lang w:val="en-US"/>
+        </w:rPr>
+      </w:pPr>
+    </w:p>
+    <w:p>
+      <w:pPr>
+        <w:rPr>
+          <w:b/>
+          <w:bCs/>
+          <w:sz w:val="30"/>
+          <w:szCs w:val="30"/>
+          <w:lang w:val="en-US"/>
+        </w:rPr>
+      </w:pPr>
+    </w:p>
+    <w:p>
+      <w:pPr>
+        <w:rPr>
+          <w:b/>
+          <w:bCs/>
+          <w:sz w:val="30"/>
+          <w:szCs w:val="30"/>
+          <w:lang w:val="en-US"/>
+        </w:rPr>
+      </w:pPr>
+    </w:p>
+    <w:p>
+      <w:pPr>
+        <w:rPr>
+          <w:b/>
+          <w:bCs/>
+          <w:sz w:val="30"/>
+          <w:szCs w:val="30"/>
+          <w:lang w:val="en-US"/>
+        </w:rPr>
+      </w:pPr>
+    </w:p>
+    <w:p>
+      <w:pPr>
+        <w:rPr>
+          <w:b/>
+          <w:bCs/>
+          <w:sz w:val="30"/>
+          <w:szCs w:val="30"/>
+          <w:lang w:val="en-US"/>
+        </w:rPr>
+      </w:pPr>
+    </w:p>
+    <w:p>
+      <w:pPr>
+        <w:rPr>
+          <w:b/>
+          <w:bCs/>
+          <w:sz w:val="30"/>
+          <w:szCs w:val="30"/>
+          <w:lang w:val="en-US"/>
+        </w:rPr>
+      </w:pPr>
+    </w:p>
+    <w:p>
+      <w:pPr>
+        <w:rPr>
+          <w:b/>
+          <w:bCs/>
+          <w:sz w:val="30"/>
+          <w:szCs w:val="30"/>
+          <w:lang w:val="en-US"/>
+        </w:rPr>
+      </w:pPr>
+    </w:p>
+    <w:p>
+      <w:pPr>
+        <w:rPr>
+          <w:b/>
+          <w:bCs/>
+          <w:sz w:val="30"/>
+          <w:szCs w:val="30"/>
+          <w:lang w:val="en-US"/>
+        </w:rPr>
+      </w:pPr>
+    </w:p>
+    <w:p>
+      <w:pPr>
+        <w:rPr>
+          <w:b/>
+          <w:bCs/>
+          <w:sz w:val="30"/>
+          <w:szCs w:val="30"/>
+          <w:lang w:val="en-US"/>
+        </w:rPr>
+      </w:pPr>
+    </w:p>
+    <w:p>
+      <w:pPr>
+        <w:rPr>
+          <w:b/>
+          <w:bCs/>
+          <w:sz w:val="30"/>
+          <w:szCs w:val="30"/>
+          <w:lang w:val="en-US"/>
+        </w:rPr>
+      </w:pPr>
+    </w:p>
+    <w:p>
+      <w:pPr>
+        <w:jc w:val="center"/>
+        <w:rPr>
+          <w:b/>
+          <w:bCs/>
+          <w:sz w:val="30"/>
+          <w:szCs w:val="30"/>
+          <w:lang w:val="en-US"/>
+        </w:rPr>
+      </w:pPr>
+      <w:r>
+        <w:rPr>
+          <w:b/>
+          <w:bCs/>
+          <w:sz w:val="30"/>
+          <w:szCs w:val="30"/>
+          <w:lang w:val="en-US"/>
+        </w:rPr>
+        <w:lastRenderedPageBreak/>
+        <w:t>Task 3: UML Requirements Modelling</w:t>
+      </w:r>
+    </w:p>
     <w:p>
       <w:pPr>
         <w:rPr>
@@ -8355,7 +8734,6 @@
         </w:placeholder>
         <w15:appearance w15:val="hidden"/>
       </w:sdtPr>
-      <w:sdtEndPr/>
       <w:sdtContent>
         <w:p>
           <w:pPr>
@@ -10326,6 +10704,7 @@
   <w:style w:type="character" w:default="1" w:styleId="DefaultParagraphFont">
     <w:name w:val="Default Paragraph Font"/>
     <w:uiPriority w:val="1"/>
+    <w:semiHidden/>
     <w:unhideWhenUsed/>
   </w:style>
   <w:style w:type="table" w:default="1" w:styleId="TableNormal">
@@ -10790,9 +11169,11 @@
     <w:rsidRoot w:val="00C43B6E"/>
     <w:rsid w:val="00117259"/>
     <w:rsid w:val="002A5B84"/>
+    <w:rsid w:val="00436684"/>
     <w:rsid w:val="00BD6B70"/>
     <w:rsid w:val="00C43B6E"/>
     <w:rsid w:val="00E5238B"/>
+    <w:rsid w:val="00F50D89"/>
     <w:rsid w:val="00FD40E7"/>
   </w:rsids>
   <m:mathPr>

--- a/Project Phase 1.docx
+++ b/Project Phase 1.docx
@@ -9820,29 +9820,6 @@
           <w:rFonts w:ascii="Amasis MT Pro" w:hAnsi="Amasis MT Pro"/>
           <w:b/>
           <w:bCs/>
-          <w:sz w:val="30"/>
-          <w:szCs w:val="30"/>
-          <w:lang w:val="en-US"/>
-        </w:rPr>
-      </w:pPr>
-      <w:r>
-        <w:rPr>
-          <w:rFonts w:ascii="Amasis MT Pro" w:hAnsi="Amasis MT Pro"/>
-          <w:b/>
-          <w:bCs/>
-          <w:sz w:val="30"/>
-          <w:szCs w:val="30"/>
-          <w:lang w:val="en-US"/>
-        </w:rPr>
-        <w:t>Actors:</w:t>
-      </w:r>
-    </w:p>
-    <w:p>
-      <w:pPr>
-        <w:rPr>
-          <w:rFonts w:ascii="Amasis MT Pro" w:hAnsi="Amasis MT Pro"/>
-          <w:b/>
-          <w:bCs/>
           <w:sz w:val="2"/>
           <w:szCs w:val="2"/>
           <w:lang w:val="en-US"/>
@@ -9851,844 +9828,6 @@
     </w:p>
     <w:p>
       <w:pPr>
-        <w:pStyle w:val="ListParagraph"/>
-        <w:spacing w:after="60"/>
-        <w:ind w:left="0"/>
-        <w:rPr>
-          <w:rFonts w:ascii="Amasis MT Pro" w:hAnsi="Amasis MT Pro"/>
-          <w:sz w:val="26"/>
-          <w:szCs w:val="26"/>
-          <w:lang w:val="en-US"/>
-        </w:rPr>
-      </w:pPr>
-      <w:r>
-        <w:rPr>
-          <w:rFonts w:ascii="Amasis MT Pro" w:hAnsi="Amasis MT Pro"/>
-          <w:b/>
-          <w:bCs/>
-          <w:sz w:val="26"/>
-          <w:szCs w:val="26"/>
-          <w:lang w:val="en-US"/>
-        </w:rPr>
-        <w:t>1</w:t>
-      </w:r>
-      <w:r>
-        <w:rPr>
-          <w:rFonts w:ascii="Amasis MT Pro" w:hAnsi="Amasis MT Pro"/>
-          <w:b/>
-          <w:bCs/>
-          <w:sz w:val="26"/>
-          <w:szCs w:val="26"/>
-          <w:lang w:val="en-US"/>
-        </w:rPr>
-        <w:t>. Customer</w:t>
-      </w:r>
-      <w:r>
-        <w:rPr>
-          <w:rFonts w:ascii="Amasis MT Pro" w:hAnsi="Amasis MT Pro"/>
-          <w:sz w:val="26"/>
-          <w:szCs w:val="26"/>
-          <w:lang w:val="en-US"/>
-        </w:rPr>
-        <w:t xml:space="preserve"> </w:t>
-      </w:r>
-      <w:r>
-        <w:rPr>
-          <w:rFonts w:ascii="Amasis MT Pro" w:hAnsi="Amasis MT Pro"/>
-          <w:sz w:val="26"/>
-          <w:szCs w:val="26"/>
-          <w:lang w:val="en-US"/>
-        </w:rPr>
-        <w:t>–</w:t>
-      </w:r>
-      <w:r>
-        <w:rPr>
-          <w:rFonts w:ascii="Amasis MT Pro" w:hAnsi="Amasis MT Pro"/>
-          <w:sz w:val="26"/>
-          <w:szCs w:val="26"/>
-          <w:lang w:val="en-US"/>
-        </w:rPr>
-        <w:t xml:space="preserve"> </w:t>
-      </w:r>
-      <w:r>
-        <w:rPr>
-          <w:rFonts w:ascii="Amasis MT Pro" w:hAnsi="Amasis MT Pro"/>
-          <w:sz w:val="26"/>
-          <w:szCs w:val="26"/>
-          <w:lang w:val="en-US"/>
-        </w:rPr>
-        <w:t>A registered user that has access to booking-related features of the system.</w:t>
-      </w:r>
-    </w:p>
-    <w:p>
-      <w:pPr>
-        <w:pStyle w:val="ListParagraph"/>
-        <w:ind w:left="0"/>
-        <w:rPr>
-          <w:rFonts w:ascii="Amasis MT Pro" w:hAnsi="Amasis MT Pro"/>
-          <w:sz w:val="2"/>
-          <w:szCs w:val="2"/>
-          <w:lang w:val="en-US"/>
-        </w:rPr>
-      </w:pPr>
-      <w:r>
-        <w:rPr>
-          <w:rFonts w:ascii="Amasis MT Pro" w:hAnsi="Amasis MT Pro"/>
-          <w:sz w:val="26"/>
-          <w:szCs w:val="26"/>
-          <w:lang w:val="en-US"/>
-        </w:rPr>
-        <w:t xml:space="preserve"> </w:t>
-      </w:r>
-    </w:p>
-    <w:p>
-      <w:pPr>
-        <w:pStyle w:val="ListParagraph"/>
-        <w:ind w:left="0"/>
-        <w:rPr>
-          <w:rFonts w:ascii="Amasis MT Pro" w:hAnsi="Amasis MT Pro"/>
-          <w:sz w:val="26"/>
-          <w:szCs w:val="26"/>
-          <w:lang w:val="en-US"/>
-        </w:rPr>
-      </w:pPr>
-      <w:r>
-        <w:rPr>
-          <w:rFonts w:ascii="Amasis MT Pro" w:hAnsi="Amasis MT Pro"/>
-          <w:b/>
-          <w:bCs/>
-          <w:sz w:val="26"/>
-          <w:szCs w:val="26"/>
-          <w:lang w:val="en-US"/>
-        </w:rPr>
-        <w:t>2</w:t>
-      </w:r>
-      <w:r>
-        <w:rPr>
-          <w:rFonts w:ascii="Amasis MT Pro" w:hAnsi="Amasis MT Pro"/>
-          <w:b/>
-          <w:bCs/>
-          <w:sz w:val="26"/>
-          <w:szCs w:val="26"/>
-          <w:lang w:val="en-US"/>
-        </w:rPr>
-        <w:t>. Admin</w:t>
-      </w:r>
-      <w:r>
-        <w:rPr>
-          <w:rFonts w:ascii="Amasis MT Pro" w:hAnsi="Amasis MT Pro"/>
-          <w:b/>
-          <w:bCs/>
-          <w:sz w:val="26"/>
-          <w:szCs w:val="26"/>
-          <w:lang w:val="en-US"/>
-        </w:rPr>
-        <w:t xml:space="preserve"> </w:t>
-      </w:r>
-      <w:r>
-        <w:rPr>
-          <w:rFonts w:ascii="Amasis MT Pro" w:hAnsi="Amasis MT Pro"/>
-          <w:sz w:val="26"/>
-          <w:szCs w:val="26"/>
-          <w:lang w:val="en-US"/>
-        </w:rPr>
-        <w:t>– A system operator responsible for managing flight data that has elevated privileges for system maintenance.</w:t>
-      </w:r>
-    </w:p>
-    <w:p>
-      <w:pPr>
-        <w:pStyle w:val="ListParagraph"/>
-        <w:ind w:left="0"/>
-        <w:rPr>
-          <w:rFonts w:ascii="Amasis MT Pro" w:hAnsi="Amasis MT Pro"/>
-          <w:sz w:val="2"/>
-          <w:szCs w:val="2"/>
-          <w:lang w:val="en-US"/>
-        </w:rPr>
-      </w:pPr>
-    </w:p>
-    <w:p>
-      <w:pPr>
-        <w:pStyle w:val="ListParagraph"/>
-        <w:ind w:left="0"/>
-        <w:rPr>
-          <w:rFonts w:ascii="Amasis MT Pro" w:hAnsi="Amasis MT Pro"/>
-          <w:b/>
-          <w:bCs/>
-          <w:sz w:val="26"/>
-          <w:szCs w:val="26"/>
-          <w:lang w:val="en-US"/>
-        </w:rPr>
-      </w:pPr>
-      <w:r>
-        <w:rPr>
-          <w:rFonts w:ascii="Amasis MT Pro" w:hAnsi="Amasis MT Pro"/>
-          <w:b/>
-          <w:bCs/>
-          <w:sz w:val="26"/>
-          <w:szCs w:val="26"/>
-          <w:lang w:val="en-US"/>
-        </w:rPr>
-        <w:t>3.</w:t>
-      </w:r>
-      <w:r>
-        <w:rPr>
-          <w:rFonts w:ascii="Amasis MT Pro" w:hAnsi="Amasis MT Pro"/>
-          <w:b/>
-          <w:bCs/>
-          <w:sz w:val="26"/>
-          <w:szCs w:val="26"/>
-          <w:lang w:val="en-US"/>
-        </w:rPr>
-        <w:t xml:space="preserve"> </w:t>
-      </w:r>
-      <w:r>
-        <w:rPr>
-          <w:rFonts w:ascii="Amasis MT Pro" w:hAnsi="Amasis MT Pro"/>
-          <w:b/>
-          <w:bCs/>
-          <w:sz w:val="26"/>
-          <w:szCs w:val="26"/>
-          <w:lang w:val="en-US"/>
-        </w:rPr>
-        <w:t>Guest</w:t>
-      </w:r>
-      <w:r>
-        <w:rPr>
-          <w:rFonts w:ascii="Amasis MT Pro" w:hAnsi="Amasis MT Pro"/>
-          <w:sz w:val="26"/>
-          <w:szCs w:val="26"/>
-          <w:lang w:val="en-US"/>
-        </w:rPr>
-        <w:t xml:space="preserve"> </w:t>
-      </w:r>
-      <w:r>
-        <w:rPr>
-          <w:rFonts w:ascii="Amasis MT Pro" w:hAnsi="Amasis MT Pro"/>
-          <w:sz w:val="26"/>
-          <w:szCs w:val="26"/>
-          <w:lang w:val="en-US"/>
-        </w:rPr>
-        <w:t xml:space="preserve">– An unregistered user who can search and view flight details but must register or log in to access booking features. </w:t>
-      </w:r>
-    </w:p>
-    <w:p>
-      <w:pPr>
-        <w:rPr>
-          <w:rFonts w:ascii="Amasis MT Pro" w:hAnsi="Amasis MT Pro"/>
-          <w:b/>
-          <w:bCs/>
-          <w:sz w:val="2"/>
-          <w:szCs w:val="2"/>
-          <w:lang w:val="en-US"/>
-        </w:rPr>
-      </w:pPr>
-    </w:p>
-    <w:p>
-      <w:pPr>
-        <w:rPr>
-          <w:rFonts w:ascii="Amasis MT Pro" w:hAnsi="Amasis MT Pro"/>
-          <w:b/>
-          <w:bCs/>
-          <w:sz w:val="30"/>
-          <w:szCs w:val="30"/>
-          <w:lang w:val="en-US"/>
-        </w:rPr>
-      </w:pPr>
-      <w:r>
-        <w:rPr>
-          <w:rFonts w:ascii="Amasis MT Pro" w:hAnsi="Amasis MT Pro"/>
-          <w:b/>
-          <w:bCs/>
-          <w:sz w:val="30"/>
-          <w:szCs w:val="30"/>
-          <w:lang w:val="en-US"/>
-        </w:rPr>
-        <w:t>Use Cases:</w:t>
-      </w:r>
-    </w:p>
-    <w:p>
-      <w:pPr>
-        <w:rPr>
-          <w:rFonts w:ascii="Amasis MT Pro" w:hAnsi="Amasis MT Pro"/>
-          <w:b/>
-          <w:bCs/>
-          <w:sz w:val="2"/>
-          <w:szCs w:val="2"/>
-          <w:lang w:val="en-US"/>
-        </w:rPr>
-      </w:pPr>
-    </w:p>
-    <w:p>
-      <w:pPr>
-        <w:rPr>
-          <w:rFonts w:ascii="Amasis MT Pro" w:hAnsi="Amasis MT Pro"/>
-          <w:b/>
-          <w:bCs/>
-          <w:sz w:val="26"/>
-          <w:szCs w:val="26"/>
-          <w:lang w:val="en-US"/>
-        </w:rPr>
-      </w:pPr>
-      <w:r>
-        <w:rPr>
-          <w:rFonts w:ascii="Amasis MT Pro" w:hAnsi="Amasis MT Pro"/>
-          <w:b/>
-          <w:bCs/>
-          <w:sz w:val="26"/>
-          <w:szCs w:val="26"/>
-          <w:lang w:val="en-US"/>
-        </w:rPr>
-        <w:t>Customers:</w:t>
-      </w:r>
-    </w:p>
-    <w:p>
-      <w:pPr>
-        <w:pStyle w:val="ListParagraph"/>
-        <w:numPr>
-          <w:ilvl w:val="0"/>
-          <w:numId w:val="10"/>
-        </w:numPr>
-        <w:rPr>
-          <w:rFonts w:ascii="Amasis MT Pro" w:hAnsi="Amasis MT Pro"/>
-          <w:b/>
-          <w:bCs/>
-          <w:sz w:val="26"/>
-          <w:szCs w:val="26"/>
-          <w:lang w:val="en-US"/>
-        </w:rPr>
-      </w:pPr>
-      <w:r>
-        <w:rPr>
-          <w:rFonts w:ascii="Amasis MT Pro" w:hAnsi="Amasis MT Pro"/>
-          <w:sz w:val="26"/>
-          <w:szCs w:val="26"/>
-          <w:lang w:val="en-US"/>
-        </w:rPr>
-        <w:t>Login</w:t>
-      </w:r>
-    </w:p>
-    <w:p>
-      <w:pPr>
-        <w:pStyle w:val="ListParagraph"/>
-        <w:numPr>
-          <w:ilvl w:val="0"/>
-          <w:numId w:val="10"/>
-        </w:numPr>
-        <w:rPr>
-          <w:rFonts w:ascii="Amasis MT Pro" w:hAnsi="Amasis MT Pro"/>
-          <w:b/>
-          <w:bCs/>
-          <w:sz w:val="26"/>
-          <w:szCs w:val="26"/>
-          <w:lang w:val="en-US"/>
-        </w:rPr>
-      </w:pPr>
-      <w:proofErr w:type="gramStart"/>
-      <w:r>
-        <w:rPr>
-          <w:rFonts w:ascii="Amasis MT Pro" w:hAnsi="Amasis MT Pro"/>
-          <w:sz w:val="26"/>
-          <w:szCs w:val="26"/>
-          <w:lang w:val="en-US"/>
-        </w:rPr>
-        <w:t>Search</w:t>
-      </w:r>
-      <w:proofErr w:type="gramEnd"/>
-      <w:r>
-        <w:rPr>
-          <w:rFonts w:ascii="Amasis MT Pro" w:hAnsi="Amasis MT Pro"/>
-          <w:sz w:val="26"/>
-          <w:szCs w:val="26"/>
-          <w:lang w:val="en-US"/>
-        </w:rPr>
-        <w:t xml:space="preserve"> Flights</w:t>
-      </w:r>
-    </w:p>
-    <w:p>
-      <w:pPr>
-        <w:pStyle w:val="ListParagraph"/>
-        <w:numPr>
-          <w:ilvl w:val="0"/>
-          <w:numId w:val="10"/>
-        </w:numPr>
-        <w:rPr>
-          <w:rFonts w:ascii="Amasis MT Pro" w:hAnsi="Amasis MT Pro"/>
-          <w:b/>
-          <w:bCs/>
-          <w:sz w:val="26"/>
-          <w:szCs w:val="26"/>
-          <w:lang w:val="en-US"/>
-        </w:rPr>
-      </w:pPr>
-      <w:r>
-        <w:rPr>
-          <w:rFonts w:ascii="Amasis MT Pro" w:hAnsi="Amasis MT Pro"/>
-          <w:sz w:val="26"/>
-          <w:szCs w:val="26"/>
-          <w:lang w:val="en-US"/>
-        </w:rPr>
-        <w:t>View Flight Details</w:t>
-      </w:r>
-    </w:p>
-    <w:p>
-      <w:pPr>
-        <w:pStyle w:val="ListParagraph"/>
-        <w:numPr>
-          <w:ilvl w:val="0"/>
-          <w:numId w:val="10"/>
-        </w:numPr>
-        <w:rPr>
-          <w:rFonts w:ascii="Amasis MT Pro" w:hAnsi="Amasis MT Pro"/>
-          <w:b/>
-          <w:bCs/>
-          <w:sz w:val="26"/>
-          <w:szCs w:val="26"/>
-          <w:lang w:val="en-US"/>
-        </w:rPr>
-      </w:pPr>
-      <w:r>
-        <w:rPr>
-          <w:rFonts w:ascii="Amasis MT Pro" w:hAnsi="Amasis MT Pro"/>
-          <w:sz w:val="26"/>
-          <w:szCs w:val="26"/>
-          <w:lang w:val="en-US"/>
-        </w:rPr>
-        <w:t>Book Flight</w:t>
-      </w:r>
-    </w:p>
-    <w:p>
-      <w:pPr>
-        <w:pStyle w:val="ListParagraph"/>
-        <w:numPr>
-          <w:ilvl w:val="0"/>
-          <w:numId w:val="10"/>
-        </w:numPr>
-        <w:rPr>
-          <w:rFonts w:ascii="Amasis MT Pro" w:hAnsi="Amasis MT Pro"/>
-          <w:b/>
-          <w:bCs/>
-          <w:sz w:val="26"/>
-          <w:szCs w:val="26"/>
-          <w:lang w:val="en-US"/>
-        </w:rPr>
-      </w:pPr>
-      <w:r>
-        <w:rPr>
-          <w:rFonts w:ascii="Amasis MT Pro" w:hAnsi="Amasis MT Pro"/>
-          <w:sz w:val="26"/>
-          <w:szCs w:val="26"/>
-          <w:lang w:val="en-US"/>
-        </w:rPr>
-        <w:t>Cancel Booking</w:t>
-      </w:r>
-    </w:p>
-    <w:p>
-      <w:pPr>
-        <w:pStyle w:val="ListParagraph"/>
-        <w:numPr>
-          <w:ilvl w:val="0"/>
-          <w:numId w:val="10"/>
-        </w:numPr>
-        <w:rPr>
-          <w:rFonts w:ascii="Amasis MT Pro" w:hAnsi="Amasis MT Pro"/>
-          <w:b/>
-          <w:bCs/>
-          <w:sz w:val="26"/>
-          <w:szCs w:val="26"/>
-          <w:lang w:val="en-US"/>
-        </w:rPr>
-      </w:pPr>
-      <w:r>
-        <w:rPr>
-          <w:rFonts w:ascii="Amasis MT Pro" w:hAnsi="Amasis MT Pro"/>
-          <w:sz w:val="26"/>
-          <w:szCs w:val="26"/>
-          <w:lang w:val="en-US"/>
-        </w:rPr>
-        <w:t>View My Bookings</w:t>
-      </w:r>
-    </w:p>
-    <w:p>
-      <w:pPr>
-        <w:pStyle w:val="ListParagraph"/>
-        <w:numPr>
-          <w:ilvl w:val="0"/>
-          <w:numId w:val="10"/>
-        </w:numPr>
-        <w:rPr>
-          <w:rFonts w:ascii="Amasis MT Pro" w:hAnsi="Amasis MT Pro"/>
-          <w:b/>
-          <w:bCs/>
-          <w:sz w:val="26"/>
-          <w:szCs w:val="26"/>
-          <w:lang w:val="en-US"/>
-        </w:rPr>
-      </w:pPr>
-      <w:r>
-        <w:rPr>
-          <w:rFonts w:ascii="Amasis MT Pro" w:hAnsi="Amasis MT Pro"/>
-          <w:sz w:val="26"/>
-          <w:szCs w:val="26"/>
-          <w:lang w:val="en-US"/>
-        </w:rPr>
-        <w:t>View Flight History</w:t>
-      </w:r>
-    </w:p>
-    <w:p>
-      <w:pPr>
-        <w:pStyle w:val="ListParagraph"/>
-        <w:numPr>
-          <w:ilvl w:val="0"/>
-          <w:numId w:val="10"/>
-        </w:numPr>
-        <w:rPr>
-          <w:rFonts w:ascii="Amasis MT Pro" w:hAnsi="Amasis MT Pro"/>
-          <w:b/>
-          <w:bCs/>
-          <w:sz w:val="26"/>
-          <w:szCs w:val="26"/>
-          <w:lang w:val="en-US"/>
-        </w:rPr>
-      </w:pPr>
-      <w:r>
-        <w:rPr>
-          <w:rFonts w:ascii="Amasis MT Pro" w:hAnsi="Amasis MT Pro"/>
-          <w:sz w:val="26"/>
-          <w:szCs w:val="26"/>
-          <w:lang w:val="en-US"/>
-        </w:rPr>
-        <w:t>Logout</w:t>
-      </w:r>
-    </w:p>
-    <w:p>
-      <w:pPr>
-        <w:rPr>
-          <w:rFonts w:ascii="Amasis MT Pro" w:hAnsi="Amasis MT Pro"/>
-          <w:b/>
-          <w:bCs/>
-          <w:sz w:val="2"/>
-          <w:szCs w:val="2"/>
-          <w:lang w:val="en-US"/>
-        </w:rPr>
-      </w:pPr>
-    </w:p>
-    <w:p>
-      <w:pPr>
-        <w:rPr>
-          <w:rFonts w:ascii="Amasis MT Pro" w:hAnsi="Amasis MT Pro"/>
-          <w:b/>
-          <w:bCs/>
-          <w:sz w:val="26"/>
-          <w:szCs w:val="26"/>
-          <w:lang w:val="en-US"/>
-        </w:rPr>
-      </w:pPr>
-      <w:r>
-        <w:rPr>
-          <w:rFonts w:ascii="Amasis MT Pro" w:hAnsi="Amasis MT Pro"/>
-          <w:b/>
-          <w:bCs/>
-          <w:sz w:val="26"/>
-          <w:szCs w:val="26"/>
-          <w:lang w:val="en-US"/>
-        </w:rPr>
-        <w:t>Admins:</w:t>
-      </w:r>
-    </w:p>
-    <w:p>
-      <w:pPr>
-        <w:pStyle w:val="ListParagraph"/>
-        <w:numPr>
-          <w:ilvl w:val="0"/>
-          <w:numId w:val="10"/>
-        </w:numPr>
-        <w:rPr>
-          <w:rFonts w:ascii="Amasis MT Pro" w:hAnsi="Amasis MT Pro"/>
-          <w:b/>
-          <w:bCs/>
-          <w:sz w:val="26"/>
-          <w:szCs w:val="26"/>
-          <w:lang w:val="en-US"/>
-        </w:rPr>
-      </w:pPr>
-      <w:r>
-        <w:rPr>
-          <w:rFonts w:ascii="Amasis MT Pro" w:hAnsi="Amasis MT Pro"/>
-          <w:sz w:val="26"/>
-          <w:szCs w:val="26"/>
-          <w:lang w:val="en-US"/>
-        </w:rPr>
-        <w:t>Add Flight</w:t>
-      </w:r>
-    </w:p>
-    <w:p>
-      <w:pPr>
-        <w:pStyle w:val="ListParagraph"/>
-        <w:numPr>
-          <w:ilvl w:val="0"/>
-          <w:numId w:val="10"/>
-        </w:numPr>
-        <w:rPr>
-          <w:rFonts w:ascii="Amasis MT Pro" w:hAnsi="Amasis MT Pro"/>
-          <w:b/>
-          <w:bCs/>
-          <w:sz w:val="26"/>
-          <w:szCs w:val="26"/>
-          <w:lang w:val="en-US"/>
-        </w:rPr>
-      </w:pPr>
-      <w:proofErr w:type="gramStart"/>
-      <w:r>
-        <w:rPr>
-          <w:rFonts w:ascii="Amasis MT Pro" w:hAnsi="Amasis MT Pro"/>
-          <w:sz w:val="26"/>
-          <w:szCs w:val="26"/>
-          <w:lang w:val="en-US"/>
-        </w:rPr>
-        <w:t>Remove</w:t>
-      </w:r>
-      <w:proofErr w:type="gramEnd"/>
-      <w:r>
-        <w:rPr>
-          <w:rFonts w:ascii="Amasis MT Pro" w:hAnsi="Amasis MT Pro"/>
-          <w:sz w:val="26"/>
-          <w:szCs w:val="26"/>
-          <w:lang w:val="en-US"/>
-        </w:rPr>
-        <w:t xml:space="preserve"> Flight</w:t>
-      </w:r>
-    </w:p>
-    <w:p>
-      <w:pPr>
-        <w:pStyle w:val="ListParagraph"/>
-        <w:numPr>
-          <w:ilvl w:val="0"/>
-          <w:numId w:val="10"/>
-        </w:numPr>
-        <w:rPr>
-          <w:rFonts w:ascii="Amasis MT Pro" w:hAnsi="Amasis MT Pro"/>
-          <w:b/>
-          <w:bCs/>
-          <w:sz w:val="26"/>
-          <w:szCs w:val="26"/>
-          <w:lang w:val="en-US"/>
-        </w:rPr>
-      </w:pPr>
-      <w:r>
-        <w:rPr>
-          <w:rFonts w:ascii="Amasis MT Pro" w:hAnsi="Amasis MT Pro"/>
-          <w:sz w:val="26"/>
-          <w:szCs w:val="26"/>
-          <w:lang w:val="en-US"/>
-        </w:rPr>
-        <w:t>Update Flight</w:t>
-      </w:r>
-    </w:p>
-    <w:p>
-      <w:pPr>
-        <w:pStyle w:val="ListParagraph"/>
-        <w:numPr>
-          <w:ilvl w:val="0"/>
-          <w:numId w:val="10"/>
-        </w:numPr>
-        <w:rPr>
-          <w:rFonts w:ascii="Amasis MT Pro" w:hAnsi="Amasis MT Pro"/>
-          <w:b/>
-          <w:bCs/>
-          <w:sz w:val="26"/>
-          <w:szCs w:val="26"/>
-          <w:lang w:val="en-US"/>
-        </w:rPr>
-      </w:pPr>
-      <w:r>
-        <w:rPr>
-          <w:rFonts w:ascii="Amasis MT Pro" w:hAnsi="Amasis MT Pro"/>
-          <w:sz w:val="26"/>
-          <w:szCs w:val="26"/>
-          <w:lang w:val="en-US"/>
-        </w:rPr>
-        <w:t>View All Flights</w:t>
-      </w:r>
-    </w:p>
-    <w:p>
-      <w:pPr>
-        <w:pStyle w:val="ListParagraph"/>
-        <w:numPr>
-          <w:ilvl w:val="0"/>
-          <w:numId w:val="10"/>
-        </w:numPr>
-        <w:rPr>
-          <w:rFonts w:ascii="Amasis MT Pro" w:hAnsi="Amasis MT Pro"/>
-          <w:b/>
-          <w:bCs/>
-          <w:sz w:val="26"/>
-          <w:szCs w:val="26"/>
-          <w:lang w:val="en-US"/>
-        </w:rPr>
-      </w:pPr>
-      <w:r>
-        <w:rPr>
-          <w:rFonts w:ascii="Amasis MT Pro" w:hAnsi="Amasis MT Pro"/>
-          <w:sz w:val="26"/>
-          <w:szCs w:val="26"/>
-          <w:lang w:val="en-US"/>
-        </w:rPr>
-        <w:t>View Flight Occupancy</w:t>
-      </w:r>
-    </w:p>
-    <w:p>
-      <w:pPr>
-        <w:rPr>
-          <w:rFonts w:ascii="Amasis MT Pro" w:hAnsi="Amasis MT Pro"/>
-          <w:b/>
-          <w:bCs/>
-          <w:sz w:val="2"/>
-          <w:szCs w:val="2"/>
-          <w:lang w:val="en-US"/>
-        </w:rPr>
-      </w:pPr>
-    </w:p>
-    <w:p>
-      <w:pPr>
-        <w:rPr>
-          <w:rFonts w:ascii="Amasis MT Pro" w:hAnsi="Amasis MT Pro"/>
-          <w:b/>
-          <w:bCs/>
-          <w:sz w:val="26"/>
-          <w:szCs w:val="26"/>
-          <w:lang w:val="en-US"/>
-        </w:rPr>
-      </w:pPr>
-      <w:r>
-        <w:rPr>
-          <w:rFonts w:ascii="Amasis MT Pro" w:hAnsi="Amasis MT Pro"/>
-          <w:b/>
-          <w:bCs/>
-          <w:sz w:val="26"/>
-          <w:szCs w:val="26"/>
-          <w:lang w:val="en-US"/>
-        </w:rPr>
-        <w:t>Guest:</w:t>
-      </w:r>
-    </w:p>
-    <w:p>
-      <w:pPr>
-        <w:pStyle w:val="ListParagraph"/>
-        <w:numPr>
-          <w:ilvl w:val="0"/>
-          <w:numId w:val="10"/>
-        </w:numPr>
-        <w:rPr>
-          <w:rFonts w:ascii="Amasis MT Pro" w:hAnsi="Amasis MT Pro"/>
-          <w:b/>
-          <w:bCs/>
-          <w:sz w:val="26"/>
-          <w:szCs w:val="26"/>
-          <w:lang w:val="en-US"/>
-        </w:rPr>
-      </w:pPr>
-      <w:r>
-        <w:rPr>
-          <w:rFonts w:ascii="Amasis MT Pro" w:hAnsi="Amasis MT Pro"/>
-          <w:sz w:val="26"/>
-          <w:szCs w:val="26"/>
-          <w:lang w:val="en-US"/>
-        </w:rPr>
-        <w:t>Login</w:t>
-      </w:r>
-    </w:p>
-    <w:p>
-      <w:pPr>
-        <w:pStyle w:val="ListParagraph"/>
-        <w:numPr>
-          <w:ilvl w:val="0"/>
-          <w:numId w:val="10"/>
-        </w:numPr>
-        <w:rPr>
-          <w:rFonts w:ascii="Amasis MT Pro" w:hAnsi="Amasis MT Pro"/>
-          <w:b/>
-          <w:bCs/>
-          <w:sz w:val="26"/>
-          <w:szCs w:val="26"/>
-          <w:lang w:val="en-US"/>
-        </w:rPr>
-      </w:pPr>
-      <w:r>
-        <w:rPr>
-          <w:rFonts w:ascii="Amasis MT Pro" w:hAnsi="Amasis MT Pro"/>
-          <w:sz w:val="26"/>
-          <w:szCs w:val="26"/>
-          <w:lang w:val="en-US"/>
-        </w:rPr>
-        <w:t>Register</w:t>
-      </w:r>
-    </w:p>
-    <w:p>
-      <w:pPr>
-        <w:pStyle w:val="ListParagraph"/>
-        <w:numPr>
-          <w:ilvl w:val="0"/>
-          <w:numId w:val="10"/>
-        </w:numPr>
-        <w:rPr>
-          <w:rFonts w:ascii="Amasis MT Pro" w:hAnsi="Amasis MT Pro"/>
-          <w:b/>
-          <w:bCs/>
-          <w:sz w:val="26"/>
-          <w:szCs w:val="26"/>
-          <w:lang w:val="en-US"/>
-        </w:rPr>
-      </w:pPr>
-      <w:proofErr w:type="gramStart"/>
-      <w:r>
-        <w:rPr>
-          <w:rFonts w:ascii="Amasis MT Pro" w:hAnsi="Amasis MT Pro"/>
-          <w:sz w:val="26"/>
-          <w:szCs w:val="26"/>
-          <w:lang w:val="en-US"/>
-        </w:rPr>
-        <w:t>Search</w:t>
-      </w:r>
-      <w:proofErr w:type="gramEnd"/>
-      <w:r>
-        <w:rPr>
-          <w:rFonts w:ascii="Amasis MT Pro" w:hAnsi="Amasis MT Pro"/>
-          <w:sz w:val="26"/>
-          <w:szCs w:val="26"/>
-          <w:lang w:val="en-US"/>
-        </w:rPr>
-        <w:t xml:space="preserve"> Flights</w:t>
-      </w:r>
-    </w:p>
-    <w:p>
-      <w:pPr>
-        <w:pStyle w:val="ListParagraph"/>
-        <w:numPr>
-          <w:ilvl w:val="0"/>
-          <w:numId w:val="10"/>
-        </w:numPr>
-        <w:rPr>
-          <w:rFonts w:ascii="Amasis MT Pro" w:hAnsi="Amasis MT Pro"/>
-          <w:b/>
-          <w:bCs/>
-          <w:sz w:val="26"/>
-          <w:szCs w:val="26"/>
-          <w:lang w:val="en-US"/>
-        </w:rPr>
-      </w:pPr>
-      <w:r>
-        <w:rPr>
-          <w:rFonts w:ascii="Amasis MT Pro" w:hAnsi="Amasis MT Pro"/>
-          <w:sz w:val="26"/>
-          <w:szCs w:val="26"/>
-          <w:lang w:val="en-US"/>
-        </w:rPr>
-        <w:t>View Flight Details</w:t>
-      </w:r>
-    </w:p>
-    <w:p>
-      <w:pPr>
         <w:rPr>
           <w:rFonts w:ascii="Amasis MT Pro" w:hAnsi="Amasis MT Pro"/>
           <w:b/>
@@ -10708,17 +9847,16 @@
           <w:szCs w:val="26"/>
           <w:lang w:val="en-US"/>
         </w:rPr>
-        <w:lastRenderedPageBreak/>
         <w:drawing>
-          <wp:anchor distT="0" distB="0" distL="114300" distR="114300" simplePos="0" relativeHeight="251658240" behindDoc="1" locked="0" layoutInCell="1" allowOverlap="1" wp14:anchorId="2FFFF638" wp14:editId="77289AE5">
+          <wp:anchor distT="0" distB="0" distL="114300" distR="114300" simplePos="0" relativeHeight="251658240" behindDoc="1" locked="0" layoutInCell="1" allowOverlap="1" wp14:anchorId="2FFFF638" wp14:editId="3118D455">
             <wp:simplePos x="0" y="0"/>
             <wp:positionH relativeFrom="margin">
               <wp:align>center</wp:align>
             </wp:positionH>
             <wp:positionV relativeFrom="paragraph">
-              <wp:posOffset>392348</wp:posOffset>
+              <wp:posOffset>403151</wp:posOffset>
             </wp:positionV>
-            <wp:extent cx="6835706" cy="4607626"/>
+            <wp:extent cx="6835140" cy="4607560"/>
             <wp:effectExtent l="0" t="0" r="3810" b="2540"/>
             <wp:wrapTight wrapText="bothSides">
               <wp:wrapPolygon edited="0">
@@ -10755,7 +9893,7 @@
                   <pic:spPr>
                     <a:xfrm>
                       <a:off x="0" y="0"/>
-                      <a:ext cx="6835706" cy="4607626"/>
+                      <a:ext cx="6835140" cy="4607560"/>
                     </a:xfrm>
                     <a:prstGeom prst="rect">
                       <a:avLst/>
@@ -10778,23 +9916,33 @@
         </w:rPr>
         <w:t>Use Case Diagram</w:t>
       </w:r>
-    </w:p>
-    <w:p>
-      <w:pPr>
-        <w:rPr>
-          <w:rFonts w:ascii="Amasis MT Pro" w:hAnsi="Amasis MT Pro"/>
-          <w:b/>
-          <w:bCs/>
-          <w:sz w:val="26"/>
-          <w:szCs w:val="26"/>
-          <w:lang w:val="en-US"/>
-        </w:rPr>
-      </w:pPr>
+      <w:r>
+        <w:rPr>
+          <w:rFonts w:ascii="Amasis MT Pro" w:hAnsi="Amasis MT Pro"/>
+          <w:b/>
+          <w:bCs/>
+          <w:sz w:val="26"/>
+          <w:szCs w:val="26"/>
+          <w:lang w:val="en-US"/>
+        </w:rPr>
+        <w:t xml:space="preserve"> covering full system scope</w:t>
+      </w:r>
     </w:p>
     <w:p>
       <w:pPr>
         <w:jc w:val="both"/>
         <w:rPr>
+          <w:rFonts w:ascii="Amasis MT Pro" w:hAnsi="Amasis MT Pro"/>
+          <w:sz w:val="26"/>
+          <w:szCs w:val="26"/>
+          <w:lang w:val="en-US"/>
+        </w:rPr>
+      </w:pPr>
+    </w:p>
+    <w:p>
+      <w:pPr>
+        <w:jc w:val="both"/>
+        <w:rPr>
           <w:rFonts w:ascii="Amasis MT Pro" w:hAnsi="Amasis MT Pro" w:cs="Aldhabi"/>
           <w:sz w:val="26"/>
           <w:szCs w:val="26"/>
@@ -10803,7 +9951,7 @@
       </w:pPr>
       <w:r>
         <w:rPr>
-          <w:rFonts w:ascii="Amasis MT Pro" w:hAnsi="Amasis MT Pro"/>
+          <w:rFonts w:ascii="Amasis MT Pro" w:hAnsi="Amasis MT Pro" w:cs="Aldhabi"/>
           <w:sz w:val="26"/>
           <w:szCs w:val="26"/>
           <w:lang w:val="en-US"/>
@@ -10978,7 +10126,7 @@
           <w:szCs w:val="26"/>
           <w:lang w:val="en-US"/>
         </w:rPr>
-        <w:t xml:space="preserve"> high access control in the system, they operate flight operations such as adding flights, removing flights, updating flight information they can also view all existing flights and </w:t>
+        <w:t xml:space="preserve"> high access control in the system, they operate flight operations such as adding </w:t>
       </w:r>
       <w:r>
         <w:rPr>
@@ -10987,6 +10135,16 @@
           <w:szCs w:val="26"/>
           <w:lang w:val="en-US"/>
         </w:rPr>
+        <w:lastRenderedPageBreak/>
+        <w:t xml:space="preserve">flights, removing flights, updating flight information they can also view all existing flights and </w:t>
+      </w:r>
+      <w:r>
+        <w:rPr>
+          <w:rFonts w:ascii="Amasis MT Pro" w:hAnsi="Amasis MT Pro" w:cs="Aldhabi"/>
+          <w:sz w:val="26"/>
+          <w:szCs w:val="26"/>
+          <w:lang w:val="en-US"/>
+        </w:rPr>
         <w:t>check flight occupancy.</w:t>
       </w:r>
     </w:p>
@@ -10994,20 +10152,47 @@
       <w:pPr>
         <w:jc w:val="both"/>
         <w:rPr>
-          <w:rFonts w:ascii="Amasis MT Pro" w:hAnsi="Amasis MT Pro"/>
-          <w:sz w:val="26"/>
-          <w:szCs w:val="26"/>
-        </w:rPr>
-      </w:pPr>
-      <w:r>
-        <w:rPr>
           <w:rFonts w:ascii="Amasis MT Pro" w:hAnsi="Amasis MT Pro" w:cs="Aldhabi"/>
           <w:sz w:val="26"/>
           <w:szCs w:val="26"/>
           <w:lang w:val="en-US"/>
         </w:rPr>
-        <w:lastRenderedPageBreak/>
+      </w:pPr>
+      <w:r>
+        <w:rPr>
+          <w:rFonts w:ascii="Amasis MT Pro" w:hAnsi="Amasis MT Pro" w:cs="Aldhabi"/>
+          <w:sz w:val="26"/>
+          <w:szCs w:val="26"/>
+          <w:lang w:val="en-US"/>
+        </w:rPr>
         <w:tab/>
+      </w:r>
+    </w:p>
+    <w:p>
+      <w:pPr>
+        <w:jc w:val="both"/>
+        <w:rPr>
+          <w:rFonts w:ascii="Amasis MT Pro" w:hAnsi="Amasis MT Pro"/>
+          <w:sz w:val="26"/>
+          <w:szCs w:val="26"/>
+        </w:rPr>
+      </w:pPr>
+      <w:r>
+        <w:rPr>
+          <w:rFonts w:ascii="Amasis MT Pro" w:hAnsi="Amasis MT Pro" w:cs="Aldhabi"/>
+          <w:sz w:val="26"/>
+          <w:szCs w:val="26"/>
+          <w:lang w:val="en-US"/>
+        </w:rPr>
+        <w:tab/>
+      </w:r>
+      <w:r>
+        <w:rPr>
+          <w:rFonts w:ascii="Amasis MT Pro" w:hAnsi="Amasis MT Pro" w:cs="Aldhabi"/>
+          <w:sz w:val="26"/>
+          <w:szCs w:val="26"/>
+          <w:lang w:val="en-US"/>
+        </w:rPr>
         <w:t xml:space="preserve">The diagram uses includes relationships to represent mandatory sub-processes that must occur within certain use cases. </w:t>
       </w:r>
       <w:r>
@@ -11384,20 +10569,4575 @@
           <w:rFonts w:ascii="Amasis MT Pro" w:hAnsi="Amasis MT Pro"/>
           <w:b/>
           <w:bCs/>
-          <w:sz w:val="26"/>
-          <w:szCs w:val="26"/>
-          <w:lang w:val="en-US"/>
-        </w:rPr>
-      </w:pPr>
-    </w:p>
-    <w:p>
-      <w:pPr>
-        <w:rPr>
-          <w:rFonts w:ascii="Amasis MT Pro" w:hAnsi="Amasis MT Pro"/>
-          <w:b/>
-          <w:bCs/>
-          <w:sz w:val="26"/>
-          <w:szCs w:val="26"/>
+          <w:sz w:val="30"/>
+          <w:szCs w:val="30"/>
+          <w:lang w:val="en-US"/>
+        </w:rPr>
+      </w:pPr>
+    </w:p>
+    <w:p>
+      <w:pPr>
+        <w:rPr>
+          <w:rFonts w:ascii="Amasis MT Pro" w:hAnsi="Amasis MT Pro"/>
+          <w:b/>
+          <w:bCs/>
+          <w:sz w:val="30"/>
+          <w:szCs w:val="30"/>
+          <w:lang w:val="en-US"/>
+        </w:rPr>
+      </w:pPr>
+    </w:p>
+    <w:p>
+      <w:pPr>
+        <w:rPr>
+          <w:rFonts w:ascii="Amasis MT Pro" w:hAnsi="Amasis MT Pro"/>
+          <w:b/>
+          <w:bCs/>
+          <w:sz w:val="30"/>
+          <w:szCs w:val="30"/>
+          <w:lang w:val="en-US"/>
+        </w:rPr>
+      </w:pPr>
+    </w:p>
+    <w:p>
+      <w:pPr>
+        <w:rPr>
+          <w:rFonts w:ascii="Amasis MT Pro" w:hAnsi="Amasis MT Pro"/>
+          <w:b/>
+          <w:bCs/>
+          <w:sz w:val="30"/>
+          <w:szCs w:val="30"/>
+          <w:lang w:val="en-US"/>
+        </w:rPr>
+      </w:pPr>
+    </w:p>
+    <w:p>
+      <w:pPr>
+        <w:rPr>
+          <w:rFonts w:ascii="Amasis MT Pro" w:hAnsi="Amasis MT Pro"/>
+          <w:b/>
+          <w:bCs/>
+          <w:sz w:val="30"/>
+          <w:szCs w:val="30"/>
+          <w:lang w:val="en-US"/>
+        </w:rPr>
+      </w:pPr>
+    </w:p>
+    <w:p>
+      <w:pPr>
+        <w:rPr>
+          <w:rFonts w:ascii="Amasis MT Pro" w:hAnsi="Amasis MT Pro"/>
+          <w:b/>
+          <w:bCs/>
+          <w:sz w:val="30"/>
+          <w:szCs w:val="30"/>
+          <w:lang w:val="en-US"/>
+        </w:rPr>
+      </w:pPr>
+    </w:p>
+    <w:p>
+      <w:pPr>
+        <w:rPr>
+          <w:rFonts w:ascii="Amasis MT Pro" w:hAnsi="Amasis MT Pro"/>
+          <w:b/>
+          <w:bCs/>
+          <w:sz w:val="30"/>
+          <w:szCs w:val="30"/>
+          <w:lang w:val="en-US"/>
+        </w:rPr>
+      </w:pPr>
+    </w:p>
+    <w:p>
+      <w:pPr>
+        <w:rPr>
+          <w:rFonts w:ascii="Amasis MT Pro" w:hAnsi="Amasis MT Pro"/>
+          <w:b/>
+          <w:bCs/>
+          <w:sz w:val="30"/>
+          <w:szCs w:val="30"/>
+          <w:lang w:val="en-US"/>
+        </w:rPr>
+      </w:pPr>
+    </w:p>
+    <w:p>
+      <w:pPr>
+        <w:rPr>
+          <w:rFonts w:ascii="Amasis MT Pro" w:hAnsi="Amasis MT Pro"/>
+          <w:b/>
+          <w:bCs/>
+          <w:sz w:val="30"/>
+          <w:szCs w:val="30"/>
+          <w:lang w:val="en-US"/>
+        </w:rPr>
+      </w:pPr>
+      <w:r>
+        <w:rPr>
+          <w:rFonts w:ascii="Amasis MT Pro" w:hAnsi="Amasis MT Pro"/>
+          <w:b/>
+          <w:bCs/>
+          <w:sz w:val="30"/>
+          <w:szCs w:val="30"/>
+          <w:lang w:val="en-US"/>
+        </w:rPr>
+        <w:lastRenderedPageBreak/>
+        <w:t>Minimum</w:t>
+      </w:r>
+      <w:r>
+        <w:rPr>
+          <w:rFonts w:ascii="Amasis MT Pro" w:hAnsi="Amasis MT Pro"/>
+          <w:b/>
+          <w:bCs/>
+          <w:sz w:val="30"/>
+          <w:szCs w:val="30"/>
+          <w:lang w:val="en-US"/>
+        </w:rPr>
+        <w:t xml:space="preserve"> of 5 fully dressed user case descriptions</w:t>
+      </w:r>
+    </w:p>
+    <w:p>
+      <w:pPr>
+        <w:rPr>
+          <w:rFonts w:ascii="Amasis MT Pro" w:hAnsi="Amasis MT Pro"/>
+          <w:b/>
+          <w:bCs/>
+          <w:sz w:val="2"/>
+          <w:szCs w:val="2"/>
+          <w:lang w:val="en-US"/>
+        </w:rPr>
+      </w:pPr>
+    </w:p>
+    <w:p>
+      <w:pPr>
+        <w:rPr>
+          <w:rFonts w:ascii="Amasis MT Pro" w:hAnsi="Amasis MT Pro"/>
+          <w:b/>
+          <w:bCs/>
+          <w:sz w:val="2"/>
+          <w:szCs w:val="2"/>
+          <w:lang w:val="en-US"/>
+        </w:rPr>
+      </w:pPr>
+    </w:p>
+    <w:tbl>
+      <w:tblPr>
+        <w:tblStyle w:val="TableGrid"/>
+        <w:tblW w:w="0" w:type="auto"/>
+        <w:tblLook w:val="04A0" w:firstRow="1" w:lastRow="0" w:firstColumn="1" w:lastColumn="0" w:noHBand="0" w:noVBand="1"/>
+      </w:tblPr>
+      <w:tblGrid>
+        <w:gridCol w:w="2515"/>
+        <w:gridCol w:w="6501"/>
+      </w:tblGrid>
+      <w:tr>
+        <w:tc>
+          <w:tcPr>
+            <w:tcW w:w="2515" w:type="dxa"/>
+          </w:tcPr>
+          <w:p>
+            <w:pPr>
+              <w:rPr>
+                <w:rFonts w:ascii="Amasis MT Pro" w:hAnsi="Amasis MT Pro"/>
+                <w:b/>
+                <w:bCs/>
+                <w:sz w:val="26"/>
+                <w:szCs w:val="26"/>
+                <w:lang w:val="en-US"/>
+              </w:rPr>
+            </w:pPr>
+            <w:r>
+              <w:rPr>
+                <w:rFonts w:ascii="Amasis MT Pro" w:hAnsi="Amasis MT Pro"/>
+                <w:b/>
+                <w:bCs/>
+                <w:sz w:val="26"/>
+                <w:szCs w:val="26"/>
+                <w:lang w:val="en-US"/>
+              </w:rPr>
+              <w:t>ID</w:t>
+            </w:r>
+          </w:p>
+        </w:tc>
+        <w:tc>
+          <w:tcPr>
+            <w:tcW w:w="6501" w:type="dxa"/>
+          </w:tcPr>
+          <w:p>
+            <w:pPr>
+              <w:rPr>
+                <w:rFonts w:ascii="Amasis MT Pro" w:hAnsi="Amasis MT Pro"/>
+                <w:b/>
+                <w:bCs/>
+                <w:sz w:val="26"/>
+                <w:szCs w:val="26"/>
+                <w:lang w:val="en-US"/>
+              </w:rPr>
+            </w:pPr>
+            <w:r>
+              <w:rPr>
+                <w:rFonts w:ascii="Amasis MT Pro" w:hAnsi="Amasis MT Pro"/>
+                <w:b/>
+                <w:bCs/>
+                <w:sz w:val="26"/>
+                <w:szCs w:val="26"/>
+                <w:lang w:val="en-US"/>
+              </w:rPr>
+              <w:t>UC01</w:t>
+            </w:r>
+          </w:p>
+          <w:p>
+            <w:pPr>
+              <w:rPr>
+                <w:rFonts w:ascii="Amasis MT Pro" w:hAnsi="Amasis MT Pro"/>
+                <w:b/>
+                <w:bCs/>
+                <w:sz w:val="26"/>
+                <w:szCs w:val="26"/>
+                <w:lang w:val="en-US"/>
+              </w:rPr>
+            </w:pPr>
+          </w:p>
+        </w:tc>
+      </w:tr>
+      <w:tr>
+        <w:tc>
+          <w:tcPr>
+            <w:tcW w:w="2515" w:type="dxa"/>
+          </w:tcPr>
+          <w:p>
+            <w:pPr>
+              <w:rPr>
+                <w:rFonts w:ascii="Amasis MT Pro" w:hAnsi="Amasis MT Pro"/>
+                <w:b/>
+                <w:bCs/>
+                <w:sz w:val="26"/>
+                <w:szCs w:val="26"/>
+                <w:lang w:val="en-US"/>
+              </w:rPr>
+            </w:pPr>
+            <w:r>
+              <w:rPr>
+                <w:rFonts w:ascii="Amasis MT Pro" w:hAnsi="Amasis MT Pro"/>
+                <w:b/>
+                <w:bCs/>
+                <w:sz w:val="26"/>
+                <w:szCs w:val="26"/>
+                <w:lang w:val="en-US"/>
+              </w:rPr>
+              <w:t>Name</w:t>
+            </w:r>
+          </w:p>
+        </w:tc>
+        <w:tc>
+          <w:tcPr>
+            <w:tcW w:w="6501" w:type="dxa"/>
+          </w:tcPr>
+          <w:p>
+            <w:pPr>
+              <w:rPr>
+                <w:rFonts w:ascii="Amasis MT Pro" w:hAnsi="Amasis MT Pro"/>
+                <w:sz w:val="26"/>
+                <w:szCs w:val="26"/>
+                <w:lang w:val="en-US"/>
+              </w:rPr>
+            </w:pPr>
+            <w:r>
+              <w:rPr>
+                <w:rFonts w:ascii="Amasis MT Pro" w:hAnsi="Amasis MT Pro"/>
+                <w:sz w:val="26"/>
+                <w:szCs w:val="26"/>
+                <w:lang w:val="en-US"/>
+              </w:rPr>
+              <w:t>Login</w:t>
+            </w:r>
+          </w:p>
+          <w:p>
+            <w:pPr>
+              <w:rPr>
+                <w:rFonts w:ascii="Amasis MT Pro" w:hAnsi="Amasis MT Pro"/>
+                <w:sz w:val="26"/>
+                <w:szCs w:val="26"/>
+                <w:lang w:val="en-US"/>
+              </w:rPr>
+            </w:pPr>
+          </w:p>
+        </w:tc>
+      </w:tr>
+      <w:tr>
+        <w:tc>
+          <w:tcPr>
+            <w:tcW w:w="2515" w:type="dxa"/>
+          </w:tcPr>
+          <w:p>
+            <w:pPr>
+              <w:rPr>
+                <w:rFonts w:ascii="Amasis MT Pro" w:hAnsi="Amasis MT Pro"/>
+                <w:b/>
+                <w:bCs/>
+                <w:sz w:val="26"/>
+                <w:szCs w:val="26"/>
+                <w:lang w:val="en-US"/>
+              </w:rPr>
+            </w:pPr>
+            <w:r>
+              <w:rPr>
+                <w:rFonts w:ascii="Amasis MT Pro" w:hAnsi="Amasis MT Pro"/>
+                <w:b/>
+                <w:bCs/>
+                <w:sz w:val="26"/>
+                <w:szCs w:val="26"/>
+                <w:lang w:val="en-US"/>
+              </w:rPr>
+              <w:t>Description</w:t>
+            </w:r>
+          </w:p>
+        </w:tc>
+        <w:tc>
+          <w:tcPr>
+            <w:tcW w:w="6501" w:type="dxa"/>
+          </w:tcPr>
+          <w:p>
+            <w:pPr>
+              <w:rPr>
+                <w:rFonts w:ascii="Amasis MT Pro" w:hAnsi="Amasis MT Pro"/>
+                <w:sz w:val="26"/>
+                <w:szCs w:val="26"/>
+                <w:lang w:val="en-US"/>
+              </w:rPr>
+            </w:pPr>
+            <w:r>
+              <w:rPr>
+                <w:rFonts w:ascii="Amasis MT Pro" w:hAnsi="Amasis MT Pro"/>
+                <w:sz w:val="26"/>
+                <w:szCs w:val="26"/>
+                <w:lang w:val="en-US"/>
+              </w:rPr>
+              <w:t xml:space="preserve">Users use their saved credentials to enter the system and to </w:t>
+            </w:r>
+            <w:r>
+              <w:rPr>
+                <w:rFonts w:ascii="Amasis MT Pro" w:hAnsi="Amasis MT Pro"/>
+                <w:sz w:val="26"/>
+                <w:szCs w:val="26"/>
+                <w:lang w:val="en-US"/>
+              </w:rPr>
+              <w:t>have access to</w:t>
+            </w:r>
+            <w:r>
+              <w:rPr>
+                <w:rFonts w:ascii="Amasis MT Pro" w:hAnsi="Amasis MT Pro"/>
+                <w:sz w:val="26"/>
+                <w:szCs w:val="26"/>
+                <w:lang w:val="en-US"/>
+              </w:rPr>
+              <w:t xml:space="preserve"> a </w:t>
+            </w:r>
+            <w:r>
+              <w:rPr>
+                <w:rFonts w:ascii="Amasis MT Pro" w:hAnsi="Amasis MT Pro"/>
+                <w:sz w:val="26"/>
+                <w:szCs w:val="26"/>
+                <w:lang w:val="en-US"/>
+              </w:rPr>
+              <w:t>specific menu</w:t>
+            </w:r>
+          </w:p>
+          <w:p>
+            <w:pPr>
+              <w:rPr>
+                <w:rFonts w:ascii="Amasis MT Pro" w:hAnsi="Amasis MT Pro"/>
+                <w:sz w:val="26"/>
+                <w:szCs w:val="26"/>
+                <w:lang w:val="en-US"/>
+              </w:rPr>
+            </w:pPr>
+          </w:p>
+        </w:tc>
+      </w:tr>
+      <w:tr>
+        <w:tc>
+          <w:tcPr>
+            <w:tcW w:w="2515" w:type="dxa"/>
+          </w:tcPr>
+          <w:p>
+            <w:pPr>
+              <w:rPr>
+                <w:rFonts w:ascii="Amasis MT Pro" w:hAnsi="Amasis MT Pro"/>
+                <w:b/>
+                <w:bCs/>
+                <w:sz w:val="26"/>
+                <w:szCs w:val="26"/>
+                <w:lang w:val="en-US"/>
+              </w:rPr>
+            </w:pPr>
+            <w:r>
+              <w:rPr>
+                <w:rFonts w:ascii="Amasis MT Pro" w:hAnsi="Amasis MT Pro"/>
+                <w:b/>
+                <w:bCs/>
+                <w:sz w:val="26"/>
+                <w:szCs w:val="26"/>
+                <w:lang w:val="en-US"/>
+              </w:rPr>
+              <w:t>Pre-conditions</w:t>
+            </w:r>
+          </w:p>
+        </w:tc>
+        <w:tc>
+          <w:tcPr>
+            <w:tcW w:w="6501" w:type="dxa"/>
+          </w:tcPr>
+          <w:p>
+            <w:pPr>
+              <w:rPr>
+                <w:rFonts w:ascii="Amasis MT Pro" w:hAnsi="Amasis MT Pro"/>
+                <w:sz w:val="26"/>
+                <w:szCs w:val="26"/>
+                <w:lang w:val="en-US"/>
+              </w:rPr>
+            </w:pPr>
+            <w:r>
+              <w:rPr>
+                <w:rFonts w:ascii="Amasis MT Pro" w:hAnsi="Amasis MT Pro"/>
+                <w:sz w:val="26"/>
+                <w:szCs w:val="26"/>
+                <w:lang w:val="en-US"/>
+              </w:rPr>
+              <w:t>Users</w:t>
+            </w:r>
+            <w:r>
+              <w:rPr>
+                <w:rFonts w:ascii="Amasis MT Pro" w:hAnsi="Amasis MT Pro"/>
+                <w:sz w:val="26"/>
+                <w:szCs w:val="26"/>
+                <w:lang w:val="en-US"/>
+              </w:rPr>
+              <w:t xml:space="preserve"> must be registered in the system</w:t>
+            </w:r>
+          </w:p>
+          <w:p>
+            <w:pPr>
+              <w:rPr>
+                <w:rFonts w:ascii="Amasis MT Pro" w:hAnsi="Amasis MT Pro"/>
+                <w:sz w:val="26"/>
+                <w:szCs w:val="26"/>
+                <w:lang w:val="en-US"/>
+              </w:rPr>
+            </w:pPr>
+          </w:p>
+        </w:tc>
+      </w:tr>
+      <w:tr>
+        <w:tc>
+          <w:tcPr>
+            <w:tcW w:w="2515" w:type="dxa"/>
+          </w:tcPr>
+          <w:p>
+            <w:pPr>
+              <w:rPr>
+                <w:rFonts w:ascii="Amasis MT Pro" w:hAnsi="Amasis MT Pro"/>
+                <w:b/>
+                <w:bCs/>
+                <w:sz w:val="26"/>
+                <w:szCs w:val="26"/>
+                <w:lang w:val="en-US"/>
+              </w:rPr>
+            </w:pPr>
+            <w:r>
+              <w:rPr>
+                <w:rFonts w:ascii="Amasis MT Pro" w:hAnsi="Amasis MT Pro"/>
+                <w:b/>
+                <w:bCs/>
+                <w:sz w:val="26"/>
+                <w:szCs w:val="26"/>
+                <w:lang w:val="en-US"/>
+              </w:rPr>
+              <w:t>Pre-conditions</w:t>
+            </w:r>
+          </w:p>
+        </w:tc>
+        <w:tc>
+          <w:tcPr>
+            <w:tcW w:w="6501" w:type="dxa"/>
+          </w:tcPr>
+          <w:p>
+            <w:pPr>
+              <w:rPr>
+                <w:rFonts w:ascii="Amasis MT Pro" w:hAnsi="Amasis MT Pro"/>
+                <w:sz w:val="26"/>
+                <w:szCs w:val="26"/>
+                <w:lang w:val="en-US"/>
+              </w:rPr>
+            </w:pPr>
+            <w:r>
+              <w:rPr>
+                <w:rFonts w:ascii="Amasis MT Pro" w:hAnsi="Amasis MT Pro"/>
+                <w:sz w:val="26"/>
+                <w:szCs w:val="26"/>
+                <w:lang w:val="en-US"/>
+              </w:rPr>
+              <w:t>System must be running</w:t>
+            </w:r>
+          </w:p>
+          <w:p>
+            <w:pPr>
+              <w:rPr>
+                <w:rFonts w:ascii="Amasis MT Pro" w:hAnsi="Amasis MT Pro"/>
+                <w:sz w:val="26"/>
+                <w:szCs w:val="26"/>
+                <w:lang w:val="en-US"/>
+              </w:rPr>
+            </w:pPr>
+          </w:p>
+        </w:tc>
+      </w:tr>
+      <w:tr>
+        <w:tc>
+          <w:tcPr>
+            <w:tcW w:w="2515" w:type="dxa"/>
+          </w:tcPr>
+          <w:p>
+            <w:pPr>
+              <w:rPr>
+                <w:rFonts w:ascii="Amasis MT Pro" w:hAnsi="Amasis MT Pro"/>
+                <w:b/>
+                <w:bCs/>
+                <w:sz w:val="26"/>
+                <w:szCs w:val="26"/>
+                <w:lang w:val="en-US"/>
+              </w:rPr>
+            </w:pPr>
+            <w:r>
+              <w:rPr>
+                <w:rFonts w:ascii="Amasis MT Pro" w:hAnsi="Amasis MT Pro"/>
+                <w:b/>
+                <w:bCs/>
+                <w:sz w:val="26"/>
+                <w:szCs w:val="26"/>
+                <w:lang w:val="en-US"/>
+              </w:rPr>
+              <w:t>Event flow</w:t>
+            </w:r>
+          </w:p>
+        </w:tc>
+        <w:tc>
+          <w:tcPr>
+            <w:tcW w:w="6501" w:type="dxa"/>
+          </w:tcPr>
+          <w:p>
+            <w:pPr>
+              <w:rPr>
+                <w:rFonts w:ascii="Amasis MT Pro" w:hAnsi="Amasis MT Pro"/>
+                <w:sz w:val="26"/>
+                <w:szCs w:val="26"/>
+                <w:lang w:val="en-US"/>
+              </w:rPr>
+            </w:pPr>
+            <w:r>
+              <w:rPr>
+                <w:rFonts w:ascii="Amasis MT Pro" w:hAnsi="Amasis MT Pro"/>
+                <w:sz w:val="26"/>
+                <w:szCs w:val="26"/>
+                <w:lang w:val="en-US"/>
+              </w:rPr>
+              <w:t>1. Users select “Login” from the main menu</w:t>
+            </w:r>
+          </w:p>
+          <w:p>
+            <w:pPr>
+              <w:rPr>
+                <w:rFonts w:ascii="Amasis MT Pro" w:hAnsi="Amasis MT Pro"/>
+                <w:sz w:val="26"/>
+                <w:szCs w:val="26"/>
+                <w:lang w:val="en-US"/>
+              </w:rPr>
+            </w:pPr>
+            <w:r>
+              <w:rPr>
+                <w:rFonts w:ascii="Amasis MT Pro" w:hAnsi="Amasis MT Pro"/>
+                <w:sz w:val="26"/>
+                <w:szCs w:val="26"/>
+                <w:lang w:val="en-US"/>
+              </w:rPr>
+              <w:t>2. System asks for username and password</w:t>
+            </w:r>
+          </w:p>
+          <w:p>
+            <w:pPr>
+              <w:rPr>
+                <w:rFonts w:ascii="Amasis MT Pro" w:hAnsi="Amasis MT Pro"/>
+                <w:sz w:val="26"/>
+                <w:szCs w:val="26"/>
+                <w:lang w:val="en-US"/>
+              </w:rPr>
+            </w:pPr>
+            <w:r>
+              <w:rPr>
+                <w:rFonts w:ascii="Amasis MT Pro" w:hAnsi="Amasis MT Pro"/>
+                <w:sz w:val="26"/>
+                <w:szCs w:val="26"/>
+                <w:lang w:val="en-US"/>
+              </w:rPr>
+              <w:t>3. Users enter credentials</w:t>
+            </w:r>
+          </w:p>
+          <w:p>
+            <w:pPr>
+              <w:rPr>
+                <w:rFonts w:ascii="Amasis MT Pro" w:hAnsi="Amasis MT Pro"/>
+                <w:sz w:val="26"/>
+                <w:szCs w:val="26"/>
+                <w:lang w:val="en-US"/>
+              </w:rPr>
+            </w:pPr>
+            <w:r>
+              <w:rPr>
+                <w:rFonts w:ascii="Amasis MT Pro" w:hAnsi="Amasis MT Pro"/>
+                <w:sz w:val="26"/>
+                <w:szCs w:val="26"/>
+                <w:lang w:val="en-US"/>
+              </w:rPr>
+              <w:t>4. System validates entered credentials</w:t>
+            </w:r>
+          </w:p>
+          <w:p>
+            <w:pPr>
+              <w:rPr>
+                <w:rFonts w:ascii="Amasis MT Pro" w:hAnsi="Amasis MT Pro"/>
+                <w:sz w:val="26"/>
+                <w:szCs w:val="26"/>
+                <w:lang w:val="en-US"/>
+              </w:rPr>
+            </w:pPr>
+            <w:r>
+              <w:rPr>
+                <w:rFonts w:ascii="Amasis MT Pro" w:hAnsi="Amasis MT Pro"/>
+                <w:sz w:val="26"/>
+                <w:szCs w:val="26"/>
+                <w:lang w:val="en-US"/>
+              </w:rPr>
+              <w:t>5. System identifies the user’s role (customer/admin)</w:t>
+            </w:r>
+          </w:p>
+          <w:p>
+            <w:pPr>
+              <w:rPr>
+                <w:rFonts w:ascii="Amasis MT Pro" w:hAnsi="Amasis MT Pro"/>
+                <w:sz w:val="26"/>
+                <w:szCs w:val="26"/>
+                <w:lang w:val="en-US"/>
+              </w:rPr>
+            </w:pPr>
+            <w:r>
+              <w:rPr>
+                <w:rFonts w:ascii="Amasis MT Pro" w:hAnsi="Amasis MT Pro"/>
+                <w:sz w:val="26"/>
+                <w:szCs w:val="26"/>
+                <w:lang w:val="en-US"/>
+              </w:rPr>
+              <w:t>6. System displays the appropriate menu for the role.</w:t>
+            </w:r>
+          </w:p>
+          <w:p>
+            <w:pPr>
+              <w:rPr>
+                <w:rFonts w:ascii="Amasis MT Pro" w:hAnsi="Amasis MT Pro"/>
+                <w:sz w:val="26"/>
+                <w:szCs w:val="26"/>
+                <w:lang w:val="en-US"/>
+              </w:rPr>
+            </w:pPr>
+          </w:p>
+        </w:tc>
+      </w:tr>
+      <w:tr>
+        <w:tc>
+          <w:tcPr>
+            <w:tcW w:w="2515" w:type="dxa"/>
+          </w:tcPr>
+          <w:p>
+            <w:pPr>
+              <w:rPr>
+                <w:rFonts w:ascii="Amasis MT Pro" w:hAnsi="Amasis MT Pro"/>
+                <w:b/>
+                <w:bCs/>
+                <w:sz w:val="26"/>
+                <w:szCs w:val="26"/>
+                <w:lang w:val="en-US"/>
+              </w:rPr>
+            </w:pPr>
+            <w:r>
+              <w:rPr>
+                <w:rFonts w:ascii="Amasis MT Pro" w:hAnsi="Amasis MT Pro"/>
+                <w:b/>
+                <w:bCs/>
+                <w:sz w:val="26"/>
+                <w:szCs w:val="26"/>
+                <w:lang w:val="en-US"/>
+              </w:rPr>
+              <w:t>Post-condition</w:t>
+            </w:r>
+          </w:p>
+        </w:tc>
+        <w:tc>
+          <w:tcPr>
+            <w:tcW w:w="6501" w:type="dxa"/>
+          </w:tcPr>
+          <w:p>
+            <w:pPr>
+              <w:rPr>
+                <w:rFonts w:ascii="Amasis MT Pro" w:hAnsi="Amasis MT Pro"/>
+                <w:sz w:val="26"/>
+                <w:szCs w:val="26"/>
+                <w:lang w:val="en-US"/>
+              </w:rPr>
+            </w:pPr>
+            <w:r>
+              <w:rPr>
+                <w:rFonts w:ascii="Amasis MT Pro" w:hAnsi="Amasis MT Pro"/>
+                <w:b/>
+                <w:bCs/>
+                <w:sz w:val="26"/>
+                <w:szCs w:val="26"/>
+                <w:lang w:val="en-US"/>
+              </w:rPr>
+              <w:t>Success:</w:t>
+            </w:r>
+            <w:r>
+              <w:rPr>
+                <w:rFonts w:ascii="Amasis MT Pro" w:hAnsi="Amasis MT Pro"/>
+                <w:sz w:val="26"/>
+                <w:szCs w:val="26"/>
+                <w:lang w:val="en-US"/>
+              </w:rPr>
+              <w:t xml:space="preserve"> User is logged in and session is created</w:t>
+            </w:r>
+          </w:p>
+          <w:p>
+            <w:pPr>
+              <w:rPr>
+                <w:rFonts w:ascii="Amasis MT Pro" w:hAnsi="Amasis MT Pro"/>
+                <w:sz w:val="26"/>
+                <w:szCs w:val="26"/>
+                <w:lang w:val="en-US"/>
+              </w:rPr>
+            </w:pPr>
+            <w:r>
+              <w:rPr>
+                <w:rFonts w:ascii="Amasis MT Pro" w:hAnsi="Amasis MT Pro"/>
+                <w:b/>
+                <w:bCs/>
+                <w:sz w:val="26"/>
+                <w:szCs w:val="26"/>
+                <w:lang w:val="en-US"/>
+              </w:rPr>
+              <w:t>Failure:</w:t>
+            </w:r>
+            <w:r>
+              <w:rPr>
+                <w:rFonts w:ascii="Amasis MT Pro" w:hAnsi="Amasis MT Pro"/>
+                <w:sz w:val="26"/>
+                <w:szCs w:val="26"/>
+                <w:lang w:val="en-US"/>
+              </w:rPr>
+              <w:t xml:space="preserve"> User remains logged out</w:t>
+            </w:r>
+          </w:p>
+          <w:p>
+            <w:pPr>
+              <w:rPr>
+                <w:rFonts w:ascii="Amasis MT Pro" w:hAnsi="Amasis MT Pro"/>
+                <w:sz w:val="26"/>
+                <w:szCs w:val="26"/>
+                <w:lang w:val="en-US"/>
+              </w:rPr>
+            </w:pPr>
+          </w:p>
+        </w:tc>
+      </w:tr>
+      <w:tr>
+        <w:tc>
+          <w:tcPr>
+            <w:tcW w:w="2515" w:type="dxa"/>
+          </w:tcPr>
+          <w:p>
+            <w:pPr>
+              <w:rPr>
+                <w:rFonts w:ascii="Amasis MT Pro" w:hAnsi="Amasis MT Pro"/>
+                <w:b/>
+                <w:bCs/>
+                <w:sz w:val="26"/>
+                <w:szCs w:val="26"/>
+                <w:lang w:val="en-US"/>
+              </w:rPr>
+            </w:pPr>
+            <w:r>
+              <w:rPr>
+                <w:rFonts w:ascii="Amasis MT Pro" w:hAnsi="Amasis MT Pro"/>
+                <w:b/>
+                <w:bCs/>
+                <w:sz w:val="26"/>
+                <w:szCs w:val="26"/>
+                <w:lang w:val="en-US"/>
+              </w:rPr>
+              <w:t>Extension points</w:t>
+            </w:r>
+          </w:p>
+        </w:tc>
+        <w:tc>
+          <w:tcPr>
+            <w:tcW w:w="6501" w:type="dxa"/>
+          </w:tcPr>
+          <w:p>
+            <w:pPr>
+              <w:rPr>
+                <w:rFonts w:ascii="Amasis MT Pro" w:hAnsi="Amasis MT Pro"/>
+                <w:sz w:val="26"/>
+                <w:szCs w:val="26"/>
+                <w:lang w:val="en-US"/>
+              </w:rPr>
+            </w:pPr>
+            <w:r>
+              <w:rPr>
+                <w:rFonts w:ascii="Amasis MT Pro" w:hAnsi="Amasis MT Pro"/>
+                <w:sz w:val="26"/>
+                <w:szCs w:val="26"/>
+                <w:lang w:val="en-US"/>
+              </w:rPr>
+              <w:t>None</w:t>
+            </w:r>
+          </w:p>
+          <w:p>
+            <w:pPr>
+              <w:rPr>
+                <w:rFonts w:ascii="Amasis MT Pro" w:hAnsi="Amasis MT Pro"/>
+                <w:sz w:val="26"/>
+                <w:szCs w:val="26"/>
+                <w:lang w:val="en-US"/>
+              </w:rPr>
+            </w:pPr>
+          </w:p>
+        </w:tc>
+      </w:tr>
+      <w:tr>
+        <w:tc>
+          <w:tcPr>
+            <w:tcW w:w="2515" w:type="dxa"/>
+          </w:tcPr>
+          <w:p>
+            <w:pPr>
+              <w:rPr>
+                <w:rFonts w:ascii="Amasis MT Pro" w:hAnsi="Amasis MT Pro"/>
+                <w:b/>
+                <w:bCs/>
+                <w:sz w:val="26"/>
+                <w:szCs w:val="26"/>
+                <w:lang w:val="en-US"/>
+              </w:rPr>
+            </w:pPr>
+            <w:r>
+              <w:rPr>
+                <w:rFonts w:ascii="Amasis MT Pro" w:hAnsi="Amasis MT Pro"/>
+                <w:b/>
+                <w:bCs/>
+                <w:sz w:val="26"/>
+                <w:szCs w:val="26"/>
+                <w:lang w:val="en-US"/>
+              </w:rPr>
+              <w:t>Triggers</w:t>
+            </w:r>
+          </w:p>
+        </w:tc>
+        <w:tc>
+          <w:tcPr>
+            <w:tcW w:w="6501" w:type="dxa"/>
+          </w:tcPr>
+          <w:p>
+            <w:pPr>
+              <w:rPr>
+                <w:rFonts w:ascii="Amasis MT Pro" w:hAnsi="Amasis MT Pro"/>
+                <w:sz w:val="26"/>
+                <w:szCs w:val="26"/>
+                <w:lang w:val="en-US"/>
+              </w:rPr>
+            </w:pPr>
+            <w:r>
+              <w:rPr>
+                <w:rFonts w:ascii="Amasis MT Pro" w:hAnsi="Amasis MT Pro"/>
+                <w:sz w:val="26"/>
+                <w:szCs w:val="26"/>
+                <w:lang w:val="en-US"/>
+              </w:rPr>
+              <w:t>Users must run the system to login.</w:t>
+            </w:r>
+          </w:p>
+          <w:p>
+            <w:pPr>
+              <w:rPr>
+                <w:rFonts w:ascii="Amasis MT Pro" w:hAnsi="Amasis MT Pro"/>
+                <w:sz w:val="26"/>
+                <w:szCs w:val="26"/>
+                <w:lang w:val="en-US"/>
+              </w:rPr>
+            </w:pPr>
+          </w:p>
+        </w:tc>
+      </w:tr>
+    </w:tbl>
+    <w:p>
+      <w:pPr>
+        <w:rPr>
+          <w:rFonts w:ascii="Amasis MT Pro" w:hAnsi="Amasis MT Pro"/>
+          <w:sz w:val="30"/>
+          <w:szCs w:val="30"/>
+          <w:lang w:val="en-US"/>
+        </w:rPr>
+      </w:pPr>
+    </w:p>
+    <w:p>
+      <w:pPr>
+        <w:rPr>
+          <w:rFonts w:ascii="Amasis MT Pro" w:hAnsi="Amasis MT Pro"/>
+          <w:sz w:val="30"/>
+          <w:szCs w:val="30"/>
+          <w:lang w:val="en-US"/>
+        </w:rPr>
+      </w:pPr>
+    </w:p>
+    <w:p>
+      <w:pPr>
+        <w:rPr>
+          <w:rFonts w:ascii="Amasis MT Pro" w:hAnsi="Amasis MT Pro"/>
+          <w:sz w:val="30"/>
+          <w:szCs w:val="30"/>
+          <w:lang w:val="en-US"/>
+        </w:rPr>
+      </w:pPr>
+    </w:p>
+    <w:p>
+      <w:pPr>
+        <w:rPr>
+          <w:rFonts w:ascii="Amasis MT Pro" w:hAnsi="Amasis MT Pro"/>
+          <w:sz w:val="30"/>
+          <w:szCs w:val="30"/>
+          <w:lang w:val="en-US"/>
+        </w:rPr>
+      </w:pPr>
+    </w:p>
+    <w:p>
+      <w:pPr>
+        <w:rPr>
+          <w:rFonts w:ascii="Amasis MT Pro" w:hAnsi="Amasis MT Pro"/>
+          <w:sz w:val="30"/>
+          <w:szCs w:val="30"/>
+          <w:lang w:val="en-US"/>
+        </w:rPr>
+      </w:pPr>
+    </w:p>
+    <w:p>
+      <w:pPr>
+        <w:rPr>
+          <w:rFonts w:ascii="Amasis MT Pro" w:hAnsi="Amasis MT Pro"/>
+          <w:sz w:val="30"/>
+          <w:szCs w:val="30"/>
+          <w:lang w:val="en-US"/>
+        </w:rPr>
+      </w:pPr>
+    </w:p>
+    <w:p>
+      <w:pPr>
+        <w:rPr>
+          <w:rFonts w:ascii="Amasis MT Pro" w:hAnsi="Amasis MT Pro"/>
+          <w:sz w:val="30"/>
+          <w:szCs w:val="30"/>
+          <w:lang w:val="en-US"/>
+        </w:rPr>
+      </w:pPr>
+    </w:p>
+    <w:p>
+      <w:pPr>
+        <w:rPr>
+          <w:rFonts w:ascii="Amasis MT Pro" w:hAnsi="Amasis MT Pro"/>
+          <w:sz w:val="30"/>
+          <w:szCs w:val="30"/>
+          <w:lang w:val="en-US"/>
+        </w:rPr>
+      </w:pPr>
+    </w:p>
+    <w:p>
+      <w:pPr>
+        <w:rPr>
+          <w:rFonts w:ascii="Amasis MT Pro" w:hAnsi="Amasis MT Pro"/>
+          <w:sz w:val="30"/>
+          <w:szCs w:val="30"/>
+          <w:lang w:val="en-US"/>
+        </w:rPr>
+      </w:pPr>
+    </w:p>
+    <w:tbl>
+      <w:tblPr>
+        <w:tblStyle w:val="TableGrid"/>
+        <w:tblW w:w="0" w:type="auto"/>
+        <w:tblLook w:val="04A0" w:firstRow="1" w:lastRow="0" w:firstColumn="1" w:lastColumn="0" w:noHBand="0" w:noVBand="1"/>
+      </w:tblPr>
+      <w:tblGrid>
+        <w:gridCol w:w="2515"/>
+        <w:gridCol w:w="6501"/>
+      </w:tblGrid>
+      <w:tr>
+        <w:tc>
+          <w:tcPr>
+            <w:tcW w:w="2515" w:type="dxa"/>
+          </w:tcPr>
+          <w:p>
+            <w:pPr>
+              <w:rPr>
+                <w:rFonts w:ascii="Amasis MT Pro" w:hAnsi="Amasis MT Pro"/>
+                <w:b/>
+                <w:bCs/>
+                <w:sz w:val="26"/>
+                <w:szCs w:val="26"/>
+                <w:lang w:val="en-US"/>
+              </w:rPr>
+            </w:pPr>
+            <w:r>
+              <w:rPr>
+                <w:rFonts w:ascii="Amasis MT Pro" w:hAnsi="Amasis MT Pro"/>
+                <w:b/>
+                <w:bCs/>
+                <w:sz w:val="26"/>
+                <w:szCs w:val="26"/>
+                <w:lang w:val="en-US"/>
+              </w:rPr>
+              <w:lastRenderedPageBreak/>
+              <w:t>ID</w:t>
+            </w:r>
+          </w:p>
+        </w:tc>
+        <w:tc>
+          <w:tcPr>
+            <w:tcW w:w="6501" w:type="dxa"/>
+          </w:tcPr>
+          <w:p>
+            <w:pPr>
+              <w:rPr>
+                <w:rFonts w:ascii="Amasis MT Pro" w:hAnsi="Amasis MT Pro"/>
+                <w:b/>
+                <w:bCs/>
+                <w:sz w:val="26"/>
+                <w:szCs w:val="26"/>
+                <w:lang w:val="en-US"/>
+              </w:rPr>
+            </w:pPr>
+            <w:r>
+              <w:rPr>
+                <w:rFonts w:ascii="Amasis MT Pro" w:hAnsi="Amasis MT Pro"/>
+                <w:b/>
+                <w:bCs/>
+                <w:sz w:val="26"/>
+                <w:szCs w:val="26"/>
+                <w:lang w:val="en-US"/>
+              </w:rPr>
+              <w:t>UC0</w:t>
+            </w:r>
+            <w:r>
+              <w:rPr>
+                <w:rFonts w:ascii="Amasis MT Pro" w:hAnsi="Amasis MT Pro"/>
+                <w:b/>
+                <w:bCs/>
+                <w:sz w:val="26"/>
+                <w:szCs w:val="26"/>
+                <w:lang w:val="en-US"/>
+              </w:rPr>
+              <w:t>5</w:t>
+            </w:r>
+          </w:p>
+          <w:p>
+            <w:pPr>
+              <w:rPr>
+                <w:rFonts w:ascii="Amasis MT Pro" w:hAnsi="Amasis MT Pro"/>
+                <w:b/>
+                <w:bCs/>
+                <w:sz w:val="26"/>
+                <w:szCs w:val="26"/>
+                <w:lang w:val="en-US"/>
+              </w:rPr>
+            </w:pPr>
+          </w:p>
+        </w:tc>
+      </w:tr>
+      <w:tr>
+        <w:tc>
+          <w:tcPr>
+            <w:tcW w:w="2515" w:type="dxa"/>
+          </w:tcPr>
+          <w:p>
+            <w:pPr>
+              <w:rPr>
+                <w:rFonts w:ascii="Amasis MT Pro" w:hAnsi="Amasis MT Pro"/>
+                <w:b/>
+                <w:bCs/>
+                <w:sz w:val="26"/>
+                <w:szCs w:val="26"/>
+                <w:lang w:val="en-US"/>
+              </w:rPr>
+            </w:pPr>
+            <w:r>
+              <w:rPr>
+                <w:rFonts w:ascii="Amasis MT Pro" w:hAnsi="Amasis MT Pro"/>
+                <w:b/>
+                <w:bCs/>
+                <w:sz w:val="26"/>
+                <w:szCs w:val="26"/>
+                <w:lang w:val="en-US"/>
+              </w:rPr>
+              <w:t>Name</w:t>
+            </w:r>
+          </w:p>
+        </w:tc>
+        <w:tc>
+          <w:tcPr>
+            <w:tcW w:w="6501" w:type="dxa"/>
+          </w:tcPr>
+          <w:p>
+            <w:pPr>
+              <w:rPr>
+                <w:rFonts w:ascii="Amasis MT Pro" w:hAnsi="Amasis MT Pro"/>
+                <w:sz w:val="26"/>
+                <w:szCs w:val="26"/>
+                <w:lang w:val="en-US"/>
+              </w:rPr>
+            </w:pPr>
+            <w:r>
+              <w:rPr>
+                <w:rFonts w:ascii="Amasis MT Pro" w:hAnsi="Amasis MT Pro"/>
+                <w:sz w:val="26"/>
+                <w:szCs w:val="26"/>
+                <w:lang w:val="en-US"/>
+              </w:rPr>
+              <w:t>Book Flight</w:t>
+            </w:r>
+          </w:p>
+          <w:p>
+            <w:pPr>
+              <w:rPr>
+                <w:rFonts w:ascii="Amasis MT Pro" w:hAnsi="Amasis MT Pro"/>
+                <w:sz w:val="26"/>
+                <w:szCs w:val="26"/>
+                <w:lang w:val="en-US"/>
+              </w:rPr>
+            </w:pPr>
+          </w:p>
+        </w:tc>
+      </w:tr>
+      <w:tr>
+        <w:tc>
+          <w:tcPr>
+            <w:tcW w:w="2515" w:type="dxa"/>
+          </w:tcPr>
+          <w:p>
+            <w:pPr>
+              <w:rPr>
+                <w:rFonts w:ascii="Amasis MT Pro" w:hAnsi="Amasis MT Pro"/>
+                <w:b/>
+                <w:bCs/>
+                <w:sz w:val="26"/>
+                <w:szCs w:val="26"/>
+                <w:lang w:val="en-US"/>
+              </w:rPr>
+            </w:pPr>
+            <w:r>
+              <w:rPr>
+                <w:rFonts w:ascii="Amasis MT Pro" w:hAnsi="Amasis MT Pro"/>
+                <w:b/>
+                <w:bCs/>
+                <w:sz w:val="26"/>
+                <w:szCs w:val="26"/>
+                <w:lang w:val="en-US"/>
+              </w:rPr>
+              <w:t>Description</w:t>
+            </w:r>
+          </w:p>
+        </w:tc>
+        <w:tc>
+          <w:tcPr>
+            <w:tcW w:w="6501" w:type="dxa"/>
+          </w:tcPr>
+          <w:p>
+            <w:pPr>
+              <w:rPr>
+                <w:rFonts w:ascii="Amasis MT Pro" w:hAnsi="Amasis MT Pro"/>
+                <w:sz w:val="26"/>
+                <w:szCs w:val="26"/>
+                <w:lang w:val="en-US"/>
+              </w:rPr>
+            </w:pPr>
+            <w:r>
+              <w:rPr>
+                <w:rFonts w:ascii="Amasis MT Pro" w:hAnsi="Amasis MT Pro"/>
+                <w:sz w:val="26"/>
+                <w:szCs w:val="26"/>
+                <w:lang w:val="en-US"/>
+              </w:rPr>
+              <w:t xml:space="preserve">Customers </w:t>
+            </w:r>
+            <w:r>
+              <w:rPr>
+                <w:rFonts w:ascii="Amasis MT Pro" w:hAnsi="Amasis MT Pro"/>
+                <w:sz w:val="26"/>
+                <w:szCs w:val="26"/>
+                <w:lang w:val="en-US"/>
+              </w:rPr>
+              <w:t>are allowed to reserve seats on a selected flight</w:t>
+            </w:r>
+          </w:p>
+          <w:p>
+            <w:pPr>
+              <w:rPr>
+                <w:rFonts w:ascii="Amasis MT Pro" w:hAnsi="Amasis MT Pro"/>
+                <w:sz w:val="26"/>
+                <w:szCs w:val="26"/>
+                <w:lang w:val="en-US"/>
+              </w:rPr>
+            </w:pPr>
+          </w:p>
+        </w:tc>
+      </w:tr>
+      <w:tr>
+        <w:tc>
+          <w:tcPr>
+            <w:tcW w:w="2515" w:type="dxa"/>
+          </w:tcPr>
+          <w:p>
+            <w:pPr>
+              <w:rPr>
+                <w:rFonts w:ascii="Amasis MT Pro" w:hAnsi="Amasis MT Pro"/>
+                <w:b/>
+                <w:bCs/>
+                <w:sz w:val="26"/>
+                <w:szCs w:val="26"/>
+                <w:lang w:val="en-US"/>
+              </w:rPr>
+            </w:pPr>
+            <w:r>
+              <w:rPr>
+                <w:rFonts w:ascii="Amasis MT Pro" w:hAnsi="Amasis MT Pro"/>
+                <w:b/>
+                <w:bCs/>
+                <w:sz w:val="26"/>
+                <w:szCs w:val="26"/>
+                <w:lang w:val="en-US"/>
+              </w:rPr>
+              <w:t>Pre-conditions</w:t>
+            </w:r>
+          </w:p>
+        </w:tc>
+        <w:tc>
+          <w:tcPr>
+            <w:tcW w:w="6501" w:type="dxa"/>
+          </w:tcPr>
+          <w:p>
+            <w:pPr>
+              <w:rPr>
+                <w:rFonts w:ascii="Amasis MT Pro" w:hAnsi="Amasis MT Pro"/>
+                <w:sz w:val="26"/>
+                <w:szCs w:val="26"/>
+                <w:lang w:val="en-US"/>
+              </w:rPr>
+            </w:pPr>
+            <w:r>
+              <w:rPr>
+                <w:rFonts w:ascii="Amasis MT Pro" w:hAnsi="Amasis MT Pro"/>
+                <w:sz w:val="26"/>
+                <w:szCs w:val="26"/>
+                <w:lang w:val="en-US"/>
+              </w:rPr>
+              <w:t>Flight must be existing</w:t>
+            </w:r>
+          </w:p>
+          <w:p>
+            <w:pPr>
+              <w:rPr>
+                <w:rFonts w:ascii="Amasis MT Pro" w:hAnsi="Amasis MT Pro"/>
+                <w:sz w:val="26"/>
+                <w:szCs w:val="26"/>
+                <w:lang w:val="en-US"/>
+              </w:rPr>
+            </w:pPr>
+          </w:p>
+        </w:tc>
+      </w:tr>
+      <w:tr>
+        <w:tc>
+          <w:tcPr>
+            <w:tcW w:w="2515" w:type="dxa"/>
+          </w:tcPr>
+          <w:p>
+            <w:pPr>
+              <w:rPr>
+                <w:rFonts w:ascii="Amasis MT Pro" w:hAnsi="Amasis MT Pro"/>
+                <w:b/>
+                <w:bCs/>
+                <w:sz w:val="26"/>
+                <w:szCs w:val="26"/>
+                <w:lang w:val="en-US"/>
+              </w:rPr>
+            </w:pPr>
+            <w:r>
+              <w:rPr>
+                <w:rFonts w:ascii="Amasis MT Pro" w:hAnsi="Amasis MT Pro"/>
+                <w:b/>
+                <w:bCs/>
+                <w:sz w:val="26"/>
+                <w:szCs w:val="26"/>
+                <w:lang w:val="en-US"/>
+              </w:rPr>
+              <w:t>Pre-conditions</w:t>
+            </w:r>
+          </w:p>
+        </w:tc>
+        <w:tc>
+          <w:tcPr>
+            <w:tcW w:w="6501" w:type="dxa"/>
+          </w:tcPr>
+          <w:p>
+            <w:pPr>
+              <w:rPr>
+                <w:rFonts w:ascii="Amasis MT Pro" w:hAnsi="Amasis MT Pro"/>
+                <w:sz w:val="26"/>
+                <w:szCs w:val="26"/>
+                <w:lang w:val="en-US"/>
+              </w:rPr>
+            </w:pPr>
+            <w:r>
+              <w:rPr>
+                <w:rFonts w:ascii="Amasis MT Pro" w:hAnsi="Amasis MT Pro"/>
+                <w:sz w:val="26"/>
+                <w:szCs w:val="26"/>
+                <w:lang w:val="en-US"/>
+              </w:rPr>
+              <w:t xml:space="preserve">Customers must </w:t>
+            </w:r>
+            <w:r>
+              <w:rPr>
+                <w:rFonts w:ascii="Amasis MT Pro" w:hAnsi="Amasis MT Pro"/>
+                <w:sz w:val="26"/>
+                <w:szCs w:val="26"/>
+                <w:lang w:val="en-US"/>
+              </w:rPr>
+              <w:t>log in</w:t>
+            </w:r>
+            <w:r>
+              <w:rPr>
+                <w:rFonts w:ascii="Amasis MT Pro" w:hAnsi="Amasis MT Pro"/>
+                <w:sz w:val="26"/>
+                <w:szCs w:val="26"/>
+                <w:lang w:val="en-US"/>
+              </w:rPr>
+              <w:t xml:space="preserve"> with their </w:t>
+            </w:r>
+            <w:r>
+              <w:rPr>
+                <w:rFonts w:ascii="Amasis MT Pro" w:hAnsi="Amasis MT Pro"/>
+                <w:sz w:val="26"/>
+                <w:szCs w:val="26"/>
+                <w:lang w:val="en-US"/>
+              </w:rPr>
+              <w:t>accounts.</w:t>
+            </w:r>
+          </w:p>
+          <w:p>
+            <w:pPr>
+              <w:rPr>
+                <w:rFonts w:ascii="Amasis MT Pro" w:hAnsi="Amasis MT Pro"/>
+                <w:sz w:val="26"/>
+                <w:szCs w:val="26"/>
+                <w:lang w:val="en-US"/>
+              </w:rPr>
+            </w:pPr>
+          </w:p>
+        </w:tc>
+      </w:tr>
+      <w:tr>
+        <w:tc>
+          <w:tcPr>
+            <w:tcW w:w="2515" w:type="dxa"/>
+          </w:tcPr>
+          <w:p>
+            <w:pPr>
+              <w:rPr>
+                <w:rFonts w:ascii="Amasis MT Pro" w:hAnsi="Amasis MT Pro"/>
+                <w:b/>
+                <w:bCs/>
+                <w:sz w:val="26"/>
+                <w:szCs w:val="26"/>
+                <w:lang w:val="en-US"/>
+              </w:rPr>
+            </w:pPr>
+            <w:r>
+              <w:rPr>
+                <w:rFonts w:ascii="Amasis MT Pro" w:hAnsi="Amasis MT Pro"/>
+                <w:b/>
+                <w:bCs/>
+                <w:sz w:val="26"/>
+                <w:szCs w:val="26"/>
+                <w:lang w:val="en-US"/>
+              </w:rPr>
+              <w:t>Event flow</w:t>
+            </w:r>
+          </w:p>
+        </w:tc>
+        <w:tc>
+          <w:tcPr>
+            <w:tcW w:w="6501" w:type="dxa"/>
+          </w:tcPr>
+          <w:p>
+            <w:pPr>
+              <w:rPr>
+                <w:rFonts w:ascii="Amasis MT Pro" w:hAnsi="Amasis MT Pro"/>
+                <w:sz w:val="26"/>
+                <w:szCs w:val="26"/>
+                <w:lang w:val="en-US"/>
+              </w:rPr>
+            </w:pPr>
+            <w:r>
+              <w:rPr>
+                <w:rFonts w:ascii="Amasis MT Pro" w:hAnsi="Amasis MT Pro"/>
+                <w:sz w:val="26"/>
+                <w:szCs w:val="26"/>
+                <w:lang w:val="en-US"/>
+              </w:rPr>
+              <w:t xml:space="preserve">1. </w:t>
+            </w:r>
+            <w:r>
+              <w:rPr>
+                <w:rFonts w:ascii="Amasis MT Pro" w:hAnsi="Amasis MT Pro"/>
+                <w:sz w:val="26"/>
+                <w:szCs w:val="26"/>
+                <w:lang w:val="en-US"/>
+              </w:rPr>
+              <w:t>System prompt for number of seats</w:t>
+            </w:r>
+          </w:p>
+          <w:p>
+            <w:pPr>
+              <w:rPr>
+                <w:rFonts w:ascii="Amasis MT Pro" w:hAnsi="Amasis MT Pro"/>
+                <w:sz w:val="26"/>
+                <w:szCs w:val="26"/>
+                <w:lang w:val="en-US"/>
+              </w:rPr>
+            </w:pPr>
+            <w:r>
+              <w:rPr>
+                <w:rFonts w:ascii="Amasis MT Pro" w:hAnsi="Amasis MT Pro"/>
+                <w:sz w:val="26"/>
+                <w:szCs w:val="26"/>
+                <w:lang w:val="en-US"/>
+              </w:rPr>
+              <w:t xml:space="preserve">2. </w:t>
+            </w:r>
+            <w:r>
+              <w:rPr>
+                <w:rFonts w:ascii="Amasis MT Pro" w:hAnsi="Amasis MT Pro"/>
+                <w:sz w:val="26"/>
+                <w:szCs w:val="26"/>
+                <w:lang w:val="en-US"/>
+              </w:rPr>
+              <w:t>Customer enters seat count</w:t>
+            </w:r>
+          </w:p>
+          <w:p>
+            <w:pPr>
+              <w:rPr>
+                <w:rFonts w:ascii="Amasis MT Pro" w:hAnsi="Amasis MT Pro"/>
+                <w:sz w:val="26"/>
+                <w:szCs w:val="26"/>
+                <w:lang w:val="en-US"/>
+              </w:rPr>
+            </w:pPr>
+            <w:r>
+              <w:rPr>
+                <w:rFonts w:ascii="Amasis MT Pro" w:hAnsi="Amasis MT Pro"/>
+                <w:sz w:val="26"/>
+                <w:szCs w:val="26"/>
+                <w:lang w:val="en-US"/>
+              </w:rPr>
+              <w:t xml:space="preserve">3. </w:t>
+            </w:r>
+            <w:r>
+              <w:rPr>
+                <w:rFonts w:ascii="Amasis MT Pro" w:hAnsi="Amasis MT Pro"/>
+                <w:sz w:val="26"/>
+                <w:szCs w:val="26"/>
+                <w:lang w:val="en-US"/>
+              </w:rPr>
+              <w:t>System performs “Validate Seat Availability”</w:t>
+            </w:r>
+          </w:p>
+          <w:p>
+            <w:pPr>
+              <w:rPr>
+                <w:rFonts w:ascii="Amasis MT Pro" w:hAnsi="Amasis MT Pro"/>
+                <w:sz w:val="26"/>
+                <w:szCs w:val="26"/>
+                <w:lang w:val="en-US"/>
+              </w:rPr>
+            </w:pPr>
+            <w:r>
+              <w:rPr>
+                <w:rFonts w:ascii="Amasis MT Pro" w:hAnsi="Amasis MT Pro"/>
+                <w:sz w:val="26"/>
+                <w:szCs w:val="26"/>
+                <w:lang w:val="en-US"/>
+              </w:rPr>
+              <w:t xml:space="preserve">4. </w:t>
+            </w:r>
+            <w:r>
+              <w:rPr>
+                <w:rFonts w:ascii="Amasis MT Pro" w:hAnsi="Amasis MT Pro"/>
+                <w:sz w:val="26"/>
+                <w:szCs w:val="26"/>
+                <w:lang w:val="en-US"/>
+              </w:rPr>
+              <w:t>If seats are available, system creates a booking</w:t>
+            </w:r>
+          </w:p>
+          <w:p>
+            <w:pPr>
+              <w:rPr>
+                <w:rFonts w:ascii="Amasis MT Pro" w:hAnsi="Amasis MT Pro"/>
+                <w:sz w:val="26"/>
+                <w:szCs w:val="26"/>
+                <w:lang w:val="en-US"/>
+              </w:rPr>
+            </w:pPr>
+            <w:r>
+              <w:rPr>
+                <w:rFonts w:ascii="Amasis MT Pro" w:hAnsi="Amasis MT Pro"/>
+                <w:sz w:val="26"/>
+                <w:szCs w:val="26"/>
+                <w:lang w:val="en-US"/>
+              </w:rPr>
+              <w:t>5. System performs “Update Seat Count”</w:t>
+            </w:r>
+          </w:p>
+          <w:p>
+            <w:pPr>
+              <w:rPr>
+                <w:rFonts w:ascii="Amasis MT Pro" w:hAnsi="Amasis MT Pro"/>
+                <w:sz w:val="26"/>
+                <w:szCs w:val="26"/>
+                <w:lang w:val="en-US"/>
+              </w:rPr>
+            </w:pPr>
+            <w:r>
+              <w:rPr>
+                <w:rFonts w:ascii="Amasis MT Pro" w:hAnsi="Amasis MT Pro"/>
+                <w:sz w:val="26"/>
+                <w:szCs w:val="26"/>
+                <w:lang w:val="en-US"/>
+              </w:rPr>
+              <w:t>6. System stores the booking</w:t>
+            </w:r>
+          </w:p>
+          <w:p>
+            <w:pPr>
+              <w:rPr>
+                <w:rFonts w:ascii="Amasis MT Pro" w:hAnsi="Amasis MT Pro"/>
+                <w:sz w:val="26"/>
+                <w:szCs w:val="26"/>
+                <w:lang w:val="en-US"/>
+              </w:rPr>
+            </w:pPr>
+            <w:r>
+              <w:rPr>
+                <w:rFonts w:ascii="Amasis MT Pro" w:hAnsi="Amasis MT Pro"/>
+                <w:sz w:val="26"/>
+                <w:szCs w:val="26"/>
+                <w:lang w:val="en-US"/>
+              </w:rPr>
+              <w:t>7. System confirms successful booking.</w:t>
+            </w:r>
+          </w:p>
+          <w:p>
+            <w:pPr>
+              <w:rPr>
+                <w:rFonts w:ascii="Amasis MT Pro" w:hAnsi="Amasis MT Pro"/>
+                <w:sz w:val="26"/>
+                <w:szCs w:val="26"/>
+                <w:lang w:val="en-US"/>
+              </w:rPr>
+            </w:pPr>
+          </w:p>
+        </w:tc>
+      </w:tr>
+      <w:tr>
+        <w:tc>
+          <w:tcPr>
+            <w:tcW w:w="2515" w:type="dxa"/>
+          </w:tcPr>
+          <w:p>
+            <w:pPr>
+              <w:rPr>
+                <w:rFonts w:ascii="Amasis MT Pro" w:hAnsi="Amasis MT Pro"/>
+                <w:b/>
+                <w:bCs/>
+                <w:sz w:val="26"/>
+                <w:szCs w:val="26"/>
+                <w:lang w:val="en-US"/>
+              </w:rPr>
+            </w:pPr>
+            <w:r>
+              <w:rPr>
+                <w:rFonts w:ascii="Amasis MT Pro" w:hAnsi="Amasis MT Pro"/>
+                <w:b/>
+                <w:bCs/>
+                <w:sz w:val="26"/>
+                <w:szCs w:val="26"/>
+                <w:lang w:val="en-US"/>
+              </w:rPr>
+              <w:t>Post-condition</w:t>
+            </w:r>
+          </w:p>
+        </w:tc>
+        <w:tc>
+          <w:tcPr>
+            <w:tcW w:w="6501" w:type="dxa"/>
+          </w:tcPr>
+          <w:p>
+            <w:pPr>
+              <w:rPr>
+                <w:rFonts w:ascii="Amasis MT Pro" w:hAnsi="Amasis MT Pro"/>
+                <w:sz w:val="26"/>
+                <w:szCs w:val="26"/>
+                <w:lang w:val="en-US"/>
+              </w:rPr>
+            </w:pPr>
+            <w:r>
+              <w:rPr>
+                <w:rFonts w:ascii="Amasis MT Pro" w:hAnsi="Amasis MT Pro"/>
+                <w:b/>
+                <w:bCs/>
+                <w:sz w:val="26"/>
+                <w:szCs w:val="26"/>
+                <w:lang w:val="en-US"/>
+              </w:rPr>
+              <w:t>Success:</w:t>
+            </w:r>
+            <w:r>
+              <w:rPr>
+                <w:rFonts w:ascii="Amasis MT Pro" w:hAnsi="Amasis MT Pro"/>
+                <w:sz w:val="26"/>
+                <w:szCs w:val="26"/>
+                <w:lang w:val="en-US"/>
+              </w:rPr>
+              <w:t xml:space="preserve"> </w:t>
+            </w:r>
+            <w:r>
+              <w:rPr>
+                <w:rFonts w:ascii="Amasis MT Pro" w:hAnsi="Amasis MT Pro"/>
+                <w:sz w:val="26"/>
+                <w:szCs w:val="26"/>
+                <w:lang w:val="en-US"/>
+              </w:rPr>
+              <w:t>Booking is created and seat count updated.</w:t>
+            </w:r>
+          </w:p>
+          <w:p>
+            <w:pPr>
+              <w:rPr>
+                <w:rFonts w:ascii="Amasis MT Pro" w:hAnsi="Amasis MT Pro"/>
+                <w:sz w:val="26"/>
+                <w:szCs w:val="26"/>
+                <w:lang w:val="en-US"/>
+              </w:rPr>
+            </w:pPr>
+            <w:r>
+              <w:rPr>
+                <w:rFonts w:ascii="Amasis MT Pro" w:hAnsi="Amasis MT Pro"/>
+                <w:b/>
+                <w:bCs/>
+                <w:sz w:val="26"/>
+                <w:szCs w:val="26"/>
+                <w:lang w:val="en-US"/>
+              </w:rPr>
+              <w:t>Failure:</w:t>
+            </w:r>
+            <w:r>
+              <w:rPr>
+                <w:rFonts w:ascii="Amasis MT Pro" w:hAnsi="Amasis MT Pro"/>
+                <w:sz w:val="26"/>
+                <w:szCs w:val="26"/>
+                <w:lang w:val="en-US"/>
+              </w:rPr>
+              <w:t xml:space="preserve"> </w:t>
+            </w:r>
+            <w:r>
+              <w:rPr>
+                <w:rFonts w:ascii="Amasis MT Pro" w:hAnsi="Amasis MT Pro"/>
+                <w:sz w:val="26"/>
+                <w:szCs w:val="26"/>
+                <w:lang w:val="en-US"/>
+              </w:rPr>
+              <w:t>No booking is created</w:t>
+            </w:r>
+          </w:p>
+          <w:p>
+            <w:pPr>
+              <w:rPr>
+                <w:rFonts w:ascii="Amasis MT Pro" w:hAnsi="Amasis MT Pro"/>
+                <w:sz w:val="26"/>
+                <w:szCs w:val="26"/>
+                <w:lang w:val="en-US"/>
+              </w:rPr>
+            </w:pPr>
+          </w:p>
+        </w:tc>
+      </w:tr>
+      <w:tr>
+        <w:tc>
+          <w:tcPr>
+            <w:tcW w:w="2515" w:type="dxa"/>
+          </w:tcPr>
+          <w:p>
+            <w:pPr>
+              <w:rPr>
+                <w:rFonts w:ascii="Amasis MT Pro" w:hAnsi="Amasis MT Pro"/>
+                <w:b/>
+                <w:bCs/>
+                <w:sz w:val="26"/>
+                <w:szCs w:val="26"/>
+                <w:lang w:val="en-US"/>
+              </w:rPr>
+            </w:pPr>
+            <w:r>
+              <w:rPr>
+                <w:rFonts w:ascii="Amasis MT Pro" w:hAnsi="Amasis MT Pro"/>
+                <w:b/>
+                <w:bCs/>
+                <w:sz w:val="26"/>
+                <w:szCs w:val="26"/>
+                <w:lang w:val="en-US"/>
+              </w:rPr>
+              <w:t>Extension points</w:t>
+            </w:r>
+          </w:p>
+        </w:tc>
+        <w:tc>
+          <w:tcPr>
+            <w:tcW w:w="6501" w:type="dxa"/>
+          </w:tcPr>
+          <w:p>
+            <w:pPr>
+              <w:rPr>
+                <w:rFonts w:ascii="Amasis MT Pro" w:hAnsi="Amasis MT Pro"/>
+                <w:sz w:val="26"/>
+                <w:szCs w:val="26"/>
+                <w:lang w:val="en-US"/>
+              </w:rPr>
+            </w:pPr>
+            <w:r>
+              <w:rPr>
+                <w:rFonts w:ascii="Amasis MT Pro" w:hAnsi="Amasis MT Pro"/>
+                <w:sz w:val="26"/>
+                <w:szCs w:val="26"/>
+                <w:lang w:val="en-US"/>
+              </w:rPr>
+              <w:t>None</w:t>
+            </w:r>
+          </w:p>
+          <w:p>
+            <w:pPr>
+              <w:rPr>
+                <w:rFonts w:ascii="Amasis MT Pro" w:hAnsi="Amasis MT Pro"/>
+                <w:sz w:val="26"/>
+                <w:szCs w:val="26"/>
+                <w:lang w:val="en-US"/>
+              </w:rPr>
+            </w:pPr>
+          </w:p>
+        </w:tc>
+      </w:tr>
+      <w:tr>
+        <w:tc>
+          <w:tcPr>
+            <w:tcW w:w="2515" w:type="dxa"/>
+          </w:tcPr>
+          <w:p>
+            <w:pPr>
+              <w:rPr>
+                <w:rFonts w:ascii="Amasis MT Pro" w:hAnsi="Amasis MT Pro"/>
+                <w:b/>
+                <w:bCs/>
+                <w:sz w:val="26"/>
+                <w:szCs w:val="26"/>
+                <w:lang w:val="en-US"/>
+              </w:rPr>
+            </w:pPr>
+            <w:r>
+              <w:rPr>
+                <w:rFonts w:ascii="Amasis MT Pro" w:hAnsi="Amasis MT Pro"/>
+                <w:b/>
+                <w:bCs/>
+                <w:sz w:val="26"/>
+                <w:szCs w:val="26"/>
+                <w:lang w:val="en-US"/>
+              </w:rPr>
+              <w:t>Triggers</w:t>
+            </w:r>
+          </w:p>
+        </w:tc>
+        <w:tc>
+          <w:tcPr>
+            <w:tcW w:w="6501" w:type="dxa"/>
+          </w:tcPr>
+          <w:p>
+            <w:pPr>
+              <w:rPr>
+                <w:rFonts w:ascii="Amasis MT Pro" w:hAnsi="Amasis MT Pro"/>
+                <w:sz w:val="26"/>
+                <w:szCs w:val="26"/>
+                <w:lang w:val="en-US"/>
+              </w:rPr>
+            </w:pPr>
+            <w:proofErr w:type="gramStart"/>
+            <w:r>
+              <w:rPr>
+                <w:rFonts w:ascii="Amasis MT Pro" w:hAnsi="Amasis MT Pro"/>
+                <w:sz w:val="26"/>
+                <w:szCs w:val="26"/>
+                <w:lang w:val="en-US"/>
+              </w:rPr>
+              <w:t>Customer</w:t>
+            </w:r>
+            <w:proofErr w:type="gramEnd"/>
+            <w:r>
+              <w:rPr>
+                <w:rFonts w:ascii="Amasis MT Pro" w:hAnsi="Amasis MT Pro"/>
+                <w:sz w:val="26"/>
+                <w:szCs w:val="26"/>
+                <w:lang w:val="en-US"/>
+              </w:rPr>
+              <w:t xml:space="preserve"> must search for flights.</w:t>
+            </w:r>
+          </w:p>
+          <w:p>
+            <w:pPr>
+              <w:rPr>
+                <w:rFonts w:ascii="Amasis MT Pro" w:hAnsi="Amasis MT Pro"/>
+                <w:sz w:val="26"/>
+                <w:szCs w:val="26"/>
+                <w:lang w:val="en-US"/>
+              </w:rPr>
+            </w:pPr>
+          </w:p>
+        </w:tc>
+      </w:tr>
+    </w:tbl>
+    <w:p>
+      <w:pPr>
+        <w:rPr>
+          <w:rFonts w:ascii="Amasis MT Pro" w:hAnsi="Amasis MT Pro"/>
+          <w:sz w:val="30"/>
+          <w:szCs w:val="30"/>
+          <w:lang w:val="en-US"/>
+        </w:rPr>
+      </w:pPr>
+    </w:p>
+    <w:p>
+      <w:pPr>
+        <w:rPr>
+          <w:rFonts w:ascii="Amasis MT Pro" w:hAnsi="Amasis MT Pro"/>
+          <w:b/>
+          <w:bCs/>
+          <w:sz w:val="30"/>
+          <w:szCs w:val="30"/>
+          <w:lang w:val="en-US"/>
+        </w:rPr>
+      </w:pPr>
+    </w:p>
+    <w:p>
+      <w:pPr>
+        <w:rPr>
+          <w:rFonts w:ascii="Amasis MT Pro" w:hAnsi="Amasis MT Pro"/>
+          <w:b/>
+          <w:bCs/>
+          <w:sz w:val="26"/>
+          <w:szCs w:val="26"/>
+          <w:lang w:val="en-US"/>
+        </w:rPr>
+      </w:pPr>
+    </w:p>
+    <w:p>
+      <w:pPr>
+        <w:rPr>
+          <w:rFonts w:ascii="Amasis MT Pro" w:hAnsi="Amasis MT Pro"/>
+          <w:b/>
+          <w:bCs/>
+          <w:sz w:val="26"/>
+          <w:szCs w:val="26"/>
+          <w:lang w:val="en-US"/>
+        </w:rPr>
+      </w:pPr>
+    </w:p>
+    <w:p>
+      <w:pPr>
+        <w:rPr>
+          <w:rFonts w:ascii="Amasis MT Pro" w:hAnsi="Amasis MT Pro"/>
+          <w:b/>
+          <w:bCs/>
+          <w:sz w:val="26"/>
+          <w:szCs w:val="26"/>
+          <w:lang w:val="en-US"/>
+        </w:rPr>
+      </w:pPr>
+    </w:p>
+    <w:p>
+      <w:pPr>
+        <w:rPr>
+          <w:rFonts w:ascii="Amasis MT Pro" w:hAnsi="Amasis MT Pro"/>
+          <w:b/>
+          <w:bCs/>
+          <w:sz w:val="26"/>
+          <w:szCs w:val="26"/>
+          <w:lang w:val="en-US"/>
+        </w:rPr>
+      </w:pPr>
+    </w:p>
+    <w:p>
+      <w:pPr>
+        <w:rPr>
+          <w:rFonts w:ascii="Amasis MT Pro" w:hAnsi="Amasis MT Pro"/>
+          <w:b/>
+          <w:bCs/>
+          <w:sz w:val="26"/>
+          <w:szCs w:val="26"/>
+          <w:lang w:val="en-US"/>
+        </w:rPr>
+      </w:pPr>
+    </w:p>
+    <w:p>
+      <w:pPr>
+        <w:rPr>
+          <w:rFonts w:ascii="Amasis MT Pro" w:hAnsi="Amasis MT Pro"/>
+          <w:b/>
+          <w:bCs/>
+          <w:sz w:val="26"/>
+          <w:szCs w:val="26"/>
+          <w:lang w:val="en-US"/>
+        </w:rPr>
+      </w:pPr>
+    </w:p>
+    <w:p>
+      <w:pPr>
+        <w:rPr>
+          <w:rFonts w:ascii="Amasis MT Pro" w:hAnsi="Amasis MT Pro"/>
+          <w:b/>
+          <w:bCs/>
+          <w:sz w:val="26"/>
+          <w:szCs w:val="26"/>
+          <w:lang w:val="en-US"/>
+        </w:rPr>
+      </w:pPr>
+    </w:p>
+    <w:p>
+      <w:pPr>
+        <w:rPr>
+          <w:rFonts w:ascii="Amasis MT Pro" w:hAnsi="Amasis MT Pro"/>
+          <w:b/>
+          <w:bCs/>
+          <w:sz w:val="26"/>
+          <w:szCs w:val="26"/>
+          <w:lang w:val="en-US"/>
+        </w:rPr>
+      </w:pPr>
+    </w:p>
+    <w:p>
+      <w:pPr>
+        <w:rPr>
+          <w:rFonts w:ascii="Amasis MT Pro" w:hAnsi="Amasis MT Pro"/>
+          <w:b/>
+          <w:bCs/>
+          <w:sz w:val="26"/>
+          <w:szCs w:val="26"/>
+          <w:lang w:val="en-US"/>
+        </w:rPr>
+      </w:pPr>
+    </w:p>
+    <w:tbl>
+      <w:tblPr>
+        <w:tblStyle w:val="TableGrid"/>
+        <w:tblW w:w="0" w:type="auto"/>
+        <w:tblLook w:val="04A0" w:firstRow="1" w:lastRow="0" w:firstColumn="1" w:lastColumn="0" w:noHBand="0" w:noVBand="1"/>
+      </w:tblPr>
+      <w:tblGrid>
+        <w:gridCol w:w="2515"/>
+        <w:gridCol w:w="6501"/>
+      </w:tblGrid>
+      <w:tr>
+        <w:tc>
+          <w:tcPr>
+            <w:tcW w:w="2515" w:type="dxa"/>
+          </w:tcPr>
+          <w:p>
+            <w:pPr>
+              <w:rPr>
+                <w:rFonts w:ascii="Amasis MT Pro" w:hAnsi="Amasis MT Pro"/>
+                <w:b/>
+                <w:bCs/>
+                <w:sz w:val="26"/>
+                <w:szCs w:val="26"/>
+                <w:lang w:val="en-US"/>
+              </w:rPr>
+            </w:pPr>
+            <w:r>
+              <w:rPr>
+                <w:rFonts w:ascii="Amasis MT Pro" w:hAnsi="Amasis MT Pro"/>
+                <w:b/>
+                <w:bCs/>
+                <w:sz w:val="26"/>
+                <w:szCs w:val="26"/>
+                <w:lang w:val="en-US"/>
+              </w:rPr>
+              <w:lastRenderedPageBreak/>
+              <w:t>ID</w:t>
+            </w:r>
+          </w:p>
+        </w:tc>
+        <w:tc>
+          <w:tcPr>
+            <w:tcW w:w="6501" w:type="dxa"/>
+          </w:tcPr>
+          <w:p>
+            <w:pPr>
+              <w:rPr>
+                <w:rFonts w:ascii="Amasis MT Pro" w:hAnsi="Amasis MT Pro"/>
+                <w:b/>
+                <w:bCs/>
+                <w:sz w:val="26"/>
+                <w:szCs w:val="26"/>
+                <w:lang w:val="en-US"/>
+              </w:rPr>
+            </w:pPr>
+            <w:r>
+              <w:rPr>
+                <w:rFonts w:ascii="Amasis MT Pro" w:hAnsi="Amasis MT Pro"/>
+                <w:b/>
+                <w:bCs/>
+                <w:sz w:val="26"/>
+                <w:szCs w:val="26"/>
+                <w:lang w:val="en-US"/>
+              </w:rPr>
+              <w:t>UC0</w:t>
+            </w:r>
+            <w:r>
+              <w:rPr>
+                <w:rFonts w:ascii="Amasis MT Pro" w:hAnsi="Amasis MT Pro"/>
+                <w:b/>
+                <w:bCs/>
+                <w:sz w:val="26"/>
+                <w:szCs w:val="26"/>
+                <w:lang w:val="en-US"/>
+              </w:rPr>
+              <w:t>4</w:t>
+            </w:r>
+          </w:p>
+          <w:p>
+            <w:pPr>
+              <w:rPr>
+                <w:rFonts w:ascii="Amasis MT Pro" w:hAnsi="Amasis MT Pro"/>
+                <w:b/>
+                <w:bCs/>
+                <w:sz w:val="26"/>
+                <w:szCs w:val="26"/>
+                <w:lang w:val="en-US"/>
+              </w:rPr>
+            </w:pPr>
+          </w:p>
+        </w:tc>
+      </w:tr>
+      <w:tr>
+        <w:tc>
+          <w:tcPr>
+            <w:tcW w:w="2515" w:type="dxa"/>
+          </w:tcPr>
+          <w:p>
+            <w:pPr>
+              <w:rPr>
+                <w:rFonts w:ascii="Amasis MT Pro" w:hAnsi="Amasis MT Pro"/>
+                <w:b/>
+                <w:bCs/>
+                <w:sz w:val="26"/>
+                <w:szCs w:val="26"/>
+                <w:lang w:val="en-US"/>
+              </w:rPr>
+            </w:pPr>
+            <w:r>
+              <w:rPr>
+                <w:rFonts w:ascii="Amasis MT Pro" w:hAnsi="Amasis MT Pro"/>
+                <w:b/>
+                <w:bCs/>
+                <w:sz w:val="26"/>
+                <w:szCs w:val="26"/>
+                <w:lang w:val="en-US"/>
+              </w:rPr>
+              <w:t>Name</w:t>
+            </w:r>
+          </w:p>
+        </w:tc>
+        <w:tc>
+          <w:tcPr>
+            <w:tcW w:w="6501" w:type="dxa"/>
+          </w:tcPr>
+          <w:p>
+            <w:pPr>
+              <w:rPr>
+                <w:rFonts w:ascii="Amasis MT Pro" w:hAnsi="Amasis MT Pro"/>
+                <w:sz w:val="26"/>
+                <w:szCs w:val="26"/>
+                <w:lang w:val="en-US"/>
+              </w:rPr>
+            </w:pPr>
+            <w:r>
+              <w:rPr>
+                <w:rFonts w:ascii="Amasis MT Pro" w:hAnsi="Amasis MT Pro"/>
+                <w:sz w:val="26"/>
+                <w:szCs w:val="26"/>
+                <w:lang w:val="en-US"/>
+              </w:rPr>
+              <w:t>View Flight Details</w:t>
+            </w:r>
+          </w:p>
+          <w:p>
+            <w:pPr>
+              <w:rPr>
+                <w:rFonts w:ascii="Amasis MT Pro" w:hAnsi="Amasis MT Pro"/>
+                <w:sz w:val="26"/>
+                <w:szCs w:val="26"/>
+                <w:lang w:val="en-US"/>
+              </w:rPr>
+            </w:pPr>
+          </w:p>
+        </w:tc>
+      </w:tr>
+      <w:tr>
+        <w:tc>
+          <w:tcPr>
+            <w:tcW w:w="2515" w:type="dxa"/>
+          </w:tcPr>
+          <w:p>
+            <w:pPr>
+              <w:rPr>
+                <w:rFonts w:ascii="Amasis MT Pro" w:hAnsi="Amasis MT Pro"/>
+                <w:b/>
+                <w:bCs/>
+                <w:sz w:val="26"/>
+                <w:szCs w:val="26"/>
+                <w:lang w:val="en-US"/>
+              </w:rPr>
+            </w:pPr>
+            <w:r>
+              <w:rPr>
+                <w:rFonts w:ascii="Amasis MT Pro" w:hAnsi="Amasis MT Pro"/>
+                <w:b/>
+                <w:bCs/>
+                <w:sz w:val="26"/>
+                <w:szCs w:val="26"/>
+                <w:lang w:val="en-US"/>
+              </w:rPr>
+              <w:t>Description</w:t>
+            </w:r>
+          </w:p>
+        </w:tc>
+        <w:tc>
+          <w:tcPr>
+            <w:tcW w:w="6501" w:type="dxa"/>
+          </w:tcPr>
+          <w:p>
+            <w:pPr>
+              <w:rPr>
+                <w:rFonts w:ascii="Amasis MT Pro" w:hAnsi="Amasis MT Pro"/>
+                <w:sz w:val="26"/>
+                <w:szCs w:val="26"/>
+                <w:lang w:val="en-US"/>
+              </w:rPr>
+            </w:pPr>
+            <w:r>
+              <w:rPr>
+                <w:rFonts w:ascii="Amasis MT Pro" w:hAnsi="Amasis MT Pro"/>
+                <w:sz w:val="26"/>
+                <w:szCs w:val="26"/>
+                <w:lang w:val="en-US"/>
+              </w:rPr>
+              <w:t xml:space="preserve">Users view flight details after searching and </w:t>
+            </w:r>
+            <w:r>
+              <w:rPr>
+                <w:rFonts w:ascii="Amasis MT Pro" w:hAnsi="Amasis MT Pro"/>
+                <w:sz w:val="26"/>
+                <w:szCs w:val="26"/>
+                <w:lang w:val="en-US"/>
+              </w:rPr>
+              <w:t>entering</w:t>
+            </w:r>
+            <w:r>
+              <w:rPr>
+                <w:rFonts w:ascii="Amasis MT Pro" w:hAnsi="Amasis MT Pro"/>
+                <w:sz w:val="26"/>
+                <w:szCs w:val="26"/>
+                <w:lang w:val="en-US"/>
+              </w:rPr>
+              <w:t xml:space="preserve"> flight information</w:t>
+            </w:r>
+          </w:p>
+          <w:p>
+            <w:pPr>
+              <w:rPr>
+                <w:rFonts w:ascii="Amasis MT Pro" w:hAnsi="Amasis MT Pro"/>
+                <w:sz w:val="26"/>
+                <w:szCs w:val="26"/>
+                <w:lang w:val="en-US"/>
+              </w:rPr>
+            </w:pPr>
+          </w:p>
+        </w:tc>
+      </w:tr>
+      <w:tr>
+        <w:tc>
+          <w:tcPr>
+            <w:tcW w:w="2515" w:type="dxa"/>
+          </w:tcPr>
+          <w:p>
+            <w:pPr>
+              <w:rPr>
+                <w:rFonts w:ascii="Amasis MT Pro" w:hAnsi="Amasis MT Pro"/>
+                <w:b/>
+                <w:bCs/>
+                <w:sz w:val="26"/>
+                <w:szCs w:val="26"/>
+                <w:lang w:val="en-US"/>
+              </w:rPr>
+            </w:pPr>
+            <w:r>
+              <w:rPr>
+                <w:rFonts w:ascii="Amasis MT Pro" w:hAnsi="Amasis MT Pro"/>
+                <w:b/>
+                <w:bCs/>
+                <w:sz w:val="26"/>
+                <w:szCs w:val="26"/>
+                <w:lang w:val="en-US"/>
+              </w:rPr>
+              <w:t>Pre-conditions</w:t>
+            </w:r>
+          </w:p>
+        </w:tc>
+        <w:tc>
+          <w:tcPr>
+            <w:tcW w:w="6501" w:type="dxa"/>
+          </w:tcPr>
+          <w:p>
+            <w:pPr>
+              <w:rPr>
+                <w:rFonts w:ascii="Amasis MT Pro" w:hAnsi="Amasis MT Pro"/>
+                <w:sz w:val="26"/>
+                <w:szCs w:val="26"/>
+                <w:lang w:val="en-US"/>
+              </w:rPr>
+            </w:pPr>
+            <w:r>
+              <w:rPr>
+                <w:rFonts w:ascii="Amasis MT Pro" w:hAnsi="Amasis MT Pro"/>
+                <w:sz w:val="26"/>
+                <w:szCs w:val="26"/>
+                <w:lang w:val="en-US"/>
+              </w:rPr>
+              <w:t xml:space="preserve">Flights must </w:t>
+            </w:r>
+            <w:r>
+              <w:rPr>
+                <w:rFonts w:ascii="Amasis MT Pro" w:hAnsi="Amasis MT Pro"/>
+                <w:sz w:val="26"/>
+                <w:szCs w:val="26"/>
+                <w:lang w:val="en-US"/>
+              </w:rPr>
+              <w:t>exist</w:t>
+            </w:r>
+            <w:r>
+              <w:rPr>
+                <w:rFonts w:ascii="Amasis MT Pro" w:hAnsi="Amasis MT Pro"/>
+                <w:sz w:val="26"/>
+                <w:szCs w:val="26"/>
+                <w:lang w:val="en-US"/>
+              </w:rPr>
+              <w:t>.</w:t>
+            </w:r>
+          </w:p>
+          <w:p>
+            <w:pPr>
+              <w:rPr>
+                <w:rFonts w:ascii="Amasis MT Pro" w:hAnsi="Amasis MT Pro"/>
+                <w:sz w:val="26"/>
+                <w:szCs w:val="26"/>
+                <w:lang w:val="en-US"/>
+              </w:rPr>
+            </w:pPr>
+          </w:p>
+        </w:tc>
+      </w:tr>
+      <w:tr>
+        <w:tc>
+          <w:tcPr>
+            <w:tcW w:w="2515" w:type="dxa"/>
+          </w:tcPr>
+          <w:p>
+            <w:pPr>
+              <w:rPr>
+                <w:rFonts w:ascii="Amasis MT Pro" w:hAnsi="Amasis MT Pro"/>
+                <w:b/>
+                <w:bCs/>
+                <w:sz w:val="26"/>
+                <w:szCs w:val="26"/>
+                <w:lang w:val="en-US"/>
+              </w:rPr>
+            </w:pPr>
+            <w:r>
+              <w:rPr>
+                <w:rFonts w:ascii="Amasis MT Pro" w:hAnsi="Amasis MT Pro"/>
+                <w:b/>
+                <w:bCs/>
+                <w:sz w:val="26"/>
+                <w:szCs w:val="26"/>
+                <w:lang w:val="en-US"/>
+              </w:rPr>
+              <w:t>Event flow</w:t>
+            </w:r>
+          </w:p>
+        </w:tc>
+        <w:tc>
+          <w:tcPr>
+            <w:tcW w:w="6501" w:type="dxa"/>
+          </w:tcPr>
+          <w:p>
+            <w:pPr>
+              <w:rPr>
+                <w:rFonts w:ascii="Amasis MT Pro" w:hAnsi="Amasis MT Pro"/>
+                <w:sz w:val="26"/>
+                <w:szCs w:val="26"/>
+                <w:lang w:val="en-US"/>
+              </w:rPr>
+            </w:pPr>
+            <w:r>
+              <w:rPr>
+                <w:rFonts w:ascii="Amasis MT Pro" w:hAnsi="Amasis MT Pro"/>
+                <w:sz w:val="26"/>
+                <w:szCs w:val="26"/>
+                <w:lang w:val="en-US"/>
+              </w:rPr>
+              <w:t xml:space="preserve">1. Users must </w:t>
+            </w:r>
+            <w:r>
+              <w:rPr>
+                <w:rFonts w:ascii="Amasis MT Pro" w:hAnsi="Amasis MT Pro"/>
+                <w:sz w:val="26"/>
+                <w:szCs w:val="26"/>
+                <w:lang w:val="en-US"/>
+              </w:rPr>
+              <w:t>select “Search Flights”</w:t>
+            </w:r>
+          </w:p>
+          <w:p>
+            <w:pPr>
+              <w:rPr>
+                <w:rFonts w:ascii="Amasis MT Pro" w:hAnsi="Amasis MT Pro"/>
+                <w:sz w:val="26"/>
+                <w:szCs w:val="26"/>
+                <w:lang w:val="en-US"/>
+              </w:rPr>
+            </w:pPr>
+            <w:r>
+              <w:rPr>
+                <w:rFonts w:ascii="Amasis MT Pro" w:hAnsi="Amasis MT Pro"/>
+                <w:sz w:val="26"/>
+                <w:szCs w:val="26"/>
+                <w:lang w:val="en-US"/>
+              </w:rPr>
+              <w:t>2. System display search flight prompts</w:t>
+            </w:r>
+          </w:p>
+          <w:p>
+            <w:pPr>
+              <w:rPr>
+                <w:rFonts w:ascii="Amasis MT Pro" w:hAnsi="Amasis MT Pro"/>
+                <w:sz w:val="26"/>
+                <w:szCs w:val="26"/>
+                <w:lang w:val="en-US"/>
+              </w:rPr>
+            </w:pPr>
+            <w:r>
+              <w:rPr>
+                <w:rFonts w:ascii="Amasis MT Pro" w:hAnsi="Amasis MT Pro"/>
+                <w:sz w:val="26"/>
+                <w:szCs w:val="26"/>
+                <w:lang w:val="en-US"/>
+              </w:rPr>
+              <w:t>3. Users must enter flight information.</w:t>
+            </w:r>
+          </w:p>
+          <w:p>
+            <w:pPr>
+              <w:rPr>
+                <w:rFonts w:ascii="Amasis MT Pro" w:hAnsi="Amasis MT Pro"/>
+                <w:sz w:val="26"/>
+                <w:szCs w:val="26"/>
+                <w:lang w:val="en-US"/>
+              </w:rPr>
+            </w:pPr>
+            <w:r>
+              <w:rPr>
+                <w:rFonts w:ascii="Amasis MT Pro" w:hAnsi="Amasis MT Pro"/>
+                <w:sz w:val="26"/>
+                <w:szCs w:val="26"/>
+                <w:lang w:val="en-US"/>
+              </w:rPr>
+              <w:t>4. System checks if the flight based on the information entered does exists.</w:t>
+            </w:r>
+          </w:p>
+          <w:p>
+            <w:pPr>
+              <w:rPr>
+                <w:rFonts w:ascii="Amasis MT Pro" w:hAnsi="Amasis MT Pro"/>
+                <w:sz w:val="26"/>
+                <w:szCs w:val="26"/>
+                <w:lang w:val="en-US"/>
+              </w:rPr>
+            </w:pPr>
+            <w:r>
+              <w:rPr>
+                <w:rFonts w:ascii="Amasis MT Pro" w:hAnsi="Amasis MT Pro"/>
+                <w:sz w:val="26"/>
+                <w:szCs w:val="26"/>
+                <w:lang w:val="en-US"/>
+              </w:rPr>
+              <w:t xml:space="preserve">5. </w:t>
+            </w:r>
+            <w:r>
+              <w:rPr>
+                <w:rFonts w:ascii="Amasis MT Pro" w:hAnsi="Amasis MT Pro"/>
+                <w:sz w:val="26"/>
+                <w:szCs w:val="26"/>
+                <w:lang w:val="en-US"/>
+              </w:rPr>
+              <w:t>System Retrieves matching flights</w:t>
+            </w:r>
+          </w:p>
+          <w:p>
+            <w:pPr>
+              <w:rPr>
+                <w:rFonts w:ascii="Amasis MT Pro" w:hAnsi="Amasis MT Pro"/>
+                <w:sz w:val="26"/>
+                <w:szCs w:val="26"/>
+                <w:lang w:val="en-US"/>
+              </w:rPr>
+            </w:pPr>
+            <w:r>
+              <w:rPr>
+                <w:rFonts w:ascii="Amasis MT Pro" w:hAnsi="Amasis MT Pro"/>
+                <w:sz w:val="26"/>
+                <w:szCs w:val="26"/>
+                <w:lang w:val="en-US"/>
+              </w:rPr>
+              <w:t xml:space="preserve">6. System display </w:t>
+            </w:r>
+            <w:r>
+              <w:rPr>
+                <w:rFonts w:ascii="Amasis MT Pro" w:hAnsi="Amasis MT Pro"/>
+                <w:sz w:val="26"/>
+                <w:szCs w:val="26"/>
+                <w:lang w:val="en-US"/>
+              </w:rPr>
+              <w:t>list of flights</w:t>
+            </w:r>
+            <w:r>
+              <w:rPr>
+                <w:rFonts w:ascii="Amasis MT Pro" w:hAnsi="Amasis MT Pro"/>
+                <w:sz w:val="26"/>
+                <w:szCs w:val="26"/>
+                <w:lang w:val="en-US"/>
+              </w:rPr>
+              <w:t>.</w:t>
+            </w:r>
+          </w:p>
+          <w:p>
+            <w:pPr>
+              <w:rPr>
+                <w:rFonts w:ascii="Amasis MT Pro" w:hAnsi="Amasis MT Pro"/>
+                <w:sz w:val="26"/>
+                <w:szCs w:val="26"/>
+                <w:lang w:val="en-US"/>
+              </w:rPr>
+            </w:pPr>
+            <w:r>
+              <w:rPr>
+                <w:rFonts w:ascii="Amasis MT Pro" w:hAnsi="Amasis MT Pro"/>
+                <w:sz w:val="26"/>
+                <w:szCs w:val="26"/>
+                <w:lang w:val="en-US"/>
+              </w:rPr>
+              <w:t>7. User can optionally “View Flight Details”</w:t>
+            </w:r>
+          </w:p>
+          <w:p>
+            <w:pPr>
+              <w:rPr>
+                <w:rFonts w:ascii="Amasis MT Pro" w:hAnsi="Amasis MT Pro"/>
+                <w:sz w:val="26"/>
+                <w:szCs w:val="26"/>
+                <w:lang w:val="en-US"/>
+              </w:rPr>
+            </w:pPr>
+            <w:r>
+              <w:rPr>
+                <w:rFonts w:ascii="Amasis MT Pro" w:hAnsi="Amasis MT Pro"/>
+                <w:sz w:val="26"/>
+                <w:szCs w:val="26"/>
+                <w:lang w:val="en-US"/>
+              </w:rPr>
+              <w:t>8. If yes, system displays flight details.</w:t>
+            </w:r>
+          </w:p>
+        </w:tc>
+      </w:tr>
+      <w:tr>
+        <w:tc>
+          <w:tcPr>
+            <w:tcW w:w="2515" w:type="dxa"/>
+          </w:tcPr>
+          <w:p>
+            <w:pPr>
+              <w:rPr>
+                <w:rFonts w:ascii="Amasis MT Pro" w:hAnsi="Amasis MT Pro"/>
+                <w:b/>
+                <w:bCs/>
+                <w:sz w:val="26"/>
+                <w:szCs w:val="26"/>
+                <w:lang w:val="en-US"/>
+              </w:rPr>
+            </w:pPr>
+            <w:r>
+              <w:rPr>
+                <w:rFonts w:ascii="Amasis MT Pro" w:hAnsi="Amasis MT Pro"/>
+                <w:b/>
+                <w:bCs/>
+                <w:sz w:val="26"/>
+                <w:szCs w:val="26"/>
+                <w:lang w:val="en-US"/>
+              </w:rPr>
+              <w:t>Post-condition</w:t>
+            </w:r>
+          </w:p>
+        </w:tc>
+        <w:tc>
+          <w:tcPr>
+            <w:tcW w:w="6501" w:type="dxa"/>
+          </w:tcPr>
+          <w:p>
+            <w:pPr>
+              <w:rPr>
+                <w:rFonts w:ascii="Amasis MT Pro" w:hAnsi="Amasis MT Pro"/>
+                <w:sz w:val="26"/>
+                <w:szCs w:val="26"/>
+                <w:lang w:val="en-US"/>
+              </w:rPr>
+            </w:pPr>
+            <w:r>
+              <w:rPr>
+                <w:rFonts w:ascii="Amasis MT Pro" w:hAnsi="Amasis MT Pro"/>
+                <w:b/>
+                <w:bCs/>
+                <w:sz w:val="26"/>
+                <w:szCs w:val="26"/>
+                <w:lang w:val="en-US"/>
+              </w:rPr>
+              <w:t>Success:</w:t>
+            </w:r>
+            <w:r>
+              <w:rPr>
+                <w:rFonts w:ascii="Amasis MT Pro" w:hAnsi="Amasis MT Pro"/>
+                <w:sz w:val="26"/>
+                <w:szCs w:val="26"/>
+                <w:lang w:val="en-US"/>
+              </w:rPr>
+              <w:t xml:space="preserve"> </w:t>
+            </w:r>
+            <w:r>
+              <w:rPr>
+                <w:rFonts w:ascii="Amasis MT Pro" w:hAnsi="Amasis MT Pro"/>
+                <w:sz w:val="26"/>
+                <w:szCs w:val="26"/>
+                <w:lang w:val="en-US"/>
+              </w:rPr>
+              <w:t>Users can view flight details</w:t>
+            </w:r>
+          </w:p>
+          <w:p>
+            <w:pPr>
+              <w:rPr>
+                <w:rFonts w:ascii="Amasis MT Pro" w:hAnsi="Amasis MT Pro"/>
+                <w:sz w:val="26"/>
+                <w:szCs w:val="26"/>
+                <w:lang w:val="en-US"/>
+              </w:rPr>
+            </w:pPr>
+            <w:r>
+              <w:rPr>
+                <w:rFonts w:ascii="Amasis MT Pro" w:hAnsi="Amasis MT Pro"/>
+                <w:b/>
+                <w:bCs/>
+                <w:sz w:val="26"/>
+                <w:szCs w:val="26"/>
+                <w:lang w:val="en-US"/>
+              </w:rPr>
+              <w:t>Failure:</w:t>
+            </w:r>
+            <w:r>
+              <w:rPr>
+                <w:rFonts w:ascii="Amasis MT Pro" w:hAnsi="Amasis MT Pro"/>
+                <w:sz w:val="26"/>
+                <w:szCs w:val="26"/>
+                <w:lang w:val="en-US"/>
+              </w:rPr>
+              <w:t xml:space="preserve"> </w:t>
+            </w:r>
+            <w:r>
+              <w:rPr>
+                <w:rFonts w:ascii="Amasis MT Pro" w:hAnsi="Amasis MT Pro"/>
+                <w:sz w:val="26"/>
+                <w:szCs w:val="26"/>
+                <w:lang w:val="en-US"/>
+              </w:rPr>
+              <w:t>The flight does not exist.</w:t>
+            </w:r>
+          </w:p>
+          <w:p>
+            <w:pPr>
+              <w:rPr>
+                <w:rFonts w:ascii="Amasis MT Pro" w:hAnsi="Amasis MT Pro"/>
+                <w:sz w:val="26"/>
+                <w:szCs w:val="26"/>
+                <w:lang w:val="en-US"/>
+              </w:rPr>
+            </w:pPr>
+          </w:p>
+        </w:tc>
+      </w:tr>
+      <w:tr>
+        <w:tc>
+          <w:tcPr>
+            <w:tcW w:w="2515" w:type="dxa"/>
+          </w:tcPr>
+          <w:p>
+            <w:pPr>
+              <w:rPr>
+                <w:rFonts w:ascii="Amasis MT Pro" w:hAnsi="Amasis MT Pro"/>
+                <w:b/>
+                <w:bCs/>
+                <w:sz w:val="26"/>
+                <w:szCs w:val="26"/>
+                <w:lang w:val="en-US"/>
+              </w:rPr>
+            </w:pPr>
+            <w:r>
+              <w:rPr>
+                <w:rFonts w:ascii="Amasis MT Pro" w:hAnsi="Amasis MT Pro"/>
+                <w:b/>
+                <w:bCs/>
+                <w:sz w:val="26"/>
+                <w:szCs w:val="26"/>
+                <w:lang w:val="en-US"/>
+              </w:rPr>
+              <w:t>Extension points</w:t>
+            </w:r>
+          </w:p>
+        </w:tc>
+        <w:tc>
+          <w:tcPr>
+            <w:tcW w:w="6501" w:type="dxa"/>
+          </w:tcPr>
+          <w:p>
+            <w:pPr>
+              <w:rPr>
+                <w:rFonts w:ascii="Amasis MT Pro" w:hAnsi="Amasis MT Pro"/>
+                <w:sz w:val="26"/>
+                <w:szCs w:val="26"/>
+                <w:lang w:val="en-US"/>
+              </w:rPr>
+            </w:pPr>
+            <w:r>
+              <w:rPr>
+                <w:rFonts w:ascii="Amasis MT Pro" w:hAnsi="Amasis MT Pro"/>
+                <w:sz w:val="26"/>
+                <w:szCs w:val="26"/>
+                <w:lang w:val="en-US"/>
+              </w:rPr>
+              <w:t>Use case 3 “Search Flights”</w:t>
+            </w:r>
+          </w:p>
+          <w:p>
+            <w:pPr>
+              <w:rPr>
+                <w:rFonts w:ascii="Amasis MT Pro" w:hAnsi="Amasis MT Pro"/>
+                <w:sz w:val="26"/>
+                <w:szCs w:val="26"/>
+                <w:lang w:val="en-US"/>
+              </w:rPr>
+            </w:pPr>
+          </w:p>
+        </w:tc>
+      </w:tr>
+      <w:tr>
+        <w:tc>
+          <w:tcPr>
+            <w:tcW w:w="2515" w:type="dxa"/>
+          </w:tcPr>
+          <w:p>
+            <w:pPr>
+              <w:rPr>
+                <w:rFonts w:ascii="Amasis MT Pro" w:hAnsi="Amasis MT Pro"/>
+                <w:b/>
+                <w:bCs/>
+                <w:sz w:val="26"/>
+                <w:szCs w:val="26"/>
+                <w:lang w:val="en-US"/>
+              </w:rPr>
+            </w:pPr>
+            <w:r>
+              <w:rPr>
+                <w:rFonts w:ascii="Amasis MT Pro" w:hAnsi="Amasis MT Pro"/>
+                <w:b/>
+                <w:bCs/>
+                <w:sz w:val="26"/>
+                <w:szCs w:val="26"/>
+                <w:lang w:val="en-US"/>
+              </w:rPr>
+              <w:t>Triggers</w:t>
+            </w:r>
+          </w:p>
+        </w:tc>
+        <w:tc>
+          <w:tcPr>
+            <w:tcW w:w="6501" w:type="dxa"/>
+          </w:tcPr>
+          <w:p>
+            <w:pPr>
+              <w:rPr>
+                <w:rFonts w:ascii="Amasis MT Pro" w:hAnsi="Amasis MT Pro"/>
+                <w:sz w:val="26"/>
+                <w:szCs w:val="26"/>
+                <w:lang w:val="en-US"/>
+              </w:rPr>
+            </w:pPr>
+            <w:r>
+              <w:rPr>
+                <w:rFonts w:ascii="Amasis MT Pro" w:hAnsi="Amasis MT Pro"/>
+                <w:sz w:val="26"/>
+                <w:szCs w:val="26"/>
+                <w:lang w:val="en-US"/>
+              </w:rPr>
+              <w:t>Users</w:t>
+            </w:r>
+            <w:r>
+              <w:rPr>
+                <w:rFonts w:ascii="Amasis MT Pro" w:hAnsi="Amasis MT Pro"/>
+                <w:sz w:val="26"/>
+                <w:szCs w:val="26"/>
+                <w:lang w:val="en-US"/>
+              </w:rPr>
+              <w:t xml:space="preserve"> must enter flight information.</w:t>
+            </w:r>
+          </w:p>
+          <w:p>
+            <w:pPr>
+              <w:rPr>
+                <w:rFonts w:ascii="Amasis MT Pro" w:hAnsi="Amasis MT Pro"/>
+                <w:sz w:val="26"/>
+                <w:szCs w:val="26"/>
+                <w:lang w:val="en-US"/>
+              </w:rPr>
+            </w:pPr>
+          </w:p>
+        </w:tc>
+      </w:tr>
+    </w:tbl>
+    <w:p>
+      <w:pPr>
+        <w:rPr>
+          <w:rFonts w:ascii="Amasis MT Pro" w:hAnsi="Amasis MT Pro"/>
+          <w:b/>
+          <w:bCs/>
+          <w:sz w:val="26"/>
+          <w:szCs w:val="26"/>
+          <w:lang w:val="en-US"/>
+        </w:rPr>
+      </w:pPr>
+    </w:p>
+    <w:p>
+      <w:pPr>
+        <w:rPr>
+          <w:rFonts w:ascii="Amasis MT Pro" w:hAnsi="Amasis MT Pro"/>
+          <w:b/>
+          <w:bCs/>
+          <w:sz w:val="26"/>
+          <w:szCs w:val="26"/>
+          <w:lang w:val="en-US"/>
+        </w:rPr>
+      </w:pPr>
+    </w:p>
+    <w:p>
+      <w:pPr>
+        <w:rPr>
+          <w:rFonts w:ascii="Amasis MT Pro" w:hAnsi="Amasis MT Pro"/>
+          <w:b/>
+          <w:bCs/>
+          <w:sz w:val="26"/>
+          <w:szCs w:val="26"/>
+          <w:lang w:val="en-US"/>
+        </w:rPr>
+      </w:pPr>
+    </w:p>
+    <w:p>
+      <w:pPr>
+        <w:rPr>
+          <w:rFonts w:ascii="Amasis MT Pro" w:hAnsi="Amasis MT Pro"/>
+          <w:b/>
+          <w:bCs/>
+          <w:sz w:val="26"/>
+          <w:szCs w:val="26"/>
+          <w:lang w:val="en-US"/>
+        </w:rPr>
+      </w:pPr>
+    </w:p>
+    <w:p>
+      <w:pPr>
+        <w:rPr>
+          <w:rFonts w:ascii="Amasis MT Pro" w:hAnsi="Amasis MT Pro"/>
+          <w:b/>
+          <w:bCs/>
+          <w:sz w:val="26"/>
+          <w:szCs w:val="26"/>
+          <w:lang w:val="en-US"/>
+        </w:rPr>
+      </w:pPr>
+    </w:p>
+    <w:p>
+      <w:pPr>
+        <w:rPr>
+          <w:rFonts w:ascii="Amasis MT Pro" w:hAnsi="Amasis MT Pro"/>
+          <w:b/>
+          <w:bCs/>
+          <w:sz w:val="26"/>
+          <w:szCs w:val="26"/>
+          <w:lang w:val="en-US"/>
+        </w:rPr>
+      </w:pPr>
+    </w:p>
+    <w:p>
+      <w:pPr>
+        <w:rPr>
+          <w:rFonts w:ascii="Amasis MT Pro" w:hAnsi="Amasis MT Pro"/>
+          <w:b/>
+          <w:bCs/>
+          <w:sz w:val="26"/>
+          <w:szCs w:val="26"/>
+          <w:lang w:val="en-US"/>
+        </w:rPr>
+      </w:pPr>
+    </w:p>
+    <w:p>
+      <w:pPr>
+        <w:rPr>
+          <w:rFonts w:ascii="Amasis MT Pro" w:hAnsi="Amasis MT Pro"/>
+          <w:b/>
+          <w:bCs/>
+          <w:sz w:val="26"/>
+          <w:szCs w:val="26"/>
+          <w:lang w:val="en-US"/>
+        </w:rPr>
+      </w:pPr>
+    </w:p>
+    <w:p>
+      <w:pPr>
+        <w:rPr>
+          <w:rFonts w:ascii="Amasis MT Pro" w:hAnsi="Amasis MT Pro"/>
+          <w:b/>
+          <w:bCs/>
+          <w:sz w:val="26"/>
+          <w:szCs w:val="26"/>
+          <w:lang w:val="en-US"/>
+        </w:rPr>
+      </w:pPr>
+    </w:p>
+    <w:p>
+      <w:pPr>
+        <w:rPr>
+          <w:rFonts w:ascii="Amasis MT Pro" w:hAnsi="Amasis MT Pro"/>
+          <w:b/>
+          <w:bCs/>
+          <w:sz w:val="26"/>
+          <w:szCs w:val="26"/>
+          <w:lang w:val="en-US"/>
+        </w:rPr>
+      </w:pPr>
+    </w:p>
+    <w:p>
+      <w:pPr>
+        <w:rPr>
+          <w:rFonts w:ascii="Amasis MT Pro" w:hAnsi="Amasis MT Pro"/>
+          <w:b/>
+          <w:bCs/>
+          <w:sz w:val="26"/>
+          <w:szCs w:val="26"/>
+          <w:lang w:val="en-US"/>
+        </w:rPr>
+      </w:pPr>
+    </w:p>
+    <w:p>
+      <w:pPr>
+        <w:rPr>
+          <w:rFonts w:ascii="Amasis MT Pro" w:hAnsi="Amasis MT Pro"/>
+          <w:b/>
+          <w:bCs/>
+          <w:sz w:val="26"/>
+          <w:szCs w:val="26"/>
+          <w:lang w:val="en-US"/>
+        </w:rPr>
+      </w:pPr>
+    </w:p>
+    <w:tbl>
+      <w:tblPr>
+        <w:tblStyle w:val="TableGrid"/>
+        <w:tblW w:w="0" w:type="auto"/>
+        <w:tblLook w:val="04A0" w:firstRow="1" w:lastRow="0" w:firstColumn="1" w:lastColumn="0" w:noHBand="0" w:noVBand="1"/>
+      </w:tblPr>
+      <w:tblGrid>
+        <w:gridCol w:w="2515"/>
+        <w:gridCol w:w="6501"/>
+      </w:tblGrid>
+      <w:tr>
+        <w:tc>
+          <w:tcPr>
+            <w:tcW w:w="2515" w:type="dxa"/>
+          </w:tcPr>
+          <w:p>
+            <w:pPr>
+              <w:rPr>
+                <w:rFonts w:ascii="Amasis MT Pro" w:hAnsi="Amasis MT Pro"/>
+                <w:b/>
+                <w:bCs/>
+                <w:sz w:val="26"/>
+                <w:szCs w:val="26"/>
+                <w:lang w:val="en-US"/>
+              </w:rPr>
+            </w:pPr>
+            <w:r>
+              <w:rPr>
+                <w:rFonts w:ascii="Amasis MT Pro" w:hAnsi="Amasis MT Pro"/>
+                <w:b/>
+                <w:bCs/>
+                <w:sz w:val="26"/>
+                <w:szCs w:val="26"/>
+                <w:lang w:val="en-US"/>
+              </w:rPr>
+              <w:lastRenderedPageBreak/>
+              <w:t>ID</w:t>
+            </w:r>
+          </w:p>
+        </w:tc>
+        <w:tc>
+          <w:tcPr>
+            <w:tcW w:w="6501" w:type="dxa"/>
+          </w:tcPr>
+          <w:p>
+            <w:pPr>
+              <w:rPr>
+                <w:rFonts w:ascii="Amasis MT Pro" w:hAnsi="Amasis MT Pro"/>
+                <w:b/>
+                <w:bCs/>
+                <w:sz w:val="26"/>
+                <w:szCs w:val="26"/>
+                <w:lang w:val="en-US"/>
+              </w:rPr>
+            </w:pPr>
+            <w:r>
+              <w:rPr>
+                <w:rFonts w:ascii="Amasis MT Pro" w:hAnsi="Amasis MT Pro"/>
+                <w:b/>
+                <w:bCs/>
+                <w:sz w:val="26"/>
+                <w:szCs w:val="26"/>
+                <w:lang w:val="en-US"/>
+              </w:rPr>
+              <w:t>UC0</w:t>
+            </w:r>
+            <w:r>
+              <w:rPr>
+                <w:rFonts w:ascii="Amasis MT Pro" w:hAnsi="Amasis MT Pro"/>
+                <w:b/>
+                <w:bCs/>
+                <w:sz w:val="26"/>
+                <w:szCs w:val="26"/>
+                <w:lang w:val="en-US"/>
+              </w:rPr>
+              <w:t>2</w:t>
+            </w:r>
+          </w:p>
+          <w:p>
+            <w:pPr>
+              <w:rPr>
+                <w:rFonts w:ascii="Amasis MT Pro" w:hAnsi="Amasis MT Pro"/>
+                <w:b/>
+                <w:bCs/>
+                <w:sz w:val="26"/>
+                <w:szCs w:val="26"/>
+                <w:lang w:val="en-US"/>
+              </w:rPr>
+            </w:pPr>
+          </w:p>
+        </w:tc>
+      </w:tr>
+      <w:tr>
+        <w:tc>
+          <w:tcPr>
+            <w:tcW w:w="2515" w:type="dxa"/>
+          </w:tcPr>
+          <w:p>
+            <w:pPr>
+              <w:rPr>
+                <w:rFonts w:ascii="Amasis MT Pro" w:hAnsi="Amasis MT Pro"/>
+                <w:b/>
+                <w:bCs/>
+                <w:sz w:val="26"/>
+                <w:szCs w:val="26"/>
+                <w:lang w:val="en-US"/>
+              </w:rPr>
+            </w:pPr>
+            <w:r>
+              <w:rPr>
+                <w:rFonts w:ascii="Amasis MT Pro" w:hAnsi="Amasis MT Pro"/>
+                <w:b/>
+                <w:bCs/>
+                <w:sz w:val="26"/>
+                <w:szCs w:val="26"/>
+                <w:lang w:val="en-US"/>
+              </w:rPr>
+              <w:t>Name</w:t>
+            </w:r>
+          </w:p>
+        </w:tc>
+        <w:tc>
+          <w:tcPr>
+            <w:tcW w:w="6501" w:type="dxa"/>
+          </w:tcPr>
+          <w:p>
+            <w:pPr>
+              <w:rPr>
+                <w:rFonts w:ascii="Amasis MT Pro" w:hAnsi="Amasis MT Pro"/>
+                <w:sz w:val="26"/>
+                <w:szCs w:val="26"/>
+                <w:lang w:val="en-US"/>
+              </w:rPr>
+            </w:pPr>
+            <w:r>
+              <w:rPr>
+                <w:rFonts w:ascii="Amasis MT Pro" w:hAnsi="Amasis MT Pro"/>
+                <w:sz w:val="26"/>
+                <w:szCs w:val="26"/>
+                <w:lang w:val="en-US"/>
+              </w:rPr>
+              <w:t>Register</w:t>
+            </w:r>
+          </w:p>
+          <w:p>
+            <w:pPr>
+              <w:rPr>
+                <w:rFonts w:ascii="Amasis MT Pro" w:hAnsi="Amasis MT Pro"/>
+                <w:sz w:val="26"/>
+                <w:szCs w:val="26"/>
+                <w:lang w:val="en-US"/>
+              </w:rPr>
+            </w:pPr>
+          </w:p>
+        </w:tc>
+      </w:tr>
+      <w:tr>
+        <w:tc>
+          <w:tcPr>
+            <w:tcW w:w="2515" w:type="dxa"/>
+          </w:tcPr>
+          <w:p>
+            <w:pPr>
+              <w:rPr>
+                <w:rFonts w:ascii="Amasis MT Pro" w:hAnsi="Amasis MT Pro"/>
+                <w:b/>
+                <w:bCs/>
+                <w:sz w:val="26"/>
+                <w:szCs w:val="26"/>
+                <w:lang w:val="en-US"/>
+              </w:rPr>
+            </w:pPr>
+            <w:r>
+              <w:rPr>
+                <w:rFonts w:ascii="Amasis MT Pro" w:hAnsi="Amasis MT Pro"/>
+                <w:b/>
+                <w:bCs/>
+                <w:sz w:val="26"/>
+                <w:szCs w:val="26"/>
+                <w:lang w:val="en-US"/>
+              </w:rPr>
+              <w:t>Description</w:t>
+            </w:r>
+          </w:p>
+        </w:tc>
+        <w:tc>
+          <w:tcPr>
+            <w:tcW w:w="6501" w:type="dxa"/>
+          </w:tcPr>
+          <w:p>
+            <w:pPr>
+              <w:rPr>
+                <w:rFonts w:ascii="Amasis MT Pro" w:hAnsi="Amasis MT Pro"/>
+                <w:sz w:val="26"/>
+                <w:szCs w:val="26"/>
+                <w:lang w:val="en-US"/>
+              </w:rPr>
+            </w:pPr>
+            <w:r>
+              <w:rPr>
+                <w:rFonts w:ascii="Amasis MT Pro" w:hAnsi="Amasis MT Pro"/>
+                <w:sz w:val="26"/>
+                <w:szCs w:val="26"/>
+                <w:lang w:val="en-US"/>
+              </w:rPr>
+              <w:t xml:space="preserve">Users must be registered to have access </w:t>
+            </w:r>
+            <w:r>
+              <w:rPr>
+                <w:rFonts w:ascii="Amasis MT Pro" w:hAnsi="Amasis MT Pro"/>
+                <w:sz w:val="26"/>
+                <w:szCs w:val="26"/>
+                <w:lang w:val="en-US"/>
+              </w:rPr>
+              <w:t>to</w:t>
+            </w:r>
+            <w:r>
+              <w:rPr>
+                <w:rFonts w:ascii="Amasis MT Pro" w:hAnsi="Amasis MT Pro"/>
+                <w:sz w:val="26"/>
+                <w:szCs w:val="26"/>
+                <w:lang w:val="en-US"/>
+              </w:rPr>
+              <w:t xml:space="preserve"> a role-specific </w:t>
+            </w:r>
+            <w:r>
+              <w:rPr>
+                <w:rFonts w:ascii="Amasis MT Pro" w:hAnsi="Amasis MT Pro"/>
+                <w:sz w:val="26"/>
+                <w:szCs w:val="26"/>
+                <w:lang w:val="en-US"/>
+              </w:rPr>
+              <w:t>menu</w:t>
+            </w:r>
+            <w:r>
+              <w:rPr>
+                <w:rFonts w:ascii="Amasis MT Pro" w:hAnsi="Amasis MT Pro"/>
+                <w:sz w:val="26"/>
+                <w:szCs w:val="26"/>
+                <w:lang w:val="en-US"/>
+              </w:rPr>
+              <w:t>.</w:t>
+            </w:r>
+          </w:p>
+          <w:p>
+            <w:pPr>
+              <w:rPr>
+                <w:rFonts w:ascii="Amasis MT Pro" w:hAnsi="Amasis MT Pro"/>
+                <w:sz w:val="26"/>
+                <w:szCs w:val="26"/>
+                <w:lang w:val="en-US"/>
+              </w:rPr>
+            </w:pPr>
+          </w:p>
+        </w:tc>
+      </w:tr>
+      <w:tr>
+        <w:tc>
+          <w:tcPr>
+            <w:tcW w:w="2515" w:type="dxa"/>
+          </w:tcPr>
+          <w:p>
+            <w:pPr>
+              <w:rPr>
+                <w:rFonts w:ascii="Amasis MT Pro" w:hAnsi="Amasis MT Pro"/>
+                <w:b/>
+                <w:bCs/>
+                <w:sz w:val="26"/>
+                <w:szCs w:val="26"/>
+                <w:lang w:val="en-US"/>
+              </w:rPr>
+            </w:pPr>
+            <w:r>
+              <w:rPr>
+                <w:rFonts w:ascii="Amasis MT Pro" w:hAnsi="Amasis MT Pro"/>
+                <w:b/>
+                <w:bCs/>
+                <w:sz w:val="26"/>
+                <w:szCs w:val="26"/>
+                <w:lang w:val="en-US"/>
+              </w:rPr>
+              <w:t>Pre-conditions</w:t>
+            </w:r>
+          </w:p>
+        </w:tc>
+        <w:tc>
+          <w:tcPr>
+            <w:tcW w:w="6501" w:type="dxa"/>
+          </w:tcPr>
+          <w:p>
+            <w:pPr>
+              <w:rPr>
+                <w:rFonts w:ascii="Amasis MT Pro" w:hAnsi="Amasis MT Pro"/>
+                <w:sz w:val="26"/>
+                <w:szCs w:val="26"/>
+                <w:lang w:val="en-US"/>
+              </w:rPr>
+            </w:pPr>
+            <w:r>
+              <w:rPr>
+                <w:rFonts w:ascii="Amasis MT Pro" w:hAnsi="Amasis MT Pro"/>
+                <w:sz w:val="26"/>
+                <w:szCs w:val="26"/>
+                <w:lang w:val="en-US"/>
+              </w:rPr>
+              <w:t xml:space="preserve">Users must enter username and password to create an account </w:t>
+            </w:r>
+          </w:p>
+          <w:p>
+            <w:pPr>
+              <w:rPr>
+                <w:rFonts w:ascii="Amasis MT Pro" w:hAnsi="Amasis MT Pro"/>
+                <w:sz w:val="26"/>
+                <w:szCs w:val="26"/>
+                <w:lang w:val="en-US"/>
+              </w:rPr>
+            </w:pPr>
+          </w:p>
+        </w:tc>
+      </w:tr>
+      <w:tr>
+        <w:tc>
+          <w:tcPr>
+            <w:tcW w:w="2515" w:type="dxa"/>
+          </w:tcPr>
+          <w:p>
+            <w:pPr>
+              <w:rPr>
+                <w:rFonts w:ascii="Amasis MT Pro" w:hAnsi="Amasis MT Pro"/>
+                <w:b/>
+                <w:bCs/>
+                <w:sz w:val="26"/>
+                <w:szCs w:val="26"/>
+                <w:lang w:val="en-US"/>
+              </w:rPr>
+            </w:pPr>
+            <w:r>
+              <w:rPr>
+                <w:rFonts w:ascii="Amasis MT Pro" w:hAnsi="Amasis MT Pro"/>
+                <w:b/>
+                <w:bCs/>
+                <w:sz w:val="26"/>
+                <w:szCs w:val="26"/>
+                <w:lang w:val="en-US"/>
+              </w:rPr>
+              <w:t>Event flow</w:t>
+            </w:r>
+          </w:p>
+        </w:tc>
+        <w:tc>
+          <w:tcPr>
+            <w:tcW w:w="6501" w:type="dxa"/>
+          </w:tcPr>
+          <w:p>
+            <w:pPr>
+              <w:rPr>
+                <w:rFonts w:ascii="Amasis MT Pro" w:hAnsi="Amasis MT Pro"/>
+                <w:sz w:val="26"/>
+                <w:szCs w:val="26"/>
+                <w:lang w:val="en-US"/>
+              </w:rPr>
+            </w:pPr>
+            <w:r>
+              <w:rPr>
+                <w:rFonts w:ascii="Amasis MT Pro" w:hAnsi="Amasis MT Pro"/>
+                <w:sz w:val="26"/>
+                <w:szCs w:val="26"/>
+                <w:lang w:val="en-US"/>
+              </w:rPr>
+              <w:t>1</w:t>
+            </w:r>
+            <w:r>
+              <w:rPr>
+                <w:rFonts w:ascii="Amasis MT Pro" w:hAnsi="Amasis MT Pro"/>
+                <w:sz w:val="26"/>
+                <w:szCs w:val="26"/>
+                <w:lang w:val="en-US"/>
+              </w:rPr>
+              <w:t>.</w:t>
+            </w:r>
+            <w:r>
+              <w:rPr>
+                <w:rFonts w:ascii="Amasis MT Pro" w:hAnsi="Amasis MT Pro"/>
+                <w:sz w:val="26"/>
+                <w:szCs w:val="26"/>
+                <w:lang w:val="en-US"/>
+              </w:rPr>
+              <w:t xml:space="preserve"> The system displays main menu</w:t>
+            </w:r>
+          </w:p>
+          <w:p>
+            <w:pPr>
+              <w:rPr>
+                <w:rFonts w:ascii="Amasis MT Pro" w:hAnsi="Amasis MT Pro"/>
+                <w:sz w:val="26"/>
+                <w:szCs w:val="26"/>
+                <w:lang w:val="en-US"/>
+              </w:rPr>
+            </w:pPr>
+            <w:r>
+              <w:rPr>
+                <w:rFonts w:ascii="Amasis MT Pro" w:hAnsi="Amasis MT Pro"/>
+                <w:sz w:val="26"/>
+                <w:szCs w:val="26"/>
+                <w:lang w:val="en-US"/>
+              </w:rPr>
+              <w:t>2. Users selects “Register”</w:t>
+            </w:r>
+          </w:p>
+          <w:p>
+            <w:pPr>
+              <w:rPr>
+                <w:rFonts w:ascii="Amasis MT Pro" w:hAnsi="Amasis MT Pro"/>
+                <w:sz w:val="26"/>
+                <w:szCs w:val="26"/>
+                <w:lang w:val="en-US"/>
+              </w:rPr>
+            </w:pPr>
+            <w:r>
+              <w:rPr>
+                <w:rFonts w:ascii="Amasis MT Pro" w:hAnsi="Amasis MT Pro"/>
+                <w:sz w:val="26"/>
+                <w:szCs w:val="26"/>
+                <w:lang w:val="en-US"/>
+              </w:rPr>
+              <w:t>3. The system asks for username and password</w:t>
+            </w:r>
+          </w:p>
+          <w:p>
+            <w:pPr>
+              <w:rPr>
+                <w:rFonts w:ascii="Amasis MT Pro" w:hAnsi="Amasis MT Pro"/>
+                <w:sz w:val="26"/>
+                <w:szCs w:val="26"/>
+                <w:lang w:val="en-US"/>
+              </w:rPr>
+            </w:pPr>
+            <w:r>
+              <w:rPr>
+                <w:rFonts w:ascii="Amasis MT Pro" w:hAnsi="Amasis MT Pro"/>
+                <w:sz w:val="26"/>
+                <w:szCs w:val="26"/>
+                <w:lang w:val="en-US"/>
+              </w:rPr>
+              <w:t>4. The user must enter credentials.</w:t>
+            </w:r>
+          </w:p>
+          <w:p>
+            <w:pPr>
+              <w:rPr>
+                <w:rFonts w:ascii="Amasis MT Pro" w:hAnsi="Amasis MT Pro"/>
+                <w:sz w:val="26"/>
+                <w:szCs w:val="26"/>
+                <w:lang w:val="en-US"/>
+              </w:rPr>
+            </w:pPr>
+            <w:r>
+              <w:rPr>
+                <w:rFonts w:ascii="Amasis MT Pro" w:hAnsi="Amasis MT Pro"/>
+                <w:sz w:val="26"/>
+                <w:szCs w:val="26"/>
+                <w:lang w:val="en-US"/>
+              </w:rPr>
+              <w:t>5. The system checks if the username already exists.</w:t>
+            </w:r>
+          </w:p>
+          <w:p>
+            <w:pPr>
+              <w:rPr>
+                <w:rFonts w:ascii="Amasis MT Pro" w:hAnsi="Amasis MT Pro"/>
+                <w:sz w:val="26"/>
+                <w:szCs w:val="26"/>
+                <w:lang w:val="en-US"/>
+              </w:rPr>
+            </w:pPr>
+            <w:r>
+              <w:rPr>
+                <w:rFonts w:ascii="Amasis MT Pro" w:hAnsi="Amasis MT Pro"/>
+                <w:sz w:val="26"/>
+                <w:szCs w:val="26"/>
+                <w:lang w:val="en-US"/>
+              </w:rPr>
+              <w:t xml:space="preserve">6. The system creates the account and saves it. </w:t>
+            </w:r>
+          </w:p>
+          <w:p>
+            <w:pPr>
+              <w:rPr>
+                <w:rFonts w:ascii="Amasis MT Pro" w:hAnsi="Amasis MT Pro"/>
+                <w:sz w:val="26"/>
+                <w:szCs w:val="26"/>
+                <w:lang w:val="en-US"/>
+              </w:rPr>
+            </w:pPr>
+          </w:p>
+        </w:tc>
+      </w:tr>
+      <w:tr>
+        <w:tc>
+          <w:tcPr>
+            <w:tcW w:w="2515" w:type="dxa"/>
+          </w:tcPr>
+          <w:p>
+            <w:pPr>
+              <w:rPr>
+                <w:rFonts w:ascii="Amasis MT Pro" w:hAnsi="Amasis MT Pro"/>
+                <w:b/>
+                <w:bCs/>
+                <w:sz w:val="26"/>
+                <w:szCs w:val="26"/>
+                <w:lang w:val="en-US"/>
+              </w:rPr>
+            </w:pPr>
+            <w:r>
+              <w:rPr>
+                <w:rFonts w:ascii="Amasis MT Pro" w:hAnsi="Amasis MT Pro"/>
+                <w:b/>
+                <w:bCs/>
+                <w:sz w:val="26"/>
+                <w:szCs w:val="26"/>
+                <w:lang w:val="en-US"/>
+              </w:rPr>
+              <w:t>Post-condition</w:t>
+            </w:r>
+          </w:p>
+        </w:tc>
+        <w:tc>
+          <w:tcPr>
+            <w:tcW w:w="6501" w:type="dxa"/>
+          </w:tcPr>
+          <w:p>
+            <w:pPr>
+              <w:rPr>
+                <w:rFonts w:ascii="Amasis MT Pro" w:hAnsi="Amasis MT Pro"/>
+                <w:sz w:val="26"/>
+                <w:szCs w:val="26"/>
+                <w:lang w:val="en-US"/>
+              </w:rPr>
+            </w:pPr>
+            <w:r>
+              <w:rPr>
+                <w:rFonts w:ascii="Amasis MT Pro" w:hAnsi="Amasis MT Pro"/>
+                <w:b/>
+                <w:bCs/>
+                <w:sz w:val="26"/>
+                <w:szCs w:val="26"/>
+                <w:lang w:val="en-US"/>
+              </w:rPr>
+              <w:t>Success:</w:t>
+            </w:r>
+            <w:r>
+              <w:rPr>
+                <w:rFonts w:ascii="Amasis MT Pro" w:hAnsi="Amasis MT Pro"/>
+                <w:sz w:val="26"/>
+                <w:szCs w:val="26"/>
+                <w:lang w:val="en-US"/>
+              </w:rPr>
+              <w:t xml:space="preserve"> </w:t>
+            </w:r>
+            <w:r>
+              <w:rPr>
+                <w:rFonts w:ascii="Amasis MT Pro" w:hAnsi="Amasis MT Pro"/>
+                <w:sz w:val="26"/>
+                <w:szCs w:val="26"/>
+                <w:lang w:val="en-US"/>
+              </w:rPr>
+              <w:t>The system created a new account and saved it.</w:t>
+            </w:r>
+          </w:p>
+          <w:p>
+            <w:pPr>
+              <w:rPr>
+                <w:rFonts w:ascii="Amasis MT Pro" w:hAnsi="Amasis MT Pro"/>
+                <w:sz w:val="26"/>
+                <w:szCs w:val="26"/>
+                <w:lang w:val="en-US"/>
+              </w:rPr>
+            </w:pPr>
+            <w:r>
+              <w:rPr>
+                <w:rFonts w:ascii="Amasis MT Pro" w:hAnsi="Amasis MT Pro"/>
+                <w:b/>
+                <w:bCs/>
+                <w:sz w:val="26"/>
+                <w:szCs w:val="26"/>
+                <w:lang w:val="en-US"/>
+              </w:rPr>
+              <w:t>Failure:</w:t>
+            </w:r>
+            <w:r>
+              <w:rPr>
+                <w:rFonts w:ascii="Amasis MT Pro" w:hAnsi="Amasis MT Pro"/>
+                <w:sz w:val="26"/>
+                <w:szCs w:val="26"/>
+                <w:lang w:val="en-US"/>
+              </w:rPr>
+              <w:t xml:space="preserve"> </w:t>
+            </w:r>
+            <w:r>
+              <w:rPr>
+                <w:rFonts w:ascii="Amasis MT Pro" w:hAnsi="Amasis MT Pro"/>
+                <w:sz w:val="26"/>
+                <w:szCs w:val="26"/>
+                <w:lang w:val="en-US"/>
+              </w:rPr>
+              <w:t>User remains Guest.</w:t>
+            </w:r>
+          </w:p>
+          <w:p>
+            <w:pPr>
+              <w:rPr>
+                <w:rFonts w:ascii="Amasis MT Pro" w:hAnsi="Amasis MT Pro"/>
+                <w:sz w:val="26"/>
+                <w:szCs w:val="26"/>
+                <w:lang w:val="en-US"/>
+              </w:rPr>
+            </w:pPr>
+          </w:p>
+        </w:tc>
+      </w:tr>
+      <w:tr>
+        <w:tc>
+          <w:tcPr>
+            <w:tcW w:w="2515" w:type="dxa"/>
+          </w:tcPr>
+          <w:p>
+            <w:pPr>
+              <w:rPr>
+                <w:rFonts w:ascii="Amasis MT Pro" w:hAnsi="Amasis MT Pro"/>
+                <w:b/>
+                <w:bCs/>
+                <w:sz w:val="26"/>
+                <w:szCs w:val="26"/>
+                <w:lang w:val="en-US"/>
+              </w:rPr>
+            </w:pPr>
+            <w:r>
+              <w:rPr>
+                <w:rFonts w:ascii="Amasis MT Pro" w:hAnsi="Amasis MT Pro"/>
+                <w:b/>
+                <w:bCs/>
+                <w:sz w:val="26"/>
+                <w:szCs w:val="26"/>
+                <w:lang w:val="en-US"/>
+              </w:rPr>
+              <w:t>Extension points</w:t>
+            </w:r>
+          </w:p>
+        </w:tc>
+        <w:tc>
+          <w:tcPr>
+            <w:tcW w:w="6501" w:type="dxa"/>
+          </w:tcPr>
+          <w:p>
+            <w:pPr>
+              <w:rPr>
+                <w:rFonts w:ascii="Amasis MT Pro" w:hAnsi="Amasis MT Pro"/>
+                <w:sz w:val="26"/>
+                <w:szCs w:val="26"/>
+                <w:lang w:val="en-US"/>
+              </w:rPr>
+            </w:pPr>
+            <w:r>
+              <w:rPr>
+                <w:rFonts w:ascii="Amasis MT Pro" w:hAnsi="Amasis MT Pro"/>
+                <w:sz w:val="26"/>
+                <w:szCs w:val="26"/>
+                <w:lang w:val="en-US"/>
+              </w:rPr>
+              <w:t>None</w:t>
+            </w:r>
+          </w:p>
+          <w:p>
+            <w:pPr>
+              <w:rPr>
+                <w:rFonts w:ascii="Amasis MT Pro" w:hAnsi="Amasis MT Pro"/>
+                <w:sz w:val="26"/>
+                <w:szCs w:val="26"/>
+                <w:lang w:val="en-US"/>
+              </w:rPr>
+            </w:pPr>
+          </w:p>
+        </w:tc>
+      </w:tr>
+      <w:tr>
+        <w:tc>
+          <w:tcPr>
+            <w:tcW w:w="2515" w:type="dxa"/>
+          </w:tcPr>
+          <w:p>
+            <w:pPr>
+              <w:rPr>
+                <w:rFonts w:ascii="Amasis MT Pro" w:hAnsi="Amasis MT Pro"/>
+                <w:b/>
+                <w:bCs/>
+                <w:sz w:val="26"/>
+                <w:szCs w:val="26"/>
+                <w:lang w:val="en-US"/>
+              </w:rPr>
+            </w:pPr>
+            <w:r>
+              <w:rPr>
+                <w:rFonts w:ascii="Amasis MT Pro" w:hAnsi="Amasis MT Pro"/>
+                <w:b/>
+                <w:bCs/>
+                <w:sz w:val="26"/>
+                <w:szCs w:val="26"/>
+                <w:lang w:val="en-US"/>
+              </w:rPr>
+              <w:t>Triggers</w:t>
+            </w:r>
+          </w:p>
+        </w:tc>
+        <w:tc>
+          <w:tcPr>
+            <w:tcW w:w="6501" w:type="dxa"/>
+          </w:tcPr>
+          <w:p>
+            <w:pPr>
+              <w:rPr>
+                <w:rFonts w:ascii="Amasis MT Pro" w:hAnsi="Amasis MT Pro"/>
+                <w:sz w:val="26"/>
+                <w:szCs w:val="26"/>
+                <w:lang w:val="en-US"/>
+              </w:rPr>
+            </w:pPr>
+            <w:r>
+              <w:rPr>
+                <w:rFonts w:ascii="Amasis MT Pro" w:hAnsi="Amasis MT Pro"/>
+                <w:sz w:val="26"/>
+                <w:szCs w:val="26"/>
+                <w:lang w:val="en-US"/>
+              </w:rPr>
+              <w:t xml:space="preserve">Enter username and password </w:t>
+            </w:r>
+          </w:p>
+          <w:p>
+            <w:pPr>
+              <w:rPr>
+                <w:rFonts w:ascii="Amasis MT Pro" w:hAnsi="Amasis MT Pro"/>
+                <w:sz w:val="26"/>
+                <w:szCs w:val="26"/>
+                <w:lang w:val="en-US"/>
+              </w:rPr>
+            </w:pPr>
+          </w:p>
+        </w:tc>
+      </w:tr>
+    </w:tbl>
+    <w:p>
+      <w:pPr>
+        <w:rPr>
+          <w:rFonts w:ascii="Amasis MT Pro" w:hAnsi="Amasis MT Pro"/>
+          <w:b/>
+          <w:bCs/>
+          <w:sz w:val="30"/>
+          <w:szCs w:val="30"/>
+          <w:lang w:val="en-US"/>
+        </w:rPr>
+      </w:pPr>
+    </w:p>
+    <w:p>
+      <w:pPr>
+        <w:rPr>
+          <w:rFonts w:ascii="Amasis MT Pro" w:hAnsi="Amasis MT Pro"/>
+          <w:b/>
+          <w:bCs/>
+          <w:sz w:val="30"/>
+          <w:szCs w:val="30"/>
+          <w:lang w:val="en-US"/>
+        </w:rPr>
+      </w:pPr>
+    </w:p>
+    <w:p>
+      <w:pPr>
+        <w:rPr>
+          <w:rFonts w:ascii="Amasis MT Pro" w:hAnsi="Amasis MT Pro"/>
+          <w:b/>
+          <w:bCs/>
+          <w:sz w:val="30"/>
+          <w:szCs w:val="30"/>
+          <w:lang w:val="en-US"/>
+        </w:rPr>
+      </w:pPr>
+    </w:p>
+    <w:p>
+      <w:pPr>
+        <w:rPr>
+          <w:rFonts w:ascii="Amasis MT Pro" w:hAnsi="Amasis MT Pro"/>
+          <w:b/>
+          <w:bCs/>
+          <w:sz w:val="30"/>
+          <w:szCs w:val="30"/>
+          <w:lang w:val="en-US"/>
+        </w:rPr>
+      </w:pPr>
+    </w:p>
+    <w:p>
+      <w:pPr>
+        <w:rPr>
+          <w:rFonts w:ascii="Amasis MT Pro" w:hAnsi="Amasis MT Pro"/>
+          <w:b/>
+          <w:bCs/>
+          <w:sz w:val="30"/>
+          <w:szCs w:val="30"/>
+          <w:lang w:val="en-US"/>
+        </w:rPr>
+      </w:pPr>
+    </w:p>
+    <w:p>
+      <w:pPr>
+        <w:rPr>
+          <w:rFonts w:ascii="Amasis MT Pro" w:hAnsi="Amasis MT Pro"/>
+          <w:b/>
+          <w:bCs/>
+          <w:sz w:val="30"/>
+          <w:szCs w:val="30"/>
+          <w:lang w:val="en-US"/>
+        </w:rPr>
+      </w:pPr>
+    </w:p>
+    <w:p>
+      <w:pPr>
+        <w:rPr>
+          <w:rFonts w:ascii="Amasis MT Pro" w:hAnsi="Amasis MT Pro"/>
+          <w:b/>
+          <w:bCs/>
+          <w:sz w:val="30"/>
+          <w:szCs w:val="30"/>
+          <w:lang w:val="en-US"/>
+        </w:rPr>
+      </w:pPr>
+    </w:p>
+    <w:p>
+      <w:pPr>
+        <w:rPr>
+          <w:rFonts w:ascii="Amasis MT Pro" w:hAnsi="Amasis MT Pro"/>
+          <w:b/>
+          <w:bCs/>
+          <w:sz w:val="30"/>
+          <w:szCs w:val="30"/>
+          <w:lang w:val="en-US"/>
+        </w:rPr>
+      </w:pPr>
+    </w:p>
+    <w:p>
+      <w:pPr>
+        <w:rPr>
+          <w:rFonts w:ascii="Amasis MT Pro" w:hAnsi="Amasis MT Pro"/>
+          <w:b/>
+          <w:bCs/>
+          <w:sz w:val="30"/>
+          <w:szCs w:val="30"/>
+          <w:lang w:val="en-US"/>
+        </w:rPr>
+      </w:pPr>
+    </w:p>
+    <w:p>
+      <w:pPr>
+        <w:rPr>
+          <w:rFonts w:ascii="Amasis MT Pro" w:hAnsi="Amasis MT Pro"/>
+          <w:b/>
+          <w:bCs/>
+          <w:sz w:val="30"/>
+          <w:szCs w:val="30"/>
+          <w:lang w:val="en-US"/>
+        </w:rPr>
+      </w:pPr>
+    </w:p>
+    <w:tbl>
+      <w:tblPr>
+        <w:tblStyle w:val="TableGrid"/>
+        <w:tblW w:w="0" w:type="auto"/>
+        <w:tblLook w:val="04A0" w:firstRow="1" w:lastRow="0" w:firstColumn="1" w:lastColumn="0" w:noHBand="0" w:noVBand="1"/>
+      </w:tblPr>
+      <w:tblGrid>
+        <w:gridCol w:w="2515"/>
+        <w:gridCol w:w="6501"/>
+      </w:tblGrid>
+      <w:tr>
+        <w:tc>
+          <w:tcPr>
+            <w:tcW w:w="2515" w:type="dxa"/>
+          </w:tcPr>
+          <w:p>
+            <w:pPr>
+              <w:rPr>
+                <w:rFonts w:ascii="Amasis MT Pro" w:hAnsi="Amasis MT Pro"/>
+                <w:b/>
+                <w:bCs/>
+                <w:sz w:val="26"/>
+                <w:szCs w:val="26"/>
+                <w:lang w:val="en-US"/>
+              </w:rPr>
+            </w:pPr>
+            <w:r>
+              <w:rPr>
+                <w:rFonts w:ascii="Amasis MT Pro" w:hAnsi="Amasis MT Pro"/>
+                <w:b/>
+                <w:bCs/>
+                <w:sz w:val="26"/>
+                <w:szCs w:val="26"/>
+                <w:lang w:val="en-US"/>
+              </w:rPr>
+              <w:lastRenderedPageBreak/>
+              <w:t>ID</w:t>
+            </w:r>
+          </w:p>
+        </w:tc>
+        <w:tc>
+          <w:tcPr>
+            <w:tcW w:w="6501" w:type="dxa"/>
+          </w:tcPr>
+          <w:p>
+            <w:pPr>
+              <w:rPr>
+                <w:rFonts w:ascii="Amasis MT Pro" w:hAnsi="Amasis MT Pro"/>
+                <w:b/>
+                <w:bCs/>
+                <w:sz w:val="26"/>
+                <w:szCs w:val="26"/>
+                <w:lang w:val="en-US"/>
+              </w:rPr>
+            </w:pPr>
+            <w:r>
+              <w:rPr>
+                <w:rFonts w:ascii="Amasis MT Pro" w:hAnsi="Amasis MT Pro"/>
+                <w:b/>
+                <w:bCs/>
+                <w:sz w:val="26"/>
+                <w:szCs w:val="26"/>
+                <w:lang w:val="en-US"/>
+              </w:rPr>
+              <w:t>UC0</w:t>
+            </w:r>
+            <w:r>
+              <w:rPr>
+                <w:rFonts w:ascii="Amasis MT Pro" w:hAnsi="Amasis MT Pro"/>
+                <w:b/>
+                <w:bCs/>
+                <w:sz w:val="26"/>
+                <w:szCs w:val="26"/>
+                <w:lang w:val="en-US"/>
+              </w:rPr>
+              <w:t>3</w:t>
+            </w:r>
+          </w:p>
+          <w:p>
+            <w:pPr>
+              <w:rPr>
+                <w:rFonts w:ascii="Amasis MT Pro" w:hAnsi="Amasis MT Pro"/>
+                <w:b/>
+                <w:bCs/>
+                <w:sz w:val="26"/>
+                <w:szCs w:val="26"/>
+                <w:lang w:val="en-US"/>
+              </w:rPr>
+            </w:pPr>
+          </w:p>
+        </w:tc>
+      </w:tr>
+      <w:tr>
+        <w:tc>
+          <w:tcPr>
+            <w:tcW w:w="2515" w:type="dxa"/>
+          </w:tcPr>
+          <w:p>
+            <w:pPr>
+              <w:rPr>
+                <w:rFonts w:ascii="Amasis MT Pro" w:hAnsi="Amasis MT Pro"/>
+                <w:b/>
+                <w:bCs/>
+                <w:sz w:val="26"/>
+                <w:szCs w:val="26"/>
+                <w:lang w:val="en-US"/>
+              </w:rPr>
+            </w:pPr>
+            <w:r>
+              <w:rPr>
+                <w:rFonts w:ascii="Amasis MT Pro" w:hAnsi="Amasis MT Pro"/>
+                <w:b/>
+                <w:bCs/>
+                <w:sz w:val="26"/>
+                <w:szCs w:val="26"/>
+                <w:lang w:val="en-US"/>
+              </w:rPr>
+              <w:t>Name</w:t>
+            </w:r>
+          </w:p>
+        </w:tc>
+        <w:tc>
+          <w:tcPr>
+            <w:tcW w:w="6501" w:type="dxa"/>
+          </w:tcPr>
+          <w:p>
+            <w:pPr>
+              <w:rPr>
+                <w:rFonts w:ascii="Amasis MT Pro" w:hAnsi="Amasis MT Pro"/>
+                <w:sz w:val="26"/>
+                <w:szCs w:val="26"/>
+                <w:lang w:val="en-US"/>
+              </w:rPr>
+            </w:pPr>
+            <w:proofErr w:type="gramStart"/>
+            <w:r>
+              <w:rPr>
+                <w:rFonts w:ascii="Amasis MT Pro" w:hAnsi="Amasis MT Pro"/>
+                <w:sz w:val="26"/>
+                <w:szCs w:val="26"/>
+                <w:lang w:val="en-US"/>
+              </w:rPr>
+              <w:t>Search</w:t>
+            </w:r>
+            <w:proofErr w:type="gramEnd"/>
+            <w:r>
+              <w:rPr>
+                <w:rFonts w:ascii="Amasis MT Pro" w:hAnsi="Amasis MT Pro"/>
+                <w:sz w:val="26"/>
+                <w:szCs w:val="26"/>
+                <w:lang w:val="en-US"/>
+              </w:rPr>
+              <w:t xml:space="preserve"> Flights</w:t>
+            </w:r>
+          </w:p>
+          <w:p>
+            <w:pPr>
+              <w:rPr>
+                <w:rFonts w:ascii="Amasis MT Pro" w:hAnsi="Amasis MT Pro"/>
+                <w:sz w:val="26"/>
+                <w:szCs w:val="26"/>
+                <w:lang w:val="en-US"/>
+              </w:rPr>
+            </w:pPr>
+          </w:p>
+        </w:tc>
+      </w:tr>
+      <w:tr>
+        <w:tc>
+          <w:tcPr>
+            <w:tcW w:w="2515" w:type="dxa"/>
+          </w:tcPr>
+          <w:p>
+            <w:pPr>
+              <w:rPr>
+                <w:rFonts w:ascii="Amasis MT Pro" w:hAnsi="Amasis MT Pro"/>
+                <w:b/>
+                <w:bCs/>
+                <w:sz w:val="26"/>
+                <w:szCs w:val="26"/>
+                <w:lang w:val="en-US"/>
+              </w:rPr>
+            </w:pPr>
+            <w:r>
+              <w:rPr>
+                <w:rFonts w:ascii="Amasis MT Pro" w:hAnsi="Amasis MT Pro"/>
+                <w:b/>
+                <w:bCs/>
+                <w:sz w:val="26"/>
+                <w:szCs w:val="26"/>
+                <w:lang w:val="en-US"/>
+              </w:rPr>
+              <w:t>Description</w:t>
+            </w:r>
+          </w:p>
+        </w:tc>
+        <w:tc>
+          <w:tcPr>
+            <w:tcW w:w="6501" w:type="dxa"/>
+          </w:tcPr>
+          <w:p>
+            <w:pPr>
+              <w:rPr>
+                <w:rFonts w:ascii="Amasis MT Pro" w:hAnsi="Amasis MT Pro"/>
+                <w:sz w:val="26"/>
+                <w:szCs w:val="26"/>
+                <w:lang w:val="en-US"/>
+              </w:rPr>
+            </w:pPr>
+            <w:r>
+              <w:rPr>
+                <w:rFonts w:ascii="Amasis MT Pro" w:hAnsi="Amasis MT Pro"/>
+                <w:sz w:val="26"/>
+                <w:szCs w:val="26"/>
+                <w:lang w:val="en-US"/>
+              </w:rPr>
+              <w:t xml:space="preserve">Users </w:t>
+            </w:r>
+            <w:r>
+              <w:rPr>
+                <w:rFonts w:ascii="Amasis MT Pro" w:hAnsi="Amasis MT Pro"/>
+                <w:sz w:val="26"/>
+                <w:szCs w:val="26"/>
+                <w:lang w:val="en-US"/>
+              </w:rPr>
+              <w:t>search flights based on flight information</w:t>
+            </w:r>
+          </w:p>
+          <w:p>
+            <w:pPr>
+              <w:rPr>
+                <w:rFonts w:ascii="Amasis MT Pro" w:hAnsi="Amasis MT Pro"/>
+                <w:sz w:val="26"/>
+                <w:szCs w:val="26"/>
+                <w:lang w:val="en-US"/>
+              </w:rPr>
+            </w:pPr>
+          </w:p>
+        </w:tc>
+      </w:tr>
+      <w:tr>
+        <w:tc>
+          <w:tcPr>
+            <w:tcW w:w="2515" w:type="dxa"/>
+          </w:tcPr>
+          <w:p>
+            <w:pPr>
+              <w:rPr>
+                <w:rFonts w:ascii="Amasis MT Pro" w:hAnsi="Amasis MT Pro"/>
+                <w:b/>
+                <w:bCs/>
+                <w:sz w:val="26"/>
+                <w:szCs w:val="26"/>
+                <w:lang w:val="en-US"/>
+              </w:rPr>
+            </w:pPr>
+            <w:r>
+              <w:rPr>
+                <w:rFonts w:ascii="Amasis MT Pro" w:hAnsi="Amasis MT Pro"/>
+                <w:b/>
+                <w:bCs/>
+                <w:sz w:val="26"/>
+                <w:szCs w:val="26"/>
+                <w:lang w:val="en-US"/>
+              </w:rPr>
+              <w:t>Pre-conditions</w:t>
+            </w:r>
+          </w:p>
+        </w:tc>
+        <w:tc>
+          <w:tcPr>
+            <w:tcW w:w="6501" w:type="dxa"/>
+          </w:tcPr>
+          <w:p>
+            <w:pPr>
+              <w:rPr>
+                <w:rFonts w:ascii="Amasis MT Pro" w:hAnsi="Amasis MT Pro"/>
+                <w:sz w:val="26"/>
+                <w:szCs w:val="26"/>
+                <w:lang w:val="en-US"/>
+              </w:rPr>
+            </w:pPr>
+            <w:r>
+              <w:rPr>
+                <w:rFonts w:ascii="Amasis MT Pro" w:hAnsi="Amasis MT Pro"/>
+                <w:sz w:val="26"/>
+                <w:szCs w:val="26"/>
+                <w:lang w:val="en-US"/>
+              </w:rPr>
+              <w:t>Users must enter flight information (date, time, origin, destination)</w:t>
+            </w:r>
+          </w:p>
+          <w:p>
+            <w:pPr>
+              <w:rPr>
+                <w:rFonts w:ascii="Amasis MT Pro" w:hAnsi="Amasis MT Pro"/>
+                <w:sz w:val="26"/>
+                <w:szCs w:val="26"/>
+                <w:lang w:val="en-US"/>
+              </w:rPr>
+            </w:pPr>
+          </w:p>
+        </w:tc>
+      </w:tr>
+      <w:tr>
+        <w:tc>
+          <w:tcPr>
+            <w:tcW w:w="2515" w:type="dxa"/>
+          </w:tcPr>
+          <w:p>
+            <w:pPr>
+              <w:rPr>
+                <w:rFonts w:ascii="Amasis MT Pro" w:hAnsi="Amasis MT Pro"/>
+                <w:b/>
+                <w:bCs/>
+                <w:sz w:val="26"/>
+                <w:szCs w:val="26"/>
+                <w:lang w:val="en-US"/>
+              </w:rPr>
+            </w:pPr>
+            <w:r>
+              <w:rPr>
+                <w:rFonts w:ascii="Amasis MT Pro" w:hAnsi="Amasis MT Pro"/>
+                <w:b/>
+                <w:bCs/>
+                <w:sz w:val="26"/>
+                <w:szCs w:val="26"/>
+                <w:lang w:val="en-US"/>
+              </w:rPr>
+              <w:t>Event flow</w:t>
+            </w:r>
+          </w:p>
+        </w:tc>
+        <w:tc>
+          <w:tcPr>
+            <w:tcW w:w="6501" w:type="dxa"/>
+          </w:tcPr>
+          <w:p>
+            <w:pPr>
+              <w:rPr>
+                <w:rFonts w:ascii="Amasis MT Pro" w:hAnsi="Amasis MT Pro"/>
+                <w:sz w:val="26"/>
+                <w:szCs w:val="26"/>
+                <w:lang w:val="en-US"/>
+              </w:rPr>
+            </w:pPr>
+            <w:r>
+              <w:rPr>
+                <w:rFonts w:ascii="Amasis MT Pro" w:hAnsi="Amasis MT Pro"/>
+                <w:sz w:val="26"/>
+                <w:szCs w:val="26"/>
+                <w:lang w:val="en-US"/>
+              </w:rPr>
+              <w:t>1. Users must select “Search Flights”</w:t>
+            </w:r>
+          </w:p>
+          <w:p>
+            <w:pPr>
+              <w:rPr>
+                <w:rFonts w:ascii="Amasis MT Pro" w:hAnsi="Amasis MT Pro"/>
+                <w:sz w:val="26"/>
+                <w:szCs w:val="26"/>
+                <w:lang w:val="en-US"/>
+              </w:rPr>
+            </w:pPr>
+            <w:r>
+              <w:rPr>
+                <w:rFonts w:ascii="Amasis MT Pro" w:hAnsi="Amasis MT Pro"/>
+                <w:sz w:val="26"/>
+                <w:szCs w:val="26"/>
+                <w:lang w:val="en-US"/>
+              </w:rPr>
+              <w:t xml:space="preserve">2. System </w:t>
+            </w:r>
+            <w:r>
+              <w:rPr>
+                <w:rFonts w:ascii="Amasis MT Pro" w:hAnsi="Amasis MT Pro"/>
+                <w:sz w:val="26"/>
+                <w:szCs w:val="26"/>
+                <w:lang w:val="en-US"/>
+              </w:rPr>
+              <w:t>prompts for search criteria</w:t>
+            </w:r>
+          </w:p>
+          <w:p>
+            <w:pPr>
+              <w:rPr>
+                <w:rFonts w:ascii="Amasis MT Pro" w:hAnsi="Amasis MT Pro"/>
+                <w:sz w:val="26"/>
+                <w:szCs w:val="26"/>
+                <w:lang w:val="en-US"/>
+              </w:rPr>
+            </w:pPr>
+            <w:r>
+              <w:rPr>
+                <w:rFonts w:ascii="Amasis MT Pro" w:hAnsi="Amasis MT Pro"/>
+                <w:sz w:val="26"/>
+                <w:szCs w:val="26"/>
+                <w:lang w:val="en-US"/>
+              </w:rPr>
+              <w:t>3. Users must enter flight information.</w:t>
+            </w:r>
+          </w:p>
+          <w:p>
+            <w:pPr>
+              <w:rPr>
+                <w:rFonts w:ascii="Amasis MT Pro" w:hAnsi="Amasis MT Pro"/>
+                <w:sz w:val="26"/>
+                <w:szCs w:val="26"/>
+                <w:lang w:val="en-US"/>
+              </w:rPr>
+            </w:pPr>
+            <w:r>
+              <w:rPr>
+                <w:rFonts w:ascii="Amasis MT Pro" w:hAnsi="Amasis MT Pro"/>
+                <w:sz w:val="26"/>
+                <w:szCs w:val="26"/>
+                <w:lang w:val="en-US"/>
+              </w:rPr>
+              <w:t>4. System checks if the flight based on the information entered does exists.</w:t>
+            </w:r>
+          </w:p>
+          <w:p>
+            <w:pPr>
+              <w:rPr>
+                <w:rFonts w:ascii="Amasis MT Pro" w:hAnsi="Amasis MT Pro"/>
+                <w:sz w:val="26"/>
+                <w:szCs w:val="26"/>
+                <w:lang w:val="en-US"/>
+              </w:rPr>
+            </w:pPr>
+            <w:r>
+              <w:rPr>
+                <w:rFonts w:ascii="Amasis MT Pro" w:hAnsi="Amasis MT Pro"/>
+                <w:sz w:val="26"/>
+                <w:szCs w:val="26"/>
+                <w:lang w:val="en-US"/>
+              </w:rPr>
+              <w:t>5.</w:t>
+            </w:r>
+            <w:r>
+              <w:rPr>
+                <w:rFonts w:ascii="Amasis MT Pro" w:hAnsi="Amasis MT Pro"/>
+                <w:sz w:val="26"/>
+                <w:szCs w:val="26"/>
+                <w:lang w:val="en-US"/>
+              </w:rPr>
+              <w:t xml:space="preserve"> System retrieves matching flights</w:t>
+            </w:r>
+            <w:r>
+              <w:rPr>
+                <w:rFonts w:ascii="Amasis MT Pro" w:hAnsi="Amasis MT Pro"/>
+                <w:sz w:val="26"/>
+                <w:szCs w:val="26"/>
+                <w:lang w:val="en-US"/>
+              </w:rPr>
+              <w:t xml:space="preserve"> </w:t>
+            </w:r>
+          </w:p>
+          <w:p>
+            <w:pPr>
+              <w:rPr>
+                <w:rFonts w:ascii="Amasis MT Pro" w:hAnsi="Amasis MT Pro"/>
+                <w:sz w:val="26"/>
+                <w:szCs w:val="26"/>
+                <w:lang w:val="en-US"/>
+              </w:rPr>
+            </w:pPr>
+            <w:r>
+              <w:rPr>
+                <w:rFonts w:ascii="Amasis MT Pro" w:hAnsi="Amasis MT Pro"/>
+                <w:sz w:val="26"/>
+                <w:szCs w:val="26"/>
+                <w:lang w:val="en-US"/>
+              </w:rPr>
+              <w:t>6. System display list of flights</w:t>
+            </w:r>
+          </w:p>
+          <w:p>
+            <w:pPr>
+              <w:rPr>
+                <w:rFonts w:ascii="Amasis MT Pro" w:hAnsi="Amasis MT Pro"/>
+                <w:sz w:val="26"/>
+                <w:szCs w:val="26"/>
+                <w:lang w:val="en-US"/>
+              </w:rPr>
+            </w:pPr>
+            <w:r>
+              <w:rPr>
+                <w:rFonts w:ascii="Amasis MT Pro" w:hAnsi="Amasis MT Pro"/>
+                <w:sz w:val="26"/>
+                <w:szCs w:val="26"/>
+                <w:lang w:val="en-US"/>
+              </w:rPr>
+              <w:t>7. User may optionally choose “View Flight Details”</w:t>
+            </w:r>
+          </w:p>
+        </w:tc>
+      </w:tr>
+      <w:tr>
+        <w:tc>
+          <w:tcPr>
+            <w:tcW w:w="2515" w:type="dxa"/>
+          </w:tcPr>
+          <w:p>
+            <w:pPr>
+              <w:rPr>
+                <w:rFonts w:ascii="Amasis MT Pro" w:hAnsi="Amasis MT Pro"/>
+                <w:b/>
+                <w:bCs/>
+                <w:sz w:val="26"/>
+                <w:szCs w:val="26"/>
+                <w:lang w:val="en-US"/>
+              </w:rPr>
+            </w:pPr>
+            <w:r>
+              <w:rPr>
+                <w:rFonts w:ascii="Amasis MT Pro" w:hAnsi="Amasis MT Pro"/>
+                <w:b/>
+                <w:bCs/>
+                <w:sz w:val="26"/>
+                <w:szCs w:val="26"/>
+                <w:lang w:val="en-US"/>
+              </w:rPr>
+              <w:t>Post-condition</w:t>
+            </w:r>
+          </w:p>
+        </w:tc>
+        <w:tc>
+          <w:tcPr>
+            <w:tcW w:w="6501" w:type="dxa"/>
+          </w:tcPr>
+          <w:p>
+            <w:pPr>
+              <w:rPr>
+                <w:rFonts w:ascii="Amasis MT Pro" w:hAnsi="Amasis MT Pro"/>
+                <w:sz w:val="26"/>
+                <w:szCs w:val="26"/>
+                <w:lang w:val="en-US"/>
+              </w:rPr>
+            </w:pPr>
+            <w:r>
+              <w:rPr>
+                <w:rFonts w:ascii="Amasis MT Pro" w:hAnsi="Amasis MT Pro"/>
+                <w:b/>
+                <w:bCs/>
+                <w:sz w:val="26"/>
+                <w:szCs w:val="26"/>
+                <w:lang w:val="en-US"/>
+              </w:rPr>
+              <w:t>Success:</w:t>
+            </w:r>
+            <w:r>
+              <w:rPr>
+                <w:rFonts w:ascii="Amasis MT Pro" w:hAnsi="Amasis MT Pro"/>
+                <w:sz w:val="26"/>
+                <w:szCs w:val="26"/>
+                <w:lang w:val="en-US"/>
+              </w:rPr>
+              <w:t xml:space="preserve"> </w:t>
+            </w:r>
+            <w:r>
+              <w:rPr>
+                <w:rFonts w:ascii="Amasis MT Pro" w:hAnsi="Amasis MT Pro"/>
+                <w:sz w:val="26"/>
+                <w:szCs w:val="26"/>
+                <w:lang w:val="en-US"/>
+              </w:rPr>
+              <w:t>Users can pick from the list of flights displayed</w:t>
+            </w:r>
+          </w:p>
+          <w:p>
+            <w:pPr>
+              <w:rPr>
+                <w:rFonts w:ascii="Amasis MT Pro" w:hAnsi="Amasis MT Pro"/>
+                <w:sz w:val="26"/>
+                <w:szCs w:val="26"/>
+                <w:lang w:val="en-US"/>
+              </w:rPr>
+            </w:pPr>
+            <w:r>
+              <w:rPr>
+                <w:rFonts w:ascii="Amasis MT Pro" w:hAnsi="Amasis MT Pro"/>
+                <w:b/>
+                <w:bCs/>
+                <w:sz w:val="26"/>
+                <w:szCs w:val="26"/>
+                <w:lang w:val="en-US"/>
+              </w:rPr>
+              <w:t>Failure:</w:t>
+            </w:r>
+            <w:r>
+              <w:rPr>
+                <w:rFonts w:ascii="Amasis MT Pro" w:hAnsi="Amasis MT Pro"/>
+                <w:sz w:val="26"/>
+                <w:szCs w:val="26"/>
+                <w:lang w:val="en-US"/>
+              </w:rPr>
+              <w:t xml:space="preserve"> </w:t>
+            </w:r>
+            <w:r>
+              <w:rPr>
+                <w:rFonts w:ascii="Amasis MT Pro" w:hAnsi="Amasis MT Pro"/>
+                <w:sz w:val="26"/>
+                <w:szCs w:val="26"/>
+                <w:lang w:val="en-US"/>
+              </w:rPr>
+              <w:t>There are no existing flights based on the flight information given by the user.</w:t>
+            </w:r>
+          </w:p>
+          <w:p>
+            <w:pPr>
+              <w:rPr>
+                <w:rFonts w:ascii="Amasis MT Pro" w:hAnsi="Amasis MT Pro"/>
+                <w:sz w:val="26"/>
+                <w:szCs w:val="26"/>
+                <w:lang w:val="en-US"/>
+              </w:rPr>
+            </w:pPr>
+          </w:p>
+        </w:tc>
+      </w:tr>
+      <w:tr>
+        <w:tc>
+          <w:tcPr>
+            <w:tcW w:w="2515" w:type="dxa"/>
+          </w:tcPr>
+          <w:p>
+            <w:pPr>
+              <w:rPr>
+                <w:rFonts w:ascii="Amasis MT Pro" w:hAnsi="Amasis MT Pro"/>
+                <w:b/>
+                <w:bCs/>
+                <w:sz w:val="26"/>
+                <w:szCs w:val="26"/>
+                <w:lang w:val="en-US"/>
+              </w:rPr>
+            </w:pPr>
+            <w:r>
+              <w:rPr>
+                <w:rFonts w:ascii="Amasis MT Pro" w:hAnsi="Amasis MT Pro"/>
+                <w:b/>
+                <w:bCs/>
+                <w:sz w:val="26"/>
+                <w:szCs w:val="26"/>
+                <w:lang w:val="en-US"/>
+              </w:rPr>
+              <w:t>Extension points</w:t>
+            </w:r>
+          </w:p>
+        </w:tc>
+        <w:tc>
+          <w:tcPr>
+            <w:tcW w:w="6501" w:type="dxa"/>
+          </w:tcPr>
+          <w:p>
+            <w:pPr>
+              <w:rPr>
+                <w:rFonts w:ascii="Amasis MT Pro" w:hAnsi="Amasis MT Pro"/>
+                <w:sz w:val="26"/>
+                <w:szCs w:val="26"/>
+                <w:lang w:val="en-US"/>
+              </w:rPr>
+            </w:pPr>
+            <w:r>
+              <w:rPr>
+                <w:rFonts w:ascii="Amasis MT Pro" w:hAnsi="Amasis MT Pro"/>
+                <w:sz w:val="26"/>
+                <w:szCs w:val="26"/>
+                <w:lang w:val="en-US"/>
+              </w:rPr>
+              <w:t>Use Case 4 “View Flight Details”</w:t>
+            </w:r>
+          </w:p>
+          <w:p>
+            <w:pPr>
+              <w:rPr>
+                <w:rFonts w:ascii="Amasis MT Pro" w:hAnsi="Amasis MT Pro"/>
+                <w:sz w:val="26"/>
+                <w:szCs w:val="26"/>
+                <w:lang w:val="en-US"/>
+              </w:rPr>
+            </w:pPr>
+          </w:p>
+        </w:tc>
+      </w:tr>
+      <w:tr>
+        <w:tc>
+          <w:tcPr>
+            <w:tcW w:w="2515" w:type="dxa"/>
+          </w:tcPr>
+          <w:p>
+            <w:pPr>
+              <w:rPr>
+                <w:rFonts w:ascii="Amasis MT Pro" w:hAnsi="Amasis MT Pro"/>
+                <w:b/>
+                <w:bCs/>
+                <w:sz w:val="26"/>
+                <w:szCs w:val="26"/>
+                <w:lang w:val="en-US"/>
+              </w:rPr>
+            </w:pPr>
+            <w:r>
+              <w:rPr>
+                <w:rFonts w:ascii="Amasis MT Pro" w:hAnsi="Amasis MT Pro"/>
+                <w:b/>
+                <w:bCs/>
+                <w:sz w:val="26"/>
+                <w:szCs w:val="26"/>
+                <w:lang w:val="en-US"/>
+              </w:rPr>
+              <w:t>Triggers</w:t>
+            </w:r>
+          </w:p>
+        </w:tc>
+        <w:tc>
+          <w:tcPr>
+            <w:tcW w:w="6501" w:type="dxa"/>
+          </w:tcPr>
+          <w:p>
+            <w:pPr>
+              <w:rPr>
+                <w:rFonts w:ascii="Amasis MT Pro" w:hAnsi="Amasis MT Pro"/>
+                <w:sz w:val="26"/>
+                <w:szCs w:val="26"/>
+                <w:lang w:val="en-US"/>
+              </w:rPr>
+            </w:pPr>
+            <w:r>
+              <w:rPr>
+                <w:rFonts w:ascii="Amasis MT Pro" w:hAnsi="Amasis MT Pro"/>
+                <w:sz w:val="26"/>
+                <w:szCs w:val="26"/>
+                <w:lang w:val="en-US"/>
+              </w:rPr>
+              <w:t>Users must enter existing flight information.</w:t>
+            </w:r>
+          </w:p>
+          <w:p>
+            <w:pPr>
+              <w:rPr>
+                <w:rFonts w:ascii="Amasis MT Pro" w:hAnsi="Amasis MT Pro"/>
+                <w:sz w:val="26"/>
+                <w:szCs w:val="26"/>
+                <w:lang w:val="en-US"/>
+              </w:rPr>
+            </w:pPr>
+          </w:p>
+        </w:tc>
+      </w:tr>
+    </w:tbl>
+    <w:p>
+      <w:pPr>
+        <w:rPr>
+          <w:rFonts w:ascii="Amasis MT Pro" w:hAnsi="Amasis MT Pro"/>
+          <w:sz w:val="30"/>
+          <w:szCs w:val="30"/>
           <w:lang w:val="en-US"/>
         </w:rPr>
       </w:pPr>
@@ -14015,6 +17755,7 @@
   <w:style w:type="character" w:default="1" w:styleId="DefaultParagraphFont">
     <w:name w:val="Default Paragraph Font"/>
     <w:uiPriority w:val="1"/>
+    <w:semiHidden/>
     <w:unhideWhenUsed/>
   </w:style>
   <w:style w:type="table" w:default="1" w:styleId="TableNormal">
@@ -14489,11 +18230,13 @@
   </w:compat>
   <w:rsids>
     <w:rsidRoot w:val="00C43B6E"/>
+    <w:rsid w:val="00026B3B"/>
     <w:rsid w:val="00117259"/>
     <w:rsid w:val="00120FE6"/>
     <w:rsid w:val="001B737F"/>
     <w:rsid w:val="002A5B84"/>
     <w:rsid w:val="00436684"/>
+    <w:rsid w:val="00735516"/>
     <w:rsid w:val="00840853"/>
     <w:rsid w:val="00BD6B70"/>
     <w:rsid w:val="00C43B6E"/>

--- a/Project Phase 1.docx
+++ b/Project Phase 1.docx
@@ -2018,7 +2018,9 @@
           <w:lang w:val="en-US"/>
         </w:rPr>
       </w:pPr>
-      <w:r>
+    </w:p>
+    <w:p>
+      <w:pPr>
         <w:rPr>
           <w:rFonts w:ascii="Amasis MT Pro" w:hAnsi="Amasis MT Pro"/>
           <w:b/>
@@ -2027,7 +2029,84 @@
           <w:szCs w:val="30"/>
           <w:lang w:val="en-US"/>
         </w:rPr>
+      </w:pPr>
+      <w:r>
+        <w:rPr>
+          <w:rFonts w:ascii="Amasis MT Pro" w:hAnsi="Amasis MT Pro"/>
+          <w:b/>
+          <w:bCs/>
+          <w:sz w:val="30"/>
+          <w:szCs w:val="30"/>
+          <w:lang w:val="en-US"/>
+        </w:rPr>
         <w:t>Identification of stakeholders and user roles</w:t>
+      </w:r>
+    </w:p>
+    <w:p>
+      <w:pPr>
+        <w:rPr>
+          <w:rFonts w:ascii="Amasis MT Pro" w:hAnsi="Amasis MT Pro"/>
+          <w:sz w:val="26"/>
+          <w:szCs w:val="26"/>
+          <w:lang w:val="en-US"/>
+        </w:rPr>
+      </w:pPr>
+    </w:p>
+    <w:p>
+      <w:pPr>
+        <w:rPr>
+          <w:rFonts w:ascii="Amasis MT Pro" w:hAnsi="Amasis MT Pro"/>
+          <w:sz w:val="26"/>
+          <w:szCs w:val="26"/>
+          <w:lang w:val="en-US"/>
+        </w:rPr>
+      </w:pPr>
+      <w:r>
+        <w:rPr>
+          <w:rFonts w:ascii="Amasis MT Pro" w:hAnsi="Amasis MT Pro"/>
+          <w:sz w:val="26"/>
+          <w:szCs w:val="26"/>
+          <w:lang w:val="en-US"/>
+        </w:rPr>
+        <w:t xml:space="preserve">In this system, there are 6 stakeholders that will be directly and indirectly </w:t>
+      </w:r>
+      <w:proofErr w:type="gramStart"/>
+      <w:r>
+        <w:rPr>
+          <w:rFonts w:ascii="Amasis MT Pro" w:hAnsi="Amasis MT Pro"/>
+          <w:sz w:val="26"/>
+          <w:szCs w:val="26"/>
+          <w:lang w:val="en-US"/>
+        </w:rPr>
+        <w:t>involved</w:t>
+      </w:r>
+      <w:proofErr w:type="gramEnd"/>
+      <w:r>
+        <w:rPr>
+          <w:rFonts w:ascii="Amasis MT Pro" w:hAnsi="Amasis MT Pro"/>
+          <w:sz w:val="26"/>
+          <w:szCs w:val="26"/>
+          <w:lang w:val="en-US"/>
+        </w:rPr>
+        <w:t xml:space="preserve"> which not only affects the main users through operations but heavily relies on the </w:t>
+      </w:r>
+      <w:r>
+        <w:rPr>
+          <w:rFonts w:ascii="Amasis MT Pro" w:hAnsi="Amasis MT Pro"/>
+          <w:sz w:val="26"/>
+          <w:szCs w:val="26"/>
+          <w:lang w:val="en-US"/>
+        </w:rPr>
+        <w:t>system’s</w:t>
+      </w:r>
+      <w:r>
+        <w:rPr>
+          <w:rFonts w:ascii="Amasis MT Pro" w:hAnsi="Amasis MT Pro"/>
+          <w:sz w:val="26"/>
+          <w:szCs w:val="26"/>
+          <w:lang w:val="en-US"/>
+        </w:rPr>
+        <w:t xml:space="preserve"> output.</w:t>
       </w:r>
     </w:p>
     <w:p>
@@ -2692,6 +2771,58 @@
     </w:p>
     <w:p>
       <w:pPr>
+        <w:rPr>
+          <w:rFonts w:ascii="Amasis MT Pro" w:hAnsi="Amasis MT Pro"/>
+          <w:b/>
+          <w:bCs/>
+          <w:sz w:val="26"/>
+          <w:szCs w:val="26"/>
+          <w:lang w:val="en-US"/>
+        </w:rPr>
+      </w:pPr>
+    </w:p>
+    <w:p>
+      <w:pPr>
+        <w:rPr>
+          <w:rFonts w:ascii="Amasis MT Pro" w:hAnsi="Amasis MT Pro"/>
+          <w:sz w:val="26"/>
+          <w:szCs w:val="26"/>
+          <w:lang w:val="en-US"/>
+        </w:rPr>
+      </w:pPr>
+      <w:r>
+        <w:rPr>
+          <w:rFonts w:ascii="Amasis MT Pro" w:hAnsi="Amasis MT Pro"/>
+          <w:sz w:val="26"/>
+          <w:szCs w:val="26"/>
+          <w:lang w:val="en-US"/>
+        </w:rPr>
+        <w:lastRenderedPageBreak/>
+        <w:t xml:space="preserve">The Flight Booking System </w:t>
+      </w:r>
+      <w:proofErr w:type="gramStart"/>
+      <w:r>
+        <w:rPr>
+          <w:rFonts w:ascii="Amasis MT Pro" w:hAnsi="Amasis MT Pro"/>
+          <w:sz w:val="26"/>
+          <w:szCs w:val="26"/>
+          <w:lang w:val="en-US"/>
+        </w:rPr>
+        <w:t>are</w:t>
+      </w:r>
+      <w:proofErr w:type="gramEnd"/>
+      <w:r>
+        <w:rPr>
+          <w:rFonts w:ascii="Amasis MT Pro" w:hAnsi="Amasis MT Pro"/>
+          <w:sz w:val="26"/>
+          <w:szCs w:val="26"/>
+          <w:lang w:val="en-US"/>
+        </w:rPr>
+        <w:t xml:space="preserve"> going to be used by these 3 key user roles, each with different access levels.</w:t>
+      </w:r>
+    </w:p>
+    <w:p>
+      <w:pPr>
         <w:pStyle w:val="ListParagraph"/>
         <w:rPr>
           <w:rFonts w:ascii="Amasis MT Pro" w:hAnsi="Amasis MT Pro"/>
@@ -2981,6 +3112,30 @@
           <w:lang w:val="en-US"/>
         </w:rPr>
       </w:pPr>
+    </w:p>
+    <w:p>
+      <w:pPr>
+        <w:rPr>
+          <w:rFonts w:ascii="Amasis MT Pro" w:hAnsi="Amasis MT Pro"/>
+          <w:b/>
+          <w:bCs/>
+          <w:sz w:val="26"/>
+          <w:szCs w:val="26"/>
+          <w:lang w:val="en-US"/>
+        </w:rPr>
+      </w:pPr>
+    </w:p>
+    <w:p>
+      <w:pPr>
+        <w:rPr>
+          <w:rFonts w:ascii="Amasis MT Pro" w:hAnsi="Amasis MT Pro"/>
+          <w:b/>
+          <w:bCs/>
+          <w:sz w:val="26"/>
+          <w:szCs w:val="26"/>
+          <w:lang w:val="en-US"/>
+        </w:rPr>
+      </w:pPr>
       <w:r>
         <w:rPr>
           <w:rFonts w:ascii="Amasis MT Pro" w:hAnsi="Amasis MT Pro"/>
@@ -2990,7 +3145,6 @@
           <w:szCs w:val="30"/>
           <w:lang w:val="en-US"/>
         </w:rPr>
-        <w:lastRenderedPageBreak/>
         <w:t>System Scope</w:t>
       </w:r>
       <w:r>
@@ -3672,6 +3826,7 @@
           <w:szCs w:val="26"/>
           <w:lang w:val="en-US"/>
         </w:rPr>
+        <w:lastRenderedPageBreak/>
         <w:t>View personal bookings</w:t>
       </w:r>
     </w:p>
@@ -3936,7 +4091,6 @@
           <w:szCs w:val="26"/>
           <w:lang w:val="en-US"/>
         </w:rPr>
-        <w:lastRenderedPageBreak/>
         <w:t>System Boundaries</w:t>
       </w:r>
     </w:p>
@@ -4423,6 +4577,7 @@
           <w:szCs w:val="26"/>
           <w:lang w:val="en-US"/>
         </w:rPr>
+        <w:lastRenderedPageBreak/>
         <w:t>No external communication service</w:t>
       </w:r>
       <w:r>
@@ -4730,7 +4885,6 @@
           <w:szCs w:val="26"/>
           <w:lang w:val="en-US"/>
         </w:rPr>
-        <w:lastRenderedPageBreak/>
         <w:t>Technical Assumptions</w:t>
       </w:r>
     </w:p>
@@ -5339,8 +5493,55 @@
           <w:szCs w:val="32"/>
           <w:lang w:val="en-US"/>
         </w:rPr>
-        <w:lastRenderedPageBreak/>
         <w:t>Task 2: Requirements Engineering</w:t>
+      </w:r>
+    </w:p>
+    <w:p>
+      <w:pPr>
+        <w:rPr>
+          <w:rFonts w:ascii="Amasis MT Pro" w:hAnsi="Amasis MT Pro"/>
+          <w:sz w:val="26"/>
+          <w:szCs w:val="26"/>
+          <w:lang w:val="en-US"/>
+        </w:rPr>
+      </w:pPr>
+      <w:r>
+        <w:rPr>
+          <w:rFonts w:ascii="Amasis MT Pro" w:hAnsi="Amasis MT Pro"/>
+          <w:sz w:val="26"/>
+          <w:szCs w:val="26"/>
+          <w:lang w:val="en-US"/>
+        </w:rPr>
+        <w:tab/>
+      </w:r>
+      <w:r>
+        <w:rPr>
+          <w:rFonts w:ascii="Amasis MT Pro" w:hAnsi="Amasis MT Pro"/>
+          <w:sz w:val="26"/>
+          <w:szCs w:val="26"/>
+          <w:lang w:val="en-US"/>
+        </w:rPr>
+        <w:t xml:space="preserve">Here we list down every functional and non-functional </w:t>
+      </w:r>
+      <w:proofErr w:type="gramStart"/>
+      <w:r>
+        <w:rPr>
+          <w:rFonts w:ascii="Amasis MT Pro" w:hAnsi="Amasis MT Pro"/>
+          <w:sz w:val="26"/>
+          <w:szCs w:val="26"/>
+          <w:lang w:val="en-US"/>
+        </w:rPr>
+        <w:t>requirements</w:t>
+      </w:r>
+      <w:proofErr w:type="gramEnd"/>
+      <w:r>
+        <w:rPr>
+          <w:rFonts w:ascii="Amasis MT Pro" w:hAnsi="Amasis MT Pro"/>
+          <w:sz w:val="26"/>
+          <w:szCs w:val="26"/>
+          <w:lang w:val="en-US"/>
+        </w:rPr>
+        <w:t xml:space="preserve"> of the flight </w:t>
       </w:r>
     </w:p>
     <w:p>
@@ -5730,6 +5931,7 @@
           <w:szCs w:val="26"/>
           <w:lang w:val="en-US"/>
         </w:rPr>
+        <w:lastRenderedPageBreak/>
         <w:t xml:space="preserve">FR8: </w:t>
       </w:r>
       <w:r>
@@ -6114,188 +6316,353 @@
           <w:szCs w:val="26"/>
           <w:lang w:val="en-US"/>
         </w:rPr>
+        <w:t>Flight Search &amp; Viewing</w:t>
+      </w:r>
+    </w:p>
+    <w:p>
+      <w:pPr>
+        <w:rPr>
+          <w:rFonts w:ascii="Amasis MT Pro" w:hAnsi="Amasis MT Pro"/>
+          <w:sz w:val="26"/>
+          <w:szCs w:val="26"/>
+          <w:lang w:val="en-US"/>
+        </w:rPr>
+      </w:pPr>
+      <w:r>
+        <w:rPr>
+          <w:rFonts w:ascii="Amasis MT Pro" w:hAnsi="Amasis MT Pro"/>
+          <w:b/>
+          <w:bCs/>
+          <w:sz w:val="26"/>
+          <w:szCs w:val="26"/>
+          <w:lang w:val="en-US"/>
+        </w:rPr>
+        <w:t xml:space="preserve">FR16: </w:t>
+      </w:r>
+      <w:r>
+        <w:rPr>
+          <w:rFonts w:ascii="Amasis MT Pro" w:hAnsi="Amasis MT Pro"/>
+          <w:sz w:val="26"/>
+          <w:szCs w:val="26"/>
+          <w:lang w:val="en-US"/>
+        </w:rPr>
+        <w:t>The system shall allow users to search for flights by origin, destination, and date.</w:t>
+      </w:r>
+    </w:p>
+    <w:p>
+      <w:pPr>
+        <w:rPr>
+          <w:rFonts w:ascii="Amasis MT Pro" w:hAnsi="Amasis MT Pro"/>
+          <w:sz w:val="26"/>
+          <w:szCs w:val="26"/>
+          <w:lang w:val="en-US"/>
+        </w:rPr>
+      </w:pPr>
+      <w:r>
+        <w:rPr>
+          <w:rFonts w:ascii="Amasis MT Pro" w:hAnsi="Amasis MT Pro"/>
+          <w:b/>
+          <w:bCs/>
+          <w:sz w:val="26"/>
+          <w:szCs w:val="26"/>
+          <w:lang w:val="en-US"/>
+        </w:rPr>
+        <w:t xml:space="preserve">FR17: </w:t>
+      </w:r>
+      <w:r>
+        <w:rPr>
+          <w:rFonts w:ascii="Amasis MT Pro" w:hAnsi="Amasis MT Pro"/>
+          <w:sz w:val="26"/>
+          <w:szCs w:val="26"/>
+          <w:lang w:val="en-US"/>
+        </w:rPr>
+        <w:t>The system shall allow users to view detailed information about a selected flight.</w:t>
+      </w:r>
+    </w:p>
+    <w:p>
+      <w:pPr>
+        <w:rPr>
+          <w:rFonts w:ascii="Amasis MT Pro" w:hAnsi="Amasis MT Pro"/>
+          <w:sz w:val="26"/>
+          <w:szCs w:val="26"/>
+          <w:lang w:val="en-US"/>
+        </w:rPr>
+      </w:pPr>
+    </w:p>
+    <w:p>
+      <w:pPr>
+        <w:rPr>
+          <w:rFonts w:ascii="Amasis MT Pro" w:hAnsi="Amasis MT Pro"/>
+          <w:b/>
+          <w:bCs/>
+          <w:sz w:val="26"/>
+          <w:szCs w:val="26"/>
+          <w:lang w:val="en-US"/>
+        </w:rPr>
+      </w:pPr>
+      <w:r>
+        <w:rPr>
+          <w:rFonts w:ascii="Amasis MT Pro" w:hAnsi="Amasis MT Pro"/>
+          <w:b/>
+          <w:bCs/>
+          <w:sz w:val="26"/>
+          <w:szCs w:val="26"/>
+          <w:lang w:val="en-US"/>
+        </w:rPr>
+        <w:t>Booking Management (Customer Only)</w:t>
+      </w:r>
+    </w:p>
+    <w:p>
+      <w:pPr>
+        <w:rPr>
+          <w:rFonts w:ascii="Amasis MT Pro" w:hAnsi="Amasis MT Pro"/>
+          <w:sz w:val="26"/>
+          <w:szCs w:val="26"/>
+          <w:lang w:val="en-US"/>
+        </w:rPr>
+      </w:pPr>
+      <w:r>
+        <w:rPr>
+          <w:rFonts w:ascii="Amasis MT Pro" w:hAnsi="Amasis MT Pro"/>
+          <w:b/>
+          <w:bCs/>
+          <w:sz w:val="26"/>
+          <w:szCs w:val="26"/>
+          <w:lang w:val="en-US"/>
+        </w:rPr>
+        <w:t xml:space="preserve">FR18: </w:t>
+      </w:r>
+      <w:r>
+        <w:rPr>
+          <w:rFonts w:ascii="Amasis MT Pro" w:hAnsi="Amasis MT Pro"/>
+          <w:sz w:val="26"/>
+          <w:szCs w:val="26"/>
+          <w:lang w:val="en-US"/>
+        </w:rPr>
+        <w:t xml:space="preserve">The system shall allow </w:t>
+      </w:r>
+      <w:r>
+        <w:rPr>
+          <w:rFonts w:ascii="Amasis MT Pro" w:hAnsi="Amasis MT Pro"/>
+          <w:sz w:val="26"/>
+          <w:szCs w:val="26"/>
+          <w:lang w:val="en-US"/>
+        </w:rPr>
+        <w:t>c</w:t>
+      </w:r>
+      <w:r>
+        <w:rPr>
+          <w:rFonts w:ascii="Amasis MT Pro" w:hAnsi="Amasis MT Pro"/>
+          <w:sz w:val="26"/>
+          <w:szCs w:val="26"/>
+          <w:lang w:val="en-US"/>
+        </w:rPr>
+        <w:t xml:space="preserve">ustomers to book a seat on a selected </w:t>
+      </w:r>
+      <w:r>
+        <w:rPr>
+          <w:rFonts w:ascii="Amasis MT Pro" w:hAnsi="Amasis MT Pro"/>
+          <w:sz w:val="26"/>
+          <w:szCs w:val="26"/>
+          <w:lang w:val="en-US"/>
+        </w:rPr>
+        <w:t>flight.</w:t>
+      </w:r>
+    </w:p>
+    <w:p>
+      <w:pPr>
+        <w:rPr>
+          <w:rFonts w:ascii="Amasis MT Pro" w:hAnsi="Amasis MT Pro"/>
+          <w:sz w:val="26"/>
+          <w:szCs w:val="26"/>
+          <w:lang w:val="en-US"/>
+        </w:rPr>
+      </w:pPr>
+      <w:r>
+        <w:rPr>
+          <w:rFonts w:ascii="Amasis MT Pro" w:hAnsi="Amasis MT Pro"/>
+          <w:b/>
+          <w:bCs/>
+          <w:sz w:val="26"/>
+          <w:szCs w:val="26"/>
+          <w:lang w:val="en-US"/>
+        </w:rPr>
+        <w:t xml:space="preserve">FR19: </w:t>
+      </w:r>
+      <w:r>
+        <w:rPr>
+          <w:rFonts w:ascii="Amasis MT Pro" w:hAnsi="Amasis MT Pro"/>
+          <w:sz w:val="26"/>
+          <w:szCs w:val="26"/>
+          <w:lang w:val="en-US"/>
+        </w:rPr>
+        <w:t xml:space="preserve">The system </w:t>
+      </w:r>
+      <w:r>
+        <w:rPr>
+          <w:rFonts w:ascii="Amasis MT Pro" w:hAnsi="Amasis MT Pro"/>
+          <w:sz w:val="26"/>
+          <w:szCs w:val="26"/>
+          <w:lang w:val="en-US"/>
+        </w:rPr>
+        <w:t>should</w:t>
+      </w:r>
+      <w:r>
+        <w:rPr>
+          <w:rFonts w:ascii="Amasis MT Pro" w:hAnsi="Amasis MT Pro"/>
+          <w:sz w:val="26"/>
+          <w:szCs w:val="26"/>
+          <w:lang w:val="en-US"/>
+        </w:rPr>
+        <w:t xml:space="preserve"> validate that the number of seats requested does not exceed the available seats.</w:t>
+      </w:r>
+    </w:p>
+    <w:p>
+      <w:pPr>
+        <w:rPr>
+          <w:rFonts w:ascii="Amasis MT Pro" w:hAnsi="Amasis MT Pro"/>
+          <w:sz w:val="26"/>
+          <w:szCs w:val="26"/>
+          <w:lang w:val="en-US"/>
+        </w:rPr>
+      </w:pPr>
+      <w:r>
+        <w:rPr>
+          <w:rFonts w:ascii="Amasis MT Pro" w:hAnsi="Amasis MT Pro"/>
+          <w:b/>
+          <w:bCs/>
+          <w:sz w:val="26"/>
+          <w:szCs w:val="26"/>
+          <w:lang w:val="en-US"/>
+        </w:rPr>
+        <w:t xml:space="preserve">FR20: </w:t>
+      </w:r>
+      <w:r>
+        <w:rPr>
+          <w:rFonts w:ascii="Amasis MT Pro" w:hAnsi="Amasis MT Pro"/>
+          <w:sz w:val="26"/>
+          <w:szCs w:val="26"/>
+          <w:lang w:val="en-US"/>
+        </w:rPr>
+        <w:t>The system shall generate a booking record and confirmation code after a successful booking.</w:t>
+      </w:r>
+    </w:p>
+    <w:p>
+      <w:pPr>
+        <w:rPr>
+          <w:rFonts w:ascii="Amasis MT Pro" w:hAnsi="Amasis MT Pro"/>
+          <w:sz w:val="26"/>
+          <w:szCs w:val="26"/>
+          <w:lang w:val="en-US"/>
+        </w:rPr>
+      </w:pPr>
+      <w:r>
+        <w:rPr>
+          <w:rFonts w:ascii="Amasis MT Pro" w:hAnsi="Amasis MT Pro"/>
+          <w:b/>
+          <w:bCs/>
+          <w:sz w:val="26"/>
+          <w:szCs w:val="26"/>
+          <w:lang w:val="en-US"/>
+        </w:rPr>
+        <w:t xml:space="preserve">FR21: </w:t>
+      </w:r>
+      <w:r>
+        <w:rPr>
+          <w:rFonts w:ascii="Amasis MT Pro" w:hAnsi="Amasis MT Pro"/>
+          <w:sz w:val="26"/>
+          <w:szCs w:val="26"/>
+          <w:lang w:val="en-US"/>
+        </w:rPr>
+        <w:t xml:space="preserve">The system shall </w:t>
+      </w:r>
+      <w:r>
+        <w:rPr>
+          <w:rFonts w:ascii="Amasis MT Pro" w:hAnsi="Amasis MT Pro"/>
+          <w:sz w:val="26"/>
+          <w:szCs w:val="26"/>
+          <w:lang w:val="en-US"/>
+        </w:rPr>
+        <w:t xml:space="preserve">allow </w:t>
+      </w:r>
+      <w:r>
+        <w:rPr>
+          <w:rFonts w:ascii="Amasis MT Pro" w:hAnsi="Amasis MT Pro"/>
+          <w:sz w:val="26"/>
+          <w:szCs w:val="26"/>
+          <w:lang w:val="en-US"/>
+        </w:rPr>
+        <w:t xml:space="preserve">customers to view all their existing </w:t>
+      </w:r>
+      <w:r>
+        <w:rPr>
+          <w:rFonts w:ascii="Amasis MT Pro" w:hAnsi="Amasis MT Pro"/>
+          <w:sz w:val="26"/>
+          <w:szCs w:val="26"/>
+          <w:lang w:val="en-US"/>
+        </w:rPr>
+        <w:t>bookings.</w:t>
+      </w:r>
+    </w:p>
+    <w:p>
+      <w:pPr>
+        <w:rPr>
+          <w:rFonts w:ascii="Amasis MT Pro" w:hAnsi="Amasis MT Pro"/>
+          <w:sz w:val="26"/>
+          <w:szCs w:val="26"/>
+          <w:lang w:val="en-US"/>
+        </w:rPr>
+      </w:pPr>
+      <w:r>
+        <w:rPr>
+          <w:rFonts w:ascii="Amasis MT Pro" w:hAnsi="Amasis MT Pro"/>
+          <w:b/>
+          <w:bCs/>
+          <w:sz w:val="26"/>
+          <w:szCs w:val="26"/>
+          <w:lang w:val="en-US"/>
+        </w:rPr>
+        <w:t xml:space="preserve">FR22: </w:t>
+      </w:r>
+      <w:r>
+        <w:rPr>
+          <w:rFonts w:ascii="Amasis MT Pro" w:hAnsi="Amasis MT Pro"/>
+          <w:sz w:val="26"/>
+          <w:szCs w:val="26"/>
+          <w:lang w:val="en-US"/>
+        </w:rPr>
+        <w:t>The system shall allow customers to cancel their own bookings.</w:t>
+      </w:r>
+    </w:p>
+    <w:p>
+      <w:pPr>
+        <w:rPr>
+          <w:rFonts w:ascii="Amasis MT Pro" w:hAnsi="Amasis MT Pro"/>
+          <w:sz w:val="26"/>
+          <w:szCs w:val="26"/>
+          <w:lang w:val="en-US"/>
+        </w:rPr>
+      </w:pPr>
+      <w:r>
+        <w:rPr>
+          <w:rFonts w:ascii="Amasis MT Pro" w:hAnsi="Amasis MT Pro"/>
+          <w:b/>
+          <w:bCs/>
+          <w:sz w:val="26"/>
+          <w:szCs w:val="26"/>
+          <w:lang w:val="en-US"/>
+        </w:rPr>
         <w:lastRenderedPageBreak/>
-        <w:t>Flight Search &amp; Viewing</w:t>
-      </w:r>
-    </w:p>
-    <w:p>
-      <w:pPr>
-        <w:rPr>
-          <w:rFonts w:ascii="Amasis MT Pro" w:hAnsi="Amasis MT Pro"/>
-          <w:sz w:val="26"/>
-          <w:szCs w:val="26"/>
-          <w:lang w:val="en-US"/>
-        </w:rPr>
-      </w:pPr>
-      <w:r>
-        <w:rPr>
-          <w:rFonts w:ascii="Amasis MT Pro" w:hAnsi="Amasis MT Pro"/>
-          <w:b/>
-          <w:bCs/>
-          <w:sz w:val="26"/>
-          <w:szCs w:val="26"/>
-          <w:lang w:val="en-US"/>
-        </w:rPr>
-        <w:t xml:space="preserve">FR16: </w:t>
-      </w:r>
-      <w:r>
-        <w:rPr>
-          <w:rFonts w:ascii="Amasis MT Pro" w:hAnsi="Amasis MT Pro"/>
-          <w:sz w:val="26"/>
-          <w:szCs w:val="26"/>
-          <w:lang w:val="en-US"/>
-        </w:rPr>
-        <w:t>The system shall allow users to search for flights by origin, destination, and date.</w:t>
-      </w:r>
-    </w:p>
-    <w:p>
-      <w:pPr>
-        <w:rPr>
-          <w:rFonts w:ascii="Amasis MT Pro" w:hAnsi="Amasis MT Pro"/>
-          <w:sz w:val="26"/>
-          <w:szCs w:val="26"/>
-          <w:lang w:val="en-US"/>
-        </w:rPr>
-      </w:pPr>
-      <w:r>
-        <w:rPr>
-          <w:rFonts w:ascii="Amasis MT Pro" w:hAnsi="Amasis MT Pro"/>
-          <w:b/>
-          <w:bCs/>
-          <w:sz w:val="26"/>
-          <w:szCs w:val="26"/>
-          <w:lang w:val="en-US"/>
-        </w:rPr>
-        <w:t xml:space="preserve">FR17: </w:t>
-      </w:r>
-      <w:r>
-        <w:rPr>
-          <w:rFonts w:ascii="Amasis MT Pro" w:hAnsi="Amasis MT Pro"/>
-          <w:sz w:val="26"/>
-          <w:szCs w:val="26"/>
-          <w:lang w:val="en-US"/>
-        </w:rPr>
-        <w:t>The system shall allow users to view detailed information about a selected flight.</w:t>
-      </w:r>
-    </w:p>
-    <w:p>
-      <w:pPr>
-        <w:rPr>
-          <w:rFonts w:ascii="Amasis MT Pro" w:hAnsi="Amasis MT Pro"/>
-          <w:sz w:val="26"/>
-          <w:szCs w:val="26"/>
-          <w:lang w:val="en-US"/>
-        </w:rPr>
-      </w:pPr>
-    </w:p>
-    <w:p>
-      <w:pPr>
-        <w:rPr>
-          <w:rFonts w:ascii="Amasis MT Pro" w:hAnsi="Amasis MT Pro"/>
-          <w:b/>
-          <w:bCs/>
-          <w:sz w:val="26"/>
-          <w:szCs w:val="26"/>
-          <w:lang w:val="en-US"/>
-        </w:rPr>
-      </w:pPr>
-      <w:r>
-        <w:rPr>
-          <w:rFonts w:ascii="Amasis MT Pro" w:hAnsi="Amasis MT Pro"/>
-          <w:b/>
-          <w:bCs/>
-          <w:sz w:val="26"/>
-          <w:szCs w:val="26"/>
-          <w:lang w:val="en-US"/>
-        </w:rPr>
-        <w:t>Booking Management (Customer Only)</w:t>
-      </w:r>
-    </w:p>
-    <w:p>
-      <w:pPr>
-        <w:rPr>
-          <w:rFonts w:ascii="Amasis MT Pro" w:hAnsi="Amasis MT Pro"/>
-          <w:sz w:val="26"/>
-          <w:szCs w:val="26"/>
-          <w:lang w:val="en-US"/>
-        </w:rPr>
-      </w:pPr>
-      <w:r>
-        <w:rPr>
-          <w:rFonts w:ascii="Amasis MT Pro" w:hAnsi="Amasis MT Pro"/>
-          <w:b/>
-          <w:bCs/>
-          <w:sz w:val="26"/>
-          <w:szCs w:val="26"/>
-          <w:lang w:val="en-US"/>
-        </w:rPr>
-        <w:t xml:space="preserve">FR18: </w:t>
-      </w:r>
-      <w:r>
-        <w:rPr>
-          <w:rFonts w:ascii="Amasis MT Pro" w:hAnsi="Amasis MT Pro"/>
-          <w:sz w:val="26"/>
-          <w:szCs w:val="26"/>
-          <w:lang w:val="en-US"/>
-        </w:rPr>
-        <w:t xml:space="preserve">The system shall allow </w:t>
-      </w:r>
-      <w:r>
-        <w:rPr>
-          <w:rFonts w:ascii="Amasis MT Pro" w:hAnsi="Amasis MT Pro"/>
-          <w:sz w:val="26"/>
-          <w:szCs w:val="26"/>
-          <w:lang w:val="en-US"/>
-        </w:rPr>
-        <w:t>c</w:t>
-      </w:r>
-      <w:r>
-        <w:rPr>
-          <w:rFonts w:ascii="Amasis MT Pro" w:hAnsi="Amasis MT Pro"/>
-          <w:sz w:val="26"/>
-          <w:szCs w:val="26"/>
-          <w:lang w:val="en-US"/>
-        </w:rPr>
-        <w:t xml:space="preserve">ustomers to book a seat on a selected </w:t>
-      </w:r>
-      <w:r>
-        <w:rPr>
-          <w:rFonts w:ascii="Amasis MT Pro" w:hAnsi="Amasis MT Pro"/>
-          <w:sz w:val="26"/>
-          <w:szCs w:val="26"/>
-          <w:lang w:val="en-US"/>
-        </w:rPr>
-        <w:t>flight.</w:t>
-      </w:r>
-    </w:p>
-    <w:p>
-      <w:pPr>
-        <w:rPr>
-          <w:rFonts w:ascii="Amasis MT Pro" w:hAnsi="Amasis MT Pro"/>
-          <w:sz w:val="26"/>
-          <w:szCs w:val="26"/>
-          <w:lang w:val="en-US"/>
-        </w:rPr>
-      </w:pPr>
-      <w:r>
-        <w:rPr>
-          <w:rFonts w:ascii="Amasis MT Pro" w:hAnsi="Amasis MT Pro"/>
-          <w:b/>
-          <w:bCs/>
-          <w:sz w:val="26"/>
-          <w:szCs w:val="26"/>
-          <w:lang w:val="en-US"/>
-        </w:rPr>
-        <w:t xml:space="preserve">FR19: </w:t>
-      </w:r>
-      <w:r>
-        <w:rPr>
-          <w:rFonts w:ascii="Amasis MT Pro" w:hAnsi="Amasis MT Pro"/>
-          <w:sz w:val="26"/>
-          <w:szCs w:val="26"/>
-          <w:lang w:val="en-US"/>
-        </w:rPr>
-        <w:t xml:space="preserve">The system </w:t>
+        <w:t>FR23</w:t>
+      </w:r>
+      <w:r>
+        <w:rPr>
+          <w:rFonts w:ascii="Amasis MT Pro" w:hAnsi="Amasis MT Pro"/>
+          <w:sz w:val="26"/>
+          <w:szCs w:val="26"/>
+          <w:lang w:val="en-US"/>
+        </w:rPr>
+        <w:t xml:space="preserve">: The system </w:t>
       </w:r>
       <w:r>
         <w:rPr>
@@ -6313,171 +6680,6 @@
           <w:szCs w:val="26"/>
           <w:lang w:val="en-US"/>
         </w:rPr>
-        <w:t xml:space="preserve"> validate that the number of seats requested does not exceed the available seats.</w:t>
-      </w:r>
-    </w:p>
-    <w:p>
-      <w:pPr>
-        <w:rPr>
-          <w:rFonts w:ascii="Amasis MT Pro" w:hAnsi="Amasis MT Pro"/>
-          <w:sz w:val="26"/>
-          <w:szCs w:val="26"/>
-          <w:lang w:val="en-US"/>
-        </w:rPr>
-      </w:pPr>
-      <w:r>
-        <w:rPr>
-          <w:rFonts w:ascii="Amasis MT Pro" w:hAnsi="Amasis MT Pro"/>
-          <w:b/>
-          <w:bCs/>
-          <w:sz w:val="26"/>
-          <w:szCs w:val="26"/>
-          <w:lang w:val="en-US"/>
-        </w:rPr>
-        <w:t xml:space="preserve">FR20: </w:t>
-      </w:r>
-      <w:r>
-        <w:rPr>
-          <w:rFonts w:ascii="Amasis MT Pro" w:hAnsi="Amasis MT Pro"/>
-          <w:sz w:val="26"/>
-          <w:szCs w:val="26"/>
-          <w:lang w:val="en-US"/>
-        </w:rPr>
-        <w:t>The system shall generate a booking record and confirmation code after a successful booking.</w:t>
-      </w:r>
-    </w:p>
-    <w:p>
-      <w:pPr>
-        <w:rPr>
-          <w:rFonts w:ascii="Amasis MT Pro" w:hAnsi="Amasis MT Pro"/>
-          <w:sz w:val="26"/>
-          <w:szCs w:val="26"/>
-          <w:lang w:val="en-US"/>
-        </w:rPr>
-      </w:pPr>
-      <w:r>
-        <w:rPr>
-          <w:rFonts w:ascii="Amasis MT Pro" w:hAnsi="Amasis MT Pro"/>
-          <w:b/>
-          <w:bCs/>
-          <w:sz w:val="26"/>
-          <w:szCs w:val="26"/>
-          <w:lang w:val="en-US"/>
-        </w:rPr>
-        <w:t xml:space="preserve">FR21: </w:t>
-      </w:r>
-      <w:r>
-        <w:rPr>
-          <w:rFonts w:ascii="Amasis MT Pro" w:hAnsi="Amasis MT Pro"/>
-          <w:sz w:val="26"/>
-          <w:szCs w:val="26"/>
-          <w:lang w:val="en-US"/>
-        </w:rPr>
-        <w:t xml:space="preserve">The system shall </w:t>
-      </w:r>
-      <w:r>
-        <w:rPr>
-          <w:rFonts w:ascii="Amasis MT Pro" w:hAnsi="Amasis MT Pro"/>
-          <w:sz w:val="26"/>
-          <w:szCs w:val="26"/>
-          <w:lang w:val="en-US"/>
-        </w:rPr>
-        <w:t xml:space="preserve">allow </w:t>
-      </w:r>
-      <w:r>
-        <w:rPr>
-          <w:rFonts w:ascii="Amasis MT Pro" w:hAnsi="Amasis MT Pro"/>
-          <w:sz w:val="26"/>
-          <w:szCs w:val="26"/>
-          <w:lang w:val="en-US"/>
-        </w:rPr>
-        <w:t xml:space="preserve">customers to view all their existing </w:t>
-      </w:r>
-      <w:r>
-        <w:rPr>
-          <w:rFonts w:ascii="Amasis MT Pro" w:hAnsi="Amasis MT Pro"/>
-          <w:sz w:val="26"/>
-          <w:szCs w:val="26"/>
-          <w:lang w:val="en-US"/>
-        </w:rPr>
-        <w:t>bookings.</w:t>
-      </w:r>
-    </w:p>
-    <w:p>
-      <w:pPr>
-        <w:rPr>
-          <w:rFonts w:ascii="Amasis MT Pro" w:hAnsi="Amasis MT Pro"/>
-          <w:sz w:val="26"/>
-          <w:szCs w:val="26"/>
-          <w:lang w:val="en-US"/>
-        </w:rPr>
-      </w:pPr>
-      <w:r>
-        <w:rPr>
-          <w:rFonts w:ascii="Amasis MT Pro" w:hAnsi="Amasis MT Pro"/>
-          <w:b/>
-          <w:bCs/>
-          <w:sz w:val="26"/>
-          <w:szCs w:val="26"/>
-          <w:lang w:val="en-US"/>
-        </w:rPr>
-        <w:t xml:space="preserve">FR22: </w:t>
-      </w:r>
-      <w:r>
-        <w:rPr>
-          <w:rFonts w:ascii="Amasis MT Pro" w:hAnsi="Amasis MT Pro"/>
-          <w:sz w:val="26"/>
-          <w:szCs w:val="26"/>
-          <w:lang w:val="en-US"/>
-        </w:rPr>
-        <w:t>The system shall allow customers to cancel their own bookings.</w:t>
-      </w:r>
-    </w:p>
-    <w:p>
-      <w:pPr>
-        <w:rPr>
-          <w:rFonts w:ascii="Amasis MT Pro" w:hAnsi="Amasis MT Pro"/>
-          <w:sz w:val="26"/>
-          <w:szCs w:val="26"/>
-          <w:lang w:val="en-US"/>
-        </w:rPr>
-      </w:pPr>
-      <w:r>
-        <w:rPr>
-          <w:rFonts w:ascii="Amasis MT Pro" w:hAnsi="Amasis MT Pro"/>
-          <w:b/>
-          <w:bCs/>
-          <w:sz w:val="26"/>
-          <w:szCs w:val="26"/>
-          <w:lang w:val="en-US"/>
-        </w:rPr>
-        <w:t>FR23</w:t>
-      </w:r>
-      <w:r>
-        <w:rPr>
-          <w:rFonts w:ascii="Amasis MT Pro" w:hAnsi="Amasis MT Pro"/>
-          <w:sz w:val="26"/>
-          <w:szCs w:val="26"/>
-          <w:lang w:val="en-US"/>
-        </w:rPr>
-        <w:t xml:space="preserve">: The system </w:t>
-      </w:r>
-      <w:r>
-        <w:rPr>
-          <w:rFonts w:ascii="Amasis MT Pro" w:hAnsi="Amasis MT Pro"/>
-          <w:sz w:val="26"/>
-          <w:szCs w:val="26"/>
-          <w:lang w:val="en-US"/>
-        </w:rPr>
-        <w:t>should</w:t>
-      </w:r>
-      <w:r>
-        <w:rPr>
-          <w:rFonts w:ascii="Amasis MT Pro" w:hAnsi="Amasis MT Pro"/>
-          <w:sz w:val="26"/>
-          <w:szCs w:val="26"/>
-          <w:lang w:val="en-US"/>
-        </w:rPr>
         <w:t xml:space="preserve"> update the number of </w:t>
       </w:r>
       <w:r>
@@ -6797,7 +6999,6 @@
           <w:szCs w:val="26"/>
           <w:lang w:val="en-US"/>
         </w:rPr>
-        <w:lastRenderedPageBreak/>
         <w:t>Input V</w:t>
       </w:r>
       <w:r>
@@ -7269,278 +7470,583 @@
           <w:szCs w:val="30"/>
           <w:lang w:val="en-US"/>
         </w:rPr>
+        <w:t>Non-Functional Requirements</w:t>
+      </w:r>
+    </w:p>
+    <w:p>
+      <w:pPr>
+        <w:rPr>
+          <w:rFonts w:ascii="Amasis MT Pro" w:hAnsi="Amasis MT Pro"/>
+          <w:b/>
+          <w:bCs/>
+          <w:sz w:val="2"/>
+          <w:szCs w:val="2"/>
+          <w:lang w:val="en-US"/>
+        </w:rPr>
+      </w:pPr>
+    </w:p>
+    <w:p>
+      <w:pPr>
+        <w:rPr>
+          <w:rFonts w:ascii="Amasis MT Pro" w:hAnsi="Amasis MT Pro"/>
+          <w:b/>
+          <w:bCs/>
+          <w:sz w:val="26"/>
+          <w:szCs w:val="26"/>
+          <w:lang w:val="en-US"/>
+        </w:rPr>
+      </w:pPr>
+      <w:r>
+        <w:rPr>
+          <w:rFonts w:ascii="Amasis MT Pro" w:hAnsi="Amasis MT Pro"/>
+          <w:b/>
+          <w:bCs/>
+          <w:sz w:val="26"/>
+          <w:szCs w:val="26"/>
+          <w:lang w:val="en-US"/>
+        </w:rPr>
+        <w:t>Performance Requirements</w:t>
+      </w:r>
+    </w:p>
+    <w:p>
+      <w:pPr>
+        <w:rPr>
+          <w:rFonts w:ascii="Amasis MT Pro" w:hAnsi="Amasis MT Pro"/>
+          <w:sz w:val="26"/>
+          <w:szCs w:val="26"/>
+          <w:lang w:val="en-US"/>
+        </w:rPr>
+      </w:pPr>
+      <w:r>
+        <w:rPr>
+          <w:rFonts w:ascii="Amasis MT Pro" w:hAnsi="Amasis MT Pro"/>
+          <w:b/>
+          <w:bCs/>
+          <w:sz w:val="26"/>
+          <w:szCs w:val="26"/>
+          <w:lang w:val="en-US"/>
+        </w:rPr>
+        <w:t xml:space="preserve">NFR1: </w:t>
+      </w:r>
+      <w:r>
+        <w:rPr>
+          <w:rFonts w:ascii="Amasis MT Pro" w:hAnsi="Amasis MT Pro"/>
+          <w:sz w:val="26"/>
+          <w:szCs w:val="26"/>
+          <w:lang w:val="en-US"/>
+        </w:rPr>
+        <w:t xml:space="preserve">The system shall load all required data within 3 seconds on </w:t>
+      </w:r>
+      <w:r>
+        <w:rPr>
+          <w:rFonts w:ascii="Amasis MT Pro" w:hAnsi="Amasis MT Pro"/>
+          <w:sz w:val="26"/>
+          <w:szCs w:val="26"/>
+          <w:lang w:val="en-US"/>
+        </w:rPr>
+        <w:t>startup.</w:t>
+      </w:r>
+    </w:p>
+    <w:p>
+      <w:pPr>
+        <w:rPr>
+          <w:rFonts w:ascii="Amasis MT Pro" w:hAnsi="Amasis MT Pro"/>
+          <w:sz w:val="26"/>
+          <w:szCs w:val="26"/>
+          <w:lang w:val="en-US"/>
+        </w:rPr>
+      </w:pPr>
+      <w:r>
+        <w:rPr>
+          <w:rFonts w:ascii="Amasis MT Pro" w:hAnsi="Amasis MT Pro"/>
+          <w:b/>
+          <w:bCs/>
+          <w:sz w:val="26"/>
+          <w:szCs w:val="26"/>
+          <w:lang w:val="en-US"/>
+        </w:rPr>
+        <w:t xml:space="preserve">NFR2: </w:t>
+      </w:r>
+      <w:r>
+        <w:rPr>
+          <w:rFonts w:ascii="Amasis MT Pro" w:hAnsi="Amasis MT Pro"/>
+          <w:sz w:val="26"/>
+          <w:szCs w:val="26"/>
+          <w:lang w:val="en-US"/>
+        </w:rPr>
+        <w:t xml:space="preserve">The system shall respond to user inputs within 1 second under normal operating </w:t>
+      </w:r>
+      <w:r>
+        <w:rPr>
+          <w:rFonts w:ascii="Amasis MT Pro" w:hAnsi="Amasis MT Pro"/>
+          <w:sz w:val="26"/>
+          <w:szCs w:val="26"/>
+          <w:lang w:val="en-US"/>
+        </w:rPr>
+        <w:t>conditions.</w:t>
+      </w:r>
+    </w:p>
+    <w:p>
+      <w:pPr>
+        <w:rPr>
+          <w:rFonts w:ascii="Amasis MT Pro" w:hAnsi="Amasis MT Pro"/>
+          <w:sz w:val="26"/>
+          <w:szCs w:val="26"/>
+          <w:lang w:val="en-US"/>
+        </w:rPr>
+      </w:pPr>
+      <w:r>
+        <w:rPr>
+          <w:rFonts w:ascii="Amasis MT Pro" w:hAnsi="Amasis MT Pro"/>
+          <w:sz w:val="26"/>
+          <w:szCs w:val="26"/>
+          <w:lang w:val="en-US"/>
+        </w:rPr>
+        <w:t>NFR3: The system shall process booking operations within 2 seconds.</w:t>
+      </w:r>
+    </w:p>
+    <w:p>
+      <w:pPr>
+        <w:rPr>
+          <w:rFonts w:ascii="Amasis MT Pro" w:hAnsi="Amasis MT Pro"/>
+          <w:sz w:val="26"/>
+          <w:szCs w:val="26"/>
+          <w:lang w:val="en-US"/>
+        </w:rPr>
+      </w:pPr>
+      <w:r>
+        <w:rPr>
+          <w:rFonts w:ascii="Amasis MT Pro" w:hAnsi="Amasis MT Pro"/>
+          <w:sz w:val="26"/>
+          <w:szCs w:val="26"/>
+          <w:lang w:val="en-US"/>
+        </w:rPr>
+        <w:t>NFR4: The system shall support up to</w:t>
+      </w:r>
+      <w:r>
+        <w:rPr>
+          <w:rFonts w:ascii="Amasis MT Pro" w:hAnsi="Amasis MT Pro"/>
+          <w:sz w:val="26"/>
+          <w:szCs w:val="26"/>
+          <w:lang w:val="en-US"/>
+        </w:rPr>
+        <w:t xml:space="preserve"> 1,000 flights and 10,000 bookings without performance degradation.</w:t>
+      </w:r>
+    </w:p>
+    <w:p>
+      <w:pPr>
+        <w:rPr>
+          <w:rFonts w:ascii="Amasis MT Pro" w:hAnsi="Amasis MT Pro"/>
+          <w:sz w:val="26"/>
+          <w:szCs w:val="26"/>
+          <w:lang w:val="en-US"/>
+        </w:rPr>
+      </w:pPr>
+    </w:p>
+    <w:p>
+      <w:pPr>
+        <w:rPr>
+          <w:rFonts w:ascii="Amasis MT Pro" w:hAnsi="Amasis MT Pro"/>
+          <w:b/>
+          <w:bCs/>
+          <w:sz w:val="26"/>
+          <w:szCs w:val="26"/>
+          <w:lang w:val="en-US"/>
+        </w:rPr>
+      </w:pPr>
+      <w:r>
+        <w:rPr>
+          <w:rFonts w:ascii="Amasis MT Pro" w:hAnsi="Amasis MT Pro"/>
+          <w:b/>
+          <w:bCs/>
+          <w:sz w:val="26"/>
+          <w:szCs w:val="26"/>
+          <w:lang w:val="en-US"/>
+        </w:rPr>
+        <w:t>Reliability Requirements</w:t>
+      </w:r>
+    </w:p>
+    <w:p>
+      <w:pPr>
+        <w:rPr>
+          <w:rFonts w:ascii="Amasis MT Pro" w:hAnsi="Amasis MT Pro"/>
+          <w:sz w:val="26"/>
+          <w:szCs w:val="26"/>
+          <w:lang w:val="en-US"/>
+        </w:rPr>
+      </w:pPr>
+      <w:r>
+        <w:rPr>
+          <w:rFonts w:ascii="Amasis MT Pro" w:hAnsi="Amasis MT Pro"/>
+          <w:sz w:val="26"/>
+          <w:szCs w:val="26"/>
+          <w:lang w:val="en-US"/>
+        </w:rPr>
+        <w:t>NFR5: The system shall maintain data integrity during all read/write operations.</w:t>
+      </w:r>
+    </w:p>
+    <w:p>
+      <w:pPr>
+        <w:rPr>
+          <w:rFonts w:ascii="Amasis MT Pro" w:hAnsi="Amasis MT Pro"/>
+          <w:sz w:val="26"/>
+          <w:szCs w:val="26"/>
+          <w:lang w:val="en-US"/>
+        </w:rPr>
+      </w:pPr>
+      <w:r>
+        <w:rPr>
+          <w:rFonts w:ascii="Amasis MT Pro" w:hAnsi="Amasis MT Pro"/>
+          <w:b/>
+          <w:bCs/>
+          <w:sz w:val="26"/>
+          <w:szCs w:val="26"/>
+          <w:lang w:val="en-US"/>
+        </w:rPr>
+        <w:t>NFR6:</w:t>
+      </w:r>
+      <w:r>
+        <w:rPr>
+          <w:rFonts w:ascii="Amasis MT Pro" w:hAnsi="Amasis MT Pro"/>
+          <w:sz w:val="26"/>
+          <w:szCs w:val="26"/>
+          <w:lang w:val="en-US"/>
+        </w:rPr>
+        <w:t xml:space="preserve"> The system shall not lose data during normal operation.</w:t>
+      </w:r>
+    </w:p>
+    <w:p>
+      <w:pPr>
+        <w:rPr>
+          <w:rFonts w:ascii="Amasis MT Pro" w:hAnsi="Amasis MT Pro"/>
+          <w:sz w:val="26"/>
+          <w:szCs w:val="26"/>
+          <w:lang w:val="en-US"/>
+        </w:rPr>
+      </w:pPr>
+      <w:r>
+        <w:rPr>
+          <w:rFonts w:ascii="Amasis MT Pro" w:hAnsi="Amasis MT Pro"/>
+          <w:b/>
+          <w:bCs/>
+          <w:sz w:val="26"/>
+          <w:szCs w:val="26"/>
+          <w:lang w:val="en-US"/>
+        </w:rPr>
+        <w:t>NFR7:</w:t>
+      </w:r>
+      <w:r>
+        <w:rPr>
+          <w:rFonts w:ascii="Amasis MT Pro" w:hAnsi="Amasis MT Pro"/>
+          <w:sz w:val="26"/>
+          <w:szCs w:val="26"/>
+          <w:lang w:val="en-US"/>
+        </w:rPr>
+        <w:t xml:space="preserve"> The system shall </w:t>
+      </w:r>
+      <w:r>
+        <w:rPr>
+          <w:rFonts w:ascii="Amasis MT Pro" w:hAnsi="Amasis MT Pro"/>
+          <w:sz w:val="26"/>
+          <w:szCs w:val="26"/>
+          <w:lang w:val="en-US"/>
+        </w:rPr>
+        <w:t>properly handle</w:t>
+      </w:r>
+      <w:r>
+        <w:rPr>
+          <w:rFonts w:ascii="Amasis MT Pro" w:hAnsi="Amasis MT Pro"/>
+          <w:sz w:val="26"/>
+          <w:szCs w:val="26"/>
+          <w:lang w:val="en-US"/>
+        </w:rPr>
+        <w:t xml:space="preserve"> invalid inputs without </w:t>
+      </w:r>
+      <w:r>
+        <w:rPr>
+          <w:rFonts w:ascii="Amasis MT Pro" w:hAnsi="Amasis MT Pro"/>
+          <w:sz w:val="26"/>
+          <w:szCs w:val="26"/>
+          <w:lang w:val="en-US"/>
+        </w:rPr>
+        <w:t>crashing.</w:t>
+      </w:r>
+    </w:p>
+    <w:p>
+      <w:pPr>
+        <w:rPr>
+          <w:rFonts w:ascii="Amasis MT Pro" w:hAnsi="Amasis MT Pro"/>
+          <w:sz w:val="26"/>
+          <w:szCs w:val="26"/>
+          <w:lang w:val="en-US"/>
+        </w:rPr>
+      </w:pPr>
+      <w:r>
+        <w:rPr>
+          <w:rFonts w:ascii="Amasis MT Pro" w:hAnsi="Amasis MT Pro"/>
+          <w:b/>
+          <w:bCs/>
+          <w:sz w:val="26"/>
+          <w:szCs w:val="26"/>
+          <w:lang w:val="en-US"/>
+        </w:rPr>
         <w:lastRenderedPageBreak/>
-        <w:t>Non-Functional Requirements</w:t>
-      </w:r>
-    </w:p>
-    <w:p>
-      <w:pPr>
-        <w:rPr>
-          <w:rFonts w:ascii="Amasis MT Pro" w:hAnsi="Amasis MT Pro"/>
-          <w:b/>
-          <w:bCs/>
-          <w:sz w:val="26"/>
-          <w:szCs w:val="26"/>
-          <w:lang w:val="en-US"/>
-        </w:rPr>
-      </w:pPr>
-    </w:p>
-    <w:p>
-      <w:pPr>
-        <w:rPr>
-          <w:rFonts w:ascii="Amasis MT Pro" w:hAnsi="Amasis MT Pro"/>
-          <w:b/>
-          <w:bCs/>
-          <w:sz w:val="26"/>
-          <w:szCs w:val="26"/>
-          <w:lang w:val="en-US"/>
-        </w:rPr>
-      </w:pPr>
-      <w:r>
-        <w:rPr>
-          <w:rFonts w:ascii="Amasis MT Pro" w:hAnsi="Amasis MT Pro"/>
-          <w:b/>
-          <w:bCs/>
-          <w:sz w:val="26"/>
-          <w:szCs w:val="26"/>
-          <w:lang w:val="en-US"/>
-        </w:rPr>
-        <w:t>Performance Requirements</w:t>
-      </w:r>
-    </w:p>
-    <w:p>
-      <w:pPr>
-        <w:rPr>
-          <w:rFonts w:ascii="Amasis MT Pro" w:hAnsi="Amasis MT Pro"/>
-          <w:sz w:val="26"/>
-          <w:szCs w:val="26"/>
-          <w:lang w:val="en-US"/>
-        </w:rPr>
-      </w:pPr>
-      <w:r>
-        <w:rPr>
-          <w:rFonts w:ascii="Amasis MT Pro" w:hAnsi="Amasis MT Pro"/>
-          <w:b/>
-          <w:bCs/>
-          <w:sz w:val="26"/>
-          <w:szCs w:val="26"/>
-          <w:lang w:val="en-US"/>
-        </w:rPr>
-        <w:t xml:space="preserve">NFR1: </w:t>
-      </w:r>
-      <w:r>
-        <w:rPr>
-          <w:rFonts w:ascii="Amasis MT Pro" w:hAnsi="Amasis MT Pro"/>
-          <w:sz w:val="26"/>
-          <w:szCs w:val="26"/>
-          <w:lang w:val="en-US"/>
-        </w:rPr>
-        <w:t xml:space="preserve">The system shall load all required data within 3 seconds on </w:t>
-      </w:r>
-      <w:r>
-        <w:rPr>
-          <w:rFonts w:ascii="Amasis MT Pro" w:hAnsi="Amasis MT Pro"/>
-          <w:sz w:val="26"/>
-          <w:szCs w:val="26"/>
-          <w:lang w:val="en-US"/>
-        </w:rPr>
-        <w:t>startup.</w:t>
-      </w:r>
-    </w:p>
-    <w:p>
-      <w:pPr>
-        <w:rPr>
-          <w:rFonts w:ascii="Amasis MT Pro" w:hAnsi="Amasis MT Pro"/>
-          <w:sz w:val="26"/>
-          <w:szCs w:val="26"/>
-          <w:lang w:val="en-US"/>
-        </w:rPr>
-      </w:pPr>
-      <w:r>
-        <w:rPr>
-          <w:rFonts w:ascii="Amasis MT Pro" w:hAnsi="Amasis MT Pro"/>
-          <w:b/>
-          <w:bCs/>
-          <w:sz w:val="26"/>
-          <w:szCs w:val="26"/>
-          <w:lang w:val="en-US"/>
-        </w:rPr>
-        <w:t xml:space="preserve">NFR2: </w:t>
-      </w:r>
-      <w:r>
-        <w:rPr>
-          <w:rFonts w:ascii="Amasis MT Pro" w:hAnsi="Amasis MT Pro"/>
-          <w:sz w:val="26"/>
-          <w:szCs w:val="26"/>
-          <w:lang w:val="en-US"/>
-        </w:rPr>
-        <w:t xml:space="preserve">The system shall respond to user inputs within 1 second under normal operating </w:t>
-      </w:r>
-      <w:r>
-        <w:rPr>
-          <w:rFonts w:ascii="Amasis MT Pro" w:hAnsi="Amasis MT Pro"/>
-          <w:sz w:val="26"/>
-          <w:szCs w:val="26"/>
-          <w:lang w:val="en-US"/>
-        </w:rPr>
-        <w:t>conditions.</w:t>
-      </w:r>
-    </w:p>
-    <w:p>
-      <w:pPr>
-        <w:rPr>
-          <w:rFonts w:ascii="Amasis MT Pro" w:hAnsi="Amasis MT Pro"/>
-          <w:sz w:val="26"/>
-          <w:szCs w:val="26"/>
-          <w:lang w:val="en-US"/>
-        </w:rPr>
-      </w:pPr>
-      <w:r>
-        <w:rPr>
-          <w:rFonts w:ascii="Amasis MT Pro" w:hAnsi="Amasis MT Pro"/>
-          <w:sz w:val="26"/>
-          <w:szCs w:val="26"/>
-          <w:lang w:val="en-US"/>
-        </w:rPr>
-        <w:t>NFR3: The system shall process booking operations within 2 seconds.</w:t>
-      </w:r>
-    </w:p>
-    <w:p>
-      <w:pPr>
-        <w:rPr>
-          <w:rFonts w:ascii="Amasis MT Pro" w:hAnsi="Amasis MT Pro"/>
-          <w:sz w:val="26"/>
-          <w:szCs w:val="26"/>
-          <w:lang w:val="en-US"/>
-        </w:rPr>
-      </w:pPr>
-      <w:r>
-        <w:rPr>
-          <w:rFonts w:ascii="Amasis MT Pro" w:hAnsi="Amasis MT Pro"/>
-          <w:sz w:val="26"/>
-          <w:szCs w:val="26"/>
-          <w:lang w:val="en-US"/>
-        </w:rPr>
-        <w:t>NFR4: The system shall support up to</w:t>
-      </w:r>
-      <w:r>
-        <w:rPr>
-          <w:rFonts w:ascii="Amasis MT Pro" w:hAnsi="Amasis MT Pro"/>
-          <w:sz w:val="26"/>
-          <w:szCs w:val="26"/>
-          <w:lang w:val="en-US"/>
-        </w:rPr>
-        <w:t xml:space="preserve"> 1,000 flights and 10,000 bookings without performance degradation.</w:t>
-      </w:r>
-    </w:p>
-    <w:p>
-      <w:pPr>
-        <w:rPr>
-          <w:rFonts w:ascii="Amasis MT Pro" w:hAnsi="Amasis MT Pro"/>
-          <w:sz w:val="26"/>
-          <w:szCs w:val="26"/>
-          <w:lang w:val="en-US"/>
-        </w:rPr>
-      </w:pPr>
-    </w:p>
-    <w:p>
-      <w:pPr>
-        <w:rPr>
-          <w:rFonts w:ascii="Amasis MT Pro" w:hAnsi="Amasis MT Pro"/>
-          <w:b/>
-          <w:bCs/>
-          <w:sz w:val="26"/>
-          <w:szCs w:val="26"/>
-          <w:lang w:val="en-US"/>
-        </w:rPr>
-      </w:pPr>
-      <w:r>
-        <w:rPr>
-          <w:rFonts w:ascii="Amasis MT Pro" w:hAnsi="Amasis MT Pro"/>
-          <w:b/>
-          <w:bCs/>
-          <w:sz w:val="26"/>
-          <w:szCs w:val="26"/>
-          <w:lang w:val="en-US"/>
-        </w:rPr>
-        <w:t>Reliability Requirements</w:t>
-      </w:r>
-    </w:p>
-    <w:p>
-      <w:pPr>
-        <w:rPr>
-          <w:rFonts w:ascii="Amasis MT Pro" w:hAnsi="Amasis MT Pro"/>
-          <w:sz w:val="26"/>
-          <w:szCs w:val="26"/>
-          <w:lang w:val="en-US"/>
-        </w:rPr>
-      </w:pPr>
-      <w:r>
-        <w:rPr>
-          <w:rFonts w:ascii="Amasis MT Pro" w:hAnsi="Amasis MT Pro"/>
-          <w:sz w:val="26"/>
-          <w:szCs w:val="26"/>
-          <w:lang w:val="en-US"/>
-        </w:rPr>
-        <w:t>NFR5: The system shall maintain data integrity during all read/write operations.</w:t>
-      </w:r>
-    </w:p>
-    <w:p>
-      <w:pPr>
-        <w:rPr>
-          <w:rFonts w:ascii="Amasis MT Pro" w:hAnsi="Amasis MT Pro"/>
-          <w:sz w:val="26"/>
-          <w:szCs w:val="26"/>
-          <w:lang w:val="en-US"/>
-        </w:rPr>
-      </w:pPr>
-      <w:r>
-        <w:rPr>
-          <w:rFonts w:ascii="Amasis MT Pro" w:hAnsi="Amasis MT Pro"/>
-          <w:b/>
-          <w:bCs/>
-          <w:sz w:val="26"/>
-          <w:szCs w:val="26"/>
-          <w:lang w:val="en-US"/>
-        </w:rPr>
-        <w:t>NFR6:</w:t>
-      </w:r>
-      <w:r>
-        <w:rPr>
-          <w:rFonts w:ascii="Amasis MT Pro" w:hAnsi="Amasis MT Pro"/>
-          <w:sz w:val="26"/>
-          <w:szCs w:val="26"/>
-          <w:lang w:val="en-US"/>
-        </w:rPr>
-        <w:t xml:space="preserve"> The system shall not lose data during normal operation.</w:t>
-      </w:r>
-    </w:p>
-    <w:p>
-      <w:pPr>
-        <w:rPr>
-          <w:rFonts w:ascii="Amasis MT Pro" w:hAnsi="Amasis MT Pro"/>
-          <w:sz w:val="26"/>
-          <w:szCs w:val="26"/>
-          <w:lang w:val="en-US"/>
-        </w:rPr>
-      </w:pPr>
-      <w:r>
-        <w:rPr>
-          <w:rFonts w:ascii="Amasis MT Pro" w:hAnsi="Amasis MT Pro"/>
-          <w:b/>
-          <w:bCs/>
-          <w:sz w:val="26"/>
-          <w:szCs w:val="26"/>
-          <w:lang w:val="en-US"/>
-        </w:rPr>
-        <w:t>NFR7:</w:t>
-      </w:r>
-      <w:r>
-        <w:rPr>
-          <w:rFonts w:ascii="Amasis MT Pro" w:hAnsi="Amasis MT Pro"/>
-          <w:sz w:val="26"/>
-          <w:szCs w:val="26"/>
-          <w:lang w:val="en-US"/>
+        <w:t>NFR8:</w:t>
+      </w:r>
+      <w:r>
+        <w:rPr>
+          <w:rFonts w:ascii="Amasis MT Pro" w:hAnsi="Amasis MT Pro"/>
+          <w:sz w:val="26"/>
+          <w:szCs w:val="26"/>
+          <w:lang w:val="en-US"/>
+        </w:rPr>
+        <w:t xml:space="preserve"> The system shall recover gr</w:t>
+      </w:r>
+      <w:r>
+        <w:rPr>
+          <w:rFonts w:ascii="Amasis MT Pro" w:hAnsi="Amasis MT Pro"/>
+          <w:sz w:val="26"/>
+          <w:szCs w:val="26"/>
+          <w:lang w:val="en-US"/>
+        </w:rPr>
+        <w:t>acefully from minor errors.</w:t>
+      </w:r>
+    </w:p>
+    <w:p>
+      <w:pPr>
+        <w:rPr>
+          <w:rFonts w:ascii="Amasis MT Pro" w:hAnsi="Amasis MT Pro"/>
+          <w:sz w:val="26"/>
+          <w:szCs w:val="26"/>
+          <w:lang w:val="en-US"/>
+        </w:rPr>
+      </w:pPr>
+    </w:p>
+    <w:p>
+      <w:pPr>
+        <w:rPr>
+          <w:rFonts w:ascii="Amasis MT Pro" w:hAnsi="Amasis MT Pro"/>
+          <w:b/>
+          <w:bCs/>
+          <w:sz w:val="26"/>
+          <w:szCs w:val="26"/>
+          <w:lang w:val="en-US"/>
+        </w:rPr>
+      </w:pPr>
+      <w:r>
+        <w:rPr>
+          <w:rFonts w:ascii="Amasis MT Pro" w:hAnsi="Amasis MT Pro"/>
+          <w:b/>
+          <w:bCs/>
+          <w:sz w:val="26"/>
+          <w:szCs w:val="26"/>
+          <w:lang w:val="en-US"/>
+        </w:rPr>
+        <w:t>Availability Requirements</w:t>
+      </w:r>
+    </w:p>
+    <w:p>
+      <w:pPr>
+        <w:rPr>
+          <w:rFonts w:ascii="Amasis MT Pro" w:hAnsi="Amasis MT Pro"/>
+          <w:sz w:val="26"/>
+          <w:szCs w:val="26"/>
+          <w:lang w:val="en-US"/>
+        </w:rPr>
+      </w:pPr>
+      <w:r>
+        <w:rPr>
+          <w:rFonts w:ascii="Amasis MT Pro" w:hAnsi="Amasis MT Pro"/>
+          <w:b/>
+          <w:bCs/>
+          <w:sz w:val="26"/>
+          <w:szCs w:val="26"/>
+          <w:lang w:val="en-US"/>
+        </w:rPr>
+        <w:t>NFR9:</w:t>
+      </w:r>
+      <w:r>
+        <w:rPr>
+          <w:rFonts w:ascii="Amasis MT Pro" w:hAnsi="Amasis MT Pro"/>
+          <w:b/>
+          <w:bCs/>
+          <w:sz w:val="26"/>
+          <w:szCs w:val="26"/>
+          <w:lang w:val="en-US"/>
+        </w:rPr>
+        <w:t xml:space="preserve"> </w:t>
+      </w:r>
+      <w:r>
+        <w:rPr>
+          <w:rFonts w:ascii="Amasis MT Pro" w:hAnsi="Amasis MT Pro"/>
+          <w:sz w:val="26"/>
+          <w:szCs w:val="26"/>
+          <w:lang w:val="en-US"/>
+        </w:rPr>
+        <w:t>The system shall be available for use whenever the host machine is operational.</w:t>
+      </w:r>
+    </w:p>
+    <w:p>
+      <w:pPr>
+        <w:rPr>
+          <w:rFonts w:ascii="Amasis MT Pro" w:hAnsi="Amasis MT Pro"/>
+          <w:sz w:val="26"/>
+          <w:szCs w:val="26"/>
+          <w:lang w:val="en-US"/>
+        </w:rPr>
+      </w:pPr>
+      <w:r>
+        <w:rPr>
+          <w:rFonts w:ascii="Amasis MT Pro" w:hAnsi="Amasis MT Pro"/>
+          <w:b/>
+          <w:bCs/>
+          <w:sz w:val="26"/>
+          <w:szCs w:val="26"/>
+          <w:lang w:val="en-US"/>
+        </w:rPr>
+        <w:t>NFR10:</w:t>
+      </w:r>
+      <w:r>
+        <w:rPr>
+          <w:rFonts w:ascii="Amasis MT Pro" w:hAnsi="Amasis MT Pro"/>
+          <w:sz w:val="26"/>
+          <w:szCs w:val="26"/>
+          <w:lang w:val="en-US"/>
+        </w:rPr>
+        <w:t xml:space="preserve"> The system </w:t>
+      </w:r>
+      <w:r>
+        <w:rPr>
+          <w:rFonts w:ascii="Amasis MT Pro" w:hAnsi="Amasis MT Pro"/>
+          <w:sz w:val="26"/>
+          <w:szCs w:val="26"/>
+          <w:lang w:val="en-US"/>
+        </w:rPr>
+        <w:t>should</w:t>
+      </w:r>
+      <w:r>
+        <w:rPr>
+          <w:rFonts w:ascii="Amasis MT Pro" w:hAnsi="Amasis MT Pro"/>
+          <w:sz w:val="26"/>
+          <w:szCs w:val="26"/>
+          <w:lang w:val="en-US"/>
+        </w:rPr>
+        <w:t xml:space="preserve"> not require an internet connection to function.</w:t>
+      </w:r>
+    </w:p>
+    <w:p>
+      <w:pPr>
+        <w:rPr>
+          <w:rFonts w:ascii="Amasis MT Pro" w:hAnsi="Amasis MT Pro"/>
+          <w:sz w:val="26"/>
+          <w:szCs w:val="26"/>
+          <w:lang w:val="en-US"/>
+        </w:rPr>
+      </w:pPr>
+      <w:r>
+        <w:rPr>
+          <w:rFonts w:ascii="Amasis MT Pro" w:hAnsi="Amasis MT Pro"/>
+          <w:b/>
+          <w:bCs/>
+          <w:sz w:val="26"/>
+          <w:szCs w:val="26"/>
+          <w:lang w:val="en-US"/>
+        </w:rPr>
+        <w:t>NFR11:</w:t>
+      </w:r>
+      <w:r>
+        <w:rPr>
+          <w:rFonts w:ascii="Amasis MT Pro" w:hAnsi="Amasis MT Pro"/>
+          <w:sz w:val="26"/>
+          <w:szCs w:val="26"/>
+          <w:lang w:val="en-US"/>
+        </w:rPr>
+        <w:t xml:space="preserve"> The system shall allow users to resume normal operation after restarting the application.</w:t>
+      </w:r>
+    </w:p>
+    <w:p>
+      <w:pPr>
+        <w:rPr>
+          <w:rFonts w:ascii="Amasis MT Pro" w:hAnsi="Amasis MT Pro"/>
+          <w:sz w:val="26"/>
+          <w:szCs w:val="26"/>
+          <w:lang w:val="en-US"/>
+        </w:rPr>
+      </w:pPr>
+    </w:p>
+    <w:p>
+      <w:pPr>
+        <w:rPr>
+          <w:rFonts w:ascii="Amasis MT Pro" w:hAnsi="Amasis MT Pro"/>
+          <w:b/>
+          <w:bCs/>
+          <w:sz w:val="26"/>
+          <w:szCs w:val="26"/>
+          <w:lang w:val="en-US"/>
+        </w:rPr>
+      </w:pPr>
+      <w:r>
+        <w:rPr>
+          <w:rFonts w:ascii="Amasis MT Pro" w:hAnsi="Amasis MT Pro"/>
+          <w:b/>
+          <w:bCs/>
+          <w:sz w:val="26"/>
+          <w:szCs w:val="26"/>
+          <w:lang w:val="en-US"/>
+        </w:rPr>
+        <w:t>Usability Requirements</w:t>
+      </w:r>
+    </w:p>
+    <w:p>
+      <w:pPr>
+        <w:rPr>
+          <w:rFonts w:ascii="Amasis MT Pro" w:hAnsi="Amasis MT Pro"/>
+          <w:sz w:val="26"/>
+          <w:szCs w:val="26"/>
+        </w:rPr>
+      </w:pPr>
+      <w:r>
+        <w:rPr>
+          <w:rFonts w:ascii="Amasis MT Pro" w:hAnsi="Amasis MT Pro"/>
+          <w:b/>
+          <w:bCs/>
+          <w:sz w:val="26"/>
+          <w:szCs w:val="26"/>
+        </w:rPr>
+        <w:t>NFR12:</w:t>
+      </w:r>
+      <w:r>
+        <w:rPr>
+          <w:rFonts w:ascii="Amasis MT Pro" w:hAnsi="Amasis MT Pro"/>
+          <w:sz w:val="26"/>
+          <w:szCs w:val="26"/>
+        </w:rPr>
+        <w:t xml:space="preserve"> The system shall provide clear and readable text-based menus.</w:t>
+      </w:r>
+    </w:p>
+    <w:p>
+      <w:pPr>
+        <w:rPr>
+          <w:rFonts w:ascii="Amasis MT Pro" w:hAnsi="Amasis MT Pro"/>
+          <w:sz w:val="26"/>
+          <w:szCs w:val="26"/>
+        </w:rPr>
+      </w:pPr>
+      <w:r>
+        <w:rPr>
+          <w:rFonts w:ascii="Amasis MT Pro" w:hAnsi="Amasis MT Pro"/>
+          <w:b/>
+          <w:bCs/>
+          <w:sz w:val="26"/>
+          <w:szCs w:val="26"/>
+        </w:rPr>
+        <w:t>NFR13:</w:t>
+      </w:r>
+      <w:r>
+        <w:rPr>
+          <w:rFonts w:ascii="Amasis MT Pro" w:hAnsi="Amasis MT Pro"/>
+          <w:sz w:val="26"/>
+          <w:szCs w:val="26"/>
         </w:rPr>
         <w:t xml:space="preserve"> The system shall </w:t>
       </w:r>
@@ -7549,297 +8055,6 @@
           <w:rFonts w:ascii="Amasis MT Pro" w:hAnsi="Amasis MT Pro"/>
           <w:sz w:val="26"/>
           <w:szCs w:val="26"/>
-          <w:lang w:val="en-US"/>
-        </w:rPr>
-        <w:t>properly handle</w:t>
-      </w:r>
-      <w:r>
-        <w:rPr>
-          <w:rFonts w:ascii="Amasis MT Pro" w:hAnsi="Amasis MT Pro"/>
-          <w:sz w:val="26"/>
-          <w:szCs w:val="26"/>
-          <w:lang w:val="en-US"/>
-        </w:rPr>
-        <w:t xml:space="preserve"> invalid inputs without </w:t>
-      </w:r>
-      <w:r>
-        <w:rPr>
-          <w:rFonts w:ascii="Amasis MT Pro" w:hAnsi="Amasis MT Pro"/>
-          <w:sz w:val="26"/>
-          <w:szCs w:val="26"/>
-          <w:lang w:val="en-US"/>
-        </w:rPr>
-        <w:t>crashing.</w:t>
-      </w:r>
-    </w:p>
-    <w:p>
-      <w:pPr>
-        <w:rPr>
-          <w:rFonts w:ascii="Amasis MT Pro" w:hAnsi="Amasis MT Pro"/>
-          <w:sz w:val="26"/>
-          <w:szCs w:val="26"/>
-          <w:lang w:val="en-US"/>
-        </w:rPr>
-      </w:pPr>
-      <w:r>
-        <w:rPr>
-          <w:rFonts w:ascii="Amasis MT Pro" w:hAnsi="Amasis MT Pro"/>
-          <w:b/>
-          <w:bCs/>
-          <w:sz w:val="26"/>
-          <w:szCs w:val="26"/>
-          <w:lang w:val="en-US"/>
-        </w:rPr>
-        <w:t>NFR8:</w:t>
-      </w:r>
-      <w:r>
-        <w:rPr>
-          <w:rFonts w:ascii="Amasis MT Pro" w:hAnsi="Amasis MT Pro"/>
-          <w:sz w:val="26"/>
-          <w:szCs w:val="26"/>
-          <w:lang w:val="en-US"/>
-        </w:rPr>
-        <w:t xml:space="preserve"> The system shall recover gr</w:t>
-      </w:r>
-      <w:r>
-        <w:rPr>
-          <w:rFonts w:ascii="Amasis MT Pro" w:hAnsi="Amasis MT Pro"/>
-          <w:sz w:val="26"/>
-          <w:szCs w:val="26"/>
-          <w:lang w:val="en-US"/>
-        </w:rPr>
-        <w:t>acefully from minor errors.</w:t>
-      </w:r>
-    </w:p>
-    <w:p>
-      <w:pPr>
-        <w:rPr>
-          <w:rFonts w:ascii="Amasis MT Pro" w:hAnsi="Amasis MT Pro"/>
-          <w:sz w:val="26"/>
-          <w:szCs w:val="26"/>
-          <w:lang w:val="en-US"/>
-        </w:rPr>
-      </w:pPr>
-    </w:p>
-    <w:p>
-      <w:pPr>
-        <w:rPr>
-          <w:rFonts w:ascii="Amasis MT Pro" w:hAnsi="Amasis MT Pro"/>
-          <w:b/>
-          <w:bCs/>
-          <w:sz w:val="26"/>
-          <w:szCs w:val="26"/>
-          <w:lang w:val="en-US"/>
-        </w:rPr>
-      </w:pPr>
-      <w:r>
-        <w:rPr>
-          <w:rFonts w:ascii="Amasis MT Pro" w:hAnsi="Amasis MT Pro"/>
-          <w:b/>
-          <w:bCs/>
-          <w:sz w:val="26"/>
-          <w:szCs w:val="26"/>
-          <w:lang w:val="en-US"/>
-        </w:rPr>
-        <w:t>Availability Requirements</w:t>
-      </w:r>
-    </w:p>
-    <w:p>
-      <w:pPr>
-        <w:rPr>
-          <w:rFonts w:ascii="Amasis MT Pro" w:hAnsi="Amasis MT Pro"/>
-          <w:sz w:val="26"/>
-          <w:szCs w:val="26"/>
-          <w:lang w:val="en-US"/>
-        </w:rPr>
-      </w:pPr>
-      <w:r>
-        <w:rPr>
-          <w:rFonts w:ascii="Amasis MT Pro" w:hAnsi="Amasis MT Pro"/>
-          <w:b/>
-          <w:bCs/>
-          <w:sz w:val="26"/>
-          <w:szCs w:val="26"/>
-          <w:lang w:val="en-US"/>
-        </w:rPr>
-        <w:t>NFR9:</w:t>
-      </w:r>
-      <w:r>
-        <w:rPr>
-          <w:rFonts w:ascii="Amasis MT Pro" w:hAnsi="Amasis MT Pro"/>
-          <w:b/>
-          <w:bCs/>
-          <w:sz w:val="26"/>
-          <w:szCs w:val="26"/>
-          <w:lang w:val="en-US"/>
-        </w:rPr>
-        <w:t xml:space="preserve"> </w:t>
-      </w:r>
-      <w:r>
-        <w:rPr>
-          <w:rFonts w:ascii="Amasis MT Pro" w:hAnsi="Amasis MT Pro"/>
-          <w:sz w:val="26"/>
-          <w:szCs w:val="26"/>
-          <w:lang w:val="en-US"/>
-        </w:rPr>
-        <w:t>The system shall be available for use whenever the host machine is operational.</w:t>
-      </w:r>
-    </w:p>
-    <w:p>
-      <w:pPr>
-        <w:rPr>
-          <w:rFonts w:ascii="Amasis MT Pro" w:hAnsi="Amasis MT Pro"/>
-          <w:sz w:val="26"/>
-          <w:szCs w:val="26"/>
-          <w:lang w:val="en-US"/>
-        </w:rPr>
-      </w:pPr>
-      <w:r>
-        <w:rPr>
-          <w:rFonts w:ascii="Amasis MT Pro" w:hAnsi="Amasis MT Pro"/>
-          <w:b/>
-          <w:bCs/>
-          <w:sz w:val="26"/>
-          <w:szCs w:val="26"/>
-          <w:lang w:val="en-US"/>
-        </w:rPr>
-        <w:t>NFR10:</w:t>
-      </w:r>
-      <w:r>
-        <w:rPr>
-          <w:rFonts w:ascii="Amasis MT Pro" w:hAnsi="Amasis MT Pro"/>
-          <w:sz w:val="26"/>
-          <w:szCs w:val="26"/>
-          <w:lang w:val="en-US"/>
-        </w:rPr>
-        <w:t xml:space="preserve"> The system </w:t>
-      </w:r>
-      <w:r>
-        <w:rPr>
-          <w:rFonts w:ascii="Amasis MT Pro" w:hAnsi="Amasis MT Pro"/>
-          <w:sz w:val="26"/>
-          <w:szCs w:val="26"/>
-          <w:lang w:val="en-US"/>
-        </w:rPr>
-        <w:t>should</w:t>
-      </w:r>
-      <w:r>
-        <w:rPr>
-          <w:rFonts w:ascii="Amasis MT Pro" w:hAnsi="Amasis MT Pro"/>
-          <w:sz w:val="26"/>
-          <w:szCs w:val="26"/>
-          <w:lang w:val="en-US"/>
-        </w:rPr>
-        <w:t xml:space="preserve"> not require an internet connection to function.</w:t>
-      </w:r>
-    </w:p>
-    <w:p>
-      <w:pPr>
-        <w:rPr>
-          <w:rFonts w:ascii="Amasis MT Pro" w:hAnsi="Amasis MT Pro"/>
-          <w:sz w:val="26"/>
-          <w:szCs w:val="26"/>
-          <w:lang w:val="en-US"/>
-        </w:rPr>
-      </w:pPr>
-      <w:r>
-        <w:rPr>
-          <w:rFonts w:ascii="Amasis MT Pro" w:hAnsi="Amasis MT Pro"/>
-          <w:b/>
-          <w:bCs/>
-          <w:sz w:val="26"/>
-          <w:szCs w:val="26"/>
-          <w:lang w:val="en-US"/>
-        </w:rPr>
-        <w:t>NFR11:</w:t>
-      </w:r>
-      <w:r>
-        <w:rPr>
-          <w:rFonts w:ascii="Amasis MT Pro" w:hAnsi="Amasis MT Pro"/>
-          <w:sz w:val="26"/>
-          <w:szCs w:val="26"/>
-          <w:lang w:val="en-US"/>
-        </w:rPr>
-        <w:t xml:space="preserve"> The system shall allow users to resume normal operation after restarting the application.</w:t>
-      </w:r>
-    </w:p>
-    <w:p>
-      <w:pPr>
-        <w:rPr>
-          <w:rFonts w:ascii="Amasis MT Pro" w:hAnsi="Amasis MT Pro"/>
-          <w:sz w:val="26"/>
-          <w:szCs w:val="26"/>
-          <w:lang w:val="en-US"/>
-        </w:rPr>
-      </w:pPr>
-    </w:p>
-    <w:p>
-      <w:pPr>
-        <w:rPr>
-          <w:rFonts w:ascii="Amasis MT Pro" w:hAnsi="Amasis MT Pro"/>
-          <w:b/>
-          <w:bCs/>
-          <w:sz w:val="26"/>
-          <w:szCs w:val="26"/>
-          <w:lang w:val="en-US"/>
-        </w:rPr>
-      </w:pPr>
-      <w:r>
-        <w:rPr>
-          <w:rFonts w:ascii="Amasis MT Pro" w:hAnsi="Amasis MT Pro"/>
-          <w:b/>
-          <w:bCs/>
-          <w:sz w:val="26"/>
-          <w:szCs w:val="26"/>
-          <w:lang w:val="en-US"/>
-        </w:rPr>
-        <w:t>Usability Requirements</w:t>
-      </w:r>
-    </w:p>
-    <w:p>
-      <w:pPr>
-        <w:rPr>
-          <w:rFonts w:ascii="Amasis MT Pro" w:hAnsi="Amasis MT Pro"/>
-        </w:rPr>
-      </w:pPr>
-      <w:r>
-        <w:rPr>
-          <w:rFonts w:ascii="Amasis MT Pro" w:hAnsi="Amasis MT Pro"/>
-          <w:b/>
-          <w:bCs/>
-        </w:rPr>
-        <w:t>NFR12:</w:t>
-      </w:r>
-      <w:r>
-        <w:rPr>
-          <w:rFonts w:ascii="Amasis MT Pro" w:hAnsi="Amasis MT Pro"/>
-        </w:rPr>
-        <w:t xml:space="preserve"> The system shall provide clear and readable text-based menus.</w:t>
-      </w:r>
-    </w:p>
-    <w:p>
-      <w:pPr>
-        <w:rPr>
-          <w:rFonts w:ascii="Amasis MT Pro" w:hAnsi="Amasis MT Pro"/>
-        </w:rPr>
-      </w:pPr>
-      <w:r>
-        <w:rPr>
-          <w:rFonts w:ascii="Amasis MT Pro" w:hAnsi="Amasis MT Pro"/>
-          <w:b/>
-          <w:bCs/>
-        </w:rPr>
-        <w:t>NFR13:</w:t>
-      </w:r>
-      <w:r>
-        <w:rPr>
-          <w:rFonts w:ascii="Amasis MT Pro" w:hAnsi="Amasis MT Pro"/>
-        </w:rPr>
-        <w:t xml:space="preserve"> The system shall </w:t>
-      </w:r>
-      <w:r>
-        <w:rPr>
-          <w:rFonts w:ascii="Amasis MT Pro" w:hAnsi="Amasis MT Pro"/>
         </w:rPr>
         <w:t>display meaningful error messages for invalid inputs.</w:t>
       </w:r>
@@ -7848,19 +8063,25 @@
       <w:pPr>
         <w:rPr>
           <w:rFonts w:ascii="Amasis MT Pro" w:hAnsi="Amasis MT Pro"/>
-        </w:rPr>
-      </w:pPr>
-      <w:r>
-        <w:rPr>
-          <w:rFonts w:ascii="Amasis MT Pro" w:hAnsi="Amasis MT Pro"/>
-          <w:b/>
-          <w:bCs/>
+          <w:sz w:val="26"/>
+          <w:szCs w:val="26"/>
+        </w:rPr>
+      </w:pPr>
+      <w:r>
+        <w:rPr>
+          <w:rFonts w:ascii="Amasis MT Pro" w:hAnsi="Amasis MT Pro"/>
+          <w:b/>
+          <w:bCs/>
+          <w:sz w:val="26"/>
+          <w:szCs w:val="26"/>
         </w:rPr>
         <w:t>NFR14:</w:t>
       </w:r>
       <w:r>
         <w:rPr>
           <w:rFonts w:ascii="Amasis MT Pro" w:hAnsi="Amasis MT Pro"/>
+          <w:sz w:val="26"/>
+          <w:szCs w:val="26"/>
         </w:rPr>
         <w:t xml:space="preserve"> The system shall allow users to return to the main menu from any submenu.</w:t>
       </w:r>
@@ -7869,200 +8090,256 @@
       <w:pPr>
         <w:rPr>
           <w:rFonts w:ascii="Amasis MT Pro" w:hAnsi="Amasis MT Pro"/>
-        </w:rPr>
-      </w:pPr>
-      <w:r>
-        <w:rPr>
-          <w:rFonts w:ascii="Amasis MT Pro" w:hAnsi="Amasis MT Pro"/>
-          <w:b/>
-          <w:bCs/>
+          <w:sz w:val="26"/>
+          <w:szCs w:val="26"/>
+        </w:rPr>
+      </w:pPr>
+      <w:r>
+        <w:rPr>
+          <w:rFonts w:ascii="Amasis MT Pro" w:hAnsi="Amasis MT Pro"/>
+          <w:b/>
+          <w:bCs/>
+          <w:sz w:val="26"/>
+          <w:szCs w:val="26"/>
+        </w:rPr>
+        <w:t>NFR15:</w:t>
+      </w:r>
+      <w:r>
+        <w:rPr>
+          <w:rFonts w:ascii="Amasis MT Pro" w:hAnsi="Amasis MT Pro"/>
+          <w:sz w:val="26"/>
+          <w:szCs w:val="26"/>
+        </w:rPr>
+        <w:t xml:space="preserve"> The system shall require no prior technical knowledge beyond basic console navigation.</w:t>
+      </w:r>
+    </w:p>
+    <w:p>
+      <w:pPr>
+        <w:rPr>
+          <w:rFonts w:ascii="Amasis MT Pro" w:hAnsi="Amasis MT Pro"/>
+          <w:sz w:val="26"/>
+          <w:szCs w:val="26"/>
+        </w:rPr>
+      </w:pPr>
+    </w:p>
+    <w:p>
+      <w:pPr>
+        <w:rPr>
+          <w:rFonts w:ascii="Amasis MT Pro" w:hAnsi="Amasis MT Pro"/>
+          <w:b/>
+          <w:bCs/>
+          <w:sz w:val="26"/>
+          <w:szCs w:val="26"/>
+        </w:rPr>
+      </w:pPr>
+      <w:r>
+        <w:rPr>
+          <w:rFonts w:ascii="Amasis MT Pro" w:hAnsi="Amasis MT Pro"/>
+          <w:b/>
+          <w:bCs/>
+          <w:sz w:val="26"/>
+          <w:szCs w:val="26"/>
+        </w:rPr>
+        <w:t>Security Requirements</w:t>
+      </w:r>
+    </w:p>
+    <w:p>
+      <w:pPr>
+        <w:rPr>
+          <w:rFonts w:ascii="Amasis MT Pro" w:hAnsi="Amasis MT Pro"/>
+          <w:sz w:val="26"/>
+          <w:szCs w:val="26"/>
+        </w:rPr>
+      </w:pPr>
+      <w:r>
+        <w:rPr>
+          <w:rFonts w:ascii="Amasis MT Pro" w:hAnsi="Amasis MT Pro"/>
+          <w:b/>
+          <w:bCs/>
+          <w:sz w:val="26"/>
+          <w:szCs w:val="26"/>
+        </w:rPr>
+        <w:t>NFR16:</w:t>
+      </w:r>
+      <w:r>
+        <w:rPr>
+          <w:rFonts w:ascii="Amasis MT Pro" w:hAnsi="Amasis MT Pro"/>
+          <w:sz w:val="26"/>
+          <w:szCs w:val="26"/>
+        </w:rPr>
+        <w:t xml:space="preserve"> The system shall restrict </w:t>
+      </w:r>
+      <w:r>
+        <w:rPr>
+          <w:rFonts w:ascii="Amasis MT Pro" w:hAnsi="Amasis MT Pro"/>
+          <w:sz w:val="26"/>
+          <w:szCs w:val="26"/>
+        </w:rPr>
+        <w:t>admin-only functions to authenticated admin users.</w:t>
+      </w:r>
+    </w:p>
+    <w:p>
+      <w:pPr>
+        <w:rPr>
+          <w:rFonts w:ascii="Amasis MT Pro" w:hAnsi="Amasis MT Pro"/>
+          <w:sz w:val="26"/>
+          <w:szCs w:val="26"/>
+        </w:rPr>
+      </w:pPr>
+      <w:r>
+        <w:rPr>
+          <w:rFonts w:ascii="Amasis MT Pro" w:hAnsi="Amasis MT Pro"/>
+          <w:b/>
+          <w:bCs/>
+          <w:sz w:val="26"/>
+          <w:szCs w:val="26"/>
+        </w:rPr>
+        <w:t>NFR17:</w:t>
+      </w:r>
+      <w:r>
+        <w:rPr>
+          <w:rFonts w:ascii="Amasis MT Pro" w:hAnsi="Amasis MT Pro"/>
+          <w:sz w:val="26"/>
+          <w:szCs w:val="26"/>
+        </w:rPr>
+        <w:t xml:space="preserve"> The system shall store user passwords in a secure format.</w:t>
+      </w:r>
+    </w:p>
+    <w:p>
+      <w:pPr>
+        <w:rPr>
+          <w:rFonts w:ascii="Amasis MT Pro" w:hAnsi="Amasis MT Pro"/>
+          <w:sz w:val="26"/>
+          <w:szCs w:val="26"/>
+        </w:rPr>
+      </w:pPr>
+      <w:r>
+        <w:rPr>
+          <w:rFonts w:ascii="Amasis MT Pro" w:hAnsi="Amasis MT Pro"/>
+          <w:b/>
+          <w:bCs/>
+          <w:sz w:val="26"/>
+          <w:szCs w:val="26"/>
+        </w:rPr>
+        <w:t>NFR18:</w:t>
+      </w:r>
+      <w:r>
+        <w:rPr>
+          <w:rFonts w:ascii="Amasis MT Pro" w:hAnsi="Amasis MT Pro"/>
+          <w:sz w:val="26"/>
+          <w:szCs w:val="26"/>
+        </w:rPr>
+        <w:t xml:space="preserve"> The system shall prevent unauthorized access by validating all login attempts</w:t>
+      </w:r>
+    </w:p>
+    <w:p>
+      <w:pPr>
+        <w:rPr>
+          <w:rFonts w:ascii="Amasis MT Pro" w:hAnsi="Amasis MT Pro"/>
+          <w:sz w:val="26"/>
+          <w:szCs w:val="26"/>
+        </w:rPr>
+      </w:pPr>
+      <w:r>
+        <w:rPr>
+          <w:rFonts w:ascii="Amasis MT Pro" w:hAnsi="Amasis MT Pro"/>
+          <w:b/>
+          <w:bCs/>
+          <w:sz w:val="26"/>
+          <w:szCs w:val="26"/>
+        </w:rPr>
+        <w:t>NFR19:</w:t>
+      </w:r>
+      <w:r>
+        <w:rPr>
+          <w:rFonts w:ascii="Amasis MT Pro" w:hAnsi="Amasis MT Pro"/>
+          <w:sz w:val="26"/>
+          <w:szCs w:val="26"/>
+        </w:rPr>
+        <w:t xml:space="preserve"> The system shall ensure that customers can only view and manage their own bookings.</w:t>
+      </w:r>
+    </w:p>
+    <w:p>
+      <w:pPr>
+        <w:rPr>
+          <w:rFonts w:ascii="Amasis MT Pro" w:hAnsi="Amasis MT Pro"/>
+          <w:sz w:val="26"/>
+          <w:szCs w:val="26"/>
+        </w:rPr>
+      </w:pPr>
+    </w:p>
+    <w:p>
+      <w:pPr>
+        <w:rPr>
+          <w:rFonts w:ascii="Amasis MT Pro" w:hAnsi="Amasis MT Pro"/>
+          <w:b/>
+          <w:bCs/>
+          <w:sz w:val="26"/>
+          <w:szCs w:val="26"/>
+        </w:rPr>
+      </w:pPr>
+      <w:r>
+        <w:rPr>
+          <w:rFonts w:ascii="Amasis MT Pro" w:hAnsi="Amasis MT Pro"/>
+          <w:b/>
+          <w:bCs/>
+          <w:sz w:val="26"/>
+          <w:szCs w:val="26"/>
+        </w:rPr>
+        <w:t>Maintainability Requirements</w:t>
+      </w:r>
+    </w:p>
+    <w:p>
+      <w:pPr>
+        <w:rPr>
+          <w:rFonts w:ascii="Amasis MT Pro" w:hAnsi="Amasis MT Pro"/>
+          <w:sz w:val="26"/>
+          <w:szCs w:val="26"/>
+        </w:rPr>
+      </w:pPr>
+      <w:r>
+        <w:rPr>
+          <w:rFonts w:ascii="Amasis MT Pro" w:hAnsi="Amasis MT Pro"/>
+          <w:b/>
+          <w:bCs/>
+          <w:sz w:val="26"/>
+          <w:szCs w:val="26"/>
+        </w:rPr>
+        <w:t>NFR20:</w:t>
+      </w:r>
+      <w:r>
+        <w:rPr>
+          <w:rFonts w:ascii="Amasis MT Pro" w:hAnsi="Amasis MT Pro"/>
+          <w:sz w:val="26"/>
+          <w:szCs w:val="26"/>
+        </w:rPr>
+        <w:t xml:space="preserve"> The system shall be modular, separating logic into components</w:t>
+      </w:r>
+    </w:p>
+    <w:p>
+      <w:pPr>
+        <w:rPr>
+          <w:rFonts w:ascii="Amasis MT Pro" w:hAnsi="Amasis MT Pro"/>
+          <w:sz w:val="26"/>
+          <w:szCs w:val="26"/>
+        </w:rPr>
+      </w:pPr>
+      <w:r>
+        <w:rPr>
+          <w:rFonts w:ascii="Amasis MT Pro" w:hAnsi="Amasis MT Pro"/>
+          <w:b/>
+          <w:bCs/>
+          <w:sz w:val="26"/>
+          <w:szCs w:val="26"/>
         </w:rPr>
         <w:lastRenderedPageBreak/>
-        <w:t>NFR15:</w:t>
-      </w:r>
-      <w:r>
-        <w:rPr>
-          <w:rFonts w:ascii="Amasis MT Pro" w:hAnsi="Amasis MT Pro"/>
-        </w:rPr>
-        <w:t xml:space="preserve"> The system shall require no prior technical knowledge beyond basic console navigation.</w:t>
-      </w:r>
-    </w:p>
-    <w:p>
-      <w:pPr>
-        <w:rPr>
-          <w:rFonts w:ascii="Amasis MT Pro" w:hAnsi="Amasis MT Pro"/>
-        </w:rPr>
-      </w:pPr>
-    </w:p>
-    <w:p>
-      <w:pPr>
-        <w:rPr>
-          <w:rFonts w:ascii="Amasis MT Pro" w:hAnsi="Amasis MT Pro"/>
-          <w:b/>
-          <w:bCs/>
-        </w:rPr>
-      </w:pPr>
-      <w:r>
-        <w:rPr>
-          <w:rFonts w:ascii="Amasis MT Pro" w:hAnsi="Amasis MT Pro"/>
-          <w:b/>
-          <w:bCs/>
-        </w:rPr>
-        <w:t>Security Requirements</w:t>
-      </w:r>
-    </w:p>
-    <w:p>
-      <w:pPr>
-        <w:rPr>
-          <w:rFonts w:ascii="Amasis MT Pro" w:hAnsi="Amasis MT Pro"/>
-        </w:rPr>
-      </w:pPr>
-      <w:r>
-        <w:rPr>
-          <w:rFonts w:ascii="Amasis MT Pro" w:hAnsi="Amasis MT Pro"/>
-          <w:b/>
-          <w:bCs/>
-        </w:rPr>
-        <w:t>NFR16:</w:t>
-      </w:r>
-      <w:r>
-        <w:rPr>
-          <w:rFonts w:ascii="Amasis MT Pro" w:hAnsi="Amasis MT Pro"/>
-        </w:rPr>
-        <w:t xml:space="preserve"> The system shall restrict </w:t>
-      </w:r>
-      <w:r>
-        <w:rPr>
-          <w:rFonts w:ascii="Amasis MT Pro" w:hAnsi="Amasis MT Pro"/>
-        </w:rPr>
-        <w:t>admin-only functions to authenticated admin users.</w:t>
-      </w:r>
-    </w:p>
-    <w:p>
-      <w:pPr>
-        <w:rPr>
-          <w:rFonts w:ascii="Amasis MT Pro" w:hAnsi="Amasis MT Pro"/>
-        </w:rPr>
-      </w:pPr>
-      <w:r>
-        <w:rPr>
-          <w:rFonts w:ascii="Amasis MT Pro" w:hAnsi="Amasis MT Pro"/>
-          <w:b/>
-          <w:bCs/>
-        </w:rPr>
-        <w:t>NFR17:</w:t>
-      </w:r>
-      <w:r>
-        <w:rPr>
-          <w:rFonts w:ascii="Amasis MT Pro" w:hAnsi="Amasis MT Pro"/>
-        </w:rPr>
-        <w:t xml:space="preserve"> The system shall store user passwords in a secure format.</w:t>
-      </w:r>
-    </w:p>
-    <w:p>
-      <w:pPr>
-        <w:rPr>
-          <w:rFonts w:ascii="Amasis MT Pro" w:hAnsi="Amasis MT Pro"/>
-        </w:rPr>
-      </w:pPr>
-      <w:r>
-        <w:rPr>
-          <w:rFonts w:ascii="Amasis MT Pro" w:hAnsi="Amasis MT Pro"/>
-          <w:b/>
-          <w:bCs/>
-        </w:rPr>
-        <w:t>NFR18:</w:t>
-      </w:r>
-      <w:r>
-        <w:rPr>
-          <w:rFonts w:ascii="Amasis MT Pro" w:hAnsi="Amasis MT Pro"/>
-        </w:rPr>
-        <w:t xml:space="preserve"> The system shall prevent unauthorized access by validating all login attempts</w:t>
-      </w:r>
-    </w:p>
-    <w:p>
-      <w:pPr>
-        <w:rPr>
-          <w:rFonts w:ascii="Amasis MT Pro" w:hAnsi="Amasis MT Pro"/>
-        </w:rPr>
-      </w:pPr>
-      <w:r>
-        <w:rPr>
-          <w:rFonts w:ascii="Amasis MT Pro" w:hAnsi="Amasis MT Pro"/>
-          <w:b/>
-          <w:bCs/>
-        </w:rPr>
-        <w:t>NFR19:</w:t>
-      </w:r>
-      <w:r>
-        <w:rPr>
-          <w:rFonts w:ascii="Amasis MT Pro" w:hAnsi="Amasis MT Pro"/>
-        </w:rPr>
-        <w:t xml:space="preserve"> The system shall ensure that customers can only view and manage their own bookings.</w:t>
-      </w:r>
-    </w:p>
-    <w:p>
-      <w:pPr>
-        <w:rPr>
-          <w:rFonts w:ascii="Amasis MT Pro" w:hAnsi="Amasis MT Pro"/>
-        </w:rPr>
-      </w:pPr>
-    </w:p>
-    <w:p>
-      <w:pPr>
-        <w:rPr>
-          <w:rFonts w:ascii="Amasis MT Pro" w:hAnsi="Amasis MT Pro"/>
-          <w:b/>
-          <w:bCs/>
-        </w:rPr>
-      </w:pPr>
-      <w:r>
-        <w:rPr>
-          <w:rFonts w:ascii="Amasis MT Pro" w:hAnsi="Amasis MT Pro"/>
-          <w:b/>
-          <w:bCs/>
-        </w:rPr>
-        <w:t>Maintainability Requirements</w:t>
-      </w:r>
-    </w:p>
-    <w:p>
-      <w:pPr>
-        <w:rPr>
-          <w:rFonts w:ascii="Amasis MT Pro" w:hAnsi="Amasis MT Pro"/>
-        </w:rPr>
-      </w:pPr>
-      <w:r>
-        <w:rPr>
-          <w:rFonts w:ascii="Amasis MT Pro" w:hAnsi="Amasis MT Pro"/>
-          <w:b/>
-          <w:bCs/>
-        </w:rPr>
-        <w:t>NFR20:</w:t>
-      </w:r>
-      <w:r>
-        <w:rPr>
-          <w:rFonts w:ascii="Amasis MT Pro" w:hAnsi="Amasis MT Pro"/>
-        </w:rPr>
-        <w:t xml:space="preserve"> The system shall be modular, separating logic into components</w:t>
-      </w:r>
-    </w:p>
-    <w:p>
-      <w:pPr>
-        <w:rPr>
-          <w:rFonts w:ascii="Amasis MT Pro" w:hAnsi="Amasis MT Pro"/>
-        </w:rPr>
-      </w:pPr>
-      <w:r>
-        <w:rPr>
-          <w:rFonts w:ascii="Amasis MT Pro" w:hAnsi="Amasis MT Pro"/>
-          <w:b/>
-          <w:bCs/>
-        </w:rPr>
         <w:t>NFR21:</w:t>
       </w:r>
       <w:r>
         <w:rPr>
           <w:rFonts w:ascii="Amasis MT Pro" w:hAnsi="Amasis MT Pro"/>
+          <w:sz w:val="26"/>
+          <w:szCs w:val="26"/>
         </w:rPr>
         <w:t xml:space="preserve"> The system shall allow new features to be added without major restructuring.</w:t>
       </w:r>
@@ -8071,19 +8348,25 @@
       <w:pPr>
         <w:rPr>
           <w:rFonts w:ascii="Amasis MT Pro" w:hAnsi="Amasis MT Pro"/>
-        </w:rPr>
-      </w:pPr>
-      <w:r>
-        <w:rPr>
-          <w:rFonts w:ascii="Amasis MT Pro" w:hAnsi="Amasis MT Pro"/>
-          <w:b/>
-          <w:bCs/>
+          <w:sz w:val="26"/>
+          <w:szCs w:val="26"/>
+        </w:rPr>
+      </w:pPr>
+      <w:r>
+        <w:rPr>
+          <w:rFonts w:ascii="Amasis MT Pro" w:hAnsi="Amasis MT Pro"/>
+          <w:b/>
+          <w:bCs/>
+          <w:sz w:val="26"/>
+          <w:szCs w:val="26"/>
         </w:rPr>
         <w:t>NFR22:</w:t>
       </w:r>
       <w:r>
         <w:rPr>
           <w:rFonts w:ascii="Amasis MT Pro" w:hAnsi="Amasis MT Pro"/>
+          <w:sz w:val="26"/>
+          <w:szCs w:val="26"/>
         </w:rPr>
         <w:t xml:space="preserve"> The system shall use clear and consistent naming conventions in code.</w:t>
       </w:r>
@@ -8092,25 +8375,33 @@
       <w:pPr>
         <w:rPr>
           <w:rFonts w:ascii="Amasis MT Pro" w:hAnsi="Amasis MT Pro"/>
-        </w:rPr>
-      </w:pPr>
-      <w:r>
-        <w:rPr>
-          <w:rFonts w:ascii="Amasis MT Pro" w:hAnsi="Amasis MT Pro"/>
-          <w:b/>
-          <w:bCs/>
+          <w:sz w:val="26"/>
+          <w:szCs w:val="26"/>
+        </w:rPr>
+      </w:pPr>
+      <w:r>
+        <w:rPr>
+          <w:rFonts w:ascii="Amasis MT Pro" w:hAnsi="Amasis MT Pro"/>
+          <w:b/>
+          <w:bCs/>
+          <w:sz w:val="26"/>
+          <w:szCs w:val="26"/>
         </w:rPr>
         <w:t>NFR23:</w:t>
       </w:r>
       <w:r>
         <w:rPr>
           <w:rFonts w:ascii="Amasis MT Pro" w:hAnsi="Amasis MT Pro"/>
+          <w:sz w:val="26"/>
+          <w:szCs w:val="26"/>
         </w:rPr>
         <w:t xml:space="preserve"> The system shall</w:t>
       </w:r>
       <w:r>
         <w:rPr>
           <w:rFonts w:ascii="Amasis MT Pro" w:hAnsi="Amasis MT Pro"/>
+          <w:sz w:val="26"/>
+          <w:szCs w:val="26"/>
         </w:rPr>
         <w:t xml:space="preserve"> allow flight, user, and booking data to be updated without modifying core logic.</w:t>
       </w:r>
@@ -8119,22 +8410,28 @@
       <w:pPr>
         <w:rPr>
           <w:rFonts w:ascii="Amasis MT Pro" w:hAnsi="Amasis MT Pro"/>
-        </w:rPr>
-      </w:pPr>
-    </w:p>
-    <w:p>
-      <w:pPr>
-        <w:rPr>
-          <w:rFonts w:ascii="Amasis MT Pro" w:hAnsi="Amasis MT Pro"/>
-          <w:b/>
-          <w:bCs/>
-        </w:rPr>
-      </w:pPr>
-      <w:r>
-        <w:rPr>
-          <w:rFonts w:ascii="Amasis MT Pro" w:hAnsi="Amasis MT Pro"/>
-          <w:b/>
-          <w:bCs/>
+          <w:sz w:val="26"/>
+          <w:szCs w:val="26"/>
+        </w:rPr>
+      </w:pPr>
+    </w:p>
+    <w:p>
+      <w:pPr>
+        <w:rPr>
+          <w:rFonts w:ascii="Amasis MT Pro" w:hAnsi="Amasis MT Pro"/>
+          <w:b/>
+          <w:bCs/>
+          <w:sz w:val="26"/>
+          <w:szCs w:val="26"/>
+        </w:rPr>
+      </w:pPr>
+      <w:r>
+        <w:rPr>
+          <w:rFonts w:ascii="Amasis MT Pro" w:hAnsi="Amasis MT Pro"/>
+          <w:b/>
+          <w:bCs/>
+          <w:sz w:val="26"/>
+          <w:szCs w:val="26"/>
         </w:rPr>
         <w:t>Por</w:t>
       </w:r>
@@ -8143,6 +8440,8 @@
           <w:rFonts w:ascii="Amasis MT Pro" w:hAnsi="Amasis MT Pro"/>
           <w:b/>
           <w:bCs/>
+          <w:sz w:val="26"/>
+          <w:szCs w:val="26"/>
         </w:rPr>
         <w:t>tability Requirements</w:t>
       </w:r>
@@ -8151,19 +8450,25 @@
       <w:pPr>
         <w:rPr>
           <w:rFonts w:ascii="Amasis MT Pro" w:hAnsi="Amasis MT Pro"/>
-        </w:rPr>
-      </w:pPr>
-      <w:r>
-        <w:rPr>
-          <w:rFonts w:ascii="Amasis MT Pro" w:hAnsi="Amasis MT Pro"/>
-          <w:b/>
-          <w:bCs/>
+          <w:sz w:val="26"/>
+          <w:szCs w:val="26"/>
+        </w:rPr>
+      </w:pPr>
+      <w:r>
+        <w:rPr>
+          <w:rFonts w:ascii="Amasis MT Pro" w:hAnsi="Amasis MT Pro"/>
+          <w:b/>
+          <w:bCs/>
+          <w:sz w:val="26"/>
+          <w:szCs w:val="26"/>
         </w:rPr>
         <w:t>NFR24:</w:t>
       </w:r>
       <w:r>
         <w:rPr>
           <w:rFonts w:ascii="Amasis MT Pro" w:hAnsi="Amasis MT Pro"/>
+          <w:sz w:val="26"/>
+          <w:szCs w:val="26"/>
         </w:rPr>
         <w:t xml:space="preserve"> The system shall run to any machine that supports a standard console/terminal.</w:t>
       </w:r>
@@ -8172,19 +8477,25 @@
       <w:pPr>
         <w:rPr>
           <w:rFonts w:ascii="Amasis MT Pro" w:hAnsi="Amasis MT Pro"/>
-        </w:rPr>
-      </w:pPr>
-      <w:r>
-        <w:rPr>
-          <w:rFonts w:ascii="Amasis MT Pro" w:hAnsi="Amasis MT Pro"/>
-          <w:b/>
-          <w:bCs/>
+          <w:sz w:val="26"/>
+          <w:szCs w:val="26"/>
+        </w:rPr>
+      </w:pPr>
+      <w:r>
+        <w:rPr>
+          <w:rFonts w:ascii="Amasis MT Pro" w:hAnsi="Amasis MT Pro"/>
+          <w:b/>
+          <w:bCs/>
+          <w:sz w:val="26"/>
+          <w:szCs w:val="26"/>
         </w:rPr>
         <w:t>NFR25:</w:t>
       </w:r>
       <w:r>
         <w:rPr>
           <w:rFonts w:ascii="Amasis MT Pro" w:hAnsi="Amasis MT Pro"/>
+          <w:sz w:val="26"/>
+          <w:szCs w:val="26"/>
         </w:rPr>
         <w:t xml:space="preserve"> The system shall not depend on platform-specific features.</w:t>
       </w:r>
@@ -8193,25 +8504,33 @@
       <w:pPr>
         <w:rPr>
           <w:rFonts w:ascii="Amasis MT Pro" w:hAnsi="Amasis MT Pro"/>
-        </w:rPr>
-      </w:pPr>
-      <w:r>
-        <w:rPr>
-          <w:rFonts w:ascii="Amasis MT Pro" w:hAnsi="Amasis MT Pro"/>
-          <w:b/>
-          <w:bCs/>
+          <w:sz w:val="26"/>
+          <w:szCs w:val="26"/>
+        </w:rPr>
+      </w:pPr>
+      <w:r>
+        <w:rPr>
+          <w:rFonts w:ascii="Amasis MT Pro" w:hAnsi="Amasis MT Pro"/>
+          <w:b/>
+          <w:bCs/>
+          <w:sz w:val="26"/>
+          <w:szCs w:val="26"/>
         </w:rPr>
         <w:t>NFR26:</w:t>
       </w:r>
       <w:r>
         <w:rPr>
           <w:rFonts w:ascii="Amasis MT Pro" w:hAnsi="Amasis MT Pro"/>
+          <w:sz w:val="26"/>
+          <w:szCs w:val="26"/>
         </w:rPr>
         <w:t xml:space="preserve"> The sys</w:t>
       </w:r>
       <w:r>
         <w:rPr>
           <w:rFonts w:ascii="Amasis MT Pro" w:hAnsi="Amasis MT Pro"/>
+          <w:sz w:val="26"/>
+          <w:szCs w:val="26"/>
         </w:rPr>
         <w:t>tem shall run on Windows, macOS, or Linux without require major changes.</w:t>
       </w:r>
@@ -8220,22 +8539,46 @@
       <w:pPr>
         <w:rPr>
           <w:rFonts w:ascii="Amasis MT Pro" w:hAnsi="Amasis MT Pro"/>
-        </w:rPr>
-      </w:pPr>
-    </w:p>
-    <w:p>
-      <w:pPr>
-        <w:rPr>
-          <w:rFonts w:ascii="Amasis MT Pro" w:hAnsi="Amasis MT Pro"/>
-          <w:b/>
-          <w:bCs/>
-        </w:rPr>
-      </w:pPr>
-      <w:r>
-        <w:rPr>
-          <w:rFonts w:ascii="Amasis MT Pro" w:hAnsi="Amasis MT Pro"/>
-          <w:b/>
-          <w:bCs/>
+          <w:sz w:val="26"/>
+          <w:szCs w:val="26"/>
+        </w:rPr>
+      </w:pPr>
+    </w:p>
+    <w:p>
+      <w:pPr>
+        <w:rPr>
+          <w:rFonts w:ascii="Amasis MT Pro" w:hAnsi="Amasis MT Pro"/>
+          <w:sz w:val="26"/>
+          <w:szCs w:val="26"/>
+        </w:rPr>
+      </w:pPr>
+    </w:p>
+    <w:p>
+      <w:pPr>
+        <w:rPr>
+          <w:rFonts w:ascii="Amasis MT Pro" w:hAnsi="Amasis MT Pro"/>
+          <w:sz w:val="26"/>
+          <w:szCs w:val="26"/>
+        </w:rPr>
+      </w:pPr>
+    </w:p>
+    <w:p>
+      <w:pPr>
+        <w:rPr>
+          <w:rFonts w:ascii="Amasis MT Pro" w:hAnsi="Amasis MT Pro"/>
+          <w:b/>
+          <w:bCs/>
+          <w:sz w:val="26"/>
+          <w:szCs w:val="26"/>
+        </w:rPr>
+      </w:pPr>
+      <w:r>
+        <w:rPr>
+          <w:rFonts w:ascii="Amasis MT Pro" w:hAnsi="Amasis MT Pro"/>
+          <w:b/>
+          <w:bCs/>
+          <w:sz w:val="26"/>
+          <w:szCs w:val="26"/>
         </w:rPr>
         <w:t>Data Integrity Re</w:t>
       </w:r>
@@ -8244,6 +8587,8 @@
           <w:rFonts w:ascii="Amasis MT Pro" w:hAnsi="Amasis MT Pro"/>
           <w:b/>
           <w:bCs/>
+          <w:sz w:val="26"/>
+          <w:szCs w:val="26"/>
         </w:rPr>
         <w:t>quirements</w:t>
       </w:r>
@@ -8252,19 +8597,25 @@
       <w:pPr>
         <w:rPr>
           <w:rFonts w:ascii="Amasis MT Pro" w:hAnsi="Amasis MT Pro"/>
-        </w:rPr>
-      </w:pPr>
-      <w:r>
-        <w:rPr>
-          <w:rFonts w:ascii="Amasis MT Pro" w:hAnsi="Amasis MT Pro"/>
-          <w:b/>
-          <w:bCs/>
+          <w:sz w:val="26"/>
+          <w:szCs w:val="26"/>
+        </w:rPr>
+      </w:pPr>
+      <w:r>
+        <w:rPr>
+          <w:rFonts w:ascii="Amasis MT Pro" w:hAnsi="Amasis MT Pro"/>
+          <w:b/>
+          <w:bCs/>
+          <w:sz w:val="26"/>
+          <w:szCs w:val="26"/>
         </w:rPr>
         <w:t xml:space="preserve">NFR27: </w:t>
       </w:r>
       <w:r>
         <w:rPr>
           <w:rFonts w:ascii="Amasis MT Pro" w:hAnsi="Amasis MT Pro"/>
+          <w:sz w:val="26"/>
+          <w:szCs w:val="26"/>
         </w:rPr>
         <w:t>The system shall prevent overbooking by validating seat availability before confirming a booking.</w:t>
       </w:r>
@@ -8273,25 +8624,33 @@
       <w:pPr>
         <w:rPr>
           <w:rFonts w:ascii="Amasis MT Pro" w:hAnsi="Amasis MT Pro"/>
-        </w:rPr>
-      </w:pPr>
-      <w:r>
-        <w:rPr>
-          <w:rFonts w:ascii="Amasis MT Pro" w:hAnsi="Amasis MT Pro"/>
-          <w:b/>
-          <w:bCs/>
+          <w:sz w:val="26"/>
+          <w:szCs w:val="26"/>
+        </w:rPr>
+      </w:pPr>
+      <w:r>
+        <w:rPr>
+          <w:rFonts w:ascii="Amasis MT Pro" w:hAnsi="Amasis MT Pro"/>
+          <w:b/>
+          <w:bCs/>
+          <w:sz w:val="26"/>
+          <w:szCs w:val="26"/>
         </w:rPr>
         <w:t>NFR28:</w:t>
       </w:r>
       <w:r>
         <w:rPr>
           <w:rFonts w:ascii="Amasis MT Pro" w:hAnsi="Amasis MT Pro"/>
+          <w:sz w:val="26"/>
+          <w:szCs w:val="26"/>
         </w:rPr>
         <w:t xml:space="preserve"> The system shall update seat counts i</w:t>
       </w:r>
       <w:r>
         <w:rPr>
           <w:rFonts w:ascii="Amasis MT Pro" w:hAnsi="Amasis MT Pro"/>
+          <w:sz w:val="26"/>
+          <w:szCs w:val="26"/>
         </w:rPr>
         <w:t>mmediately after booking or cancellation.</w:t>
       </w:r>
@@ -8300,19 +8659,25 @@
       <w:pPr>
         <w:rPr>
           <w:rFonts w:ascii="Amasis MT Pro" w:hAnsi="Amasis MT Pro"/>
-        </w:rPr>
-      </w:pPr>
-      <w:r>
-        <w:rPr>
-          <w:rFonts w:ascii="Amasis MT Pro" w:hAnsi="Amasis MT Pro"/>
-          <w:b/>
-          <w:bCs/>
+          <w:sz w:val="26"/>
+          <w:szCs w:val="26"/>
+        </w:rPr>
+      </w:pPr>
+      <w:r>
+        <w:rPr>
+          <w:rFonts w:ascii="Amasis MT Pro" w:hAnsi="Amasis MT Pro"/>
+          <w:b/>
+          <w:bCs/>
+          <w:sz w:val="26"/>
+          <w:szCs w:val="26"/>
         </w:rPr>
         <w:t>NFR29:</w:t>
       </w:r>
       <w:r>
         <w:rPr>
           <w:rFonts w:ascii="Amasis MT Pro" w:hAnsi="Amasis MT Pro"/>
+          <w:sz w:val="26"/>
+          <w:szCs w:val="26"/>
         </w:rPr>
         <w:t xml:space="preserve"> The system shall ensure that flight, user, and booking data remain synchronized across all operations.</w:t>
       </w:r>
@@ -8321,17 +8686,29 @@
       <w:pPr>
         <w:rPr>
           <w:rFonts w:ascii="Amasis MT Pro" w:hAnsi="Amasis MT Pro"/>
-          <w:b/>
-          <w:bCs/>
-        </w:rPr>
-      </w:pPr>
-      <w:r>
-        <w:rPr>
-          <w:rFonts w:ascii="Amasis MT Pro" w:hAnsi="Amasis MT Pro"/>
-          <w:b/>
-          <w:bCs/>
-        </w:rPr>
-        <w:lastRenderedPageBreak/>
+          <w:sz w:val="26"/>
+          <w:szCs w:val="26"/>
+        </w:rPr>
+      </w:pPr>
+    </w:p>
+    <w:p>
+      <w:pPr>
+        <w:rPr>
+          <w:rFonts w:ascii="Amasis MT Pro" w:hAnsi="Amasis MT Pro"/>
+          <w:b/>
+          <w:bCs/>
+          <w:sz w:val="26"/>
+          <w:szCs w:val="26"/>
+        </w:rPr>
+      </w:pPr>
+      <w:r>
+        <w:rPr>
+          <w:rFonts w:ascii="Amasis MT Pro" w:hAnsi="Amasis MT Pro"/>
+          <w:b/>
+          <w:bCs/>
+          <w:sz w:val="26"/>
+          <w:szCs w:val="26"/>
+        </w:rPr>
         <w:t>Backup &amp; Recovery Requirements</w:t>
       </w:r>
     </w:p>
@@ -8339,19 +8716,25 @@
       <w:pPr>
         <w:rPr>
           <w:rFonts w:ascii="Amasis MT Pro" w:hAnsi="Amasis MT Pro"/>
-        </w:rPr>
-      </w:pPr>
-      <w:r>
-        <w:rPr>
-          <w:rFonts w:ascii="Amasis MT Pro" w:hAnsi="Amasis MT Pro"/>
-          <w:b/>
-          <w:bCs/>
+          <w:sz w:val="26"/>
+          <w:szCs w:val="26"/>
+        </w:rPr>
+      </w:pPr>
+      <w:r>
+        <w:rPr>
+          <w:rFonts w:ascii="Amasis MT Pro" w:hAnsi="Amasis MT Pro"/>
+          <w:b/>
+          <w:bCs/>
+          <w:sz w:val="26"/>
+          <w:szCs w:val="26"/>
         </w:rPr>
         <w:t xml:space="preserve">NFR30: </w:t>
       </w:r>
       <w:r>
         <w:rPr>
           <w:rFonts w:ascii="Amasis MT Pro" w:hAnsi="Amasis MT Pro"/>
+          <w:sz w:val="26"/>
+          <w:szCs w:val="26"/>
         </w:rPr>
         <w:t>The system shall save all data to persistent storage on exit.</w:t>
       </w:r>
@@ -8360,19 +8743,25 @@
       <w:pPr>
         <w:rPr>
           <w:rFonts w:ascii="Amasis MT Pro" w:hAnsi="Amasis MT Pro"/>
-        </w:rPr>
-      </w:pPr>
-      <w:r>
-        <w:rPr>
-          <w:rFonts w:ascii="Amasis MT Pro" w:hAnsi="Amasis MT Pro"/>
-          <w:b/>
-          <w:bCs/>
+          <w:sz w:val="26"/>
+          <w:szCs w:val="26"/>
+        </w:rPr>
+      </w:pPr>
+      <w:r>
+        <w:rPr>
+          <w:rFonts w:ascii="Amasis MT Pro" w:hAnsi="Amasis MT Pro"/>
+          <w:b/>
+          <w:bCs/>
+          <w:sz w:val="26"/>
+          <w:szCs w:val="26"/>
         </w:rPr>
         <w:t>NFR31:</w:t>
       </w:r>
       <w:r>
         <w:rPr>
           <w:rFonts w:ascii="Amasis MT Pro" w:hAnsi="Amasis MT Pro"/>
+          <w:sz w:val="26"/>
+          <w:szCs w:val="26"/>
         </w:rPr>
         <w:t xml:space="preserve"> The system shall load the most recent saved data on startup.</w:t>
       </w:r>
@@ -8381,6 +8770,8 @@
       <w:pPr>
         <w:rPr>
           <w:rFonts w:ascii="Amasis MT Pro" w:hAnsi="Amasis MT Pro"/>
+          <w:sz w:val="26"/>
+          <w:szCs w:val="26"/>
         </w:rPr>
       </w:pPr>
     </w:p>
@@ -8572,7 +8963,6 @@
           <w:szCs w:val="30"/>
           <w:lang w:val="en-US"/>
         </w:rPr>
-        <w:lastRenderedPageBreak/>
         <w:t xml:space="preserve">Traceability </w:t>
       </w:r>
       <w:r>
@@ -8782,6 +9172,7 @@
                 <w:szCs w:val="26"/>
                 <w:lang w:val="en-US"/>
               </w:rPr>
+              <w:lastRenderedPageBreak/>
               <w:t>Admin</w:t>
             </w:r>
           </w:p>
@@ -9442,17 +9833,7 @@
                 <w:szCs w:val="26"/>
                 <w:lang w:val="en-US"/>
               </w:rPr>
-              <w:t xml:space="preserve">NFR1, NFR2, NFR3, NFR4, NFR5, NFR6, NFR7, NFR8, NFR16, NFR17, </w:t>
-            </w:r>
-            <w:r>
-              <w:rPr>
-                <w:rFonts w:ascii="Amasis MT Pro" w:hAnsi="Amasis MT Pro"/>
-                <w:sz w:val="26"/>
-                <w:szCs w:val="26"/>
-                <w:lang w:val="en-US"/>
-              </w:rPr>
-              <w:lastRenderedPageBreak/>
-              <w:t>NFR18, NFR19, NFR20, NFR21, NFR22, NFR23, NFR24, NFR25, NFR26, NFR27, NFR28, NFR29, NFR30, NFR31</w:t>
+              <w:t>NFR1, NFR2, NFR3, NFR4, NFR5, NFR6, NFR7, NFR8, NFR16, NFR17, NFR18, NFR19, NFR20, NFR21, NFR22, NFR23, NFR24, NFR25, NFR26, NFR27, NFR28, NFR29, NFR30, NFR31</w:t>
             </w:r>
           </w:p>
         </w:tc>
@@ -9478,7 +9859,6 @@
                 <w:szCs w:val="26"/>
                 <w:lang w:val="en-US"/>
               </w:rPr>
-              <w:lastRenderedPageBreak/>
               <w:t>Airline Management</w:t>
             </w:r>
           </w:p>
@@ -9553,7 +9933,17 @@
                 <w:szCs w:val="26"/>
                 <w:lang w:val="en-US"/>
               </w:rPr>
-              <w:t>NFR1, NFR2, NFR3, NFR4, NFR5, NFR6, NFR7, NFR8, NFR9, NFR10, NFR11, NFR16, NFR17, NFR18, NFR19, NFR20, NFR21, NFR23, NFR24, NFR25, NFR26, NFR29, NFR30, NFR31, NFR32</w:t>
+              <w:t xml:space="preserve">NFR1, NFR2, NFR3, NFR4, NFR5, NFR6, NFR7, NFR8, NFR9, NFR10, </w:t>
+            </w:r>
+            <w:r>
+              <w:rPr>
+                <w:rFonts w:ascii="Amasis MT Pro" w:hAnsi="Amasis MT Pro"/>
+                <w:sz w:val="26"/>
+                <w:szCs w:val="26"/>
+                <w:lang w:val="en-US"/>
+              </w:rPr>
+              <w:lastRenderedPageBreak/>
+              <w:t>NFR11, NFR16, NFR17, NFR18, NFR19, NFR20, NFR21, NFR23, NFR24, NFR25, NFR26, NFR29, NFR30, NFR31, NFR32</w:t>
             </w:r>
           </w:p>
         </w:tc>
@@ -9798,7 +10188,6 @@
           <w:szCs w:val="30"/>
           <w:lang w:val="en-US"/>
         </w:rPr>
-        <w:lastRenderedPageBreak/>
         <w:t>Task 3: UML Requirements Modelling</w:t>
       </w:r>
     </w:p>
@@ -9847,6 +10236,7 @@
           <w:szCs w:val="26"/>
           <w:lang w:val="en-US"/>
         </w:rPr>
+        <w:lastRenderedPageBreak/>
         <w:drawing>
           <wp:anchor distT="0" distB="0" distL="114300" distR="114300" simplePos="0" relativeHeight="251658240" behindDoc="1" locked="0" layoutInCell="1" allowOverlap="1" wp14:anchorId="2FFFF638" wp14:editId="3118D455">
             <wp:simplePos x="0" y="0"/>
@@ -10126,7 +10516,7 @@
           <w:szCs w:val="26"/>
           <w:lang w:val="en-US"/>
         </w:rPr>
-        <w:t xml:space="preserve"> high access control in the system, they operate flight operations such as adding </w:t>
+        <w:t xml:space="preserve"> high access control in the system, they operate flight operations such as adding flights, removing flights, updating flight information they can also view all existing flights and </w:t>
       </w:r>
       <w:r>
         <w:rPr>
@@ -10135,36 +10525,27 @@
           <w:szCs w:val="26"/>
           <w:lang w:val="en-US"/>
         </w:rPr>
+        <w:t>check flight occupancy.</w:t>
+      </w:r>
+    </w:p>
+    <w:p>
+      <w:pPr>
+        <w:jc w:val="both"/>
+        <w:rPr>
+          <w:rFonts w:ascii="Amasis MT Pro" w:hAnsi="Amasis MT Pro" w:cs="Aldhabi"/>
+          <w:sz w:val="26"/>
+          <w:szCs w:val="26"/>
+          <w:lang w:val="en-US"/>
+        </w:rPr>
+      </w:pPr>
+      <w:r>
+        <w:rPr>
+          <w:rFonts w:ascii="Amasis MT Pro" w:hAnsi="Amasis MT Pro" w:cs="Aldhabi"/>
+          <w:sz w:val="26"/>
+          <w:szCs w:val="26"/>
+          <w:lang w:val="en-US"/>
+        </w:rPr>
         <w:lastRenderedPageBreak/>
-        <w:t xml:space="preserve">flights, removing flights, updating flight information they can also view all existing flights and </w:t>
-      </w:r>
-      <w:r>
-        <w:rPr>
-          <w:rFonts w:ascii="Amasis MT Pro" w:hAnsi="Amasis MT Pro" w:cs="Aldhabi"/>
-          <w:sz w:val="26"/>
-          <w:szCs w:val="26"/>
-          <w:lang w:val="en-US"/>
-        </w:rPr>
-        <w:t>check flight occupancy.</w:t>
-      </w:r>
-    </w:p>
-    <w:p>
-      <w:pPr>
-        <w:jc w:val="both"/>
-        <w:rPr>
-          <w:rFonts w:ascii="Amasis MT Pro" w:hAnsi="Amasis MT Pro" w:cs="Aldhabi"/>
-          <w:sz w:val="26"/>
-          <w:szCs w:val="26"/>
-          <w:lang w:val="en-US"/>
-        </w:rPr>
-      </w:pPr>
-      <w:r>
-        <w:rPr>
-          <w:rFonts w:ascii="Amasis MT Pro" w:hAnsi="Amasis MT Pro" w:cs="Aldhabi"/>
-          <w:sz w:val="26"/>
-          <w:szCs w:val="26"/>
-          <w:lang w:val="en-US"/>
-        </w:rPr>
         <w:tab/>
       </w:r>
     </w:p>
@@ -10679,7 +11060,6 @@
           <w:szCs w:val="30"/>
           <w:lang w:val="en-US"/>
         </w:rPr>
-        <w:lastRenderedPageBreak/>
         <w:t>Minimum</w:t>
       </w:r>
       <w:r>
@@ -10753,6 +11133,7 @@
                 <w:szCs w:val="26"/>
                 <w:lang w:val="en-US"/>
               </w:rPr>
+              <w:lastRenderedPageBreak/>
               <w:t>ID</w:t>
             </w:r>
           </w:p>
@@ -11608,7 +11989,6 @@
                 <w:szCs w:val="26"/>
                 <w:lang w:val="en-US"/>
               </w:rPr>
-              <w:lastRenderedPageBreak/>
               <w:t>ID</w:t>
             </w:r>
           </w:p>
@@ -11690,6 +12070,7 @@
                 <w:szCs w:val="26"/>
                 <w:lang w:val="en-US"/>
               </w:rPr>
+              <w:lastRenderedPageBreak/>
               <w:t>Name</w:t>
             </w:r>
           </w:p>
@@ -12599,7 +12980,6 @@
                 <w:szCs w:val="26"/>
                 <w:lang w:val="en-US"/>
               </w:rPr>
-              <w:lastRenderedPageBreak/>
               <w:t>ID</w:t>
             </w:r>
           </w:p>
@@ -12681,6 +13061,7 @@
                 <w:szCs w:val="26"/>
                 <w:lang w:val="en-US"/>
               </w:rPr>
+              <w:lastRenderedPageBreak/>
               <w:t>Name</w:t>
             </w:r>
           </w:p>
@@ -14238,14 +14619,34 @@
                 <w:lang w:val="en-US"/>
               </w:rPr>
             </w:pPr>
-            <w:r>
-              <w:rPr>
-                <w:rFonts w:ascii="Amasis MT Pro" w:hAnsi="Amasis MT Pro"/>
-                <w:sz w:val="26"/>
-                <w:szCs w:val="26"/>
-                <w:lang w:val="en-US"/>
-              </w:rPr>
-              <w:t xml:space="preserve">Enter username and password </w:t>
+            <w:proofErr w:type="gramStart"/>
+            <w:r>
+              <w:rPr>
+                <w:rFonts w:ascii="Amasis MT Pro" w:hAnsi="Amasis MT Pro"/>
+                <w:sz w:val="26"/>
+                <w:szCs w:val="26"/>
+                <w:lang w:val="en-US"/>
+              </w:rPr>
+              <w:t>User</w:t>
+            </w:r>
+            <w:proofErr w:type="gramEnd"/>
+            <w:r>
+              <w:rPr>
+                <w:rFonts w:ascii="Amasis MT Pro" w:hAnsi="Amasis MT Pro"/>
+                <w:sz w:val="26"/>
+                <w:szCs w:val="26"/>
+                <w:lang w:val="en-US"/>
+              </w:rPr>
+              <w:t xml:space="preserve"> must e</w:t>
+            </w:r>
+            <w:r>
+              <w:rPr>
+                <w:rFonts w:ascii="Amasis MT Pro" w:hAnsi="Amasis MT Pro"/>
+                <w:sz w:val="26"/>
+                <w:szCs w:val="26"/>
+                <w:lang w:val="en-US"/>
+              </w:rPr>
+              <w:t xml:space="preserve">nter username and password </w:t>
             </w:r>
           </w:p>
           <w:p>
@@ -15297,6 +15698,41 @@
           <w:lang w:val="en-US"/>
         </w:rPr>
         <w:t>Implementation Planning</w:t>
+      </w:r>
+    </w:p>
+    <w:p>
+      <w:pPr>
+        <w:rPr>
+          <w:rFonts w:ascii="Amasis MT Pro" w:hAnsi="Amasis MT Pro"/>
+          <w:b/>
+          <w:bCs/>
+          <w:sz w:val="30"/>
+          <w:szCs w:val="30"/>
+          <w:lang w:val="en-US"/>
+        </w:rPr>
+      </w:pPr>
+    </w:p>
+    <w:p>
+      <w:pPr>
+        <w:rPr>
+          <w:rFonts w:ascii="Amasis MT Pro" w:hAnsi="Amasis MT Pro"/>
+          <w:b/>
+          <w:bCs/>
+          <w:sz w:val="30"/>
+          <w:szCs w:val="30"/>
+          <w:lang w:val="en-US"/>
+        </w:rPr>
+      </w:pPr>
+      <w:r>
+        <w:rPr>
+          <w:rFonts w:ascii="Amasis MT Pro" w:hAnsi="Amasis MT Pro"/>
+          <w:b/>
+          <w:bCs/>
+          <w:sz w:val="30"/>
+          <w:szCs w:val="30"/>
+          <w:lang w:val="en-US"/>
+        </w:rPr>
+        <w:t>Initial UML Class Diagram</w:t>
       </w:r>
     </w:p>
     <w:p>
@@ -18234,9 +18670,9 @@
     <w:rsid w:val="00117259"/>
     <w:rsid w:val="00120FE6"/>
     <w:rsid w:val="001B737F"/>
+    <w:rsid w:val="00213517"/>
     <w:rsid w:val="002A5B84"/>
     <w:rsid w:val="00436684"/>
-    <w:rsid w:val="00735516"/>
     <w:rsid w:val="00840853"/>
     <w:rsid w:val="00BD6B70"/>
     <w:rsid w:val="00C43B6E"/>

--- a/Project Phase 1.docx
+++ b/Project Phase 1.docx
@@ -559,25 +559,14 @@
           <w:lang w:val="en-US"/>
         </w:rPr>
       </w:pPr>
-      <w:proofErr w:type="gramStart"/>
-      <w:r>
-        <w:rPr>
-          <w:rFonts w:ascii="Amasis MT Pro" w:hAnsi="Amasis MT Pro"/>
-          <w:sz w:val="26"/>
-          <w:szCs w:val="26"/>
-          <w:lang w:val="en-US"/>
-        </w:rPr>
-        <w:t>Remove</w:t>
-      </w:r>
-      <w:proofErr w:type="gramEnd"/>
-      <w:r>
-        <w:rPr>
-          <w:rFonts w:ascii="Amasis MT Pro" w:hAnsi="Amasis MT Pro"/>
-          <w:sz w:val="26"/>
-          <w:szCs w:val="26"/>
-          <w:lang w:val="en-US"/>
-        </w:rPr>
-        <w:t xml:space="preserve"> Flights</w:t>
+      <w:r>
+        <w:rPr>
+          <w:rFonts w:ascii="Amasis MT Pro" w:hAnsi="Amasis MT Pro"/>
+          <w:sz w:val="26"/>
+          <w:szCs w:val="26"/>
+          <w:lang w:val="en-US"/>
+        </w:rPr>
+        <w:t>Remove Flights</w:t>
       </w:r>
     </w:p>
     <w:p>
@@ -665,25 +654,14 @@
           <w:lang w:val="en-US"/>
         </w:rPr>
       </w:pPr>
-      <w:proofErr w:type="gramStart"/>
-      <w:r>
-        <w:rPr>
-          <w:rFonts w:ascii="Amasis MT Pro" w:hAnsi="Amasis MT Pro"/>
-          <w:sz w:val="26"/>
-          <w:szCs w:val="26"/>
-          <w:lang w:val="en-US"/>
-        </w:rPr>
-        <w:t>Search</w:t>
-      </w:r>
-      <w:proofErr w:type="gramEnd"/>
-      <w:r>
-        <w:rPr>
-          <w:rFonts w:ascii="Amasis MT Pro" w:hAnsi="Amasis MT Pro"/>
-          <w:sz w:val="26"/>
-          <w:szCs w:val="26"/>
-          <w:lang w:val="en-US"/>
-        </w:rPr>
-        <w:t xml:space="preserve"> Flights</w:t>
+      <w:r>
+        <w:rPr>
+          <w:rFonts w:ascii="Amasis MT Pro" w:hAnsi="Amasis MT Pro"/>
+          <w:sz w:val="26"/>
+          <w:szCs w:val="26"/>
+          <w:lang w:val="en-US"/>
+        </w:rPr>
+        <w:t>Search Flights</w:t>
       </w:r>
     </w:p>
     <w:p>
@@ -821,25 +799,14 @@
           <w:lang w:val="en-US"/>
         </w:rPr>
       </w:pPr>
-      <w:proofErr w:type="gramStart"/>
-      <w:r>
-        <w:rPr>
-          <w:rFonts w:ascii="Amasis MT Pro" w:hAnsi="Amasis MT Pro"/>
-          <w:sz w:val="26"/>
-          <w:szCs w:val="26"/>
-          <w:lang w:val="en-US"/>
-        </w:rPr>
-        <w:t>Search</w:t>
-      </w:r>
-      <w:proofErr w:type="gramEnd"/>
-      <w:r>
-        <w:rPr>
-          <w:rFonts w:ascii="Amasis MT Pro" w:hAnsi="Amasis MT Pro"/>
-          <w:sz w:val="26"/>
-          <w:szCs w:val="26"/>
-          <w:lang w:val="en-US"/>
-        </w:rPr>
-        <w:t xml:space="preserve"> Flights</w:t>
+      <w:r>
+        <w:rPr>
+          <w:rFonts w:ascii="Amasis MT Pro" w:hAnsi="Amasis MT Pro"/>
+          <w:sz w:val="26"/>
+          <w:szCs w:val="26"/>
+          <w:lang w:val="en-US"/>
+        </w:rPr>
+        <w:t>Search Flights</w:t>
       </w:r>
     </w:p>
     <w:p>
@@ -2051,44 +2018,14 @@
           <w:lang w:val="en-US"/>
         </w:rPr>
       </w:pPr>
-    </w:p>
-    <w:p>
-      <w:pPr>
-        <w:rPr>
-          <w:rFonts w:ascii="Amasis MT Pro" w:hAnsi="Amasis MT Pro"/>
-          <w:sz w:val="26"/>
-          <w:szCs w:val="26"/>
-          <w:lang w:val="en-US"/>
-        </w:rPr>
-      </w:pPr>
-      <w:r>
-        <w:rPr>
-          <w:rFonts w:ascii="Amasis MT Pro" w:hAnsi="Amasis MT Pro"/>
-          <w:sz w:val="26"/>
-          <w:szCs w:val="26"/>
-          <w:lang w:val="en-US"/>
-        </w:rPr>
-        <w:t xml:space="preserve">In this system, there are 6 stakeholders that will be directly and indirectly </w:t>
-      </w:r>
-      <w:proofErr w:type="gramStart"/>
-      <w:r>
-        <w:rPr>
-          <w:rFonts w:ascii="Amasis MT Pro" w:hAnsi="Amasis MT Pro"/>
-          <w:sz w:val="26"/>
-          <w:szCs w:val="26"/>
-          <w:lang w:val="en-US"/>
-        </w:rPr>
-        <w:t>involved</w:t>
-      </w:r>
-      <w:proofErr w:type="gramEnd"/>
-      <w:r>
-        <w:rPr>
-          <w:rFonts w:ascii="Amasis MT Pro" w:hAnsi="Amasis MT Pro"/>
-          <w:sz w:val="26"/>
-          <w:szCs w:val="26"/>
-          <w:lang w:val="en-US"/>
-        </w:rPr>
-        <w:t xml:space="preserve"> which not only affects the main users through operations but heavily relies on the </w:t>
+      <w:r>
+        <w:rPr>
+          <w:rFonts w:ascii="Amasis MT Pro" w:hAnsi="Amasis MT Pro"/>
+          <w:sz w:val="26"/>
+          <w:szCs w:val="26"/>
+          <w:lang w:val="en-US"/>
+        </w:rPr>
+        <w:t xml:space="preserve">In this system, there are 6 stakeholders that will be directly and indirectly involved which not only affects the main users through operations but heavily relies on the </w:t>
       </w:r>
       <w:r>
         <w:rPr>
@@ -2797,28 +2734,7 @@
           <w:szCs w:val="26"/>
           <w:lang w:val="en-US"/>
         </w:rPr>
-        <w:lastRenderedPageBreak/>
-        <w:t xml:space="preserve">The Flight Booking System </w:t>
-      </w:r>
-      <w:proofErr w:type="gramStart"/>
-      <w:r>
-        <w:rPr>
-          <w:rFonts w:ascii="Amasis MT Pro" w:hAnsi="Amasis MT Pro"/>
-          <w:sz w:val="26"/>
-          <w:szCs w:val="26"/>
-          <w:lang w:val="en-US"/>
-        </w:rPr>
-        <w:t>are</w:t>
-      </w:r>
-      <w:proofErr w:type="gramEnd"/>
-      <w:r>
-        <w:rPr>
-          <w:rFonts w:ascii="Amasis MT Pro" w:hAnsi="Amasis MT Pro"/>
-          <w:sz w:val="26"/>
-          <w:szCs w:val="26"/>
-          <w:lang w:val="en-US"/>
-        </w:rPr>
-        <w:t xml:space="preserve"> going to be used by these 3 key user roles, each with different access levels.</w:t>
+        <w:t>The Flight Booking System are going to be used by these 3 key user roles, each with different access levels.</w:t>
       </w:r>
     </w:p>
     <w:p>
@@ -2854,6 +2770,7 @@
           <w:szCs w:val="26"/>
           <w:lang w:val="en-US"/>
         </w:rPr>
+        <w:lastRenderedPageBreak/>
         <w:t>User Roles:</w:t>
       </w:r>
     </w:p>
@@ -3826,7 +3743,6 @@
           <w:szCs w:val="26"/>
           <w:lang w:val="en-US"/>
         </w:rPr>
-        <w:lastRenderedPageBreak/>
         <w:t>View personal bookings</w:t>
       </w:r>
     </w:p>
@@ -3893,6 +3809,7 @@
           <w:szCs w:val="26"/>
           <w:lang w:val="en-US"/>
         </w:rPr>
+        <w:lastRenderedPageBreak/>
         <w:t>Data Storage</w:t>
       </w:r>
     </w:p>
@@ -4577,7 +4494,6 @@
           <w:szCs w:val="26"/>
           <w:lang w:val="en-US"/>
         </w:rPr>
-        <w:lastRenderedPageBreak/>
         <w:t>No external communication service</w:t>
       </w:r>
       <w:r>
@@ -4653,6 +4569,7 @@
           <w:szCs w:val="26"/>
           <w:lang w:val="en-US"/>
         </w:rPr>
+        <w:lastRenderedPageBreak/>
         <w:t>No encryption, hashing, or enterprise-level security</w:t>
       </w:r>
     </w:p>
@@ -5147,29 +5064,16 @@
           <w:lang w:val="en-US"/>
         </w:rPr>
       </w:pPr>
-      <w:proofErr w:type="gramStart"/>
-      <w:r>
-        <w:rPr>
-          <w:rFonts w:ascii="Amasis MT Pro" w:hAnsi="Amasis MT Pro"/>
-          <w:b/>
-          <w:bCs/>
-          <w:sz w:val="26"/>
-          <w:szCs w:val="26"/>
-          <w:lang w:val="en-US"/>
-        </w:rPr>
-        <w:t>Environment</w:t>
-      </w:r>
-      <w:proofErr w:type="gramEnd"/>
-      <w:r>
-        <w:rPr>
-          <w:rFonts w:ascii="Amasis MT Pro" w:hAnsi="Amasis MT Pro"/>
-          <w:b/>
-          <w:bCs/>
-          <w:sz w:val="26"/>
-          <w:szCs w:val="26"/>
-          <w:lang w:val="en-US"/>
-        </w:rPr>
-        <w:t xml:space="preserve"> Assumptions</w:t>
+      <w:r>
+        <w:rPr>
+          <w:rFonts w:ascii="Amasis MT Pro" w:hAnsi="Amasis MT Pro"/>
+          <w:b/>
+          <w:bCs/>
+          <w:sz w:val="26"/>
+          <w:szCs w:val="26"/>
+          <w:lang w:val="en-US"/>
+        </w:rPr>
+        <w:t>Environment Assumptions</w:t>
       </w:r>
     </w:p>
     <w:p>
@@ -5353,12 +5257,84 @@
     </w:p>
     <w:p>
       <w:pPr>
-        <w:rPr>
-          <w:rFonts w:ascii="Amasis MT Pro" w:hAnsi="Amasis MT Pro"/>
-          <w:b/>
-          <w:bCs/>
-          <w:sz w:val="26"/>
-          <w:szCs w:val="26"/>
+        <w:pStyle w:val="ListParagraph"/>
+        <w:ind w:left="2160"/>
+        <w:rPr>
+          <w:rFonts w:ascii="Amasis MT Pro" w:hAnsi="Amasis MT Pro"/>
+          <w:b/>
+          <w:bCs/>
+          <w:sz w:val="26"/>
+          <w:szCs w:val="26"/>
+          <w:lang w:val="en-US"/>
+        </w:rPr>
+      </w:pPr>
+      <w:r>
+        <w:rPr>
+          <w:rFonts w:ascii="Amasis MT Pro" w:hAnsi="Amasis MT Pro"/>
+          <w:b/>
+          <w:bCs/>
+          <w:sz w:val="32"/>
+          <w:szCs w:val="32"/>
+          <w:lang w:val="en-US"/>
+        </w:rPr>
+        <w:t>Task 2: Requirements Engineering</w:t>
+      </w:r>
+    </w:p>
+    <w:p>
+      <w:pPr>
+        <w:rPr>
+          <w:rFonts w:ascii="Amasis MT Pro" w:hAnsi="Amasis MT Pro"/>
+          <w:sz w:val="26"/>
+          <w:szCs w:val="26"/>
+          <w:lang w:val="en-US"/>
+        </w:rPr>
+      </w:pPr>
+      <w:r>
+        <w:rPr>
+          <w:rFonts w:ascii="Amasis MT Pro" w:hAnsi="Amasis MT Pro"/>
+          <w:sz w:val="26"/>
+          <w:szCs w:val="26"/>
+          <w:lang w:val="en-US"/>
+        </w:rPr>
+        <w:lastRenderedPageBreak/>
+        <w:tab/>
+      </w:r>
+      <w:r>
+        <w:rPr>
+          <w:rFonts w:ascii="Amasis MT Pro" w:hAnsi="Amasis MT Pro"/>
+          <w:sz w:val="26"/>
+          <w:szCs w:val="26"/>
+          <w:lang w:val="en-US"/>
+        </w:rPr>
+        <w:t xml:space="preserve">Here we list down every functional and non-functional </w:t>
+      </w:r>
+      <w:r>
+        <w:rPr>
+          <w:rFonts w:ascii="Amasis MT Pro" w:hAnsi="Amasis MT Pro"/>
+          <w:sz w:val="26"/>
+          <w:szCs w:val="26"/>
+          <w:lang w:val="en-US"/>
+        </w:rPr>
+        <w:t>requirement</w:t>
+      </w:r>
+      <w:r>
+        <w:rPr>
+          <w:rFonts w:ascii="Amasis MT Pro" w:hAnsi="Amasis MT Pro"/>
+          <w:sz w:val="26"/>
+          <w:szCs w:val="26"/>
+          <w:lang w:val="en-US"/>
+        </w:rPr>
+        <w:t xml:space="preserve"> of the flight </w:t>
+      </w:r>
+    </w:p>
+    <w:p>
+      <w:pPr>
+        <w:rPr>
+          <w:rFonts w:ascii="Amasis MT Pro" w:hAnsi="Amasis MT Pro"/>
+          <w:b/>
+          <w:bCs/>
+          <w:sz w:val="2"/>
+          <w:szCs w:val="2"/>
           <w:lang w:val="en-US"/>
         </w:rPr>
       </w:pPr>
@@ -5374,9 +5350,7 @@
           <w:lang w:val="en-US"/>
         </w:rPr>
       </w:pPr>
-    </w:p>
-    <w:p>
-      <w:pPr>
+      <w:r>
         <w:rPr>
           <w:rFonts w:ascii="Amasis MT Pro" w:hAnsi="Amasis MT Pro"/>
           <w:b/>
@@ -5385,6 +5359,1876 @@
           <w:szCs w:val="30"/>
           <w:lang w:val="en-US"/>
         </w:rPr>
+        <w:t>Functional Requirements</w:t>
+      </w:r>
+    </w:p>
+    <w:p>
+      <w:pPr>
+        <w:rPr>
+          <w:rFonts w:ascii="Amasis MT Pro" w:hAnsi="Amasis MT Pro"/>
+          <w:b/>
+          <w:bCs/>
+          <w:sz w:val="2"/>
+          <w:szCs w:val="2"/>
+          <w:lang w:val="en-US"/>
+        </w:rPr>
+      </w:pPr>
+    </w:p>
+    <w:p>
+      <w:pPr>
+        <w:rPr>
+          <w:rFonts w:ascii="Amasis MT Pro" w:hAnsi="Amasis MT Pro"/>
+          <w:b/>
+          <w:bCs/>
+          <w:sz w:val="26"/>
+          <w:szCs w:val="26"/>
+          <w:lang w:val="en-US"/>
+        </w:rPr>
+      </w:pPr>
+      <w:r>
+        <w:rPr>
+          <w:rFonts w:ascii="Amasis MT Pro" w:hAnsi="Amasis MT Pro"/>
+          <w:b/>
+          <w:bCs/>
+          <w:sz w:val="26"/>
+          <w:szCs w:val="26"/>
+          <w:lang w:val="en-US"/>
+        </w:rPr>
+        <w:t>User Authentication &amp; Account Management</w:t>
+      </w:r>
+    </w:p>
+    <w:p>
+      <w:pPr>
+        <w:rPr>
+          <w:rFonts w:ascii="Amasis MT Pro" w:hAnsi="Amasis MT Pro"/>
+          <w:sz w:val="26"/>
+          <w:szCs w:val="26"/>
+          <w:lang w:val="en-US"/>
+        </w:rPr>
+      </w:pPr>
+      <w:r>
+        <w:rPr>
+          <w:rFonts w:ascii="Amasis MT Pro" w:hAnsi="Amasis MT Pro"/>
+          <w:b/>
+          <w:bCs/>
+          <w:sz w:val="26"/>
+          <w:szCs w:val="26"/>
+          <w:lang w:val="en-US"/>
+        </w:rPr>
+        <w:t>FR1</w:t>
+      </w:r>
+      <w:r>
+        <w:rPr>
+          <w:rFonts w:ascii="Amasis MT Pro" w:hAnsi="Amasis MT Pro"/>
+          <w:b/>
+          <w:bCs/>
+          <w:sz w:val="26"/>
+          <w:szCs w:val="26"/>
+          <w:lang w:val="en-US"/>
+        </w:rPr>
+        <w:t xml:space="preserve">: </w:t>
+      </w:r>
+      <w:r>
+        <w:rPr>
+          <w:rFonts w:ascii="Amasis MT Pro" w:hAnsi="Amasis MT Pro"/>
+          <w:sz w:val="26"/>
+          <w:szCs w:val="26"/>
+          <w:lang w:val="en-US"/>
+        </w:rPr>
+        <w:t>The system shall allow users to login using valid username and password.</w:t>
+      </w:r>
+    </w:p>
+    <w:p>
+      <w:pPr>
+        <w:rPr>
+          <w:rFonts w:ascii="Amasis MT Pro" w:hAnsi="Amasis MT Pro"/>
+          <w:sz w:val="26"/>
+          <w:szCs w:val="26"/>
+          <w:lang w:val="en-US"/>
+        </w:rPr>
+      </w:pPr>
+      <w:r>
+        <w:rPr>
+          <w:rFonts w:ascii="Amasis MT Pro" w:hAnsi="Amasis MT Pro"/>
+          <w:b/>
+          <w:bCs/>
+          <w:sz w:val="26"/>
+          <w:szCs w:val="26"/>
+          <w:lang w:val="en-US"/>
+        </w:rPr>
+        <w:t xml:space="preserve">FR2: </w:t>
+      </w:r>
+      <w:r>
+        <w:rPr>
+          <w:rFonts w:ascii="Amasis MT Pro" w:hAnsi="Amasis MT Pro"/>
+          <w:sz w:val="26"/>
+          <w:szCs w:val="26"/>
+          <w:lang w:val="en-US"/>
+        </w:rPr>
+        <w:t>The system shall validate user credentials against the stored data.</w:t>
+      </w:r>
+    </w:p>
+    <w:p>
+      <w:pPr>
+        <w:rPr>
+          <w:rFonts w:ascii="Amasis MT Pro" w:hAnsi="Amasis MT Pro"/>
+          <w:sz w:val="26"/>
+          <w:szCs w:val="26"/>
+          <w:lang w:val="en-US"/>
+        </w:rPr>
+      </w:pPr>
+      <w:r>
+        <w:rPr>
+          <w:rFonts w:ascii="Amasis MT Pro" w:hAnsi="Amasis MT Pro"/>
+          <w:b/>
+          <w:bCs/>
+          <w:sz w:val="26"/>
+          <w:szCs w:val="26"/>
+          <w:lang w:val="en-US"/>
+        </w:rPr>
+        <w:t xml:space="preserve">FR3: </w:t>
+      </w:r>
+      <w:r>
+        <w:rPr>
+          <w:rFonts w:ascii="Amasis MT Pro" w:hAnsi="Amasis MT Pro"/>
+          <w:sz w:val="26"/>
+          <w:szCs w:val="26"/>
+          <w:lang w:val="en-US"/>
+        </w:rPr>
+        <w:t>The system shall determine the user’s role</w:t>
+      </w:r>
+      <w:r>
+        <w:rPr>
+          <w:rFonts w:ascii="Amasis MT Pro" w:hAnsi="Amasis MT Pro"/>
+          <w:sz w:val="26"/>
+          <w:szCs w:val="26"/>
+          <w:lang w:val="en-US"/>
+        </w:rPr>
+        <w:t xml:space="preserve"> after successful login.</w:t>
+      </w:r>
+    </w:p>
+    <w:p>
+      <w:pPr>
+        <w:rPr>
+          <w:rFonts w:ascii="Amasis MT Pro" w:hAnsi="Amasis MT Pro"/>
+          <w:sz w:val="26"/>
+          <w:szCs w:val="26"/>
+          <w:lang w:val="en-US"/>
+        </w:rPr>
+      </w:pPr>
+      <w:r>
+        <w:rPr>
+          <w:rFonts w:ascii="Amasis MT Pro" w:hAnsi="Amasis MT Pro"/>
+          <w:b/>
+          <w:bCs/>
+          <w:sz w:val="26"/>
+          <w:szCs w:val="26"/>
+          <w:lang w:val="en-US"/>
+        </w:rPr>
+        <w:t xml:space="preserve">FR4: </w:t>
+      </w:r>
+      <w:r>
+        <w:rPr>
+          <w:rFonts w:ascii="Amasis MT Pro" w:hAnsi="Amasis MT Pro"/>
+          <w:sz w:val="26"/>
+          <w:szCs w:val="26"/>
+          <w:lang w:val="en-US"/>
+        </w:rPr>
+        <w:t>The system shall allow new users to create an account by</w:t>
+      </w:r>
+      <w:r>
+        <w:rPr>
+          <w:rFonts w:ascii="Amasis MT Pro" w:hAnsi="Amasis MT Pro"/>
+          <w:sz w:val="26"/>
+          <w:szCs w:val="26"/>
+          <w:lang w:val="en-US"/>
+        </w:rPr>
+        <w:t xml:space="preserve"> providing required personal information.</w:t>
+      </w:r>
+    </w:p>
+    <w:p>
+      <w:pPr>
+        <w:rPr>
+          <w:rFonts w:ascii="Amasis MT Pro" w:hAnsi="Amasis MT Pro"/>
+          <w:sz w:val="26"/>
+          <w:szCs w:val="26"/>
+          <w:lang w:val="en-US"/>
+        </w:rPr>
+      </w:pPr>
+      <w:r>
+        <w:rPr>
+          <w:rFonts w:ascii="Amasis MT Pro" w:hAnsi="Amasis MT Pro"/>
+          <w:b/>
+          <w:bCs/>
+          <w:sz w:val="26"/>
+          <w:szCs w:val="26"/>
+          <w:lang w:val="en-US"/>
+        </w:rPr>
+        <w:t xml:space="preserve">FR5: </w:t>
+      </w:r>
+      <w:r>
+        <w:rPr>
+          <w:rFonts w:ascii="Amasis MT Pro" w:hAnsi="Amasis MT Pro"/>
+          <w:sz w:val="26"/>
+          <w:szCs w:val="26"/>
+          <w:lang w:val="en-US"/>
+        </w:rPr>
+        <w:t>The system shall prevent registration if the username already exists.</w:t>
+      </w:r>
+    </w:p>
+    <w:p>
+      <w:pPr>
+        <w:rPr>
+          <w:rFonts w:ascii="Amasis MT Pro" w:hAnsi="Amasis MT Pro"/>
+          <w:sz w:val="26"/>
+          <w:szCs w:val="26"/>
+          <w:lang w:val="en-US"/>
+        </w:rPr>
+      </w:pPr>
+      <w:r>
+        <w:rPr>
+          <w:rFonts w:ascii="Amasis MT Pro" w:hAnsi="Amasis MT Pro"/>
+          <w:b/>
+          <w:bCs/>
+          <w:sz w:val="26"/>
+          <w:szCs w:val="26"/>
+          <w:lang w:val="en-US"/>
+        </w:rPr>
+        <w:t xml:space="preserve">FR6: </w:t>
+      </w:r>
+      <w:r>
+        <w:rPr>
+          <w:rFonts w:ascii="Amasis MT Pro" w:hAnsi="Amasis MT Pro"/>
+          <w:sz w:val="26"/>
+          <w:szCs w:val="26"/>
+          <w:lang w:val="en-US"/>
+        </w:rPr>
+        <w:t>The system shall allow users to log out and return to the main menu.</w:t>
+      </w:r>
+    </w:p>
+    <w:p>
+      <w:pPr>
+        <w:rPr>
+          <w:rFonts w:ascii="Amasis MT Pro" w:hAnsi="Amasis MT Pro"/>
+          <w:sz w:val="26"/>
+          <w:szCs w:val="26"/>
+          <w:lang w:val="en-US"/>
+        </w:rPr>
+      </w:pPr>
+    </w:p>
+    <w:p>
+      <w:pPr>
+        <w:rPr>
+          <w:rFonts w:ascii="Amasis MT Pro" w:hAnsi="Amasis MT Pro"/>
+          <w:b/>
+          <w:bCs/>
+          <w:sz w:val="26"/>
+          <w:szCs w:val="26"/>
+          <w:lang w:val="en-US"/>
+        </w:rPr>
+      </w:pPr>
+      <w:r>
+        <w:rPr>
+          <w:rFonts w:ascii="Amasis MT Pro" w:hAnsi="Amasis MT Pro"/>
+          <w:b/>
+          <w:bCs/>
+          <w:sz w:val="26"/>
+          <w:szCs w:val="26"/>
+          <w:lang w:val="en-US"/>
+        </w:rPr>
+        <w:t xml:space="preserve">Role-Based Access Control </w:t>
+      </w:r>
+    </w:p>
+    <w:p>
+      <w:pPr>
+        <w:rPr>
+          <w:rFonts w:ascii="Amasis MT Pro" w:hAnsi="Amasis MT Pro"/>
+          <w:sz w:val="26"/>
+          <w:szCs w:val="26"/>
+          <w:lang w:val="en-US"/>
+        </w:rPr>
+      </w:pPr>
+      <w:r>
+        <w:rPr>
+          <w:rFonts w:ascii="Amasis MT Pro" w:hAnsi="Amasis MT Pro"/>
+          <w:b/>
+          <w:bCs/>
+          <w:sz w:val="26"/>
+          <w:szCs w:val="26"/>
+          <w:lang w:val="en-US"/>
+        </w:rPr>
+        <w:t xml:space="preserve">FR7: </w:t>
+      </w:r>
+      <w:r>
+        <w:rPr>
+          <w:rFonts w:ascii="Amasis MT Pro" w:hAnsi="Amasis MT Pro"/>
+          <w:sz w:val="26"/>
+          <w:szCs w:val="26"/>
+          <w:lang w:val="en-US"/>
+        </w:rPr>
+        <w:t>The system s</w:t>
+      </w:r>
+      <w:r>
+        <w:rPr>
+          <w:rFonts w:ascii="Amasis MT Pro" w:hAnsi="Amasis MT Pro"/>
+          <w:sz w:val="26"/>
+          <w:szCs w:val="26"/>
+          <w:lang w:val="en-US"/>
+        </w:rPr>
+        <w:t xml:space="preserve">hall display the </w:t>
+      </w:r>
+      <w:r>
+        <w:rPr>
+          <w:rFonts w:ascii="Amasis MT Pro" w:hAnsi="Amasis MT Pro"/>
+          <w:sz w:val="26"/>
+          <w:szCs w:val="26"/>
+          <w:lang w:val="en-US"/>
+        </w:rPr>
+        <w:t>admin</w:t>
+      </w:r>
+      <w:r>
+        <w:rPr>
+          <w:rFonts w:ascii="Amasis MT Pro" w:hAnsi="Amasis MT Pro"/>
+          <w:sz w:val="26"/>
+          <w:szCs w:val="26"/>
+          <w:lang w:val="en-US"/>
+        </w:rPr>
+        <w:t xml:space="preserve"> menu when an admin logs in.</w:t>
+      </w:r>
+    </w:p>
+    <w:p>
+      <w:pPr>
+        <w:rPr>
+          <w:rFonts w:ascii="Amasis MT Pro" w:hAnsi="Amasis MT Pro"/>
+          <w:sz w:val="26"/>
+          <w:szCs w:val="26"/>
+          <w:lang w:val="en-US"/>
+        </w:rPr>
+      </w:pPr>
+      <w:r>
+        <w:rPr>
+          <w:rFonts w:ascii="Amasis MT Pro" w:hAnsi="Amasis MT Pro"/>
+          <w:b/>
+          <w:bCs/>
+          <w:sz w:val="26"/>
+          <w:szCs w:val="26"/>
+          <w:lang w:val="en-US"/>
+        </w:rPr>
+        <w:t xml:space="preserve">FR8: </w:t>
+      </w:r>
+      <w:r>
+        <w:rPr>
+          <w:rFonts w:ascii="Amasis MT Pro" w:hAnsi="Amasis MT Pro"/>
+          <w:sz w:val="26"/>
+          <w:szCs w:val="26"/>
+          <w:lang w:val="en-US"/>
+        </w:rPr>
+        <w:t xml:space="preserve">The system shall display the </w:t>
+      </w:r>
+      <w:r>
+        <w:rPr>
+          <w:rFonts w:ascii="Amasis MT Pro" w:hAnsi="Amasis MT Pro"/>
+          <w:sz w:val="26"/>
+          <w:szCs w:val="26"/>
+          <w:lang w:val="en-US"/>
+        </w:rPr>
+        <w:t>c</w:t>
+      </w:r>
+      <w:r>
+        <w:rPr>
+          <w:rFonts w:ascii="Amasis MT Pro" w:hAnsi="Amasis MT Pro"/>
+          <w:sz w:val="26"/>
+          <w:szCs w:val="26"/>
+          <w:lang w:val="en-US"/>
+        </w:rPr>
+        <w:t>ustomer menu when a customer logs in</w:t>
+      </w:r>
+    </w:p>
+    <w:p>
+      <w:pPr>
+        <w:rPr>
+          <w:rFonts w:ascii="Amasis MT Pro" w:hAnsi="Amasis MT Pro"/>
+          <w:sz w:val="26"/>
+          <w:szCs w:val="26"/>
+          <w:lang w:val="en-US"/>
+        </w:rPr>
+      </w:pPr>
+      <w:r>
+        <w:rPr>
+          <w:rFonts w:ascii="Amasis MT Pro" w:hAnsi="Amasis MT Pro"/>
+          <w:b/>
+          <w:bCs/>
+          <w:sz w:val="26"/>
+          <w:szCs w:val="26"/>
+          <w:lang w:val="en-US"/>
+        </w:rPr>
+        <w:t xml:space="preserve">FR9: </w:t>
+      </w:r>
+      <w:r>
+        <w:rPr>
+          <w:rFonts w:ascii="Amasis MT Pro" w:hAnsi="Amasis MT Pro"/>
+          <w:sz w:val="26"/>
+          <w:szCs w:val="26"/>
+          <w:lang w:val="en-US"/>
+        </w:rPr>
+        <w:t xml:space="preserve">The system shall display the </w:t>
+      </w:r>
+      <w:r>
+        <w:rPr>
+          <w:rFonts w:ascii="Amasis MT Pro" w:hAnsi="Amasis MT Pro"/>
+          <w:sz w:val="26"/>
+          <w:szCs w:val="26"/>
+          <w:lang w:val="en-US"/>
+        </w:rPr>
+        <w:t>g</w:t>
+      </w:r>
+      <w:r>
+        <w:rPr>
+          <w:rFonts w:ascii="Amasis MT Pro" w:hAnsi="Amasis MT Pro"/>
+          <w:sz w:val="26"/>
+          <w:szCs w:val="26"/>
+          <w:lang w:val="en-US"/>
+        </w:rPr>
+        <w:t xml:space="preserve">uest menu when </w:t>
+      </w:r>
+      <w:r>
+        <w:rPr>
+          <w:rFonts w:ascii="Amasis MT Pro" w:hAnsi="Amasis MT Pro"/>
+          <w:sz w:val="26"/>
+          <w:szCs w:val="26"/>
+          <w:lang w:val="en-US"/>
+        </w:rPr>
+        <w:t>no user is logged in.</w:t>
+      </w:r>
+    </w:p>
+    <w:p>
+      <w:pPr>
+        <w:rPr>
+          <w:rFonts w:ascii="Amasis MT Pro" w:hAnsi="Amasis MT Pro"/>
+          <w:sz w:val="26"/>
+          <w:szCs w:val="26"/>
+          <w:lang w:val="en-US"/>
+        </w:rPr>
+      </w:pPr>
+      <w:r>
+        <w:rPr>
+          <w:rFonts w:ascii="Amasis MT Pro" w:hAnsi="Amasis MT Pro"/>
+          <w:b/>
+          <w:bCs/>
+          <w:sz w:val="26"/>
+          <w:szCs w:val="26"/>
+          <w:lang w:val="en-US"/>
+        </w:rPr>
+        <w:t xml:space="preserve">FR10: </w:t>
+      </w:r>
+      <w:r>
+        <w:rPr>
+          <w:rFonts w:ascii="Amasis MT Pro" w:hAnsi="Amasis MT Pro"/>
+          <w:sz w:val="26"/>
+          <w:szCs w:val="26"/>
+          <w:lang w:val="en-US"/>
+        </w:rPr>
+        <w:t xml:space="preserve">The system shall restrict </w:t>
+      </w:r>
+      <w:r>
+        <w:rPr>
+          <w:rFonts w:ascii="Amasis MT Pro" w:hAnsi="Amasis MT Pro"/>
+          <w:sz w:val="26"/>
+          <w:szCs w:val="26"/>
+          <w:lang w:val="en-US"/>
+        </w:rPr>
+        <w:t>access to admin-only functions for non-admin users.</w:t>
+      </w:r>
+    </w:p>
+    <w:p>
+      <w:pPr>
+        <w:rPr>
+          <w:rFonts w:ascii="Amasis MT Pro" w:hAnsi="Amasis MT Pro"/>
+          <w:sz w:val="26"/>
+          <w:szCs w:val="26"/>
+          <w:lang w:val="en-US"/>
+        </w:rPr>
+      </w:pPr>
+    </w:p>
+    <w:p>
+      <w:pPr>
+        <w:rPr>
+          <w:rFonts w:ascii="Amasis MT Pro" w:hAnsi="Amasis MT Pro"/>
+          <w:b/>
+          <w:bCs/>
+          <w:sz w:val="26"/>
+          <w:szCs w:val="26"/>
+          <w:lang w:val="en-US"/>
+        </w:rPr>
+      </w:pPr>
+      <w:r>
+        <w:rPr>
+          <w:rFonts w:ascii="Amasis MT Pro" w:hAnsi="Amasis MT Pro"/>
+          <w:b/>
+          <w:bCs/>
+          <w:sz w:val="26"/>
+          <w:szCs w:val="26"/>
+          <w:lang w:val="en-US"/>
+        </w:rPr>
+        <w:t>Flight Management (Admin only)</w:t>
+      </w:r>
+    </w:p>
+    <w:p>
+      <w:pPr>
+        <w:rPr>
+          <w:rFonts w:ascii="Amasis MT Pro" w:hAnsi="Amasis MT Pro"/>
+          <w:sz w:val="26"/>
+          <w:szCs w:val="26"/>
+          <w:lang w:val="en-US"/>
+        </w:rPr>
+      </w:pPr>
+      <w:r>
+        <w:rPr>
+          <w:rFonts w:ascii="Amasis MT Pro" w:hAnsi="Amasis MT Pro"/>
+          <w:b/>
+          <w:bCs/>
+          <w:sz w:val="26"/>
+          <w:szCs w:val="26"/>
+          <w:lang w:val="en-US"/>
+        </w:rPr>
+        <w:t xml:space="preserve">FR11: </w:t>
+      </w:r>
+      <w:r>
+        <w:rPr>
+          <w:rFonts w:ascii="Amasis MT Pro" w:hAnsi="Amasis MT Pro"/>
+          <w:sz w:val="26"/>
+          <w:szCs w:val="26"/>
+          <w:lang w:val="en-US"/>
+        </w:rPr>
+        <w:t>The system shall allow admins to add new flights by entering flight details (flight number, origin, destination, date, time, seat capacity, price).</w:t>
+      </w:r>
+    </w:p>
+    <w:p>
+      <w:pPr>
+        <w:rPr>
+          <w:rFonts w:ascii="Amasis MT Pro" w:hAnsi="Amasis MT Pro"/>
+          <w:sz w:val="26"/>
+          <w:szCs w:val="26"/>
+          <w:lang w:val="en-US"/>
+        </w:rPr>
+      </w:pPr>
+      <w:r>
+        <w:rPr>
+          <w:rFonts w:ascii="Amasis MT Pro" w:hAnsi="Amasis MT Pro"/>
+          <w:b/>
+          <w:bCs/>
+          <w:sz w:val="26"/>
+          <w:szCs w:val="26"/>
+          <w:lang w:val="en-US"/>
+        </w:rPr>
+        <w:t xml:space="preserve">FR12: </w:t>
+      </w:r>
+      <w:r>
+        <w:rPr>
+          <w:rFonts w:ascii="Amasis MT Pro" w:hAnsi="Amasis MT Pro"/>
+          <w:sz w:val="26"/>
+          <w:szCs w:val="26"/>
+          <w:lang w:val="en-US"/>
+        </w:rPr>
+        <w:t xml:space="preserve">The system shall allow admins to update existing flights from the </w:t>
+      </w:r>
+      <w:r>
+        <w:rPr>
+          <w:rFonts w:ascii="Amasis MT Pro" w:hAnsi="Amasis MT Pro"/>
+          <w:sz w:val="26"/>
+          <w:szCs w:val="26"/>
+          <w:lang w:val="en-US"/>
+        </w:rPr>
+        <w:t>system.</w:t>
+      </w:r>
+    </w:p>
+    <w:p>
+      <w:pPr>
+        <w:rPr>
+          <w:rFonts w:ascii="Amasis MT Pro" w:hAnsi="Amasis MT Pro"/>
+          <w:sz w:val="26"/>
+          <w:szCs w:val="26"/>
+          <w:lang w:val="en-US"/>
+        </w:rPr>
+      </w:pPr>
+      <w:r>
+        <w:rPr>
+          <w:rFonts w:ascii="Amasis MT Pro" w:hAnsi="Amasis MT Pro"/>
+          <w:b/>
+          <w:bCs/>
+          <w:sz w:val="26"/>
+          <w:szCs w:val="26"/>
+          <w:lang w:val="en-US"/>
+        </w:rPr>
+        <w:t xml:space="preserve">FR13: </w:t>
+      </w:r>
+      <w:r>
+        <w:rPr>
+          <w:rFonts w:ascii="Amasis MT Pro" w:hAnsi="Amasis MT Pro"/>
+          <w:sz w:val="26"/>
+          <w:szCs w:val="26"/>
+          <w:lang w:val="en-US"/>
+        </w:rPr>
+        <w:t>The system shall allow admins</w:t>
+      </w:r>
+      <w:r>
+        <w:rPr>
+          <w:rFonts w:ascii="Amasis MT Pro" w:hAnsi="Amasis MT Pro"/>
+          <w:sz w:val="26"/>
+          <w:szCs w:val="26"/>
+          <w:lang w:val="en-US"/>
+        </w:rPr>
+        <w:t xml:space="preserve"> to remove flights from the </w:t>
+      </w:r>
+      <w:r>
+        <w:rPr>
+          <w:rFonts w:ascii="Amasis MT Pro" w:hAnsi="Amasis MT Pro"/>
+          <w:sz w:val="26"/>
+          <w:szCs w:val="26"/>
+          <w:lang w:val="en-US"/>
+        </w:rPr>
+        <w:t>system.</w:t>
+      </w:r>
+    </w:p>
+    <w:p>
+      <w:pPr>
+        <w:rPr>
+          <w:rFonts w:ascii="Amasis MT Pro" w:hAnsi="Amasis MT Pro"/>
+          <w:sz w:val="26"/>
+          <w:szCs w:val="26"/>
+          <w:lang w:val="en-US"/>
+        </w:rPr>
+      </w:pPr>
+      <w:r>
+        <w:rPr>
+          <w:rFonts w:ascii="Amasis MT Pro" w:hAnsi="Amasis MT Pro"/>
+          <w:b/>
+          <w:bCs/>
+          <w:sz w:val="26"/>
+          <w:szCs w:val="26"/>
+          <w:lang w:val="en-US"/>
+        </w:rPr>
+        <w:t xml:space="preserve">FR14: </w:t>
+      </w:r>
+      <w:r>
+        <w:rPr>
+          <w:rFonts w:ascii="Amasis MT Pro" w:hAnsi="Amasis MT Pro"/>
+          <w:sz w:val="26"/>
+          <w:szCs w:val="26"/>
+          <w:lang w:val="en-US"/>
+        </w:rPr>
+        <w:t xml:space="preserve">The system shall </w:t>
+      </w:r>
+      <w:r>
+        <w:rPr>
+          <w:rFonts w:ascii="Amasis MT Pro" w:hAnsi="Amasis MT Pro"/>
+          <w:sz w:val="26"/>
+          <w:szCs w:val="26"/>
+          <w:lang w:val="en-US"/>
+        </w:rPr>
+        <w:t xml:space="preserve">allow admins to view a list of all </w:t>
+      </w:r>
+      <w:r>
+        <w:rPr>
+          <w:rFonts w:ascii="Amasis MT Pro" w:hAnsi="Amasis MT Pro"/>
+          <w:sz w:val="26"/>
+          <w:szCs w:val="26"/>
+          <w:lang w:val="en-US"/>
+        </w:rPr>
+        <w:t>flights.</w:t>
+      </w:r>
+    </w:p>
+    <w:p>
+      <w:pPr>
+        <w:rPr>
+          <w:rFonts w:ascii="Amasis MT Pro" w:hAnsi="Amasis MT Pro"/>
+          <w:sz w:val="26"/>
+          <w:szCs w:val="26"/>
+          <w:lang w:val="en-US"/>
+        </w:rPr>
+      </w:pPr>
+      <w:r>
+        <w:rPr>
+          <w:rFonts w:ascii="Amasis MT Pro" w:hAnsi="Amasis MT Pro"/>
+          <w:b/>
+          <w:bCs/>
+          <w:sz w:val="26"/>
+          <w:szCs w:val="26"/>
+          <w:lang w:val="en-US"/>
+        </w:rPr>
+        <w:t xml:space="preserve">FR15: </w:t>
+      </w:r>
+      <w:r>
+        <w:rPr>
+          <w:rFonts w:ascii="Amasis MT Pro" w:hAnsi="Amasis MT Pro"/>
+          <w:sz w:val="26"/>
+          <w:szCs w:val="26"/>
+          <w:lang w:val="en-US"/>
+        </w:rPr>
+        <w:t>The system shall allow admins to view the number of booked and available seats for each flight.</w:t>
+      </w:r>
+    </w:p>
+    <w:p>
+      <w:pPr>
+        <w:rPr>
+          <w:rFonts w:ascii="Amasis MT Pro" w:hAnsi="Amasis MT Pro"/>
+          <w:sz w:val="26"/>
+          <w:szCs w:val="26"/>
+          <w:lang w:val="en-US"/>
+        </w:rPr>
+      </w:pPr>
+    </w:p>
+    <w:p>
+      <w:pPr>
+        <w:rPr>
+          <w:rFonts w:ascii="Amasis MT Pro" w:hAnsi="Amasis MT Pro"/>
+          <w:b/>
+          <w:bCs/>
+          <w:sz w:val="26"/>
+          <w:szCs w:val="26"/>
+          <w:lang w:val="en-US"/>
+        </w:rPr>
+      </w:pPr>
+      <w:r>
+        <w:rPr>
+          <w:rFonts w:ascii="Amasis MT Pro" w:hAnsi="Amasis MT Pro"/>
+          <w:b/>
+          <w:bCs/>
+          <w:sz w:val="26"/>
+          <w:szCs w:val="26"/>
+          <w:lang w:val="en-US"/>
+        </w:rPr>
+        <w:t>Flight Search &amp; Viewing</w:t>
+      </w:r>
+    </w:p>
+    <w:p>
+      <w:pPr>
+        <w:rPr>
+          <w:rFonts w:ascii="Amasis MT Pro" w:hAnsi="Amasis MT Pro"/>
+          <w:sz w:val="26"/>
+          <w:szCs w:val="26"/>
+          <w:lang w:val="en-US"/>
+        </w:rPr>
+      </w:pPr>
+      <w:r>
+        <w:rPr>
+          <w:rFonts w:ascii="Amasis MT Pro" w:hAnsi="Amasis MT Pro"/>
+          <w:b/>
+          <w:bCs/>
+          <w:sz w:val="26"/>
+          <w:szCs w:val="26"/>
+          <w:lang w:val="en-US"/>
+        </w:rPr>
+        <w:t xml:space="preserve">FR16: </w:t>
+      </w:r>
+      <w:r>
+        <w:rPr>
+          <w:rFonts w:ascii="Amasis MT Pro" w:hAnsi="Amasis MT Pro"/>
+          <w:sz w:val="26"/>
+          <w:szCs w:val="26"/>
+          <w:lang w:val="en-US"/>
+        </w:rPr>
+        <w:t>The system shall allow users to search for flights by origin, destination, and date.</w:t>
+      </w:r>
+    </w:p>
+    <w:p>
+      <w:pPr>
+        <w:rPr>
+          <w:rFonts w:ascii="Amasis MT Pro" w:hAnsi="Amasis MT Pro"/>
+          <w:sz w:val="26"/>
+          <w:szCs w:val="26"/>
+          <w:lang w:val="en-US"/>
+        </w:rPr>
+      </w:pPr>
+      <w:r>
+        <w:rPr>
+          <w:rFonts w:ascii="Amasis MT Pro" w:hAnsi="Amasis MT Pro"/>
+          <w:b/>
+          <w:bCs/>
+          <w:sz w:val="26"/>
+          <w:szCs w:val="26"/>
+          <w:lang w:val="en-US"/>
+        </w:rPr>
+        <w:t xml:space="preserve">FR17: </w:t>
+      </w:r>
+      <w:r>
+        <w:rPr>
+          <w:rFonts w:ascii="Amasis MT Pro" w:hAnsi="Amasis MT Pro"/>
+          <w:sz w:val="26"/>
+          <w:szCs w:val="26"/>
+          <w:lang w:val="en-US"/>
+        </w:rPr>
+        <w:t>The system shall allow users to view detailed information about a selected flight.</w:t>
+      </w:r>
+    </w:p>
+    <w:p>
+      <w:pPr>
+        <w:rPr>
+          <w:rFonts w:ascii="Amasis MT Pro" w:hAnsi="Amasis MT Pro"/>
+          <w:sz w:val="26"/>
+          <w:szCs w:val="26"/>
+          <w:lang w:val="en-US"/>
+        </w:rPr>
+      </w:pPr>
+    </w:p>
+    <w:p>
+      <w:pPr>
+        <w:rPr>
+          <w:rFonts w:ascii="Amasis MT Pro" w:hAnsi="Amasis MT Pro"/>
+          <w:b/>
+          <w:bCs/>
+          <w:sz w:val="26"/>
+          <w:szCs w:val="26"/>
+          <w:lang w:val="en-US"/>
+        </w:rPr>
+      </w:pPr>
+      <w:r>
+        <w:rPr>
+          <w:rFonts w:ascii="Amasis MT Pro" w:hAnsi="Amasis MT Pro"/>
+          <w:b/>
+          <w:bCs/>
+          <w:sz w:val="26"/>
+          <w:szCs w:val="26"/>
+          <w:lang w:val="en-US"/>
+        </w:rPr>
+        <w:t>Booking Management (Customer Only)</w:t>
+      </w:r>
+    </w:p>
+    <w:p>
+      <w:pPr>
+        <w:rPr>
+          <w:rFonts w:ascii="Amasis MT Pro" w:hAnsi="Amasis MT Pro"/>
+          <w:sz w:val="26"/>
+          <w:szCs w:val="26"/>
+          <w:lang w:val="en-US"/>
+        </w:rPr>
+      </w:pPr>
+      <w:r>
+        <w:rPr>
+          <w:rFonts w:ascii="Amasis MT Pro" w:hAnsi="Amasis MT Pro"/>
+          <w:b/>
+          <w:bCs/>
+          <w:sz w:val="26"/>
+          <w:szCs w:val="26"/>
+          <w:lang w:val="en-US"/>
+        </w:rPr>
+        <w:t xml:space="preserve">FR18: </w:t>
+      </w:r>
+      <w:r>
+        <w:rPr>
+          <w:rFonts w:ascii="Amasis MT Pro" w:hAnsi="Amasis MT Pro"/>
+          <w:sz w:val="26"/>
+          <w:szCs w:val="26"/>
+          <w:lang w:val="en-US"/>
+        </w:rPr>
+        <w:t xml:space="preserve">The system shall allow </w:t>
+      </w:r>
+      <w:r>
+        <w:rPr>
+          <w:rFonts w:ascii="Amasis MT Pro" w:hAnsi="Amasis MT Pro"/>
+          <w:sz w:val="26"/>
+          <w:szCs w:val="26"/>
+          <w:lang w:val="en-US"/>
+        </w:rPr>
+        <w:t>c</w:t>
+      </w:r>
+      <w:r>
+        <w:rPr>
+          <w:rFonts w:ascii="Amasis MT Pro" w:hAnsi="Amasis MT Pro"/>
+          <w:sz w:val="26"/>
+          <w:szCs w:val="26"/>
+          <w:lang w:val="en-US"/>
+        </w:rPr>
+        <w:t xml:space="preserve">ustomers to book a seat on a selected </w:t>
+      </w:r>
+      <w:r>
+        <w:rPr>
+          <w:rFonts w:ascii="Amasis MT Pro" w:hAnsi="Amasis MT Pro"/>
+          <w:sz w:val="26"/>
+          <w:szCs w:val="26"/>
+          <w:lang w:val="en-US"/>
+        </w:rPr>
+        <w:t>flight.</w:t>
+      </w:r>
+    </w:p>
+    <w:p>
+      <w:pPr>
+        <w:rPr>
+          <w:rFonts w:ascii="Amasis MT Pro" w:hAnsi="Amasis MT Pro"/>
+          <w:sz w:val="26"/>
+          <w:szCs w:val="26"/>
+          <w:lang w:val="en-US"/>
+        </w:rPr>
+      </w:pPr>
+      <w:r>
+        <w:rPr>
+          <w:rFonts w:ascii="Amasis MT Pro" w:hAnsi="Amasis MT Pro"/>
+          <w:b/>
+          <w:bCs/>
+          <w:sz w:val="26"/>
+          <w:szCs w:val="26"/>
+          <w:lang w:val="en-US"/>
+        </w:rPr>
+        <w:t xml:space="preserve">FR19: </w:t>
+      </w:r>
+      <w:r>
+        <w:rPr>
+          <w:rFonts w:ascii="Amasis MT Pro" w:hAnsi="Amasis MT Pro"/>
+          <w:sz w:val="26"/>
+          <w:szCs w:val="26"/>
+          <w:lang w:val="en-US"/>
+        </w:rPr>
+        <w:t xml:space="preserve">The system </w:t>
+      </w:r>
+      <w:r>
+        <w:rPr>
+          <w:rFonts w:ascii="Amasis MT Pro" w:hAnsi="Amasis MT Pro"/>
+          <w:sz w:val="26"/>
+          <w:szCs w:val="26"/>
+          <w:lang w:val="en-US"/>
+        </w:rPr>
+        <w:t>should</w:t>
+      </w:r>
+      <w:r>
+        <w:rPr>
+          <w:rFonts w:ascii="Amasis MT Pro" w:hAnsi="Amasis MT Pro"/>
+          <w:sz w:val="26"/>
+          <w:szCs w:val="26"/>
+          <w:lang w:val="en-US"/>
+        </w:rPr>
+        <w:t xml:space="preserve"> validate that the number of seats requested does not exceed the available seats.</w:t>
+      </w:r>
+    </w:p>
+    <w:p>
+      <w:pPr>
+        <w:rPr>
+          <w:rFonts w:ascii="Amasis MT Pro" w:hAnsi="Amasis MT Pro"/>
+          <w:sz w:val="26"/>
+          <w:szCs w:val="26"/>
+          <w:lang w:val="en-US"/>
+        </w:rPr>
+      </w:pPr>
+      <w:r>
+        <w:rPr>
+          <w:rFonts w:ascii="Amasis MT Pro" w:hAnsi="Amasis MT Pro"/>
+          <w:b/>
+          <w:bCs/>
+          <w:sz w:val="26"/>
+          <w:szCs w:val="26"/>
+          <w:lang w:val="en-US"/>
+        </w:rPr>
+        <w:t xml:space="preserve">FR20: </w:t>
+      </w:r>
+      <w:r>
+        <w:rPr>
+          <w:rFonts w:ascii="Amasis MT Pro" w:hAnsi="Amasis MT Pro"/>
+          <w:sz w:val="26"/>
+          <w:szCs w:val="26"/>
+          <w:lang w:val="en-US"/>
+        </w:rPr>
+        <w:t>The system shall generate a booking record and confirmation code after a successful booking.</w:t>
+      </w:r>
+    </w:p>
+    <w:p>
+      <w:pPr>
+        <w:rPr>
+          <w:rFonts w:ascii="Amasis MT Pro" w:hAnsi="Amasis MT Pro"/>
+          <w:sz w:val="26"/>
+          <w:szCs w:val="26"/>
+          <w:lang w:val="en-US"/>
+        </w:rPr>
+      </w:pPr>
+      <w:r>
+        <w:rPr>
+          <w:rFonts w:ascii="Amasis MT Pro" w:hAnsi="Amasis MT Pro"/>
+          <w:b/>
+          <w:bCs/>
+          <w:sz w:val="26"/>
+          <w:szCs w:val="26"/>
+          <w:lang w:val="en-US"/>
+        </w:rPr>
+        <w:t xml:space="preserve">FR21: </w:t>
+      </w:r>
+      <w:r>
+        <w:rPr>
+          <w:rFonts w:ascii="Amasis MT Pro" w:hAnsi="Amasis MT Pro"/>
+          <w:sz w:val="26"/>
+          <w:szCs w:val="26"/>
+          <w:lang w:val="en-US"/>
+        </w:rPr>
+        <w:t xml:space="preserve">The system shall </w:t>
+      </w:r>
+      <w:r>
+        <w:rPr>
+          <w:rFonts w:ascii="Amasis MT Pro" w:hAnsi="Amasis MT Pro"/>
+          <w:sz w:val="26"/>
+          <w:szCs w:val="26"/>
+          <w:lang w:val="en-US"/>
+        </w:rPr>
+        <w:t xml:space="preserve">allow </w:t>
+      </w:r>
+      <w:r>
+        <w:rPr>
+          <w:rFonts w:ascii="Amasis MT Pro" w:hAnsi="Amasis MT Pro"/>
+          <w:sz w:val="26"/>
+          <w:szCs w:val="26"/>
+          <w:lang w:val="en-US"/>
+        </w:rPr>
+        <w:t xml:space="preserve">customers to view all their existing </w:t>
+      </w:r>
+      <w:r>
+        <w:rPr>
+          <w:rFonts w:ascii="Amasis MT Pro" w:hAnsi="Amasis MT Pro"/>
+          <w:sz w:val="26"/>
+          <w:szCs w:val="26"/>
+          <w:lang w:val="en-US"/>
+        </w:rPr>
+        <w:t>bookings.</w:t>
+      </w:r>
+    </w:p>
+    <w:p>
+      <w:pPr>
+        <w:rPr>
+          <w:rFonts w:ascii="Amasis MT Pro" w:hAnsi="Amasis MT Pro"/>
+          <w:sz w:val="26"/>
+          <w:szCs w:val="26"/>
+          <w:lang w:val="en-US"/>
+        </w:rPr>
+      </w:pPr>
+      <w:r>
+        <w:rPr>
+          <w:rFonts w:ascii="Amasis MT Pro" w:hAnsi="Amasis MT Pro"/>
+          <w:b/>
+          <w:bCs/>
+          <w:sz w:val="26"/>
+          <w:szCs w:val="26"/>
+          <w:lang w:val="en-US"/>
+        </w:rPr>
+        <w:t xml:space="preserve">FR22: </w:t>
+      </w:r>
+      <w:r>
+        <w:rPr>
+          <w:rFonts w:ascii="Amasis MT Pro" w:hAnsi="Amasis MT Pro"/>
+          <w:sz w:val="26"/>
+          <w:szCs w:val="26"/>
+          <w:lang w:val="en-US"/>
+        </w:rPr>
+        <w:t>The system shall allow customers to cancel their own bookings.</w:t>
+      </w:r>
+    </w:p>
+    <w:p>
+      <w:pPr>
+        <w:rPr>
+          <w:rFonts w:ascii="Amasis MT Pro" w:hAnsi="Amasis MT Pro"/>
+          <w:sz w:val="26"/>
+          <w:szCs w:val="26"/>
+          <w:lang w:val="en-US"/>
+        </w:rPr>
+      </w:pPr>
+      <w:r>
+        <w:rPr>
+          <w:rFonts w:ascii="Amasis MT Pro" w:hAnsi="Amasis MT Pro"/>
+          <w:b/>
+          <w:bCs/>
+          <w:sz w:val="26"/>
+          <w:szCs w:val="26"/>
+          <w:lang w:val="en-US"/>
+        </w:rPr>
+        <w:t>FR23</w:t>
+      </w:r>
+      <w:r>
+        <w:rPr>
+          <w:rFonts w:ascii="Amasis MT Pro" w:hAnsi="Amasis MT Pro"/>
+          <w:sz w:val="26"/>
+          <w:szCs w:val="26"/>
+          <w:lang w:val="en-US"/>
+        </w:rPr>
+        <w:t xml:space="preserve">: The system </w:t>
+      </w:r>
+      <w:r>
+        <w:rPr>
+          <w:rFonts w:ascii="Amasis MT Pro" w:hAnsi="Amasis MT Pro"/>
+          <w:sz w:val="26"/>
+          <w:szCs w:val="26"/>
+          <w:lang w:val="en-US"/>
+        </w:rPr>
+        <w:t>should</w:t>
+      </w:r>
+      <w:r>
+        <w:rPr>
+          <w:rFonts w:ascii="Amasis MT Pro" w:hAnsi="Amasis MT Pro"/>
+          <w:sz w:val="26"/>
+          <w:szCs w:val="26"/>
+          <w:lang w:val="en-US"/>
+        </w:rPr>
+        <w:t xml:space="preserve"> update the number of </w:t>
+      </w:r>
+      <w:r>
+        <w:rPr>
+          <w:rFonts w:ascii="Amasis MT Pro" w:hAnsi="Amasis MT Pro"/>
+          <w:sz w:val="26"/>
+          <w:szCs w:val="26"/>
+          <w:lang w:val="en-US"/>
+        </w:rPr>
+        <w:t>seats booked</w:t>
+      </w:r>
+      <w:r>
+        <w:rPr>
+          <w:rFonts w:ascii="Amasis MT Pro" w:hAnsi="Amasis MT Pro"/>
+          <w:sz w:val="26"/>
+          <w:szCs w:val="26"/>
+          <w:lang w:val="en-US"/>
+        </w:rPr>
+        <w:t xml:space="preserve"> after each booking or cancellation.</w:t>
+      </w:r>
+    </w:p>
+    <w:p>
+      <w:pPr>
+        <w:rPr>
+          <w:rFonts w:ascii="Amasis MT Pro" w:hAnsi="Amasis MT Pro"/>
+          <w:b/>
+          <w:bCs/>
+          <w:sz w:val="26"/>
+          <w:szCs w:val="26"/>
+          <w:lang w:val="en-US"/>
+        </w:rPr>
+      </w:pPr>
+      <w:r>
+        <w:rPr>
+          <w:rFonts w:ascii="Amasis MT Pro" w:hAnsi="Amasis MT Pro"/>
+          <w:b/>
+          <w:bCs/>
+          <w:sz w:val="26"/>
+          <w:szCs w:val="26"/>
+          <w:lang w:val="en-US"/>
+        </w:rPr>
+        <w:t>FR24:</w:t>
+      </w:r>
+      <w:r>
+        <w:rPr>
+          <w:rFonts w:ascii="Amasis MT Pro" w:hAnsi="Amasis MT Pro"/>
+          <w:sz w:val="26"/>
+          <w:szCs w:val="26"/>
+          <w:lang w:val="en-US"/>
+        </w:rPr>
+        <w:t xml:space="preserve"> The system shall allow customers to view all their flight history.</w:t>
+      </w:r>
+    </w:p>
+    <w:p>
+      <w:pPr>
+        <w:rPr>
+          <w:rFonts w:ascii="Amasis MT Pro" w:hAnsi="Amasis MT Pro"/>
+          <w:sz w:val="26"/>
+          <w:szCs w:val="26"/>
+          <w:lang w:val="en-US"/>
+        </w:rPr>
+      </w:pPr>
+    </w:p>
+    <w:p>
+      <w:pPr>
+        <w:rPr>
+          <w:rFonts w:ascii="Amasis MT Pro" w:hAnsi="Amasis MT Pro"/>
+          <w:b/>
+          <w:bCs/>
+          <w:sz w:val="26"/>
+          <w:szCs w:val="26"/>
+          <w:lang w:val="en-US"/>
+        </w:rPr>
+      </w:pPr>
+      <w:r>
+        <w:rPr>
+          <w:rFonts w:ascii="Amasis MT Pro" w:hAnsi="Amasis MT Pro"/>
+          <w:b/>
+          <w:bCs/>
+          <w:sz w:val="26"/>
+          <w:szCs w:val="26"/>
+          <w:lang w:val="en-US"/>
+        </w:rPr>
+        <w:t>Data Storage &amp; Management</w:t>
+      </w:r>
+    </w:p>
+    <w:p>
+      <w:pPr>
+        <w:rPr>
+          <w:rFonts w:ascii="Amasis MT Pro" w:hAnsi="Amasis MT Pro"/>
+          <w:sz w:val="26"/>
+          <w:szCs w:val="26"/>
+          <w:lang w:val="en-US"/>
+        </w:rPr>
+      </w:pPr>
+      <w:r>
+        <w:rPr>
+          <w:rFonts w:ascii="Amasis MT Pro" w:hAnsi="Amasis MT Pro"/>
+          <w:b/>
+          <w:bCs/>
+          <w:sz w:val="26"/>
+          <w:szCs w:val="26"/>
+          <w:lang w:val="en-US"/>
+        </w:rPr>
+        <w:t xml:space="preserve">FR25: </w:t>
+      </w:r>
+      <w:r>
+        <w:rPr>
+          <w:rFonts w:ascii="Amasis MT Pro" w:hAnsi="Amasis MT Pro"/>
+          <w:sz w:val="26"/>
+          <w:szCs w:val="26"/>
+          <w:lang w:val="en-US"/>
+        </w:rPr>
+        <w:t>The system shall store user account information in a persistent storage medium.</w:t>
+      </w:r>
+    </w:p>
+    <w:p>
+      <w:pPr>
+        <w:rPr>
+          <w:rFonts w:ascii="Amasis MT Pro" w:hAnsi="Amasis MT Pro"/>
+          <w:sz w:val="26"/>
+          <w:szCs w:val="26"/>
+          <w:lang w:val="en-US"/>
+        </w:rPr>
+      </w:pPr>
+      <w:r>
+        <w:rPr>
+          <w:rFonts w:ascii="Amasis MT Pro" w:hAnsi="Amasis MT Pro"/>
+          <w:b/>
+          <w:bCs/>
+          <w:sz w:val="26"/>
+          <w:szCs w:val="26"/>
+          <w:lang w:val="en-US"/>
+        </w:rPr>
+        <w:t xml:space="preserve">FR26: </w:t>
+      </w:r>
+      <w:r>
+        <w:rPr>
+          <w:rFonts w:ascii="Amasis MT Pro" w:hAnsi="Amasis MT Pro"/>
+          <w:sz w:val="26"/>
+          <w:szCs w:val="26"/>
+          <w:lang w:val="en-US"/>
+        </w:rPr>
+        <w:t>The system shall store flight information in a persistent storage medium.</w:t>
+      </w:r>
+    </w:p>
+    <w:p>
+      <w:pPr>
+        <w:rPr>
+          <w:rFonts w:ascii="Amasis MT Pro" w:hAnsi="Amasis MT Pro"/>
+          <w:sz w:val="26"/>
+          <w:szCs w:val="26"/>
+          <w:lang w:val="en-US"/>
+        </w:rPr>
+      </w:pPr>
+      <w:r>
+        <w:rPr>
+          <w:rFonts w:ascii="Amasis MT Pro" w:hAnsi="Amasis MT Pro"/>
+          <w:b/>
+          <w:bCs/>
+          <w:sz w:val="26"/>
+          <w:szCs w:val="26"/>
+          <w:lang w:val="en-US"/>
+        </w:rPr>
+        <w:t xml:space="preserve">FR27: </w:t>
+      </w:r>
+      <w:r>
+        <w:rPr>
+          <w:rFonts w:ascii="Amasis MT Pro" w:hAnsi="Amasis MT Pro"/>
+          <w:sz w:val="26"/>
+          <w:szCs w:val="26"/>
+          <w:lang w:val="en-US"/>
+        </w:rPr>
+        <w:t>The system shall store booking information in a persistent storage medium.</w:t>
+      </w:r>
+    </w:p>
+    <w:p>
+      <w:pPr>
+        <w:rPr>
+          <w:rFonts w:ascii="Amasis MT Pro" w:hAnsi="Amasis MT Pro"/>
+          <w:sz w:val="26"/>
+          <w:szCs w:val="26"/>
+          <w:lang w:val="en-US"/>
+        </w:rPr>
+      </w:pPr>
+      <w:r>
+        <w:rPr>
+          <w:rFonts w:ascii="Amasis MT Pro" w:hAnsi="Amasis MT Pro"/>
+          <w:b/>
+          <w:bCs/>
+          <w:sz w:val="26"/>
+          <w:szCs w:val="26"/>
+          <w:lang w:val="en-US"/>
+        </w:rPr>
+        <w:t xml:space="preserve">FR28: </w:t>
+      </w:r>
+      <w:r>
+        <w:rPr>
+          <w:rFonts w:ascii="Amasis MT Pro" w:hAnsi="Amasis MT Pro"/>
+          <w:sz w:val="26"/>
+          <w:szCs w:val="26"/>
+          <w:lang w:val="en-US"/>
+        </w:rPr>
+        <w:t xml:space="preserve">The system shall load all stored </w:t>
+      </w:r>
+      <w:r>
+        <w:rPr>
+          <w:rFonts w:ascii="Amasis MT Pro" w:hAnsi="Amasis MT Pro"/>
+          <w:sz w:val="26"/>
+          <w:szCs w:val="26"/>
+          <w:lang w:val="en-US"/>
+        </w:rPr>
+        <w:t>data</w:t>
+      </w:r>
+      <w:r>
+        <w:rPr>
+          <w:rFonts w:ascii="Amasis MT Pro" w:hAnsi="Amasis MT Pro"/>
+          <w:sz w:val="26"/>
+          <w:szCs w:val="26"/>
+          <w:lang w:val="en-US"/>
+        </w:rPr>
+        <w:t xml:space="preserve"> when the application starts.</w:t>
+      </w:r>
+    </w:p>
+    <w:p>
+      <w:pPr>
+        <w:rPr>
+          <w:rFonts w:ascii="Amasis MT Pro" w:hAnsi="Amasis MT Pro"/>
+          <w:sz w:val="26"/>
+          <w:szCs w:val="26"/>
+          <w:lang w:val="en-US"/>
+        </w:rPr>
+      </w:pPr>
+      <w:r>
+        <w:rPr>
+          <w:rFonts w:ascii="Amasis MT Pro" w:hAnsi="Amasis MT Pro"/>
+          <w:b/>
+          <w:bCs/>
+          <w:sz w:val="26"/>
+          <w:szCs w:val="26"/>
+          <w:lang w:val="en-US"/>
+        </w:rPr>
+        <w:t xml:space="preserve">FR29: </w:t>
+      </w:r>
+      <w:r>
+        <w:rPr>
+          <w:rFonts w:ascii="Amasis MT Pro" w:hAnsi="Amasis MT Pro"/>
+          <w:sz w:val="26"/>
+          <w:szCs w:val="26"/>
+          <w:lang w:val="en-US"/>
+        </w:rPr>
+        <w:t xml:space="preserve">The system shall save all </w:t>
+      </w:r>
+      <w:r>
+        <w:rPr>
+          <w:rFonts w:ascii="Amasis MT Pro" w:hAnsi="Amasis MT Pro"/>
+          <w:sz w:val="26"/>
+          <w:szCs w:val="26"/>
+          <w:lang w:val="en-US"/>
+        </w:rPr>
+        <w:t>updated data when the application closes.</w:t>
+      </w:r>
+    </w:p>
+    <w:p>
+      <w:pPr>
+        <w:rPr>
+          <w:rFonts w:ascii="Amasis MT Pro" w:hAnsi="Amasis MT Pro"/>
+          <w:b/>
+          <w:bCs/>
+          <w:sz w:val="26"/>
+          <w:szCs w:val="26"/>
+          <w:lang w:val="en-US"/>
+        </w:rPr>
+      </w:pPr>
+    </w:p>
+    <w:p>
+      <w:pPr>
+        <w:rPr>
+          <w:rFonts w:ascii="Amasis MT Pro" w:hAnsi="Amasis MT Pro"/>
+          <w:b/>
+          <w:bCs/>
+          <w:sz w:val="26"/>
+          <w:szCs w:val="26"/>
+          <w:lang w:val="en-US"/>
+        </w:rPr>
+      </w:pPr>
+    </w:p>
+    <w:p>
+      <w:pPr>
+        <w:rPr>
+          <w:rFonts w:ascii="Amasis MT Pro" w:hAnsi="Amasis MT Pro"/>
+          <w:b/>
+          <w:bCs/>
+          <w:sz w:val="26"/>
+          <w:szCs w:val="26"/>
+          <w:lang w:val="en-US"/>
+        </w:rPr>
+      </w:pPr>
+    </w:p>
+    <w:p>
+      <w:pPr>
+        <w:rPr>
+          <w:rFonts w:ascii="Amasis MT Pro" w:hAnsi="Amasis MT Pro"/>
+          <w:b/>
+          <w:bCs/>
+          <w:sz w:val="26"/>
+          <w:szCs w:val="26"/>
+          <w:lang w:val="en-US"/>
+        </w:rPr>
+      </w:pPr>
+      <w:r>
+        <w:rPr>
+          <w:rFonts w:ascii="Amasis MT Pro" w:hAnsi="Amasis MT Pro"/>
+          <w:b/>
+          <w:bCs/>
+          <w:sz w:val="26"/>
+          <w:szCs w:val="26"/>
+          <w:lang w:val="en-US"/>
+        </w:rPr>
+        <w:t>Input V</w:t>
+      </w:r>
+      <w:r>
+        <w:rPr>
+          <w:rFonts w:ascii="Amasis MT Pro" w:hAnsi="Amasis MT Pro"/>
+          <w:b/>
+          <w:bCs/>
+          <w:sz w:val="26"/>
+          <w:szCs w:val="26"/>
+          <w:lang w:val="en-US"/>
+        </w:rPr>
+        <w:t>alidation</w:t>
+      </w:r>
+    </w:p>
+    <w:p>
+      <w:pPr>
+        <w:rPr>
+          <w:rFonts w:ascii="Amasis MT Pro" w:hAnsi="Amasis MT Pro"/>
+          <w:sz w:val="26"/>
+          <w:szCs w:val="26"/>
+          <w:lang w:val="en-US"/>
+        </w:rPr>
+      </w:pPr>
+      <w:r>
+        <w:rPr>
+          <w:rFonts w:ascii="Amasis MT Pro" w:hAnsi="Amasis MT Pro"/>
+          <w:b/>
+          <w:bCs/>
+          <w:sz w:val="26"/>
+          <w:szCs w:val="26"/>
+          <w:lang w:val="en-US"/>
+        </w:rPr>
+        <w:t xml:space="preserve">FR30: </w:t>
+      </w:r>
+      <w:r>
+        <w:rPr>
+          <w:rFonts w:ascii="Amasis MT Pro" w:hAnsi="Amasis MT Pro"/>
+          <w:sz w:val="26"/>
+          <w:szCs w:val="26"/>
+          <w:lang w:val="en-US"/>
+        </w:rPr>
+        <w:t>The system shall validate all user inputs to ensure they are in the correct format.</w:t>
+      </w:r>
+    </w:p>
+    <w:p>
+      <w:pPr>
+        <w:rPr>
+          <w:rFonts w:ascii="Amasis MT Pro" w:hAnsi="Amasis MT Pro"/>
+          <w:sz w:val="26"/>
+          <w:szCs w:val="26"/>
+          <w:lang w:val="en-US"/>
+        </w:rPr>
+      </w:pPr>
+      <w:r>
+        <w:rPr>
+          <w:rFonts w:ascii="Amasis MT Pro" w:hAnsi="Amasis MT Pro"/>
+          <w:b/>
+          <w:bCs/>
+          <w:sz w:val="26"/>
+          <w:szCs w:val="26"/>
+          <w:lang w:val="en-US"/>
+        </w:rPr>
+        <w:t>FR</w:t>
+      </w:r>
+      <w:r>
+        <w:rPr>
+          <w:rFonts w:ascii="Amasis MT Pro" w:hAnsi="Amasis MT Pro"/>
+          <w:b/>
+          <w:bCs/>
+          <w:sz w:val="26"/>
+          <w:szCs w:val="26"/>
+          <w:lang w:val="en-US"/>
+        </w:rPr>
+        <w:t>31:</w:t>
+      </w:r>
+      <w:r>
+        <w:rPr>
+          <w:rFonts w:ascii="Amasis MT Pro" w:hAnsi="Amasis MT Pro"/>
+          <w:sz w:val="26"/>
+          <w:szCs w:val="26"/>
+          <w:lang w:val="en-US"/>
+        </w:rPr>
+        <w:t xml:space="preserve"> The system shall</w:t>
+      </w:r>
+      <w:r>
+        <w:rPr>
+          <w:rFonts w:ascii="Amasis MT Pro" w:hAnsi="Amasis MT Pro"/>
+          <w:sz w:val="26"/>
+          <w:szCs w:val="26"/>
+          <w:lang w:val="en-US"/>
+        </w:rPr>
+        <w:t xml:space="preserve"> validate</w:t>
+      </w:r>
+      <w:r>
+        <w:rPr>
+          <w:rFonts w:ascii="Amasis MT Pro" w:hAnsi="Amasis MT Pro"/>
+          <w:sz w:val="26"/>
+          <w:szCs w:val="26"/>
+          <w:lang w:val="en-US"/>
+        </w:rPr>
+        <w:t xml:space="preserve"> </w:t>
+      </w:r>
+      <w:r>
+        <w:rPr>
+          <w:rFonts w:ascii="Amasis MT Pro" w:hAnsi="Amasis MT Pro"/>
+          <w:sz w:val="26"/>
+          <w:szCs w:val="26"/>
+          <w:lang w:val="en-US"/>
+        </w:rPr>
+        <w:t>that a selected flight exists before processing a booking or update.</w:t>
+      </w:r>
+    </w:p>
+    <w:p>
+      <w:pPr>
+        <w:rPr>
+          <w:rFonts w:ascii="Amasis MT Pro" w:hAnsi="Amasis MT Pro"/>
+          <w:sz w:val="26"/>
+          <w:szCs w:val="26"/>
+          <w:lang w:val="en-US"/>
+        </w:rPr>
+      </w:pPr>
+      <w:r>
+        <w:rPr>
+          <w:rFonts w:ascii="Amasis MT Pro" w:hAnsi="Amasis MT Pro"/>
+          <w:b/>
+          <w:bCs/>
+          <w:sz w:val="26"/>
+          <w:szCs w:val="26"/>
+          <w:lang w:val="en-US"/>
+        </w:rPr>
+        <w:t>FR</w:t>
+      </w:r>
+      <w:r>
+        <w:rPr>
+          <w:rFonts w:ascii="Amasis MT Pro" w:hAnsi="Amasis MT Pro"/>
+          <w:b/>
+          <w:bCs/>
+          <w:sz w:val="26"/>
+          <w:szCs w:val="26"/>
+          <w:lang w:val="en-US"/>
+        </w:rPr>
+        <w:t>32:</w:t>
+      </w:r>
+      <w:r>
+        <w:rPr>
+          <w:rFonts w:ascii="Amasis MT Pro" w:hAnsi="Amasis MT Pro"/>
+          <w:sz w:val="26"/>
+          <w:szCs w:val="26"/>
+          <w:lang w:val="en-US"/>
+        </w:rPr>
+        <w:t xml:space="preserve"> The system shall prevent booking requests with zero, negative, or non-numeric seat values.</w:t>
+      </w:r>
+    </w:p>
+    <w:p>
+      <w:pPr>
+        <w:rPr>
+          <w:rFonts w:ascii="Amasis MT Pro" w:hAnsi="Amasis MT Pro"/>
+          <w:b/>
+          <w:bCs/>
+          <w:sz w:val="26"/>
+          <w:szCs w:val="26"/>
+          <w:lang w:val="en-US"/>
+        </w:rPr>
+      </w:pPr>
+    </w:p>
+    <w:p>
+      <w:pPr>
+        <w:rPr>
+          <w:rFonts w:ascii="Amasis MT Pro" w:hAnsi="Amasis MT Pro"/>
+          <w:b/>
+          <w:bCs/>
+          <w:sz w:val="26"/>
+          <w:szCs w:val="26"/>
+          <w:lang w:val="en-US"/>
+        </w:rPr>
+      </w:pPr>
+      <w:r>
+        <w:rPr>
+          <w:rFonts w:ascii="Amasis MT Pro" w:hAnsi="Amasis MT Pro"/>
+          <w:b/>
+          <w:bCs/>
+          <w:sz w:val="26"/>
+          <w:szCs w:val="26"/>
+          <w:lang w:val="en-US"/>
+        </w:rPr>
+        <w:t>System Navigation &amp; User Interface</w:t>
+      </w:r>
+    </w:p>
+    <w:p>
+      <w:pPr>
+        <w:rPr>
+          <w:rFonts w:ascii="Amasis MT Pro" w:hAnsi="Amasis MT Pro"/>
+          <w:sz w:val="26"/>
+          <w:szCs w:val="26"/>
+          <w:lang w:val="en-US"/>
+        </w:rPr>
+      </w:pPr>
+      <w:r>
+        <w:rPr>
+          <w:rFonts w:ascii="Amasis MT Pro" w:hAnsi="Amasis MT Pro"/>
+          <w:b/>
+          <w:bCs/>
+          <w:sz w:val="26"/>
+          <w:szCs w:val="26"/>
+          <w:lang w:val="en-US"/>
+        </w:rPr>
+        <w:t>FR3</w:t>
+      </w:r>
+      <w:r>
+        <w:rPr>
+          <w:rFonts w:ascii="Amasis MT Pro" w:hAnsi="Amasis MT Pro"/>
+          <w:b/>
+          <w:bCs/>
+          <w:sz w:val="26"/>
+          <w:szCs w:val="26"/>
+          <w:lang w:val="en-US"/>
+        </w:rPr>
+        <w:t>3</w:t>
+      </w:r>
+      <w:r>
+        <w:rPr>
+          <w:rFonts w:ascii="Amasis MT Pro" w:hAnsi="Amasis MT Pro"/>
+          <w:b/>
+          <w:bCs/>
+          <w:sz w:val="26"/>
+          <w:szCs w:val="26"/>
+          <w:lang w:val="en-US"/>
+        </w:rPr>
+        <w:t>:</w:t>
+      </w:r>
+      <w:r>
+        <w:rPr>
+          <w:rFonts w:ascii="Amasis MT Pro" w:hAnsi="Amasis MT Pro"/>
+          <w:sz w:val="26"/>
+          <w:szCs w:val="26"/>
+          <w:lang w:val="en-US"/>
+        </w:rPr>
+        <w:t xml:space="preserve"> The system shall display clear </w:t>
+      </w:r>
+      <w:r>
+        <w:rPr>
+          <w:rFonts w:ascii="Amasis MT Pro" w:hAnsi="Amasis MT Pro"/>
+          <w:sz w:val="26"/>
+          <w:szCs w:val="26"/>
+          <w:lang w:val="en-US"/>
+        </w:rPr>
+        <w:t>menus for each user role.</w:t>
+      </w:r>
+    </w:p>
+    <w:p>
+      <w:pPr>
+        <w:rPr>
+          <w:rFonts w:ascii="Amasis MT Pro" w:hAnsi="Amasis MT Pro"/>
+          <w:sz w:val="26"/>
+          <w:szCs w:val="26"/>
+          <w:lang w:val="en-US"/>
+        </w:rPr>
+      </w:pPr>
+      <w:r>
+        <w:rPr>
+          <w:rFonts w:ascii="Amasis MT Pro" w:hAnsi="Amasis MT Pro"/>
+          <w:b/>
+          <w:bCs/>
+          <w:sz w:val="26"/>
+          <w:szCs w:val="26"/>
+          <w:lang w:val="en-US"/>
+        </w:rPr>
+        <w:t>FR34:</w:t>
+      </w:r>
+      <w:r>
+        <w:rPr>
+          <w:rFonts w:ascii="Amasis MT Pro" w:hAnsi="Amasis MT Pro"/>
+          <w:sz w:val="26"/>
+          <w:szCs w:val="26"/>
+          <w:lang w:val="en-US"/>
+        </w:rPr>
+        <w:t xml:space="preserve"> The system shall display meaningful error messages when invalid input is entered.</w:t>
+      </w:r>
+    </w:p>
+    <w:p>
+      <w:pPr>
+        <w:rPr>
+          <w:rFonts w:ascii="Amasis MT Pro" w:hAnsi="Amasis MT Pro"/>
+          <w:sz w:val="26"/>
+          <w:szCs w:val="26"/>
+          <w:lang w:val="en-US"/>
+        </w:rPr>
+      </w:pPr>
+      <w:r>
+        <w:rPr>
+          <w:rFonts w:ascii="Amasis MT Pro" w:hAnsi="Amasis MT Pro"/>
+          <w:b/>
+          <w:bCs/>
+          <w:sz w:val="26"/>
+          <w:szCs w:val="26"/>
+          <w:lang w:val="en-US"/>
+        </w:rPr>
+        <w:t>FR35:</w:t>
+      </w:r>
+      <w:r>
+        <w:rPr>
+          <w:rFonts w:ascii="Amasis MT Pro" w:hAnsi="Amasis MT Pro"/>
+          <w:sz w:val="26"/>
+          <w:szCs w:val="26"/>
+          <w:lang w:val="en-US"/>
+        </w:rPr>
+        <w:t xml:space="preserve"> The system shall allow users to return to the main menu after completing an action.</w:t>
+      </w:r>
+    </w:p>
+    <w:p>
+      <w:pPr>
+        <w:rPr>
+          <w:rFonts w:ascii="Amasis MT Pro" w:hAnsi="Amasis MT Pro"/>
+          <w:sz w:val="26"/>
+          <w:szCs w:val="26"/>
+          <w:lang w:val="en-US"/>
+        </w:rPr>
+      </w:pPr>
+    </w:p>
+    <w:p>
+      <w:pPr>
+        <w:rPr>
+          <w:rFonts w:ascii="Amasis MT Pro" w:hAnsi="Amasis MT Pro"/>
+          <w:sz w:val="26"/>
+          <w:szCs w:val="26"/>
+          <w:lang w:val="en-US"/>
+        </w:rPr>
+      </w:pPr>
+    </w:p>
+    <w:p>
+      <w:pPr>
+        <w:rPr>
+          <w:rFonts w:ascii="Amasis MT Pro" w:hAnsi="Amasis MT Pro"/>
+          <w:sz w:val="26"/>
+          <w:szCs w:val="26"/>
+          <w:lang w:val="en-US"/>
+        </w:rPr>
+      </w:pPr>
+    </w:p>
+    <w:p>
+      <w:pPr>
+        <w:rPr>
+          <w:rFonts w:ascii="Amasis MT Pro" w:hAnsi="Amasis MT Pro"/>
+          <w:sz w:val="26"/>
+          <w:szCs w:val="26"/>
+          <w:lang w:val="en-US"/>
+        </w:rPr>
+      </w:pPr>
+    </w:p>
+    <w:p>
+      <w:pPr>
+        <w:rPr>
+          <w:rFonts w:ascii="Amasis MT Pro" w:hAnsi="Amasis MT Pro"/>
+          <w:sz w:val="26"/>
+          <w:szCs w:val="26"/>
+          <w:lang w:val="en-US"/>
+        </w:rPr>
+      </w:pPr>
+    </w:p>
+    <w:p>
+      <w:pPr>
+        <w:rPr>
+          <w:rFonts w:ascii="Amasis MT Pro" w:hAnsi="Amasis MT Pro"/>
+          <w:sz w:val="26"/>
+          <w:szCs w:val="26"/>
+          <w:lang w:val="en-US"/>
+        </w:rPr>
+      </w:pPr>
+    </w:p>
+    <w:p>
+      <w:pPr>
+        <w:rPr>
+          <w:rFonts w:ascii="Amasis MT Pro" w:hAnsi="Amasis MT Pro"/>
+          <w:sz w:val="26"/>
+          <w:szCs w:val="26"/>
+          <w:lang w:val="en-US"/>
+        </w:rPr>
+      </w:pPr>
+    </w:p>
+    <w:p>
+      <w:pPr>
+        <w:rPr>
+          <w:rFonts w:ascii="Amasis MT Pro" w:hAnsi="Amasis MT Pro"/>
+          <w:sz w:val="26"/>
+          <w:szCs w:val="26"/>
+          <w:lang w:val="en-US"/>
+        </w:rPr>
+      </w:pPr>
+    </w:p>
+    <w:p>
+      <w:pPr>
+        <w:rPr>
+          <w:rFonts w:ascii="Amasis MT Pro" w:hAnsi="Amasis MT Pro"/>
+          <w:sz w:val="26"/>
+          <w:szCs w:val="26"/>
+          <w:lang w:val="en-US"/>
+        </w:rPr>
+      </w:pPr>
+    </w:p>
+    <w:p>
+      <w:pPr>
+        <w:rPr>
+          <w:rFonts w:ascii="Amasis MT Pro" w:hAnsi="Amasis MT Pro"/>
+          <w:sz w:val="26"/>
+          <w:szCs w:val="26"/>
+          <w:lang w:val="en-US"/>
+        </w:rPr>
+      </w:pPr>
+    </w:p>
+    <w:p>
+      <w:pPr>
+        <w:rPr>
+          <w:rFonts w:ascii="Amasis MT Pro" w:hAnsi="Amasis MT Pro"/>
+          <w:sz w:val="26"/>
+          <w:szCs w:val="26"/>
+          <w:lang w:val="en-US"/>
+        </w:rPr>
+      </w:pPr>
+    </w:p>
+    <w:p>
+      <w:pPr>
+        <w:rPr>
+          <w:rFonts w:ascii="Amasis MT Pro" w:hAnsi="Amasis MT Pro"/>
+          <w:sz w:val="26"/>
+          <w:szCs w:val="26"/>
+          <w:lang w:val="en-US"/>
+        </w:rPr>
+      </w:pPr>
+    </w:p>
+    <w:p>
+      <w:pPr>
+        <w:rPr>
+          <w:rFonts w:ascii="Amasis MT Pro" w:hAnsi="Amasis MT Pro"/>
+          <w:sz w:val="26"/>
+          <w:szCs w:val="26"/>
+          <w:lang w:val="en-US"/>
+        </w:rPr>
+      </w:pPr>
+    </w:p>
+    <w:p>
+      <w:pPr>
+        <w:rPr>
+          <w:rFonts w:ascii="Amasis MT Pro" w:hAnsi="Amasis MT Pro"/>
+          <w:b/>
+          <w:bCs/>
+          <w:sz w:val="26"/>
+          <w:szCs w:val="26"/>
+          <w:lang w:val="en-US"/>
+        </w:rPr>
       </w:pPr>
     </w:p>
     <w:p>
@@ -5398,9 +7242,7 @@
           <w:lang w:val="en-US"/>
         </w:rPr>
       </w:pPr>
-    </w:p>
-    <w:p>
-      <w:pPr>
+      <w:r>
         <w:rPr>
           <w:rFonts w:ascii="Amasis MT Pro" w:hAnsi="Amasis MT Pro"/>
           <w:b/>
@@ -5409,139 +7251,7 @@
           <w:szCs w:val="30"/>
           <w:lang w:val="en-US"/>
         </w:rPr>
-      </w:pPr>
-    </w:p>
-    <w:p>
-      <w:pPr>
-        <w:rPr>
-          <w:rFonts w:ascii="Amasis MT Pro" w:hAnsi="Amasis MT Pro"/>
-          <w:b/>
-          <w:bCs/>
-          <w:sz w:val="30"/>
-          <w:szCs w:val="30"/>
-          <w:lang w:val="en-US"/>
-        </w:rPr>
-      </w:pPr>
-    </w:p>
-    <w:p>
-      <w:pPr>
-        <w:rPr>
-          <w:rFonts w:ascii="Amasis MT Pro" w:hAnsi="Amasis MT Pro"/>
-          <w:b/>
-          <w:bCs/>
-          <w:sz w:val="30"/>
-          <w:szCs w:val="30"/>
-          <w:lang w:val="en-US"/>
-        </w:rPr>
-      </w:pPr>
-    </w:p>
-    <w:p>
-      <w:pPr>
-        <w:rPr>
-          <w:rFonts w:ascii="Amasis MT Pro" w:hAnsi="Amasis MT Pro"/>
-          <w:b/>
-          <w:bCs/>
-          <w:sz w:val="30"/>
-          <w:szCs w:val="30"/>
-          <w:lang w:val="en-US"/>
-        </w:rPr>
-      </w:pPr>
-    </w:p>
-    <w:p>
-      <w:pPr>
-        <w:rPr>
-          <w:rFonts w:ascii="Amasis MT Pro" w:hAnsi="Amasis MT Pro"/>
-          <w:b/>
-          <w:bCs/>
-          <w:sz w:val="30"/>
-          <w:szCs w:val="30"/>
-          <w:lang w:val="en-US"/>
-        </w:rPr>
-      </w:pPr>
-    </w:p>
-    <w:p>
-      <w:pPr>
-        <w:jc w:val="center"/>
-        <w:rPr>
-          <w:rFonts w:ascii="Amasis MT Pro" w:hAnsi="Amasis MT Pro"/>
-          <w:b/>
-          <w:bCs/>
-          <w:sz w:val="32"/>
-          <w:szCs w:val="32"/>
-          <w:lang w:val="en-US"/>
-        </w:rPr>
-      </w:pPr>
-    </w:p>
-    <w:p>
-      <w:pPr>
-        <w:jc w:val="center"/>
-        <w:rPr>
-          <w:rFonts w:ascii="Amasis MT Pro" w:hAnsi="Amasis MT Pro"/>
-          <w:b/>
-          <w:bCs/>
-          <w:sz w:val="32"/>
-          <w:szCs w:val="32"/>
-          <w:lang w:val="en-US"/>
-        </w:rPr>
-      </w:pPr>
-      <w:r>
-        <w:rPr>
-          <w:rFonts w:ascii="Amasis MT Pro" w:hAnsi="Amasis MT Pro"/>
-          <w:b/>
-          <w:bCs/>
-          <w:sz w:val="32"/>
-          <w:szCs w:val="32"/>
-          <w:lang w:val="en-US"/>
-        </w:rPr>
-        <w:t>Task 2: Requirements Engineering</w:t>
-      </w:r>
-    </w:p>
-    <w:p>
-      <w:pPr>
-        <w:rPr>
-          <w:rFonts w:ascii="Amasis MT Pro" w:hAnsi="Amasis MT Pro"/>
-          <w:sz w:val="26"/>
-          <w:szCs w:val="26"/>
-          <w:lang w:val="en-US"/>
-        </w:rPr>
-      </w:pPr>
-      <w:r>
-        <w:rPr>
-          <w:rFonts w:ascii="Amasis MT Pro" w:hAnsi="Amasis MT Pro"/>
-          <w:sz w:val="26"/>
-          <w:szCs w:val="26"/>
-          <w:lang w:val="en-US"/>
-        </w:rPr>
-        <w:tab/>
-      </w:r>
-      <w:r>
-        <w:rPr>
-          <w:rFonts w:ascii="Amasis MT Pro" w:hAnsi="Amasis MT Pro"/>
-          <w:sz w:val="26"/>
-          <w:szCs w:val="26"/>
-          <w:lang w:val="en-US"/>
-        </w:rPr>
-        <w:t xml:space="preserve">Here we list down every functional and non-functional </w:t>
-      </w:r>
-      <w:proofErr w:type="gramStart"/>
-      <w:r>
-        <w:rPr>
-          <w:rFonts w:ascii="Amasis MT Pro" w:hAnsi="Amasis MT Pro"/>
-          <w:sz w:val="26"/>
-          <w:szCs w:val="26"/>
-          <w:lang w:val="en-US"/>
-        </w:rPr>
-        <w:t>requirements</w:t>
-      </w:r>
-      <w:proofErr w:type="gramEnd"/>
-      <w:r>
-        <w:rPr>
-          <w:rFonts w:ascii="Amasis MT Pro" w:hAnsi="Amasis MT Pro"/>
-          <w:sz w:val="26"/>
-          <w:szCs w:val="26"/>
-          <w:lang w:val="en-US"/>
-        </w:rPr>
-        <w:t xml:space="preserve"> of the flight </w:t>
+        <w:t>Non-Functional Requirements</w:t>
       </w:r>
     </w:p>
     <w:p>
@@ -5562,3024 +7272,1095 @@
           <w:rFonts w:ascii="Amasis MT Pro" w:hAnsi="Amasis MT Pro"/>
           <w:b/>
           <w:bCs/>
-          <w:sz w:val="30"/>
-          <w:szCs w:val="30"/>
-          <w:lang w:val="en-US"/>
-        </w:rPr>
-      </w:pPr>
-      <w:r>
-        <w:rPr>
-          <w:rFonts w:ascii="Amasis MT Pro" w:hAnsi="Amasis MT Pro"/>
-          <w:b/>
-          <w:bCs/>
-          <w:sz w:val="30"/>
-          <w:szCs w:val="30"/>
-          <w:lang w:val="en-US"/>
-        </w:rPr>
-        <w:t>Functional Requirements</w:t>
-      </w:r>
-    </w:p>
-    <w:p>
-      <w:pPr>
-        <w:rPr>
-          <w:rFonts w:ascii="Amasis MT Pro" w:hAnsi="Amasis MT Pro"/>
-          <w:b/>
-          <w:bCs/>
-          <w:sz w:val="2"/>
-          <w:szCs w:val="2"/>
-          <w:lang w:val="en-US"/>
-        </w:rPr>
-      </w:pPr>
-    </w:p>
-    <w:p>
-      <w:pPr>
-        <w:rPr>
-          <w:rFonts w:ascii="Amasis MT Pro" w:hAnsi="Amasis MT Pro"/>
-          <w:b/>
-          <w:bCs/>
-          <w:sz w:val="26"/>
-          <w:szCs w:val="26"/>
-          <w:lang w:val="en-US"/>
-        </w:rPr>
-      </w:pPr>
-      <w:r>
-        <w:rPr>
-          <w:rFonts w:ascii="Amasis MT Pro" w:hAnsi="Amasis MT Pro"/>
-          <w:b/>
-          <w:bCs/>
-          <w:sz w:val="26"/>
-          <w:szCs w:val="26"/>
-          <w:lang w:val="en-US"/>
-        </w:rPr>
-        <w:t>User Authentication &amp; Account Management</w:t>
-      </w:r>
-    </w:p>
-    <w:p>
-      <w:pPr>
-        <w:rPr>
-          <w:rFonts w:ascii="Amasis MT Pro" w:hAnsi="Amasis MT Pro"/>
-          <w:sz w:val="26"/>
-          <w:szCs w:val="26"/>
-          <w:lang w:val="en-US"/>
-        </w:rPr>
-      </w:pPr>
-      <w:r>
-        <w:rPr>
-          <w:rFonts w:ascii="Amasis MT Pro" w:hAnsi="Amasis MT Pro"/>
-          <w:b/>
-          <w:bCs/>
-          <w:sz w:val="26"/>
-          <w:szCs w:val="26"/>
-          <w:lang w:val="en-US"/>
-        </w:rPr>
-        <w:t>FR1</w:t>
-      </w:r>
-      <w:r>
-        <w:rPr>
-          <w:rFonts w:ascii="Amasis MT Pro" w:hAnsi="Amasis MT Pro"/>
-          <w:b/>
-          <w:bCs/>
-          <w:sz w:val="26"/>
-          <w:szCs w:val="26"/>
-          <w:lang w:val="en-US"/>
-        </w:rPr>
-        <w:t xml:space="preserve">: </w:t>
-      </w:r>
-      <w:r>
-        <w:rPr>
-          <w:rFonts w:ascii="Amasis MT Pro" w:hAnsi="Amasis MT Pro"/>
-          <w:sz w:val="26"/>
-          <w:szCs w:val="26"/>
-          <w:lang w:val="en-US"/>
-        </w:rPr>
-        <w:t>The system shall allow users to login using valid username and password.</w:t>
-      </w:r>
-    </w:p>
-    <w:p>
-      <w:pPr>
-        <w:rPr>
-          <w:rFonts w:ascii="Amasis MT Pro" w:hAnsi="Amasis MT Pro"/>
-          <w:sz w:val="26"/>
-          <w:szCs w:val="26"/>
-          <w:lang w:val="en-US"/>
-        </w:rPr>
-      </w:pPr>
-      <w:r>
-        <w:rPr>
-          <w:rFonts w:ascii="Amasis MT Pro" w:hAnsi="Amasis MT Pro"/>
-          <w:b/>
-          <w:bCs/>
-          <w:sz w:val="26"/>
-          <w:szCs w:val="26"/>
-          <w:lang w:val="en-US"/>
-        </w:rPr>
-        <w:t xml:space="preserve">FR2: </w:t>
-      </w:r>
-      <w:r>
-        <w:rPr>
-          <w:rFonts w:ascii="Amasis MT Pro" w:hAnsi="Amasis MT Pro"/>
-          <w:sz w:val="26"/>
-          <w:szCs w:val="26"/>
-          <w:lang w:val="en-US"/>
-        </w:rPr>
-        <w:t>The system shall validate user credentials against the stored data.</w:t>
-      </w:r>
-    </w:p>
-    <w:p>
-      <w:pPr>
-        <w:rPr>
-          <w:rFonts w:ascii="Amasis MT Pro" w:hAnsi="Amasis MT Pro"/>
-          <w:sz w:val="26"/>
-          <w:szCs w:val="26"/>
-          <w:lang w:val="en-US"/>
-        </w:rPr>
-      </w:pPr>
-      <w:r>
-        <w:rPr>
-          <w:rFonts w:ascii="Amasis MT Pro" w:hAnsi="Amasis MT Pro"/>
-          <w:b/>
-          <w:bCs/>
-          <w:sz w:val="26"/>
-          <w:szCs w:val="26"/>
-          <w:lang w:val="en-US"/>
-        </w:rPr>
-        <w:t xml:space="preserve">FR3: </w:t>
-      </w:r>
-      <w:r>
-        <w:rPr>
-          <w:rFonts w:ascii="Amasis MT Pro" w:hAnsi="Amasis MT Pro"/>
-          <w:sz w:val="26"/>
-          <w:szCs w:val="26"/>
-          <w:lang w:val="en-US"/>
-        </w:rPr>
-        <w:t>The system shall determine the user’s role</w:t>
-      </w:r>
-      <w:r>
-        <w:rPr>
-          <w:rFonts w:ascii="Amasis MT Pro" w:hAnsi="Amasis MT Pro"/>
-          <w:sz w:val="26"/>
-          <w:szCs w:val="26"/>
-          <w:lang w:val="en-US"/>
-        </w:rPr>
-        <w:t xml:space="preserve"> after successful login.</w:t>
-      </w:r>
-    </w:p>
-    <w:p>
-      <w:pPr>
-        <w:rPr>
-          <w:rFonts w:ascii="Amasis MT Pro" w:hAnsi="Amasis MT Pro"/>
-          <w:sz w:val="26"/>
-          <w:szCs w:val="26"/>
-          <w:lang w:val="en-US"/>
-        </w:rPr>
-      </w:pPr>
-      <w:r>
-        <w:rPr>
-          <w:rFonts w:ascii="Amasis MT Pro" w:hAnsi="Amasis MT Pro"/>
-          <w:b/>
-          <w:bCs/>
-          <w:sz w:val="26"/>
-          <w:szCs w:val="26"/>
-          <w:lang w:val="en-US"/>
-        </w:rPr>
-        <w:t xml:space="preserve">FR4: </w:t>
-      </w:r>
-      <w:r>
-        <w:rPr>
-          <w:rFonts w:ascii="Amasis MT Pro" w:hAnsi="Amasis MT Pro"/>
-          <w:sz w:val="26"/>
-          <w:szCs w:val="26"/>
-          <w:lang w:val="en-US"/>
-        </w:rPr>
-        <w:t>The system shall allow new users to create an account by</w:t>
-      </w:r>
-      <w:r>
-        <w:rPr>
-          <w:rFonts w:ascii="Amasis MT Pro" w:hAnsi="Amasis MT Pro"/>
-          <w:sz w:val="26"/>
-          <w:szCs w:val="26"/>
-          <w:lang w:val="en-US"/>
-        </w:rPr>
-        <w:t xml:space="preserve"> providing required personal information.</w:t>
-      </w:r>
-    </w:p>
-    <w:p>
-      <w:pPr>
-        <w:rPr>
-          <w:rFonts w:ascii="Amasis MT Pro" w:hAnsi="Amasis MT Pro"/>
-          <w:sz w:val="26"/>
-          <w:szCs w:val="26"/>
-          <w:lang w:val="en-US"/>
-        </w:rPr>
-      </w:pPr>
-      <w:r>
-        <w:rPr>
-          <w:rFonts w:ascii="Amasis MT Pro" w:hAnsi="Amasis MT Pro"/>
-          <w:b/>
-          <w:bCs/>
-          <w:sz w:val="26"/>
-          <w:szCs w:val="26"/>
-          <w:lang w:val="en-US"/>
-        </w:rPr>
-        <w:t xml:space="preserve">FR5: </w:t>
-      </w:r>
-      <w:r>
-        <w:rPr>
-          <w:rFonts w:ascii="Amasis MT Pro" w:hAnsi="Amasis MT Pro"/>
-          <w:sz w:val="26"/>
-          <w:szCs w:val="26"/>
-          <w:lang w:val="en-US"/>
-        </w:rPr>
-        <w:t>The system shall prevent registration if the username already exists.</w:t>
-      </w:r>
-    </w:p>
-    <w:p>
-      <w:pPr>
-        <w:rPr>
-          <w:rFonts w:ascii="Amasis MT Pro" w:hAnsi="Amasis MT Pro"/>
-          <w:sz w:val="26"/>
-          <w:szCs w:val="26"/>
-          <w:lang w:val="en-US"/>
-        </w:rPr>
-      </w:pPr>
-      <w:r>
-        <w:rPr>
-          <w:rFonts w:ascii="Amasis MT Pro" w:hAnsi="Amasis MT Pro"/>
-          <w:b/>
-          <w:bCs/>
-          <w:sz w:val="26"/>
-          <w:szCs w:val="26"/>
-          <w:lang w:val="en-US"/>
-        </w:rPr>
-        <w:t xml:space="preserve">FR6: </w:t>
-      </w:r>
-      <w:r>
-        <w:rPr>
-          <w:rFonts w:ascii="Amasis MT Pro" w:hAnsi="Amasis MT Pro"/>
-          <w:sz w:val="26"/>
-          <w:szCs w:val="26"/>
-          <w:lang w:val="en-US"/>
-        </w:rPr>
-        <w:t>The system shall allow users to log out and return to the main menu.</w:t>
-      </w:r>
-    </w:p>
-    <w:p>
-      <w:pPr>
-        <w:rPr>
-          <w:rFonts w:ascii="Amasis MT Pro" w:hAnsi="Amasis MT Pro"/>
-          <w:sz w:val="26"/>
-          <w:szCs w:val="26"/>
-          <w:lang w:val="en-US"/>
-        </w:rPr>
-      </w:pPr>
-    </w:p>
-    <w:p>
-      <w:pPr>
-        <w:rPr>
-          <w:rFonts w:ascii="Amasis MT Pro" w:hAnsi="Amasis MT Pro"/>
-          <w:b/>
-          <w:bCs/>
-          <w:sz w:val="26"/>
-          <w:szCs w:val="26"/>
-          <w:lang w:val="en-US"/>
-        </w:rPr>
-      </w:pPr>
-      <w:r>
-        <w:rPr>
-          <w:rFonts w:ascii="Amasis MT Pro" w:hAnsi="Amasis MT Pro"/>
-          <w:b/>
-          <w:bCs/>
-          <w:sz w:val="26"/>
-          <w:szCs w:val="26"/>
-          <w:lang w:val="en-US"/>
-        </w:rPr>
-        <w:t xml:space="preserve">Role-Based Access Control </w:t>
-      </w:r>
-    </w:p>
-    <w:p>
-      <w:pPr>
-        <w:rPr>
-          <w:rFonts w:ascii="Amasis MT Pro" w:hAnsi="Amasis MT Pro"/>
-          <w:sz w:val="26"/>
-          <w:szCs w:val="26"/>
-          <w:lang w:val="en-US"/>
-        </w:rPr>
-      </w:pPr>
-      <w:r>
-        <w:rPr>
-          <w:rFonts w:ascii="Amasis MT Pro" w:hAnsi="Amasis MT Pro"/>
-          <w:b/>
-          <w:bCs/>
-          <w:sz w:val="26"/>
-          <w:szCs w:val="26"/>
-          <w:lang w:val="en-US"/>
-        </w:rPr>
-        <w:t xml:space="preserve">FR7: </w:t>
-      </w:r>
-      <w:r>
-        <w:rPr>
-          <w:rFonts w:ascii="Amasis MT Pro" w:hAnsi="Amasis MT Pro"/>
-          <w:sz w:val="26"/>
-          <w:szCs w:val="26"/>
-          <w:lang w:val="en-US"/>
-        </w:rPr>
-        <w:t>The system s</w:t>
-      </w:r>
-      <w:r>
-        <w:rPr>
-          <w:rFonts w:ascii="Amasis MT Pro" w:hAnsi="Amasis MT Pro"/>
-          <w:sz w:val="26"/>
-          <w:szCs w:val="26"/>
-          <w:lang w:val="en-US"/>
-        </w:rPr>
-        <w:t xml:space="preserve">hall display the </w:t>
-      </w:r>
-      <w:r>
-        <w:rPr>
-          <w:rFonts w:ascii="Amasis MT Pro" w:hAnsi="Amasis MT Pro"/>
-          <w:sz w:val="26"/>
-          <w:szCs w:val="26"/>
-          <w:lang w:val="en-US"/>
-        </w:rPr>
-        <w:t>admin</w:t>
-      </w:r>
-      <w:r>
-        <w:rPr>
-          <w:rFonts w:ascii="Amasis MT Pro" w:hAnsi="Amasis MT Pro"/>
-          <w:sz w:val="26"/>
-          <w:szCs w:val="26"/>
-          <w:lang w:val="en-US"/>
-        </w:rPr>
-        <w:t xml:space="preserve"> menu when an admin logs in.</w:t>
-      </w:r>
-    </w:p>
-    <w:p>
-      <w:pPr>
-        <w:rPr>
-          <w:rFonts w:ascii="Amasis MT Pro" w:hAnsi="Amasis MT Pro"/>
-          <w:sz w:val="26"/>
-          <w:szCs w:val="26"/>
-          <w:lang w:val="en-US"/>
-        </w:rPr>
-      </w:pPr>
-      <w:r>
-        <w:rPr>
-          <w:rFonts w:ascii="Amasis MT Pro" w:hAnsi="Amasis MT Pro"/>
-          <w:b/>
-          <w:bCs/>
-          <w:sz w:val="26"/>
-          <w:szCs w:val="26"/>
-          <w:lang w:val="en-US"/>
+          <w:sz w:val="26"/>
+          <w:szCs w:val="26"/>
+          <w:lang w:val="en-US"/>
+        </w:rPr>
+      </w:pPr>
+      <w:r>
+        <w:rPr>
+          <w:rFonts w:ascii="Amasis MT Pro" w:hAnsi="Amasis MT Pro"/>
+          <w:b/>
+          <w:bCs/>
+          <w:sz w:val="26"/>
+          <w:szCs w:val="26"/>
+          <w:lang w:val="en-US"/>
+        </w:rPr>
+        <w:t>Performance Requirements</w:t>
+      </w:r>
+    </w:p>
+    <w:p>
+      <w:pPr>
+        <w:rPr>
+          <w:rFonts w:ascii="Amasis MT Pro" w:hAnsi="Amasis MT Pro"/>
+          <w:sz w:val="26"/>
+          <w:szCs w:val="26"/>
+          <w:lang w:val="en-US"/>
+        </w:rPr>
+      </w:pPr>
+      <w:r>
+        <w:rPr>
+          <w:rFonts w:ascii="Amasis MT Pro" w:hAnsi="Amasis MT Pro"/>
+          <w:b/>
+          <w:bCs/>
+          <w:sz w:val="26"/>
+          <w:szCs w:val="26"/>
+          <w:lang w:val="en-US"/>
+        </w:rPr>
+        <w:t xml:space="preserve">NFR1: </w:t>
+      </w:r>
+      <w:r>
+        <w:rPr>
+          <w:rFonts w:ascii="Amasis MT Pro" w:hAnsi="Amasis MT Pro"/>
+          <w:sz w:val="26"/>
+          <w:szCs w:val="26"/>
+          <w:lang w:val="en-US"/>
+        </w:rPr>
+        <w:t xml:space="preserve">The system shall load all required data within 3 seconds on </w:t>
+      </w:r>
+      <w:r>
+        <w:rPr>
+          <w:rFonts w:ascii="Amasis MT Pro" w:hAnsi="Amasis MT Pro"/>
+          <w:sz w:val="26"/>
+          <w:szCs w:val="26"/>
+          <w:lang w:val="en-US"/>
+        </w:rPr>
+        <w:t>startup.</w:t>
+      </w:r>
+    </w:p>
+    <w:p>
+      <w:pPr>
+        <w:rPr>
+          <w:rFonts w:ascii="Amasis MT Pro" w:hAnsi="Amasis MT Pro"/>
+          <w:sz w:val="26"/>
+          <w:szCs w:val="26"/>
+          <w:lang w:val="en-US"/>
+        </w:rPr>
+      </w:pPr>
+      <w:r>
+        <w:rPr>
+          <w:rFonts w:ascii="Amasis MT Pro" w:hAnsi="Amasis MT Pro"/>
+          <w:b/>
+          <w:bCs/>
+          <w:sz w:val="26"/>
+          <w:szCs w:val="26"/>
+          <w:lang w:val="en-US"/>
+        </w:rPr>
+        <w:t xml:space="preserve">NFR2: </w:t>
+      </w:r>
+      <w:r>
+        <w:rPr>
+          <w:rFonts w:ascii="Amasis MT Pro" w:hAnsi="Amasis MT Pro"/>
+          <w:sz w:val="26"/>
+          <w:szCs w:val="26"/>
+          <w:lang w:val="en-US"/>
+        </w:rPr>
+        <w:t xml:space="preserve">The system shall respond to user inputs within 1 second under normal operating </w:t>
+      </w:r>
+      <w:r>
+        <w:rPr>
+          <w:rFonts w:ascii="Amasis MT Pro" w:hAnsi="Amasis MT Pro"/>
+          <w:sz w:val="26"/>
+          <w:szCs w:val="26"/>
+          <w:lang w:val="en-US"/>
+        </w:rPr>
+        <w:t>conditions.</w:t>
+      </w:r>
+    </w:p>
+    <w:p>
+      <w:pPr>
+        <w:rPr>
+          <w:rFonts w:ascii="Amasis MT Pro" w:hAnsi="Amasis MT Pro"/>
+          <w:sz w:val="26"/>
+          <w:szCs w:val="26"/>
+          <w:lang w:val="en-US"/>
+        </w:rPr>
+      </w:pPr>
+      <w:r>
+        <w:rPr>
+          <w:rFonts w:ascii="Amasis MT Pro" w:hAnsi="Amasis MT Pro"/>
+          <w:sz w:val="26"/>
+          <w:szCs w:val="26"/>
+          <w:lang w:val="en-US"/>
+        </w:rPr>
+        <w:t>NFR3: The system shall process booking operations within 2 seconds.</w:t>
+      </w:r>
+    </w:p>
+    <w:p>
+      <w:pPr>
+        <w:rPr>
+          <w:rFonts w:ascii="Amasis MT Pro" w:hAnsi="Amasis MT Pro"/>
+          <w:sz w:val="26"/>
+          <w:szCs w:val="26"/>
+          <w:lang w:val="en-US"/>
+        </w:rPr>
+      </w:pPr>
+      <w:r>
+        <w:rPr>
+          <w:rFonts w:ascii="Amasis MT Pro" w:hAnsi="Amasis MT Pro"/>
+          <w:sz w:val="26"/>
+          <w:szCs w:val="26"/>
+          <w:lang w:val="en-US"/>
+        </w:rPr>
+        <w:t>NFR4: The system shall support up to</w:t>
+      </w:r>
+      <w:r>
+        <w:rPr>
+          <w:rFonts w:ascii="Amasis MT Pro" w:hAnsi="Amasis MT Pro"/>
+          <w:sz w:val="26"/>
+          <w:szCs w:val="26"/>
+          <w:lang w:val="en-US"/>
+        </w:rPr>
+        <w:t xml:space="preserve"> 1,000 flights and 10,000 bookings without performance degradation.</w:t>
+      </w:r>
+    </w:p>
+    <w:p>
+      <w:pPr>
+        <w:rPr>
+          <w:rFonts w:ascii="Amasis MT Pro" w:hAnsi="Amasis MT Pro"/>
+          <w:sz w:val="26"/>
+          <w:szCs w:val="26"/>
+          <w:lang w:val="en-US"/>
+        </w:rPr>
+      </w:pPr>
+    </w:p>
+    <w:p>
+      <w:pPr>
+        <w:rPr>
+          <w:rFonts w:ascii="Amasis MT Pro" w:hAnsi="Amasis MT Pro"/>
+          <w:b/>
+          <w:bCs/>
+          <w:sz w:val="26"/>
+          <w:szCs w:val="26"/>
+          <w:lang w:val="en-US"/>
+        </w:rPr>
+      </w:pPr>
+      <w:r>
+        <w:rPr>
+          <w:rFonts w:ascii="Amasis MT Pro" w:hAnsi="Amasis MT Pro"/>
+          <w:b/>
+          <w:bCs/>
+          <w:sz w:val="26"/>
+          <w:szCs w:val="26"/>
+          <w:lang w:val="en-US"/>
+        </w:rPr>
+        <w:t>Reliability Requirements</w:t>
+      </w:r>
+    </w:p>
+    <w:p>
+      <w:pPr>
+        <w:rPr>
+          <w:rFonts w:ascii="Amasis MT Pro" w:hAnsi="Amasis MT Pro"/>
+          <w:sz w:val="26"/>
+          <w:szCs w:val="26"/>
+          <w:lang w:val="en-US"/>
+        </w:rPr>
+      </w:pPr>
+      <w:r>
+        <w:rPr>
+          <w:rFonts w:ascii="Amasis MT Pro" w:hAnsi="Amasis MT Pro"/>
+          <w:sz w:val="26"/>
+          <w:szCs w:val="26"/>
+          <w:lang w:val="en-US"/>
+        </w:rPr>
+        <w:t>NFR5: The system shall maintain data integrity during all read/write operations.</w:t>
+      </w:r>
+    </w:p>
+    <w:p>
+      <w:pPr>
+        <w:rPr>
+          <w:rFonts w:ascii="Amasis MT Pro" w:hAnsi="Amasis MT Pro"/>
+          <w:sz w:val="26"/>
+          <w:szCs w:val="26"/>
+          <w:lang w:val="en-US"/>
+        </w:rPr>
+      </w:pPr>
+      <w:r>
+        <w:rPr>
+          <w:rFonts w:ascii="Amasis MT Pro" w:hAnsi="Amasis MT Pro"/>
+          <w:b/>
+          <w:bCs/>
+          <w:sz w:val="26"/>
+          <w:szCs w:val="26"/>
+          <w:lang w:val="en-US"/>
+        </w:rPr>
+        <w:t>NFR6:</w:t>
+      </w:r>
+      <w:r>
+        <w:rPr>
+          <w:rFonts w:ascii="Amasis MT Pro" w:hAnsi="Amasis MT Pro"/>
+          <w:sz w:val="26"/>
+          <w:szCs w:val="26"/>
+          <w:lang w:val="en-US"/>
+        </w:rPr>
+        <w:t xml:space="preserve"> The system shall not lose data during normal operation.</w:t>
+      </w:r>
+    </w:p>
+    <w:p>
+      <w:pPr>
+        <w:rPr>
+          <w:rFonts w:ascii="Amasis MT Pro" w:hAnsi="Amasis MT Pro"/>
+          <w:sz w:val="26"/>
+          <w:szCs w:val="26"/>
+          <w:lang w:val="en-US"/>
+        </w:rPr>
+      </w:pPr>
+      <w:r>
+        <w:rPr>
+          <w:rFonts w:ascii="Amasis MT Pro" w:hAnsi="Amasis MT Pro"/>
+          <w:b/>
+          <w:bCs/>
+          <w:sz w:val="26"/>
+          <w:szCs w:val="26"/>
+          <w:lang w:val="en-US"/>
+        </w:rPr>
+        <w:t>NFR7:</w:t>
+      </w:r>
+      <w:r>
+        <w:rPr>
+          <w:rFonts w:ascii="Amasis MT Pro" w:hAnsi="Amasis MT Pro"/>
+          <w:sz w:val="26"/>
+          <w:szCs w:val="26"/>
+          <w:lang w:val="en-US"/>
+        </w:rPr>
+        <w:t xml:space="preserve"> The system shall </w:t>
+      </w:r>
+      <w:r>
+        <w:rPr>
+          <w:rFonts w:ascii="Amasis MT Pro" w:hAnsi="Amasis MT Pro"/>
+          <w:sz w:val="26"/>
+          <w:szCs w:val="26"/>
+          <w:lang w:val="en-US"/>
+        </w:rPr>
+        <w:t>properly handle</w:t>
+      </w:r>
+      <w:r>
+        <w:rPr>
+          <w:rFonts w:ascii="Amasis MT Pro" w:hAnsi="Amasis MT Pro"/>
+          <w:sz w:val="26"/>
+          <w:szCs w:val="26"/>
+          <w:lang w:val="en-US"/>
+        </w:rPr>
+        <w:t xml:space="preserve"> invalid inputs without </w:t>
+      </w:r>
+      <w:r>
+        <w:rPr>
+          <w:rFonts w:ascii="Amasis MT Pro" w:hAnsi="Amasis MT Pro"/>
+          <w:sz w:val="26"/>
+          <w:szCs w:val="26"/>
+          <w:lang w:val="en-US"/>
+        </w:rPr>
+        <w:t>crashing.</w:t>
+      </w:r>
+    </w:p>
+    <w:p>
+      <w:pPr>
+        <w:rPr>
+          <w:rFonts w:ascii="Amasis MT Pro" w:hAnsi="Amasis MT Pro"/>
+          <w:sz w:val="26"/>
+          <w:szCs w:val="26"/>
+          <w:lang w:val="en-US"/>
+        </w:rPr>
+      </w:pPr>
+      <w:r>
+        <w:rPr>
+          <w:rFonts w:ascii="Amasis MT Pro" w:hAnsi="Amasis MT Pro"/>
+          <w:b/>
+          <w:bCs/>
+          <w:sz w:val="26"/>
+          <w:szCs w:val="26"/>
+          <w:lang w:val="en-US"/>
+        </w:rPr>
+        <w:t>NFR8:</w:t>
+      </w:r>
+      <w:r>
+        <w:rPr>
+          <w:rFonts w:ascii="Amasis MT Pro" w:hAnsi="Amasis MT Pro"/>
+          <w:sz w:val="26"/>
+          <w:szCs w:val="26"/>
+          <w:lang w:val="en-US"/>
+        </w:rPr>
+        <w:t xml:space="preserve"> The system shall recover gr</w:t>
+      </w:r>
+      <w:r>
+        <w:rPr>
+          <w:rFonts w:ascii="Amasis MT Pro" w:hAnsi="Amasis MT Pro"/>
+          <w:sz w:val="26"/>
+          <w:szCs w:val="26"/>
+          <w:lang w:val="en-US"/>
+        </w:rPr>
+        <w:t>acefully from minor errors.</w:t>
+      </w:r>
+    </w:p>
+    <w:p>
+      <w:pPr>
+        <w:rPr>
+          <w:rFonts w:ascii="Amasis MT Pro" w:hAnsi="Amasis MT Pro"/>
+          <w:sz w:val="26"/>
+          <w:szCs w:val="26"/>
+          <w:lang w:val="en-US"/>
+        </w:rPr>
+      </w:pPr>
+    </w:p>
+    <w:p>
+      <w:pPr>
+        <w:rPr>
+          <w:rFonts w:ascii="Amasis MT Pro" w:hAnsi="Amasis MT Pro"/>
+          <w:b/>
+          <w:bCs/>
+          <w:sz w:val="26"/>
+          <w:szCs w:val="26"/>
+          <w:lang w:val="en-US"/>
+        </w:rPr>
+      </w:pPr>
+      <w:r>
+        <w:rPr>
+          <w:rFonts w:ascii="Amasis MT Pro" w:hAnsi="Amasis MT Pro"/>
+          <w:b/>
+          <w:bCs/>
+          <w:sz w:val="26"/>
+          <w:szCs w:val="26"/>
+          <w:lang w:val="en-US"/>
+        </w:rPr>
+        <w:t>Availability Requirements</w:t>
+      </w:r>
+    </w:p>
+    <w:p>
+      <w:pPr>
+        <w:rPr>
+          <w:rFonts w:ascii="Amasis MT Pro" w:hAnsi="Amasis MT Pro"/>
+          <w:sz w:val="26"/>
+          <w:szCs w:val="26"/>
+          <w:lang w:val="en-US"/>
+        </w:rPr>
+      </w:pPr>
+      <w:r>
+        <w:rPr>
+          <w:rFonts w:ascii="Amasis MT Pro" w:hAnsi="Amasis MT Pro"/>
+          <w:b/>
+          <w:bCs/>
+          <w:sz w:val="26"/>
+          <w:szCs w:val="26"/>
+          <w:lang w:val="en-US"/>
+        </w:rPr>
+        <w:t>NFR9:</w:t>
+      </w:r>
+      <w:r>
+        <w:rPr>
+          <w:rFonts w:ascii="Amasis MT Pro" w:hAnsi="Amasis MT Pro"/>
+          <w:b/>
+          <w:bCs/>
+          <w:sz w:val="26"/>
+          <w:szCs w:val="26"/>
+          <w:lang w:val="en-US"/>
+        </w:rPr>
+        <w:t xml:space="preserve"> </w:t>
+      </w:r>
+      <w:r>
+        <w:rPr>
+          <w:rFonts w:ascii="Amasis MT Pro" w:hAnsi="Amasis MT Pro"/>
+          <w:sz w:val="26"/>
+          <w:szCs w:val="26"/>
+          <w:lang w:val="en-US"/>
+        </w:rPr>
+        <w:t>The system shall be available for use whenever the host machine is operational.</w:t>
+      </w:r>
+    </w:p>
+    <w:p>
+      <w:pPr>
+        <w:rPr>
+          <w:rFonts w:ascii="Amasis MT Pro" w:hAnsi="Amasis MT Pro"/>
+          <w:sz w:val="26"/>
+          <w:szCs w:val="26"/>
+          <w:lang w:val="en-US"/>
+        </w:rPr>
+      </w:pPr>
+      <w:r>
+        <w:rPr>
+          <w:rFonts w:ascii="Amasis MT Pro" w:hAnsi="Amasis MT Pro"/>
+          <w:b/>
+          <w:bCs/>
+          <w:sz w:val="26"/>
+          <w:szCs w:val="26"/>
+          <w:lang w:val="en-US"/>
+        </w:rPr>
+        <w:t>NFR10:</w:t>
+      </w:r>
+      <w:r>
+        <w:rPr>
+          <w:rFonts w:ascii="Amasis MT Pro" w:hAnsi="Amasis MT Pro"/>
+          <w:sz w:val="26"/>
+          <w:szCs w:val="26"/>
+          <w:lang w:val="en-US"/>
+        </w:rPr>
+        <w:t xml:space="preserve"> The system </w:t>
+      </w:r>
+      <w:r>
+        <w:rPr>
+          <w:rFonts w:ascii="Amasis MT Pro" w:hAnsi="Amasis MT Pro"/>
+          <w:sz w:val="26"/>
+          <w:szCs w:val="26"/>
+          <w:lang w:val="en-US"/>
+        </w:rPr>
+        <w:t>should</w:t>
+      </w:r>
+      <w:r>
+        <w:rPr>
+          <w:rFonts w:ascii="Amasis MT Pro" w:hAnsi="Amasis MT Pro"/>
+          <w:sz w:val="26"/>
+          <w:szCs w:val="26"/>
+          <w:lang w:val="en-US"/>
+        </w:rPr>
+        <w:t xml:space="preserve"> not require an internet connection to function.</w:t>
+      </w:r>
+    </w:p>
+    <w:p>
+      <w:pPr>
+        <w:rPr>
+          <w:rFonts w:ascii="Amasis MT Pro" w:hAnsi="Amasis MT Pro"/>
+          <w:sz w:val="26"/>
+          <w:szCs w:val="26"/>
+          <w:lang w:val="en-US"/>
+        </w:rPr>
+      </w:pPr>
+      <w:r>
+        <w:rPr>
+          <w:rFonts w:ascii="Amasis MT Pro" w:hAnsi="Amasis MT Pro"/>
+          <w:b/>
+          <w:bCs/>
+          <w:sz w:val="26"/>
+          <w:szCs w:val="26"/>
+          <w:lang w:val="en-US"/>
+        </w:rPr>
+        <w:t>NFR11:</w:t>
+      </w:r>
+      <w:r>
+        <w:rPr>
+          <w:rFonts w:ascii="Amasis MT Pro" w:hAnsi="Amasis MT Pro"/>
+          <w:sz w:val="26"/>
+          <w:szCs w:val="26"/>
+          <w:lang w:val="en-US"/>
+        </w:rPr>
+        <w:t xml:space="preserve"> The system shall allow users to resume normal operation after restarting the application.</w:t>
+      </w:r>
+    </w:p>
+    <w:p>
+      <w:pPr>
+        <w:rPr>
+          <w:rFonts w:ascii="Amasis MT Pro" w:hAnsi="Amasis MT Pro"/>
+          <w:sz w:val="26"/>
+          <w:szCs w:val="26"/>
+          <w:lang w:val="en-US"/>
+        </w:rPr>
+      </w:pPr>
+    </w:p>
+    <w:p>
+      <w:pPr>
+        <w:rPr>
+          <w:rFonts w:ascii="Amasis MT Pro" w:hAnsi="Amasis MT Pro"/>
+          <w:b/>
+          <w:bCs/>
+          <w:sz w:val="26"/>
+          <w:szCs w:val="26"/>
+          <w:lang w:val="en-US"/>
+        </w:rPr>
+      </w:pPr>
+      <w:r>
+        <w:rPr>
+          <w:rFonts w:ascii="Amasis MT Pro" w:hAnsi="Amasis MT Pro"/>
+          <w:b/>
+          <w:bCs/>
+          <w:sz w:val="26"/>
+          <w:szCs w:val="26"/>
+          <w:lang w:val="en-US"/>
+        </w:rPr>
+        <w:t>Usability Requirements</w:t>
+      </w:r>
+    </w:p>
+    <w:p>
+      <w:pPr>
+        <w:rPr>
+          <w:rFonts w:ascii="Amasis MT Pro" w:hAnsi="Amasis MT Pro"/>
+          <w:sz w:val="26"/>
+          <w:szCs w:val="26"/>
+        </w:rPr>
+      </w:pPr>
+      <w:r>
+        <w:rPr>
+          <w:rFonts w:ascii="Amasis MT Pro" w:hAnsi="Amasis MT Pro"/>
+          <w:b/>
+          <w:bCs/>
+          <w:sz w:val="26"/>
+          <w:szCs w:val="26"/>
+        </w:rPr>
+        <w:t>NFR12:</w:t>
+      </w:r>
+      <w:r>
+        <w:rPr>
+          <w:rFonts w:ascii="Amasis MT Pro" w:hAnsi="Amasis MT Pro"/>
+          <w:sz w:val="26"/>
+          <w:szCs w:val="26"/>
+        </w:rPr>
+        <w:t xml:space="preserve"> The system shall provide clear and readable text-based menus.</w:t>
+      </w:r>
+    </w:p>
+    <w:p>
+      <w:pPr>
+        <w:rPr>
+          <w:rFonts w:ascii="Amasis MT Pro" w:hAnsi="Amasis MT Pro"/>
+          <w:sz w:val="26"/>
+          <w:szCs w:val="26"/>
+        </w:rPr>
+      </w:pPr>
+      <w:r>
+        <w:rPr>
+          <w:rFonts w:ascii="Amasis MT Pro" w:hAnsi="Amasis MT Pro"/>
+          <w:b/>
+          <w:bCs/>
+          <w:sz w:val="26"/>
+          <w:szCs w:val="26"/>
+        </w:rPr>
+        <w:t>NFR13:</w:t>
+      </w:r>
+      <w:r>
+        <w:rPr>
+          <w:rFonts w:ascii="Amasis MT Pro" w:hAnsi="Amasis MT Pro"/>
+          <w:sz w:val="26"/>
+          <w:szCs w:val="26"/>
+        </w:rPr>
+        <w:t xml:space="preserve"> The system shall </w:t>
+      </w:r>
+      <w:r>
+        <w:rPr>
+          <w:rFonts w:ascii="Amasis MT Pro" w:hAnsi="Amasis MT Pro"/>
+          <w:sz w:val="26"/>
+          <w:szCs w:val="26"/>
+        </w:rPr>
+        <w:t>display meaningful error messages for invalid inputs.</w:t>
+      </w:r>
+    </w:p>
+    <w:p>
+      <w:pPr>
+        <w:rPr>
+          <w:rFonts w:ascii="Amasis MT Pro" w:hAnsi="Amasis MT Pro"/>
+          <w:sz w:val="26"/>
+          <w:szCs w:val="26"/>
+        </w:rPr>
+      </w:pPr>
+      <w:r>
+        <w:rPr>
+          <w:rFonts w:ascii="Amasis MT Pro" w:hAnsi="Amasis MT Pro"/>
+          <w:b/>
+          <w:bCs/>
+          <w:sz w:val="26"/>
+          <w:szCs w:val="26"/>
+        </w:rPr>
+        <w:t>NFR14:</w:t>
+      </w:r>
+      <w:r>
+        <w:rPr>
+          <w:rFonts w:ascii="Amasis MT Pro" w:hAnsi="Amasis MT Pro"/>
+          <w:sz w:val="26"/>
+          <w:szCs w:val="26"/>
+        </w:rPr>
+        <w:t xml:space="preserve"> The system shall allow users to return to the main menu from any submenu.</w:t>
+      </w:r>
+    </w:p>
+    <w:p>
+      <w:pPr>
+        <w:rPr>
+          <w:rFonts w:ascii="Amasis MT Pro" w:hAnsi="Amasis MT Pro"/>
+          <w:sz w:val="26"/>
+          <w:szCs w:val="26"/>
+        </w:rPr>
+      </w:pPr>
+      <w:r>
+        <w:rPr>
+          <w:rFonts w:ascii="Amasis MT Pro" w:hAnsi="Amasis MT Pro"/>
+          <w:b/>
+          <w:bCs/>
+          <w:sz w:val="26"/>
+          <w:szCs w:val="26"/>
         </w:rPr>
         <w:lastRenderedPageBreak/>
-        <w:t xml:space="preserve">FR8: </w:t>
-      </w:r>
-      <w:r>
-        <w:rPr>
-          <w:rFonts w:ascii="Amasis MT Pro" w:hAnsi="Amasis MT Pro"/>
-          <w:sz w:val="26"/>
-          <w:szCs w:val="26"/>
-          <w:lang w:val="en-US"/>
-        </w:rPr>
-        <w:t xml:space="preserve">The system shall display the </w:t>
-      </w:r>
-      <w:r>
-        <w:rPr>
-          <w:rFonts w:ascii="Amasis MT Pro" w:hAnsi="Amasis MT Pro"/>
-          <w:sz w:val="26"/>
-          <w:szCs w:val="26"/>
-          <w:lang w:val="en-US"/>
-        </w:rPr>
-        <w:t>c</w:t>
-      </w:r>
-      <w:r>
-        <w:rPr>
-          <w:rFonts w:ascii="Amasis MT Pro" w:hAnsi="Amasis MT Pro"/>
-          <w:sz w:val="26"/>
-          <w:szCs w:val="26"/>
-          <w:lang w:val="en-US"/>
-        </w:rPr>
-        <w:t>ustomer menu when a customer logs in</w:t>
-      </w:r>
-    </w:p>
-    <w:p>
-      <w:pPr>
-        <w:rPr>
-          <w:rFonts w:ascii="Amasis MT Pro" w:hAnsi="Amasis MT Pro"/>
-          <w:sz w:val="26"/>
-          <w:szCs w:val="26"/>
-          <w:lang w:val="en-US"/>
-        </w:rPr>
-      </w:pPr>
-      <w:r>
-        <w:rPr>
-          <w:rFonts w:ascii="Amasis MT Pro" w:hAnsi="Amasis MT Pro"/>
-          <w:b/>
-          <w:bCs/>
-          <w:sz w:val="26"/>
-          <w:szCs w:val="26"/>
-          <w:lang w:val="en-US"/>
-        </w:rPr>
-        <w:t xml:space="preserve">FR9: </w:t>
-      </w:r>
-      <w:r>
-        <w:rPr>
-          <w:rFonts w:ascii="Amasis MT Pro" w:hAnsi="Amasis MT Pro"/>
-          <w:sz w:val="26"/>
-          <w:szCs w:val="26"/>
-          <w:lang w:val="en-US"/>
-        </w:rPr>
-        <w:t xml:space="preserve">The system shall display the </w:t>
-      </w:r>
-      <w:r>
-        <w:rPr>
-          <w:rFonts w:ascii="Amasis MT Pro" w:hAnsi="Amasis MT Pro"/>
-          <w:sz w:val="26"/>
-          <w:szCs w:val="26"/>
-          <w:lang w:val="en-US"/>
-        </w:rPr>
-        <w:t>g</w:t>
-      </w:r>
-      <w:r>
-        <w:rPr>
-          <w:rFonts w:ascii="Amasis MT Pro" w:hAnsi="Amasis MT Pro"/>
-          <w:sz w:val="26"/>
-          <w:szCs w:val="26"/>
-          <w:lang w:val="en-US"/>
-        </w:rPr>
-        <w:t xml:space="preserve">uest menu when </w:t>
-      </w:r>
-      <w:r>
-        <w:rPr>
-          <w:rFonts w:ascii="Amasis MT Pro" w:hAnsi="Amasis MT Pro"/>
-          <w:sz w:val="26"/>
-          <w:szCs w:val="26"/>
-          <w:lang w:val="en-US"/>
-        </w:rPr>
-        <w:t>no user is logged in.</w:t>
-      </w:r>
-    </w:p>
-    <w:p>
-      <w:pPr>
-        <w:rPr>
-          <w:rFonts w:ascii="Amasis MT Pro" w:hAnsi="Amasis MT Pro"/>
-          <w:sz w:val="26"/>
-          <w:szCs w:val="26"/>
-          <w:lang w:val="en-US"/>
-        </w:rPr>
-      </w:pPr>
-      <w:r>
-        <w:rPr>
-          <w:rFonts w:ascii="Amasis MT Pro" w:hAnsi="Amasis MT Pro"/>
-          <w:b/>
-          <w:bCs/>
-          <w:sz w:val="26"/>
-          <w:szCs w:val="26"/>
-          <w:lang w:val="en-US"/>
-        </w:rPr>
-        <w:t xml:space="preserve">FR10: </w:t>
-      </w:r>
-      <w:r>
-        <w:rPr>
-          <w:rFonts w:ascii="Amasis MT Pro" w:hAnsi="Amasis MT Pro"/>
-          <w:sz w:val="26"/>
-          <w:szCs w:val="26"/>
-          <w:lang w:val="en-US"/>
-        </w:rPr>
-        <w:t xml:space="preserve">The system shall restrict </w:t>
-      </w:r>
-      <w:r>
-        <w:rPr>
-          <w:rFonts w:ascii="Amasis MT Pro" w:hAnsi="Amasis MT Pro"/>
-          <w:sz w:val="26"/>
-          <w:szCs w:val="26"/>
-          <w:lang w:val="en-US"/>
-        </w:rPr>
-        <w:t>access to admin-only functions for non-admin users.</w:t>
-      </w:r>
-    </w:p>
-    <w:p>
-      <w:pPr>
-        <w:rPr>
-          <w:rFonts w:ascii="Amasis MT Pro" w:hAnsi="Amasis MT Pro"/>
-          <w:sz w:val="26"/>
-          <w:szCs w:val="26"/>
-          <w:lang w:val="en-US"/>
-        </w:rPr>
-      </w:pPr>
-    </w:p>
-    <w:p>
-      <w:pPr>
-        <w:rPr>
-          <w:rFonts w:ascii="Amasis MT Pro" w:hAnsi="Amasis MT Pro"/>
-          <w:b/>
-          <w:bCs/>
-          <w:sz w:val="26"/>
-          <w:szCs w:val="26"/>
-          <w:lang w:val="en-US"/>
-        </w:rPr>
-      </w:pPr>
-      <w:r>
-        <w:rPr>
-          <w:rFonts w:ascii="Amasis MT Pro" w:hAnsi="Amasis MT Pro"/>
-          <w:b/>
-          <w:bCs/>
-          <w:sz w:val="26"/>
-          <w:szCs w:val="26"/>
-          <w:lang w:val="en-US"/>
-        </w:rPr>
-        <w:t>Flight Management (Admin only)</w:t>
-      </w:r>
-    </w:p>
-    <w:p>
-      <w:pPr>
-        <w:rPr>
-          <w:rFonts w:ascii="Amasis MT Pro" w:hAnsi="Amasis MT Pro"/>
-          <w:sz w:val="26"/>
-          <w:szCs w:val="26"/>
-          <w:lang w:val="en-US"/>
-        </w:rPr>
-      </w:pPr>
-      <w:r>
-        <w:rPr>
-          <w:rFonts w:ascii="Amasis MT Pro" w:hAnsi="Amasis MT Pro"/>
-          <w:b/>
-          <w:bCs/>
-          <w:sz w:val="26"/>
-          <w:szCs w:val="26"/>
-          <w:lang w:val="en-US"/>
-        </w:rPr>
-        <w:t xml:space="preserve">FR11: </w:t>
-      </w:r>
-      <w:r>
-        <w:rPr>
-          <w:rFonts w:ascii="Amasis MT Pro" w:hAnsi="Amasis MT Pro"/>
-          <w:sz w:val="26"/>
-          <w:szCs w:val="26"/>
-          <w:lang w:val="en-US"/>
-        </w:rPr>
-        <w:t>The system shall allow admins to add new flights by entering flight details (flight number, origin, destination, date, time, seat capacity, price).</w:t>
-      </w:r>
-    </w:p>
-    <w:p>
-      <w:pPr>
-        <w:rPr>
-          <w:rFonts w:ascii="Amasis MT Pro" w:hAnsi="Amasis MT Pro"/>
-          <w:sz w:val="26"/>
-          <w:szCs w:val="26"/>
-          <w:lang w:val="en-US"/>
-        </w:rPr>
-      </w:pPr>
-      <w:r>
-        <w:rPr>
-          <w:rFonts w:ascii="Amasis MT Pro" w:hAnsi="Amasis MT Pro"/>
-          <w:b/>
-          <w:bCs/>
-          <w:sz w:val="26"/>
-          <w:szCs w:val="26"/>
-          <w:lang w:val="en-US"/>
-        </w:rPr>
-        <w:t xml:space="preserve">FR12: </w:t>
-      </w:r>
-      <w:r>
-        <w:rPr>
-          <w:rFonts w:ascii="Amasis MT Pro" w:hAnsi="Amasis MT Pro"/>
-          <w:sz w:val="26"/>
-          <w:szCs w:val="26"/>
-          <w:lang w:val="en-US"/>
-        </w:rPr>
-        <w:t xml:space="preserve">The system shall allow admins to update existing flights from the </w:t>
-      </w:r>
-      <w:r>
-        <w:rPr>
-          <w:rFonts w:ascii="Amasis MT Pro" w:hAnsi="Amasis MT Pro"/>
-          <w:sz w:val="26"/>
-          <w:szCs w:val="26"/>
-          <w:lang w:val="en-US"/>
-        </w:rPr>
-        <w:t>system.</w:t>
-      </w:r>
-    </w:p>
-    <w:p>
-      <w:pPr>
-        <w:rPr>
-          <w:rFonts w:ascii="Amasis MT Pro" w:hAnsi="Amasis MT Pro"/>
-          <w:sz w:val="26"/>
-          <w:szCs w:val="26"/>
-          <w:lang w:val="en-US"/>
-        </w:rPr>
-      </w:pPr>
-      <w:r>
-        <w:rPr>
-          <w:rFonts w:ascii="Amasis MT Pro" w:hAnsi="Amasis MT Pro"/>
-          <w:b/>
-          <w:bCs/>
-          <w:sz w:val="26"/>
-          <w:szCs w:val="26"/>
-          <w:lang w:val="en-US"/>
-        </w:rPr>
-        <w:t xml:space="preserve">FR13: </w:t>
-      </w:r>
-      <w:r>
-        <w:rPr>
-          <w:rFonts w:ascii="Amasis MT Pro" w:hAnsi="Amasis MT Pro"/>
-          <w:sz w:val="26"/>
-          <w:szCs w:val="26"/>
-          <w:lang w:val="en-US"/>
-        </w:rPr>
-        <w:t>The system shall allow admins</w:t>
-      </w:r>
-      <w:r>
-        <w:rPr>
-          <w:rFonts w:ascii="Amasis MT Pro" w:hAnsi="Amasis MT Pro"/>
-          <w:sz w:val="26"/>
-          <w:szCs w:val="26"/>
-          <w:lang w:val="en-US"/>
-        </w:rPr>
-        <w:t xml:space="preserve"> to remove flights from the </w:t>
-      </w:r>
-      <w:r>
-        <w:rPr>
-          <w:rFonts w:ascii="Amasis MT Pro" w:hAnsi="Amasis MT Pro"/>
-          <w:sz w:val="26"/>
-          <w:szCs w:val="26"/>
-          <w:lang w:val="en-US"/>
-        </w:rPr>
-        <w:t>system.</w:t>
-      </w:r>
-    </w:p>
-    <w:p>
-      <w:pPr>
-        <w:rPr>
-          <w:rFonts w:ascii="Amasis MT Pro" w:hAnsi="Amasis MT Pro"/>
-          <w:sz w:val="26"/>
-          <w:szCs w:val="26"/>
-          <w:lang w:val="en-US"/>
-        </w:rPr>
-      </w:pPr>
-      <w:r>
-        <w:rPr>
-          <w:rFonts w:ascii="Amasis MT Pro" w:hAnsi="Amasis MT Pro"/>
-          <w:b/>
-          <w:bCs/>
-          <w:sz w:val="26"/>
-          <w:szCs w:val="26"/>
-          <w:lang w:val="en-US"/>
-        </w:rPr>
-        <w:t xml:space="preserve">FR14: </w:t>
-      </w:r>
-      <w:r>
-        <w:rPr>
-          <w:rFonts w:ascii="Amasis MT Pro" w:hAnsi="Amasis MT Pro"/>
-          <w:sz w:val="26"/>
-          <w:szCs w:val="26"/>
-          <w:lang w:val="en-US"/>
-        </w:rPr>
-        <w:t xml:space="preserve">The system shall </w:t>
-      </w:r>
-      <w:r>
-        <w:rPr>
-          <w:rFonts w:ascii="Amasis MT Pro" w:hAnsi="Amasis MT Pro"/>
-          <w:sz w:val="26"/>
-          <w:szCs w:val="26"/>
-          <w:lang w:val="en-US"/>
-        </w:rPr>
-        <w:t xml:space="preserve">allow admins to view a list of all </w:t>
-      </w:r>
-      <w:r>
-        <w:rPr>
-          <w:rFonts w:ascii="Amasis MT Pro" w:hAnsi="Amasis MT Pro"/>
-          <w:sz w:val="26"/>
-          <w:szCs w:val="26"/>
-          <w:lang w:val="en-US"/>
-        </w:rPr>
-        <w:t>flights.</w:t>
-      </w:r>
-    </w:p>
-    <w:p>
-      <w:pPr>
-        <w:rPr>
-          <w:rFonts w:ascii="Amasis MT Pro" w:hAnsi="Amasis MT Pro"/>
-          <w:sz w:val="26"/>
-          <w:szCs w:val="26"/>
-          <w:lang w:val="en-US"/>
-        </w:rPr>
-      </w:pPr>
-      <w:r>
-        <w:rPr>
-          <w:rFonts w:ascii="Amasis MT Pro" w:hAnsi="Amasis MT Pro"/>
-          <w:b/>
-          <w:bCs/>
-          <w:sz w:val="26"/>
-          <w:szCs w:val="26"/>
-          <w:lang w:val="en-US"/>
-        </w:rPr>
-        <w:t xml:space="preserve">FR15: </w:t>
-      </w:r>
-      <w:r>
-        <w:rPr>
-          <w:rFonts w:ascii="Amasis MT Pro" w:hAnsi="Amasis MT Pro"/>
-          <w:sz w:val="26"/>
-          <w:szCs w:val="26"/>
-          <w:lang w:val="en-US"/>
-        </w:rPr>
-        <w:t>The system shall allow admins to view the number of booked and available seats for each flight.</w:t>
-      </w:r>
-    </w:p>
-    <w:p>
-      <w:pPr>
-        <w:rPr>
-          <w:rFonts w:ascii="Amasis MT Pro" w:hAnsi="Amasis MT Pro"/>
-          <w:sz w:val="26"/>
-          <w:szCs w:val="26"/>
-          <w:lang w:val="en-US"/>
-        </w:rPr>
-      </w:pPr>
-    </w:p>
-    <w:p>
-      <w:pPr>
-        <w:rPr>
-          <w:rFonts w:ascii="Amasis MT Pro" w:hAnsi="Amasis MT Pro"/>
-          <w:b/>
-          <w:bCs/>
-          <w:sz w:val="26"/>
-          <w:szCs w:val="26"/>
-          <w:lang w:val="en-US"/>
-        </w:rPr>
-      </w:pPr>
-      <w:r>
-        <w:rPr>
-          <w:rFonts w:ascii="Amasis MT Pro" w:hAnsi="Amasis MT Pro"/>
-          <w:b/>
-          <w:bCs/>
-          <w:sz w:val="26"/>
-          <w:szCs w:val="26"/>
-          <w:lang w:val="en-US"/>
-        </w:rPr>
-        <w:t>Flight Search &amp; Viewing</w:t>
-      </w:r>
-    </w:p>
-    <w:p>
-      <w:pPr>
-        <w:rPr>
-          <w:rFonts w:ascii="Amasis MT Pro" w:hAnsi="Amasis MT Pro"/>
-          <w:sz w:val="26"/>
-          <w:szCs w:val="26"/>
-          <w:lang w:val="en-US"/>
-        </w:rPr>
-      </w:pPr>
-      <w:r>
-        <w:rPr>
-          <w:rFonts w:ascii="Amasis MT Pro" w:hAnsi="Amasis MT Pro"/>
-          <w:b/>
-          <w:bCs/>
-          <w:sz w:val="26"/>
-          <w:szCs w:val="26"/>
-          <w:lang w:val="en-US"/>
-        </w:rPr>
-        <w:t xml:space="preserve">FR16: </w:t>
-      </w:r>
-      <w:r>
-        <w:rPr>
-          <w:rFonts w:ascii="Amasis MT Pro" w:hAnsi="Amasis MT Pro"/>
-          <w:sz w:val="26"/>
-          <w:szCs w:val="26"/>
-          <w:lang w:val="en-US"/>
-        </w:rPr>
-        <w:t>The system shall allow users to search for flights by origin, destination, and date.</w:t>
-      </w:r>
-    </w:p>
-    <w:p>
-      <w:pPr>
-        <w:rPr>
-          <w:rFonts w:ascii="Amasis MT Pro" w:hAnsi="Amasis MT Pro"/>
-          <w:sz w:val="26"/>
-          <w:szCs w:val="26"/>
-          <w:lang w:val="en-US"/>
-        </w:rPr>
-      </w:pPr>
-      <w:r>
-        <w:rPr>
-          <w:rFonts w:ascii="Amasis MT Pro" w:hAnsi="Amasis MT Pro"/>
-          <w:b/>
-          <w:bCs/>
-          <w:sz w:val="26"/>
-          <w:szCs w:val="26"/>
-          <w:lang w:val="en-US"/>
-        </w:rPr>
-        <w:t xml:space="preserve">FR17: </w:t>
-      </w:r>
-      <w:r>
-        <w:rPr>
-          <w:rFonts w:ascii="Amasis MT Pro" w:hAnsi="Amasis MT Pro"/>
-          <w:sz w:val="26"/>
-          <w:szCs w:val="26"/>
-          <w:lang w:val="en-US"/>
-        </w:rPr>
-        <w:t>The system shall allow users to view detailed information about a selected flight.</w:t>
-      </w:r>
-    </w:p>
-    <w:p>
-      <w:pPr>
-        <w:rPr>
-          <w:rFonts w:ascii="Amasis MT Pro" w:hAnsi="Amasis MT Pro"/>
-          <w:sz w:val="26"/>
-          <w:szCs w:val="26"/>
-          <w:lang w:val="en-US"/>
-        </w:rPr>
-      </w:pPr>
-    </w:p>
-    <w:p>
-      <w:pPr>
-        <w:rPr>
-          <w:rFonts w:ascii="Amasis MT Pro" w:hAnsi="Amasis MT Pro"/>
-          <w:b/>
-          <w:bCs/>
-          <w:sz w:val="26"/>
-          <w:szCs w:val="26"/>
-          <w:lang w:val="en-US"/>
-        </w:rPr>
-      </w:pPr>
-      <w:r>
-        <w:rPr>
-          <w:rFonts w:ascii="Amasis MT Pro" w:hAnsi="Amasis MT Pro"/>
-          <w:b/>
-          <w:bCs/>
-          <w:sz w:val="26"/>
-          <w:szCs w:val="26"/>
-          <w:lang w:val="en-US"/>
-        </w:rPr>
-        <w:t>Booking Management (Customer Only)</w:t>
-      </w:r>
-    </w:p>
-    <w:p>
-      <w:pPr>
-        <w:rPr>
-          <w:rFonts w:ascii="Amasis MT Pro" w:hAnsi="Amasis MT Pro"/>
-          <w:sz w:val="26"/>
-          <w:szCs w:val="26"/>
-          <w:lang w:val="en-US"/>
-        </w:rPr>
-      </w:pPr>
-      <w:r>
-        <w:rPr>
-          <w:rFonts w:ascii="Amasis MT Pro" w:hAnsi="Amasis MT Pro"/>
-          <w:b/>
-          <w:bCs/>
-          <w:sz w:val="26"/>
-          <w:szCs w:val="26"/>
-          <w:lang w:val="en-US"/>
-        </w:rPr>
-        <w:t xml:space="preserve">FR18: </w:t>
-      </w:r>
-      <w:r>
-        <w:rPr>
-          <w:rFonts w:ascii="Amasis MT Pro" w:hAnsi="Amasis MT Pro"/>
-          <w:sz w:val="26"/>
-          <w:szCs w:val="26"/>
-          <w:lang w:val="en-US"/>
-        </w:rPr>
-        <w:t xml:space="preserve">The system shall allow </w:t>
-      </w:r>
-      <w:r>
-        <w:rPr>
-          <w:rFonts w:ascii="Amasis MT Pro" w:hAnsi="Amasis MT Pro"/>
-          <w:sz w:val="26"/>
-          <w:szCs w:val="26"/>
-          <w:lang w:val="en-US"/>
-        </w:rPr>
-        <w:t>c</w:t>
-      </w:r>
-      <w:r>
-        <w:rPr>
-          <w:rFonts w:ascii="Amasis MT Pro" w:hAnsi="Amasis MT Pro"/>
-          <w:sz w:val="26"/>
-          <w:szCs w:val="26"/>
-          <w:lang w:val="en-US"/>
-        </w:rPr>
-        <w:t xml:space="preserve">ustomers to book a seat on a selected </w:t>
-      </w:r>
-      <w:r>
-        <w:rPr>
-          <w:rFonts w:ascii="Amasis MT Pro" w:hAnsi="Amasis MT Pro"/>
-          <w:sz w:val="26"/>
-          <w:szCs w:val="26"/>
-          <w:lang w:val="en-US"/>
-        </w:rPr>
-        <w:t>flight.</w:t>
-      </w:r>
-    </w:p>
-    <w:p>
-      <w:pPr>
-        <w:rPr>
-          <w:rFonts w:ascii="Amasis MT Pro" w:hAnsi="Amasis MT Pro"/>
-          <w:sz w:val="26"/>
-          <w:szCs w:val="26"/>
-          <w:lang w:val="en-US"/>
-        </w:rPr>
-      </w:pPr>
-      <w:r>
-        <w:rPr>
-          <w:rFonts w:ascii="Amasis MT Pro" w:hAnsi="Amasis MT Pro"/>
-          <w:b/>
-          <w:bCs/>
-          <w:sz w:val="26"/>
-          <w:szCs w:val="26"/>
-          <w:lang w:val="en-US"/>
-        </w:rPr>
-        <w:t xml:space="preserve">FR19: </w:t>
-      </w:r>
-      <w:r>
-        <w:rPr>
-          <w:rFonts w:ascii="Amasis MT Pro" w:hAnsi="Amasis MT Pro"/>
-          <w:sz w:val="26"/>
-          <w:szCs w:val="26"/>
-          <w:lang w:val="en-US"/>
-        </w:rPr>
-        <w:t xml:space="preserve">The system </w:t>
-      </w:r>
-      <w:r>
-        <w:rPr>
-          <w:rFonts w:ascii="Amasis MT Pro" w:hAnsi="Amasis MT Pro"/>
-          <w:sz w:val="26"/>
-          <w:szCs w:val="26"/>
-          <w:lang w:val="en-US"/>
-        </w:rPr>
-        <w:t>should</w:t>
-      </w:r>
-      <w:r>
-        <w:rPr>
-          <w:rFonts w:ascii="Amasis MT Pro" w:hAnsi="Amasis MT Pro"/>
-          <w:sz w:val="26"/>
-          <w:szCs w:val="26"/>
-          <w:lang w:val="en-US"/>
-        </w:rPr>
-        <w:t xml:space="preserve"> validate that the number of seats requested does not exceed the available seats.</w:t>
-      </w:r>
-    </w:p>
-    <w:p>
-      <w:pPr>
-        <w:rPr>
-          <w:rFonts w:ascii="Amasis MT Pro" w:hAnsi="Amasis MT Pro"/>
-          <w:sz w:val="26"/>
-          <w:szCs w:val="26"/>
-          <w:lang w:val="en-US"/>
-        </w:rPr>
-      </w:pPr>
-      <w:r>
-        <w:rPr>
-          <w:rFonts w:ascii="Amasis MT Pro" w:hAnsi="Amasis MT Pro"/>
-          <w:b/>
-          <w:bCs/>
-          <w:sz w:val="26"/>
-          <w:szCs w:val="26"/>
-          <w:lang w:val="en-US"/>
-        </w:rPr>
-        <w:t xml:space="preserve">FR20: </w:t>
-      </w:r>
-      <w:r>
-        <w:rPr>
-          <w:rFonts w:ascii="Amasis MT Pro" w:hAnsi="Amasis MT Pro"/>
-          <w:sz w:val="26"/>
-          <w:szCs w:val="26"/>
-          <w:lang w:val="en-US"/>
-        </w:rPr>
-        <w:t>The system shall generate a booking record and confirmation code after a successful booking.</w:t>
-      </w:r>
-    </w:p>
-    <w:p>
-      <w:pPr>
-        <w:rPr>
-          <w:rFonts w:ascii="Amasis MT Pro" w:hAnsi="Amasis MT Pro"/>
-          <w:sz w:val="26"/>
-          <w:szCs w:val="26"/>
-          <w:lang w:val="en-US"/>
-        </w:rPr>
-      </w:pPr>
-      <w:r>
-        <w:rPr>
-          <w:rFonts w:ascii="Amasis MT Pro" w:hAnsi="Amasis MT Pro"/>
-          <w:b/>
-          <w:bCs/>
-          <w:sz w:val="26"/>
-          <w:szCs w:val="26"/>
-          <w:lang w:val="en-US"/>
-        </w:rPr>
-        <w:t xml:space="preserve">FR21: </w:t>
-      </w:r>
-      <w:r>
-        <w:rPr>
-          <w:rFonts w:ascii="Amasis MT Pro" w:hAnsi="Amasis MT Pro"/>
-          <w:sz w:val="26"/>
-          <w:szCs w:val="26"/>
-          <w:lang w:val="en-US"/>
-        </w:rPr>
-        <w:t xml:space="preserve">The system shall </w:t>
-      </w:r>
-      <w:r>
-        <w:rPr>
-          <w:rFonts w:ascii="Amasis MT Pro" w:hAnsi="Amasis MT Pro"/>
-          <w:sz w:val="26"/>
-          <w:szCs w:val="26"/>
-          <w:lang w:val="en-US"/>
-        </w:rPr>
-        <w:t xml:space="preserve">allow </w:t>
-      </w:r>
-      <w:r>
-        <w:rPr>
-          <w:rFonts w:ascii="Amasis MT Pro" w:hAnsi="Amasis MT Pro"/>
-          <w:sz w:val="26"/>
-          <w:szCs w:val="26"/>
-          <w:lang w:val="en-US"/>
-        </w:rPr>
-        <w:t xml:space="preserve">customers to view all their existing </w:t>
-      </w:r>
-      <w:r>
-        <w:rPr>
-          <w:rFonts w:ascii="Amasis MT Pro" w:hAnsi="Amasis MT Pro"/>
-          <w:sz w:val="26"/>
-          <w:szCs w:val="26"/>
-          <w:lang w:val="en-US"/>
-        </w:rPr>
-        <w:t>bookings.</w:t>
-      </w:r>
-    </w:p>
-    <w:p>
-      <w:pPr>
-        <w:rPr>
-          <w:rFonts w:ascii="Amasis MT Pro" w:hAnsi="Amasis MT Pro"/>
-          <w:sz w:val="26"/>
-          <w:szCs w:val="26"/>
-          <w:lang w:val="en-US"/>
-        </w:rPr>
-      </w:pPr>
-      <w:r>
-        <w:rPr>
-          <w:rFonts w:ascii="Amasis MT Pro" w:hAnsi="Amasis MT Pro"/>
-          <w:b/>
-          <w:bCs/>
-          <w:sz w:val="26"/>
-          <w:szCs w:val="26"/>
-          <w:lang w:val="en-US"/>
-        </w:rPr>
-        <w:t xml:space="preserve">FR22: </w:t>
-      </w:r>
-      <w:r>
-        <w:rPr>
-          <w:rFonts w:ascii="Amasis MT Pro" w:hAnsi="Amasis MT Pro"/>
-          <w:sz w:val="26"/>
-          <w:szCs w:val="26"/>
-          <w:lang w:val="en-US"/>
-        </w:rPr>
-        <w:t>The system shall allow customers to cancel their own bookings.</w:t>
-      </w:r>
-    </w:p>
-    <w:p>
-      <w:pPr>
-        <w:rPr>
-          <w:rFonts w:ascii="Amasis MT Pro" w:hAnsi="Amasis MT Pro"/>
-          <w:sz w:val="26"/>
-          <w:szCs w:val="26"/>
-          <w:lang w:val="en-US"/>
-        </w:rPr>
-      </w:pPr>
-      <w:r>
-        <w:rPr>
-          <w:rFonts w:ascii="Amasis MT Pro" w:hAnsi="Amasis MT Pro"/>
-          <w:b/>
-          <w:bCs/>
-          <w:sz w:val="26"/>
-          <w:szCs w:val="26"/>
-          <w:lang w:val="en-US"/>
+        <w:t>NFR15:</w:t>
+      </w:r>
+      <w:r>
+        <w:rPr>
+          <w:rFonts w:ascii="Amasis MT Pro" w:hAnsi="Amasis MT Pro"/>
+          <w:sz w:val="26"/>
+          <w:szCs w:val="26"/>
+        </w:rPr>
+        <w:t xml:space="preserve"> The system shall require no prior technical knowledge beyond basic console navigation.</w:t>
+      </w:r>
+    </w:p>
+    <w:p>
+      <w:pPr>
+        <w:rPr>
+          <w:rFonts w:ascii="Amasis MT Pro" w:hAnsi="Amasis MT Pro"/>
+          <w:sz w:val="26"/>
+          <w:szCs w:val="26"/>
+        </w:rPr>
+      </w:pPr>
+    </w:p>
+    <w:p>
+      <w:pPr>
+        <w:rPr>
+          <w:rFonts w:ascii="Amasis MT Pro" w:hAnsi="Amasis MT Pro"/>
+          <w:b/>
+          <w:bCs/>
+          <w:sz w:val="26"/>
+          <w:szCs w:val="26"/>
+        </w:rPr>
+      </w:pPr>
+      <w:r>
+        <w:rPr>
+          <w:rFonts w:ascii="Amasis MT Pro" w:hAnsi="Amasis MT Pro"/>
+          <w:b/>
+          <w:bCs/>
+          <w:sz w:val="26"/>
+          <w:szCs w:val="26"/>
+        </w:rPr>
+        <w:t>Security Requirements</w:t>
+      </w:r>
+    </w:p>
+    <w:p>
+      <w:pPr>
+        <w:rPr>
+          <w:rFonts w:ascii="Amasis MT Pro" w:hAnsi="Amasis MT Pro"/>
+          <w:sz w:val="26"/>
+          <w:szCs w:val="26"/>
+        </w:rPr>
+      </w:pPr>
+      <w:r>
+        <w:rPr>
+          <w:rFonts w:ascii="Amasis MT Pro" w:hAnsi="Amasis MT Pro"/>
+          <w:b/>
+          <w:bCs/>
+          <w:sz w:val="26"/>
+          <w:szCs w:val="26"/>
+        </w:rPr>
+        <w:t>NFR16:</w:t>
+      </w:r>
+      <w:r>
+        <w:rPr>
+          <w:rFonts w:ascii="Amasis MT Pro" w:hAnsi="Amasis MT Pro"/>
+          <w:sz w:val="26"/>
+          <w:szCs w:val="26"/>
+        </w:rPr>
+        <w:t xml:space="preserve"> The system shall restrict </w:t>
+      </w:r>
+      <w:r>
+        <w:rPr>
+          <w:rFonts w:ascii="Amasis MT Pro" w:hAnsi="Amasis MT Pro"/>
+          <w:sz w:val="26"/>
+          <w:szCs w:val="26"/>
+        </w:rPr>
+        <w:t>admin-only functions to authenticated admin users.</w:t>
+      </w:r>
+    </w:p>
+    <w:p>
+      <w:pPr>
+        <w:rPr>
+          <w:rFonts w:ascii="Amasis MT Pro" w:hAnsi="Amasis MT Pro"/>
+          <w:sz w:val="26"/>
+          <w:szCs w:val="26"/>
+        </w:rPr>
+      </w:pPr>
+      <w:r>
+        <w:rPr>
+          <w:rFonts w:ascii="Amasis MT Pro" w:hAnsi="Amasis MT Pro"/>
+          <w:b/>
+          <w:bCs/>
+          <w:sz w:val="26"/>
+          <w:szCs w:val="26"/>
+        </w:rPr>
+        <w:t>NFR17:</w:t>
+      </w:r>
+      <w:r>
+        <w:rPr>
+          <w:rFonts w:ascii="Amasis MT Pro" w:hAnsi="Amasis MT Pro"/>
+          <w:sz w:val="26"/>
+          <w:szCs w:val="26"/>
+        </w:rPr>
+        <w:t xml:space="preserve"> The system shall store user passwords in a secure format.</w:t>
+      </w:r>
+    </w:p>
+    <w:p>
+      <w:pPr>
+        <w:rPr>
+          <w:rFonts w:ascii="Amasis MT Pro" w:hAnsi="Amasis MT Pro"/>
+          <w:sz w:val="26"/>
+          <w:szCs w:val="26"/>
+        </w:rPr>
+      </w:pPr>
+      <w:r>
+        <w:rPr>
+          <w:rFonts w:ascii="Amasis MT Pro" w:hAnsi="Amasis MT Pro"/>
+          <w:b/>
+          <w:bCs/>
+          <w:sz w:val="26"/>
+          <w:szCs w:val="26"/>
+        </w:rPr>
+        <w:t>NFR18:</w:t>
+      </w:r>
+      <w:r>
+        <w:rPr>
+          <w:rFonts w:ascii="Amasis MT Pro" w:hAnsi="Amasis MT Pro"/>
+          <w:sz w:val="26"/>
+          <w:szCs w:val="26"/>
+        </w:rPr>
+        <w:t xml:space="preserve"> The system shall prevent unauthorized access by validating all login attempts</w:t>
+      </w:r>
+    </w:p>
+    <w:p>
+      <w:pPr>
+        <w:rPr>
+          <w:rFonts w:ascii="Amasis MT Pro" w:hAnsi="Amasis MT Pro"/>
+          <w:sz w:val="26"/>
+          <w:szCs w:val="26"/>
+        </w:rPr>
+      </w:pPr>
+      <w:r>
+        <w:rPr>
+          <w:rFonts w:ascii="Amasis MT Pro" w:hAnsi="Amasis MT Pro"/>
+          <w:b/>
+          <w:bCs/>
+          <w:sz w:val="26"/>
+          <w:szCs w:val="26"/>
+        </w:rPr>
+        <w:t>NFR19:</w:t>
+      </w:r>
+      <w:r>
+        <w:rPr>
+          <w:rFonts w:ascii="Amasis MT Pro" w:hAnsi="Amasis MT Pro"/>
+          <w:sz w:val="26"/>
+          <w:szCs w:val="26"/>
+        </w:rPr>
+        <w:t xml:space="preserve"> The system shall ensure that customers can only view and manage their own bookings.</w:t>
+      </w:r>
+    </w:p>
+    <w:p>
+      <w:pPr>
+        <w:rPr>
+          <w:rFonts w:ascii="Amasis MT Pro" w:hAnsi="Amasis MT Pro"/>
+          <w:sz w:val="26"/>
+          <w:szCs w:val="26"/>
+        </w:rPr>
+      </w:pPr>
+    </w:p>
+    <w:p>
+      <w:pPr>
+        <w:rPr>
+          <w:rFonts w:ascii="Amasis MT Pro" w:hAnsi="Amasis MT Pro"/>
+          <w:b/>
+          <w:bCs/>
+          <w:sz w:val="26"/>
+          <w:szCs w:val="26"/>
+        </w:rPr>
+      </w:pPr>
+      <w:r>
+        <w:rPr>
+          <w:rFonts w:ascii="Amasis MT Pro" w:hAnsi="Amasis MT Pro"/>
+          <w:b/>
+          <w:bCs/>
+          <w:sz w:val="26"/>
+          <w:szCs w:val="26"/>
+        </w:rPr>
+        <w:t>Maintainability Requirements</w:t>
+      </w:r>
+    </w:p>
+    <w:p>
+      <w:pPr>
+        <w:rPr>
+          <w:rFonts w:ascii="Amasis MT Pro" w:hAnsi="Amasis MT Pro"/>
+          <w:sz w:val="26"/>
+          <w:szCs w:val="26"/>
+        </w:rPr>
+      </w:pPr>
+      <w:r>
+        <w:rPr>
+          <w:rFonts w:ascii="Amasis MT Pro" w:hAnsi="Amasis MT Pro"/>
+          <w:b/>
+          <w:bCs/>
+          <w:sz w:val="26"/>
+          <w:szCs w:val="26"/>
+        </w:rPr>
+        <w:t>NFR20:</w:t>
+      </w:r>
+      <w:r>
+        <w:rPr>
+          <w:rFonts w:ascii="Amasis MT Pro" w:hAnsi="Amasis MT Pro"/>
+          <w:sz w:val="26"/>
+          <w:szCs w:val="26"/>
+        </w:rPr>
+        <w:t xml:space="preserve"> The system shall be modular, separating logic into components</w:t>
+      </w:r>
+    </w:p>
+    <w:p>
+      <w:pPr>
+        <w:rPr>
+          <w:rFonts w:ascii="Amasis MT Pro" w:hAnsi="Amasis MT Pro"/>
+          <w:sz w:val="26"/>
+          <w:szCs w:val="26"/>
+        </w:rPr>
+      </w:pPr>
+      <w:r>
+        <w:rPr>
+          <w:rFonts w:ascii="Amasis MT Pro" w:hAnsi="Amasis MT Pro"/>
+          <w:b/>
+          <w:bCs/>
+          <w:sz w:val="26"/>
+          <w:szCs w:val="26"/>
+        </w:rPr>
+        <w:t>NFR21:</w:t>
+      </w:r>
+      <w:r>
+        <w:rPr>
+          <w:rFonts w:ascii="Amasis MT Pro" w:hAnsi="Amasis MT Pro"/>
+          <w:sz w:val="26"/>
+          <w:szCs w:val="26"/>
+        </w:rPr>
+        <w:t xml:space="preserve"> The system shall allow new features to be added without major restructuring.</w:t>
+      </w:r>
+    </w:p>
+    <w:p>
+      <w:pPr>
+        <w:rPr>
+          <w:rFonts w:ascii="Amasis MT Pro" w:hAnsi="Amasis MT Pro"/>
+          <w:sz w:val="26"/>
+          <w:szCs w:val="26"/>
+        </w:rPr>
+      </w:pPr>
+      <w:r>
+        <w:rPr>
+          <w:rFonts w:ascii="Amasis MT Pro" w:hAnsi="Amasis MT Pro"/>
+          <w:b/>
+          <w:bCs/>
+          <w:sz w:val="26"/>
+          <w:szCs w:val="26"/>
+        </w:rPr>
+        <w:t>NFR22:</w:t>
+      </w:r>
+      <w:r>
+        <w:rPr>
+          <w:rFonts w:ascii="Amasis MT Pro" w:hAnsi="Amasis MT Pro"/>
+          <w:sz w:val="26"/>
+          <w:szCs w:val="26"/>
+        </w:rPr>
+        <w:t xml:space="preserve"> The system shall use clear and consistent naming conventions in code.</w:t>
+      </w:r>
+    </w:p>
+    <w:p>
+      <w:pPr>
+        <w:rPr>
+          <w:rFonts w:ascii="Amasis MT Pro" w:hAnsi="Amasis MT Pro"/>
+          <w:sz w:val="26"/>
+          <w:szCs w:val="26"/>
+        </w:rPr>
+      </w:pPr>
+      <w:r>
+        <w:rPr>
+          <w:rFonts w:ascii="Amasis MT Pro" w:hAnsi="Amasis MT Pro"/>
+          <w:b/>
+          <w:bCs/>
+          <w:sz w:val="26"/>
+          <w:szCs w:val="26"/>
+        </w:rPr>
+        <w:t>NFR23:</w:t>
+      </w:r>
+      <w:r>
+        <w:rPr>
+          <w:rFonts w:ascii="Amasis MT Pro" w:hAnsi="Amasis MT Pro"/>
+          <w:sz w:val="26"/>
+          <w:szCs w:val="26"/>
+        </w:rPr>
+        <w:t xml:space="preserve"> The system shall</w:t>
+      </w:r>
+      <w:r>
+        <w:rPr>
+          <w:rFonts w:ascii="Amasis MT Pro" w:hAnsi="Amasis MT Pro"/>
+          <w:sz w:val="26"/>
+          <w:szCs w:val="26"/>
+        </w:rPr>
+        <w:t xml:space="preserve"> allow flight, user, and booking data to be updated without modifying core logic.</w:t>
+      </w:r>
+    </w:p>
+    <w:p>
+      <w:pPr>
+        <w:rPr>
+          <w:rFonts w:ascii="Amasis MT Pro" w:hAnsi="Amasis MT Pro"/>
+          <w:sz w:val="26"/>
+          <w:szCs w:val="26"/>
+        </w:rPr>
+      </w:pPr>
+    </w:p>
+    <w:p>
+      <w:pPr>
+        <w:rPr>
+          <w:rFonts w:ascii="Amasis MT Pro" w:hAnsi="Amasis MT Pro"/>
+          <w:b/>
+          <w:bCs/>
+          <w:sz w:val="26"/>
+          <w:szCs w:val="26"/>
+        </w:rPr>
+      </w:pPr>
+      <w:r>
+        <w:rPr>
+          <w:rFonts w:ascii="Amasis MT Pro" w:hAnsi="Amasis MT Pro"/>
+          <w:b/>
+          <w:bCs/>
+          <w:sz w:val="26"/>
+          <w:szCs w:val="26"/>
+        </w:rPr>
+        <w:t>Por</w:t>
+      </w:r>
+      <w:r>
+        <w:rPr>
+          <w:rFonts w:ascii="Amasis MT Pro" w:hAnsi="Amasis MT Pro"/>
+          <w:b/>
+          <w:bCs/>
+          <w:sz w:val="26"/>
+          <w:szCs w:val="26"/>
+        </w:rPr>
+        <w:t>tability Requirements</w:t>
+      </w:r>
+    </w:p>
+    <w:p>
+      <w:pPr>
+        <w:rPr>
+          <w:rFonts w:ascii="Amasis MT Pro" w:hAnsi="Amasis MT Pro"/>
+          <w:sz w:val="26"/>
+          <w:szCs w:val="26"/>
+        </w:rPr>
+      </w:pPr>
+      <w:r>
+        <w:rPr>
+          <w:rFonts w:ascii="Amasis MT Pro" w:hAnsi="Amasis MT Pro"/>
+          <w:b/>
+          <w:bCs/>
+          <w:sz w:val="26"/>
+          <w:szCs w:val="26"/>
+        </w:rPr>
+        <w:t>NFR24:</w:t>
+      </w:r>
+      <w:r>
+        <w:rPr>
+          <w:rFonts w:ascii="Amasis MT Pro" w:hAnsi="Amasis MT Pro"/>
+          <w:sz w:val="26"/>
+          <w:szCs w:val="26"/>
+        </w:rPr>
+        <w:t xml:space="preserve"> The system shall run to any machine that supports a standard console/terminal.</w:t>
+      </w:r>
+    </w:p>
+    <w:p>
+      <w:pPr>
+        <w:rPr>
+          <w:rFonts w:ascii="Amasis MT Pro" w:hAnsi="Amasis MT Pro"/>
+          <w:sz w:val="26"/>
+          <w:szCs w:val="26"/>
+        </w:rPr>
+      </w:pPr>
+      <w:r>
+        <w:rPr>
+          <w:rFonts w:ascii="Amasis MT Pro" w:hAnsi="Amasis MT Pro"/>
+          <w:b/>
+          <w:bCs/>
+          <w:sz w:val="26"/>
+          <w:szCs w:val="26"/>
+        </w:rPr>
+        <w:t>NFR25:</w:t>
+      </w:r>
+      <w:r>
+        <w:rPr>
+          <w:rFonts w:ascii="Amasis MT Pro" w:hAnsi="Amasis MT Pro"/>
+          <w:sz w:val="26"/>
+          <w:szCs w:val="26"/>
+        </w:rPr>
+        <w:t xml:space="preserve"> The system shall not depend on platform-specific features.</w:t>
+      </w:r>
+    </w:p>
+    <w:p>
+      <w:pPr>
+        <w:rPr>
+          <w:rFonts w:ascii="Amasis MT Pro" w:hAnsi="Amasis MT Pro"/>
+          <w:sz w:val="26"/>
+          <w:szCs w:val="26"/>
+        </w:rPr>
+      </w:pPr>
+      <w:r>
+        <w:rPr>
+          <w:rFonts w:ascii="Amasis MT Pro" w:hAnsi="Amasis MT Pro"/>
+          <w:b/>
+          <w:bCs/>
+          <w:sz w:val="26"/>
+          <w:szCs w:val="26"/>
+        </w:rPr>
+        <w:t>NFR26:</w:t>
+      </w:r>
+      <w:r>
+        <w:rPr>
+          <w:rFonts w:ascii="Amasis MT Pro" w:hAnsi="Amasis MT Pro"/>
+          <w:sz w:val="26"/>
+          <w:szCs w:val="26"/>
+        </w:rPr>
+        <w:t xml:space="preserve"> The sys</w:t>
+      </w:r>
+      <w:r>
+        <w:rPr>
+          <w:rFonts w:ascii="Amasis MT Pro" w:hAnsi="Amasis MT Pro"/>
+          <w:sz w:val="26"/>
+          <w:szCs w:val="26"/>
+        </w:rPr>
+        <w:t>tem shall run on Windows, macOS, or Linux without require major changes.</w:t>
+      </w:r>
+    </w:p>
+    <w:p>
+      <w:pPr>
+        <w:rPr>
+          <w:rFonts w:ascii="Amasis MT Pro" w:hAnsi="Amasis MT Pro"/>
+          <w:sz w:val="26"/>
+          <w:szCs w:val="26"/>
+        </w:rPr>
+      </w:pPr>
+    </w:p>
+    <w:p>
+      <w:pPr>
+        <w:rPr>
+          <w:rFonts w:ascii="Amasis MT Pro" w:hAnsi="Amasis MT Pro"/>
+          <w:sz w:val="26"/>
+          <w:szCs w:val="26"/>
+        </w:rPr>
+      </w:pPr>
+    </w:p>
+    <w:p>
+      <w:pPr>
+        <w:rPr>
+          <w:rFonts w:ascii="Amasis MT Pro" w:hAnsi="Amasis MT Pro"/>
+          <w:sz w:val="26"/>
+          <w:szCs w:val="26"/>
+        </w:rPr>
+      </w:pPr>
+    </w:p>
+    <w:p>
+      <w:pPr>
+        <w:rPr>
+          <w:rFonts w:ascii="Amasis MT Pro" w:hAnsi="Amasis MT Pro"/>
+          <w:b/>
+          <w:bCs/>
+          <w:sz w:val="26"/>
+          <w:szCs w:val="26"/>
+        </w:rPr>
+      </w:pPr>
+      <w:r>
+        <w:rPr>
+          <w:rFonts w:ascii="Amasis MT Pro" w:hAnsi="Amasis MT Pro"/>
+          <w:b/>
+          <w:bCs/>
+          <w:sz w:val="26"/>
+          <w:szCs w:val="26"/>
         </w:rPr>
         <w:lastRenderedPageBreak/>
-        <w:t>FR23</w:t>
-      </w:r>
-      <w:r>
-        <w:rPr>
-          <w:rFonts w:ascii="Amasis MT Pro" w:hAnsi="Amasis MT Pro"/>
-          <w:sz w:val="26"/>
-          <w:szCs w:val="26"/>
-          <w:lang w:val="en-US"/>
-        </w:rPr>
-        <w:t xml:space="preserve">: The system </w:t>
-      </w:r>
-      <w:r>
-        <w:rPr>
-          <w:rFonts w:ascii="Amasis MT Pro" w:hAnsi="Amasis MT Pro"/>
-          <w:sz w:val="26"/>
-          <w:szCs w:val="26"/>
-          <w:lang w:val="en-US"/>
-        </w:rPr>
-        <w:t>should</w:t>
-      </w:r>
-      <w:r>
-        <w:rPr>
-          <w:rFonts w:ascii="Amasis MT Pro" w:hAnsi="Amasis MT Pro"/>
-          <w:sz w:val="26"/>
-          <w:szCs w:val="26"/>
-          <w:lang w:val="en-US"/>
-        </w:rPr>
-        <w:t xml:space="preserve"> update the number of </w:t>
-      </w:r>
-      <w:r>
-        <w:rPr>
-          <w:rFonts w:ascii="Amasis MT Pro" w:hAnsi="Amasis MT Pro"/>
-          <w:sz w:val="26"/>
-          <w:szCs w:val="26"/>
-          <w:lang w:val="en-US"/>
-        </w:rPr>
-        <w:t>seats booked</w:t>
-      </w:r>
-      <w:r>
-        <w:rPr>
-          <w:rFonts w:ascii="Amasis MT Pro" w:hAnsi="Amasis MT Pro"/>
-          <w:sz w:val="26"/>
-          <w:szCs w:val="26"/>
-          <w:lang w:val="en-US"/>
-        </w:rPr>
-        <w:t xml:space="preserve"> after each booking or cancellation.</w:t>
-      </w:r>
-    </w:p>
-    <w:p>
-      <w:pPr>
-        <w:rPr>
-          <w:rFonts w:ascii="Amasis MT Pro" w:hAnsi="Amasis MT Pro"/>
-          <w:b/>
-          <w:bCs/>
-          <w:sz w:val="26"/>
-          <w:szCs w:val="26"/>
-          <w:lang w:val="en-US"/>
-        </w:rPr>
-      </w:pPr>
-      <w:r>
-        <w:rPr>
-          <w:rFonts w:ascii="Amasis MT Pro" w:hAnsi="Amasis MT Pro"/>
-          <w:b/>
-          <w:bCs/>
-          <w:sz w:val="26"/>
-          <w:szCs w:val="26"/>
-          <w:lang w:val="en-US"/>
-        </w:rPr>
-        <w:t>FR24:</w:t>
-      </w:r>
-      <w:r>
-        <w:rPr>
-          <w:rFonts w:ascii="Amasis MT Pro" w:hAnsi="Amasis MT Pro"/>
-          <w:sz w:val="26"/>
-          <w:szCs w:val="26"/>
-          <w:lang w:val="en-US"/>
-        </w:rPr>
-        <w:t xml:space="preserve"> The system shall allow customers to view all their flight history.</w:t>
-      </w:r>
-    </w:p>
-    <w:p>
-      <w:pPr>
-        <w:rPr>
-          <w:rFonts w:ascii="Amasis MT Pro" w:hAnsi="Amasis MT Pro"/>
-          <w:sz w:val="26"/>
-          <w:szCs w:val="26"/>
-          <w:lang w:val="en-US"/>
-        </w:rPr>
-      </w:pPr>
-    </w:p>
-    <w:p>
-      <w:pPr>
-        <w:rPr>
-          <w:rFonts w:ascii="Amasis MT Pro" w:hAnsi="Amasis MT Pro"/>
-          <w:b/>
-          <w:bCs/>
-          <w:sz w:val="26"/>
-          <w:szCs w:val="26"/>
-          <w:lang w:val="en-US"/>
-        </w:rPr>
-      </w:pPr>
-      <w:r>
-        <w:rPr>
-          <w:rFonts w:ascii="Amasis MT Pro" w:hAnsi="Amasis MT Pro"/>
-          <w:b/>
-          <w:bCs/>
-          <w:sz w:val="26"/>
-          <w:szCs w:val="26"/>
-          <w:lang w:val="en-US"/>
-        </w:rPr>
-        <w:t>Data Storage &amp; Management</w:t>
-      </w:r>
-    </w:p>
-    <w:p>
-      <w:pPr>
-        <w:rPr>
-          <w:rFonts w:ascii="Amasis MT Pro" w:hAnsi="Amasis MT Pro"/>
-          <w:sz w:val="26"/>
-          <w:szCs w:val="26"/>
-          <w:lang w:val="en-US"/>
-        </w:rPr>
-      </w:pPr>
-      <w:r>
-        <w:rPr>
-          <w:rFonts w:ascii="Amasis MT Pro" w:hAnsi="Amasis MT Pro"/>
-          <w:b/>
-          <w:bCs/>
-          <w:sz w:val="26"/>
-          <w:szCs w:val="26"/>
-          <w:lang w:val="en-US"/>
-        </w:rPr>
-        <w:t xml:space="preserve">FR25: </w:t>
-      </w:r>
-      <w:r>
-        <w:rPr>
-          <w:rFonts w:ascii="Amasis MT Pro" w:hAnsi="Amasis MT Pro"/>
-          <w:sz w:val="26"/>
-          <w:szCs w:val="26"/>
-          <w:lang w:val="en-US"/>
-        </w:rPr>
-        <w:t>The system shall store user account information in a persistent storage medium.</w:t>
-      </w:r>
-    </w:p>
-    <w:p>
-      <w:pPr>
-        <w:rPr>
-          <w:rFonts w:ascii="Amasis MT Pro" w:hAnsi="Amasis MT Pro"/>
-          <w:sz w:val="26"/>
-          <w:szCs w:val="26"/>
-          <w:lang w:val="en-US"/>
-        </w:rPr>
-      </w:pPr>
-      <w:r>
-        <w:rPr>
-          <w:rFonts w:ascii="Amasis MT Pro" w:hAnsi="Amasis MT Pro"/>
-          <w:b/>
-          <w:bCs/>
-          <w:sz w:val="26"/>
-          <w:szCs w:val="26"/>
-          <w:lang w:val="en-US"/>
-        </w:rPr>
-        <w:t xml:space="preserve">FR26: </w:t>
-      </w:r>
-      <w:r>
-        <w:rPr>
-          <w:rFonts w:ascii="Amasis MT Pro" w:hAnsi="Amasis MT Pro"/>
-          <w:sz w:val="26"/>
-          <w:szCs w:val="26"/>
-          <w:lang w:val="en-US"/>
-        </w:rPr>
-        <w:t>The system shall store flight information in a persistent storage medium.</w:t>
-      </w:r>
-    </w:p>
-    <w:p>
-      <w:pPr>
-        <w:rPr>
-          <w:rFonts w:ascii="Amasis MT Pro" w:hAnsi="Amasis MT Pro"/>
-          <w:sz w:val="26"/>
-          <w:szCs w:val="26"/>
-          <w:lang w:val="en-US"/>
-        </w:rPr>
-      </w:pPr>
-      <w:r>
-        <w:rPr>
-          <w:rFonts w:ascii="Amasis MT Pro" w:hAnsi="Amasis MT Pro"/>
-          <w:b/>
-          <w:bCs/>
-          <w:sz w:val="26"/>
-          <w:szCs w:val="26"/>
-          <w:lang w:val="en-US"/>
-        </w:rPr>
-        <w:t xml:space="preserve">FR27: </w:t>
-      </w:r>
-      <w:r>
-        <w:rPr>
-          <w:rFonts w:ascii="Amasis MT Pro" w:hAnsi="Amasis MT Pro"/>
-          <w:sz w:val="26"/>
-          <w:szCs w:val="26"/>
-          <w:lang w:val="en-US"/>
-        </w:rPr>
-        <w:t>The system shall store booking information in a persistent storage medium.</w:t>
-      </w:r>
-    </w:p>
-    <w:p>
-      <w:pPr>
-        <w:rPr>
-          <w:rFonts w:ascii="Amasis MT Pro" w:hAnsi="Amasis MT Pro"/>
-          <w:sz w:val="26"/>
-          <w:szCs w:val="26"/>
-          <w:lang w:val="en-US"/>
-        </w:rPr>
-      </w:pPr>
-      <w:r>
-        <w:rPr>
-          <w:rFonts w:ascii="Amasis MT Pro" w:hAnsi="Amasis MT Pro"/>
-          <w:b/>
-          <w:bCs/>
-          <w:sz w:val="26"/>
-          <w:szCs w:val="26"/>
-          <w:lang w:val="en-US"/>
-        </w:rPr>
-        <w:t xml:space="preserve">FR28: </w:t>
-      </w:r>
-      <w:r>
-        <w:rPr>
-          <w:rFonts w:ascii="Amasis MT Pro" w:hAnsi="Amasis MT Pro"/>
-          <w:sz w:val="26"/>
-          <w:szCs w:val="26"/>
-          <w:lang w:val="en-US"/>
-        </w:rPr>
-        <w:t xml:space="preserve">The system shall load all stored </w:t>
-      </w:r>
-      <w:r>
-        <w:rPr>
-          <w:rFonts w:ascii="Amasis MT Pro" w:hAnsi="Amasis MT Pro"/>
-          <w:sz w:val="26"/>
-          <w:szCs w:val="26"/>
-          <w:lang w:val="en-US"/>
-        </w:rPr>
-        <w:t>data</w:t>
-      </w:r>
-      <w:r>
-        <w:rPr>
-          <w:rFonts w:ascii="Amasis MT Pro" w:hAnsi="Amasis MT Pro"/>
-          <w:sz w:val="26"/>
-          <w:szCs w:val="26"/>
-          <w:lang w:val="en-US"/>
-        </w:rPr>
-        <w:t xml:space="preserve"> when the application starts.</w:t>
-      </w:r>
-    </w:p>
-    <w:p>
-      <w:pPr>
-        <w:rPr>
-          <w:rFonts w:ascii="Amasis MT Pro" w:hAnsi="Amasis MT Pro"/>
-          <w:sz w:val="26"/>
-          <w:szCs w:val="26"/>
-          <w:lang w:val="en-US"/>
-        </w:rPr>
-      </w:pPr>
-      <w:r>
-        <w:rPr>
-          <w:rFonts w:ascii="Amasis MT Pro" w:hAnsi="Amasis MT Pro"/>
-          <w:b/>
-          <w:bCs/>
-          <w:sz w:val="26"/>
-          <w:szCs w:val="26"/>
-          <w:lang w:val="en-US"/>
-        </w:rPr>
-        <w:t xml:space="preserve">FR29: </w:t>
-      </w:r>
-      <w:r>
-        <w:rPr>
-          <w:rFonts w:ascii="Amasis MT Pro" w:hAnsi="Amasis MT Pro"/>
-          <w:sz w:val="26"/>
-          <w:szCs w:val="26"/>
-          <w:lang w:val="en-US"/>
-        </w:rPr>
-        <w:t xml:space="preserve">The system shall save all </w:t>
-      </w:r>
-      <w:r>
-        <w:rPr>
-          <w:rFonts w:ascii="Amasis MT Pro" w:hAnsi="Amasis MT Pro"/>
-          <w:sz w:val="26"/>
-          <w:szCs w:val="26"/>
-          <w:lang w:val="en-US"/>
-        </w:rPr>
-        <w:t>updated data when the application closes.</w:t>
-      </w:r>
-    </w:p>
-    <w:p>
-      <w:pPr>
-        <w:rPr>
-          <w:rFonts w:ascii="Amasis MT Pro" w:hAnsi="Amasis MT Pro"/>
-          <w:b/>
-          <w:bCs/>
-          <w:sz w:val="26"/>
-          <w:szCs w:val="26"/>
-          <w:lang w:val="en-US"/>
-        </w:rPr>
-      </w:pPr>
-    </w:p>
-    <w:p>
-      <w:pPr>
-        <w:rPr>
-          <w:rFonts w:ascii="Amasis MT Pro" w:hAnsi="Amasis MT Pro"/>
-          <w:b/>
-          <w:bCs/>
-          <w:sz w:val="26"/>
-          <w:szCs w:val="26"/>
-          <w:lang w:val="en-US"/>
-        </w:rPr>
-      </w:pPr>
-    </w:p>
-    <w:p>
-      <w:pPr>
-        <w:rPr>
-          <w:rFonts w:ascii="Amasis MT Pro" w:hAnsi="Amasis MT Pro"/>
-          <w:b/>
-          <w:bCs/>
-          <w:sz w:val="26"/>
-          <w:szCs w:val="26"/>
-          <w:lang w:val="en-US"/>
-        </w:rPr>
-      </w:pPr>
-    </w:p>
-    <w:p>
-      <w:pPr>
-        <w:rPr>
-          <w:rFonts w:ascii="Amasis MT Pro" w:hAnsi="Amasis MT Pro"/>
-          <w:b/>
-          <w:bCs/>
-          <w:sz w:val="26"/>
-          <w:szCs w:val="26"/>
-          <w:lang w:val="en-US"/>
-        </w:rPr>
-      </w:pPr>
-      <w:r>
-        <w:rPr>
-          <w:rFonts w:ascii="Amasis MT Pro" w:hAnsi="Amasis MT Pro"/>
-          <w:b/>
-          <w:bCs/>
-          <w:sz w:val="26"/>
-          <w:szCs w:val="26"/>
-          <w:lang w:val="en-US"/>
-        </w:rPr>
-        <w:t>Input V</w:t>
-      </w:r>
-      <w:r>
-        <w:rPr>
-          <w:rFonts w:ascii="Amasis MT Pro" w:hAnsi="Amasis MT Pro"/>
-          <w:b/>
-          <w:bCs/>
-          <w:sz w:val="26"/>
-          <w:szCs w:val="26"/>
-          <w:lang w:val="en-US"/>
-        </w:rPr>
-        <w:t>alidation</w:t>
-      </w:r>
-    </w:p>
-    <w:p>
-      <w:pPr>
-        <w:rPr>
-          <w:rFonts w:ascii="Amasis MT Pro" w:hAnsi="Amasis MT Pro"/>
-          <w:sz w:val="26"/>
-          <w:szCs w:val="26"/>
-          <w:lang w:val="en-US"/>
-        </w:rPr>
-      </w:pPr>
-      <w:r>
-        <w:rPr>
-          <w:rFonts w:ascii="Amasis MT Pro" w:hAnsi="Amasis MT Pro"/>
-          <w:b/>
-          <w:bCs/>
-          <w:sz w:val="26"/>
-          <w:szCs w:val="26"/>
-          <w:lang w:val="en-US"/>
-        </w:rPr>
-        <w:t xml:space="preserve">FR30: </w:t>
-      </w:r>
-      <w:r>
-        <w:rPr>
-          <w:rFonts w:ascii="Amasis MT Pro" w:hAnsi="Amasis MT Pro"/>
-          <w:sz w:val="26"/>
-          <w:szCs w:val="26"/>
-          <w:lang w:val="en-US"/>
-        </w:rPr>
-        <w:t>The system shall validate all user inputs to ensure they are in the correct format.</w:t>
-      </w:r>
-    </w:p>
-    <w:p>
-      <w:pPr>
-        <w:rPr>
-          <w:rFonts w:ascii="Amasis MT Pro" w:hAnsi="Amasis MT Pro"/>
-          <w:sz w:val="26"/>
-          <w:szCs w:val="26"/>
-          <w:lang w:val="en-US"/>
-        </w:rPr>
-      </w:pPr>
-      <w:r>
-        <w:rPr>
-          <w:rFonts w:ascii="Amasis MT Pro" w:hAnsi="Amasis MT Pro"/>
-          <w:b/>
-          <w:bCs/>
-          <w:sz w:val="26"/>
-          <w:szCs w:val="26"/>
-          <w:lang w:val="en-US"/>
-        </w:rPr>
-        <w:t>FR</w:t>
-      </w:r>
-      <w:r>
-        <w:rPr>
-          <w:rFonts w:ascii="Amasis MT Pro" w:hAnsi="Amasis MT Pro"/>
-          <w:b/>
-          <w:bCs/>
-          <w:sz w:val="26"/>
-          <w:szCs w:val="26"/>
-          <w:lang w:val="en-US"/>
-        </w:rPr>
-        <w:t>31:</w:t>
-      </w:r>
-      <w:r>
-        <w:rPr>
-          <w:rFonts w:ascii="Amasis MT Pro" w:hAnsi="Amasis MT Pro"/>
-          <w:sz w:val="26"/>
-          <w:szCs w:val="26"/>
-          <w:lang w:val="en-US"/>
-        </w:rPr>
-        <w:t xml:space="preserve"> The system shall</w:t>
-      </w:r>
-      <w:r>
-        <w:rPr>
-          <w:rFonts w:ascii="Amasis MT Pro" w:hAnsi="Amasis MT Pro"/>
-          <w:sz w:val="26"/>
-          <w:szCs w:val="26"/>
-          <w:lang w:val="en-US"/>
-        </w:rPr>
-        <w:t xml:space="preserve"> validate</w:t>
-      </w:r>
-      <w:r>
-        <w:rPr>
-          <w:rFonts w:ascii="Amasis MT Pro" w:hAnsi="Amasis MT Pro"/>
-          <w:sz w:val="26"/>
-          <w:szCs w:val="26"/>
-          <w:lang w:val="en-US"/>
-        </w:rPr>
-        <w:t xml:space="preserve"> </w:t>
-      </w:r>
-      <w:r>
-        <w:rPr>
-          <w:rFonts w:ascii="Amasis MT Pro" w:hAnsi="Amasis MT Pro"/>
-          <w:sz w:val="26"/>
-          <w:szCs w:val="26"/>
-          <w:lang w:val="en-US"/>
-        </w:rPr>
-        <w:t>that a selected flight exists before processing a booking or update.</w:t>
-      </w:r>
-    </w:p>
-    <w:p>
-      <w:pPr>
-        <w:rPr>
-          <w:rFonts w:ascii="Amasis MT Pro" w:hAnsi="Amasis MT Pro"/>
-          <w:sz w:val="26"/>
-          <w:szCs w:val="26"/>
-          <w:lang w:val="en-US"/>
-        </w:rPr>
-      </w:pPr>
-      <w:r>
-        <w:rPr>
-          <w:rFonts w:ascii="Amasis MT Pro" w:hAnsi="Amasis MT Pro"/>
-          <w:b/>
-          <w:bCs/>
-          <w:sz w:val="26"/>
-          <w:szCs w:val="26"/>
-          <w:lang w:val="en-US"/>
-        </w:rPr>
-        <w:t>FR</w:t>
-      </w:r>
-      <w:r>
-        <w:rPr>
-          <w:rFonts w:ascii="Amasis MT Pro" w:hAnsi="Amasis MT Pro"/>
-          <w:b/>
-          <w:bCs/>
-          <w:sz w:val="26"/>
-          <w:szCs w:val="26"/>
-          <w:lang w:val="en-US"/>
-        </w:rPr>
-        <w:t>32:</w:t>
-      </w:r>
-      <w:r>
-        <w:rPr>
-          <w:rFonts w:ascii="Amasis MT Pro" w:hAnsi="Amasis MT Pro"/>
-          <w:sz w:val="26"/>
-          <w:szCs w:val="26"/>
-          <w:lang w:val="en-US"/>
-        </w:rPr>
-        <w:t xml:space="preserve"> The system shall prevent booking requests with zero, negative, or non-numeric seat values.</w:t>
-      </w:r>
-    </w:p>
-    <w:p>
-      <w:pPr>
-        <w:rPr>
-          <w:rFonts w:ascii="Amasis MT Pro" w:hAnsi="Amasis MT Pro"/>
-          <w:b/>
-          <w:bCs/>
-          <w:sz w:val="26"/>
-          <w:szCs w:val="26"/>
-          <w:lang w:val="en-US"/>
-        </w:rPr>
-      </w:pPr>
-    </w:p>
-    <w:p>
-      <w:pPr>
-        <w:rPr>
-          <w:rFonts w:ascii="Amasis MT Pro" w:hAnsi="Amasis MT Pro"/>
-          <w:b/>
-          <w:bCs/>
-          <w:sz w:val="26"/>
-          <w:szCs w:val="26"/>
-          <w:lang w:val="en-US"/>
-        </w:rPr>
-      </w:pPr>
-      <w:r>
-        <w:rPr>
-          <w:rFonts w:ascii="Amasis MT Pro" w:hAnsi="Amasis MT Pro"/>
-          <w:b/>
-          <w:bCs/>
-          <w:sz w:val="26"/>
-          <w:szCs w:val="26"/>
-          <w:lang w:val="en-US"/>
-        </w:rPr>
-        <w:t>System Navigation &amp; User Interface</w:t>
-      </w:r>
-    </w:p>
-    <w:p>
-      <w:pPr>
-        <w:rPr>
-          <w:rFonts w:ascii="Amasis MT Pro" w:hAnsi="Amasis MT Pro"/>
-          <w:sz w:val="26"/>
-          <w:szCs w:val="26"/>
-          <w:lang w:val="en-US"/>
-        </w:rPr>
-      </w:pPr>
-      <w:r>
-        <w:rPr>
-          <w:rFonts w:ascii="Amasis MT Pro" w:hAnsi="Amasis MT Pro"/>
-          <w:b/>
-          <w:bCs/>
-          <w:sz w:val="26"/>
-          <w:szCs w:val="26"/>
-          <w:lang w:val="en-US"/>
-        </w:rPr>
-        <w:t>FR3</w:t>
-      </w:r>
-      <w:r>
-        <w:rPr>
-          <w:rFonts w:ascii="Amasis MT Pro" w:hAnsi="Amasis MT Pro"/>
-          <w:b/>
-          <w:bCs/>
-          <w:sz w:val="26"/>
-          <w:szCs w:val="26"/>
-          <w:lang w:val="en-US"/>
-        </w:rPr>
-        <w:t>3</w:t>
-      </w:r>
-      <w:r>
-        <w:rPr>
-          <w:rFonts w:ascii="Amasis MT Pro" w:hAnsi="Amasis MT Pro"/>
-          <w:b/>
-          <w:bCs/>
-          <w:sz w:val="26"/>
-          <w:szCs w:val="26"/>
-          <w:lang w:val="en-US"/>
-        </w:rPr>
-        <w:t>:</w:t>
-      </w:r>
-      <w:r>
-        <w:rPr>
-          <w:rFonts w:ascii="Amasis MT Pro" w:hAnsi="Amasis MT Pro"/>
-          <w:sz w:val="26"/>
-          <w:szCs w:val="26"/>
-          <w:lang w:val="en-US"/>
-        </w:rPr>
-        <w:t xml:space="preserve"> The system shall display clear </w:t>
-      </w:r>
-      <w:r>
-        <w:rPr>
-          <w:rFonts w:ascii="Amasis MT Pro" w:hAnsi="Amasis MT Pro"/>
-          <w:sz w:val="26"/>
-          <w:szCs w:val="26"/>
-          <w:lang w:val="en-US"/>
-        </w:rPr>
-        <w:t>menus for each user role.</w:t>
-      </w:r>
-    </w:p>
-    <w:p>
-      <w:pPr>
-        <w:rPr>
-          <w:rFonts w:ascii="Amasis MT Pro" w:hAnsi="Amasis MT Pro"/>
-          <w:sz w:val="26"/>
-          <w:szCs w:val="26"/>
-          <w:lang w:val="en-US"/>
-        </w:rPr>
-      </w:pPr>
-      <w:r>
-        <w:rPr>
-          <w:rFonts w:ascii="Amasis MT Pro" w:hAnsi="Amasis MT Pro"/>
-          <w:b/>
-          <w:bCs/>
-          <w:sz w:val="26"/>
-          <w:szCs w:val="26"/>
-          <w:lang w:val="en-US"/>
-        </w:rPr>
-        <w:t>FR34:</w:t>
-      </w:r>
-      <w:r>
-        <w:rPr>
-          <w:rFonts w:ascii="Amasis MT Pro" w:hAnsi="Amasis MT Pro"/>
-          <w:sz w:val="26"/>
-          <w:szCs w:val="26"/>
-          <w:lang w:val="en-US"/>
-        </w:rPr>
-        <w:t xml:space="preserve"> The system shall display meaningful error messages when invalid input is entered.</w:t>
-      </w:r>
-    </w:p>
-    <w:p>
-      <w:pPr>
-        <w:rPr>
-          <w:rFonts w:ascii="Amasis MT Pro" w:hAnsi="Amasis MT Pro"/>
-          <w:sz w:val="26"/>
-          <w:szCs w:val="26"/>
-          <w:lang w:val="en-US"/>
-        </w:rPr>
-      </w:pPr>
-      <w:r>
-        <w:rPr>
-          <w:rFonts w:ascii="Amasis MT Pro" w:hAnsi="Amasis MT Pro"/>
-          <w:b/>
-          <w:bCs/>
-          <w:sz w:val="26"/>
-          <w:szCs w:val="26"/>
-          <w:lang w:val="en-US"/>
-        </w:rPr>
-        <w:t>FR35:</w:t>
-      </w:r>
-      <w:r>
-        <w:rPr>
-          <w:rFonts w:ascii="Amasis MT Pro" w:hAnsi="Amasis MT Pro"/>
-          <w:sz w:val="26"/>
-          <w:szCs w:val="26"/>
-          <w:lang w:val="en-US"/>
-        </w:rPr>
-        <w:t xml:space="preserve"> The system shall allow users to return to the main menu after completing an action.</w:t>
-      </w:r>
-    </w:p>
-    <w:p>
-      <w:pPr>
-        <w:rPr>
-          <w:rFonts w:ascii="Amasis MT Pro" w:hAnsi="Amasis MT Pro"/>
-          <w:sz w:val="26"/>
-          <w:szCs w:val="26"/>
-          <w:lang w:val="en-US"/>
-        </w:rPr>
-      </w:pPr>
-    </w:p>
-    <w:p>
-      <w:pPr>
-        <w:rPr>
-          <w:rFonts w:ascii="Amasis MT Pro" w:hAnsi="Amasis MT Pro"/>
-          <w:sz w:val="26"/>
-          <w:szCs w:val="26"/>
-          <w:lang w:val="en-US"/>
-        </w:rPr>
-      </w:pPr>
-    </w:p>
-    <w:p>
-      <w:pPr>
-        <w:rPr>
-          <w:rFonts w:ascii="Amasis MT Pro" w:hAnsi="Amasis MT Pro"/>
-          <w:sz w:val="26"/>
-          <w:szCs w:val="26"/>
-          <w:lang w:val="en-US"/>
-        </w:rPr>
-      </w:pPr>
-    </w:p>
-    <w:p>
-      <w:pPr>
-        <w:rPr>
-          <w:rFonts w:ascii="Amasis MT Pro" w:hAnsi="Amasis MT Pro"/>
-          <w:sz w:val="26"/>
-          <w:szCs w:val="26"/>
-          <w:lang w:val="en-US"/>
-        </w:rPr>
-      </w:pPr>
-    </w:p>
-    <w:p>
-      <w:pPr>
-        <w:rPr>
-          <w:rFonts w:ascii="Amasis MT Pro" w:hAnsi="Amasis MT Pro"/>
-          <w:sz w:val="26"/>
-          <w:szCs w:val="26"/>
-          <w:lang w:val="en-US"/>
-        </w:rPr>
-      </w:pPr>
-    </w:p>
-    <w:p>
-      <w:pPr>
-        <w:rPr>
-          <w:rFonts w:ascii="Amasis MT Pro" w:hAnsi="Amasis MT Pro"/>
-          <w:sz w:val="26"/>
-          <w:szCs w:val="26"/>
-          <w:lang w:val="en-US"/>
-        </w:rPr>
-      </w:pPr>
-    </w:p>
-    <w:p>
-      <w:pPr>
-        <w:rPr>
-          <w:rFonts w:ascii="Amasis MT Pro" w:hAnsi="Amasis MT Pro"/>
-          <w:sz w:val="26"/>
-          <w:szCs w:val="26"/>
-          <w:lang w:val="en-US"/>
-        </w:rPr>
-      </w:pPr>
-    </w:p>
-    <w:p>
-      <w:pPr>
-        <w:rPr>
-          <w:rFonts w:ascii="Amasis MT Pro" w:hAnsi="Amasis MT Pro"/>
-          <w:sz w:val="26"/>
-          <w:szCs w:val="26"/>
-          <w:lang w:val="en-US"/>
-        </w:rPr>
-      </w:pPr>
-    </w:p>
-    <w:p>
-      <w:pPr>
-        <w:rPr>
-          <w:rFonts w:ascii="Amasis MT Pro" w:hAnsi="Amasis MT Pro"/>
-          <w:sz w:val="26"/>
-          <w:szCs w:val="26"/>
-          <w:lang w:val="en-US"/>
-        </w:rPr>
-      </w:pPr>
-    </w:p>
-    <w:p>
-      <w:pPr>
-        <w:rPr>
-          <w:rFonts w:ascii="Amasis MT Pro" w:hAnsi="Amasis MT Pro"/>
-          <w:sz w:val="26"/>
-          <w:szCs w:val="26"/>
-          <w:lang w:val="en-US"/>
-        </w:rPr>
-      </w:pPr>
-    </w:p>
-    <w:p>
-      <w:pPr>
-        <w:rPr>
-          <w:rFonts w:ascii="Amasis MT Pro" w:hAnsi="Amasis MT Pro"/>
-          <w:sz w:val="26"/>
-          <w:szCs w:val="26"/>
-          <w:lang w:val="en-US"/>
-        </w:rPr>
-      </w:pPr>
-    </w:p>
-    <w:p>
-      <w:pPr>
-        <w:rPr>
-          <w:rFonts w:ascii="Amasis MT Pro" w:hAnsi="Amasis MT Pro"/>
-          <w:sz w:val="26"/>
-          <w:szCs w:val="26"/>
-          <w:lang w:val="en-US"/>
-        </w:rPr>
-      </w:pPr>
-    </w:p>
-    <w:p>
-      <w:pPr>
-        <w:rPr>
-          <w:rFonts w:ascii="Amasis MT Pro" w:hAnsi="Amasis MT Pro"/>
-          <w:sz w:val="26"/>
-          <w:szCs w:val="26"/>
-          <w:lang w:val="en-US"/>
-        </w:rPr>
-      </w:pPr>
-    </w:p>
-    <w:p>
-      <w:pPr>
-        <w:rPr>
-          <w:rFonts w:ascii="Amasis MT Pro" w:hAnsi="Amasis MT Pro"/>
-          <w:b/>
-          <w:bCs/>
-          <w:sz w:val="26"/>
-          <w:szCs w:val="26"/>
-          <w:lang w:val="en-US"/>
-        </w:rPr>
-      </w:pPr>
-    </w:p>
-    <w:p>
-      <w:pPr>
-        <w:rPr>
-          <w:rFonts w:ascii="Amasis MT Pro" w:hAnsi="Amasis MT Pro"/>
-          <w:b/>
-          <w:bCs/>
-          <w:sz w:val="30"/>
-          <w:szCs w:val="30"/>
-          <w:lang w:val="en-US"/>
-        </w:rPr>
-      </w:pPr>
-      <w:r>
-        <w:rPr>
-          <w:rFonts w:ascii="Amasis MT Pro" w:hAnsi="Amasis MT Pro"/>
-          <w:b/>
-          <w:bCs/>
-          <w:sz w:val="30"/>
-          <w:szCs w:val="30"/>
-          <w:lang w:val="en-US"/>
-        </w:rPr>
-        <w:t>Non-Functional Requirements</w:t>
-      </w:r>
-    </w:p>
-    <w:p>
-      <w:pPr>
-        <w:rPr>
-          <w:rFonts w:ascii="Amasis MT Pro" w:hAnsi="Amasis MT Pro"/>
-          <w:b/>
-          <w:bCs/>
-          <w:sz w:val="2"/>
-          <w:szCs w:val="2"/>
-          <w:lang w:val="en-US"/>
-        </w:rPr>
-      </w:pPr>
-    </w:p>
-    <w:p>
-      <w:pPr>
-        <w:rPr>
-          <w:rFonts w:ascii="Amasis MT Pro" w:hAnsi="Amasis MT Pro"/>
-          <w:b/>
-          <w:bCs/>
-          <w:sz w:val="26"/>
-          <w:szCs w:val="26"/>
-          <w:lang w:val="en-US"/>
-        </w:rPr>
-      </w:pPr>
-      <w:r>
-        <w:rPr>
-          <w:rFonts w:ascii="Amasis MT Pro" w:hAnsi="Amasis MT Pro"/>
-          <w:b/>
-          <w:bCs/>
-          <w:sz w:val="26"/>
-          <w:szCs w:val="26"/>
-          <w:lang w:val="en-US"/>
-        </w:rPr>
-        <w:t>Performance Requirements</w:t>
-      </w:r>
-    </w:p>
-    <w:p>
-      <w:pPr>
-        <w:rPr>
-          <w:rFonts w:ascii="Amasis MT Pro" w:hAnsi="Amasis MT Pro"/>
-          <w:sz w:val="26"/>
-          <w:szCs w:val="26"/>
-          <w:lang w:val="en-US"/>
-        </w:rPr>
-      </w:pPr>
-      <w:r>
-        <w:rPr>
-          <w:rFonts w:ascii="Amasis MT Pro" w:hAnsi="Amasis MT Pro"/>
-          <w:b/>
-          <w:bCs/>
-          <w:sz w:val="26"/>
-          <w:szCs w:val="26"/>
-          <w:lang w:val="en-US"/>
-        </w:rPr>
-        <w:t xml:space="preserve">NFR1: </w:t>
-      </w:r>
-      <w:r>
-        <w:rPr>
-          <w:rFonts w:ascii="Amasis MT Pro" w:hAnsi="Amasis MT Pro"/>
-          <w:sz w:val="26"/>
-          <w:szCs w:val="26"/>
-          <w:lang w:val="en-US"/>
-        </w:rPr>
-        <w:t xml:space="preserve">The system shall load all required data within 3 seconds on </w:t>
-      </w:r>
-      <w:r>
-        <w:rPr>
-          <w:rFonts w:ascii="Amasis MT Pro" w:hAnsi="Amasis MT Pro"/>
-          <w:sz w:val="26"/>
-          <w:szCs w:val="26"/>
-          <w:lang w:val="en-US"/>
-        </w:rPr>
-        <w:t>startup.</w:t>
-      </w:r>
-    </w:p>
-    <w:p>
-      <w:pPr>
-        <w:rPr>
-          <w:rFonts w:ascii="Amasis MT Pro" w:hAnsi="Amasis MT Pro"/>
-          <w:sz w:val="26"/>
-          <w:szCs w:val="26"/>
-          <w:lang w:val="en-US"/>
-        </w:rPr>
-      </w:pPr>
-      <w:r>
-        <w:rPr>
-          <w:rFonts w:ascii="Amasis MT Pro" w:hAnsi="Amasis MT Pro"/>
-          <w:b/>
-          <w:bCs/>
-          <w:sz w:val="26"/>
-          <w:szCs w:val="26"/>
-          <w:lang w:val="en-US"/>
-        </w:rPr>
-        <w:t xml:space="preserve">NFR2: </w:t>
-      </w:r>
-      <w:r>
-        <w:rPr>
-          <w:rFonts w:ascii="Amasis MT Pro" w:hAnsi="Amasis MT Pro"/>
-          <w:sz w:val="26"/>
-          <w:szCs w:val="26"/>
-          <w:lang w:val="en-US"/>
-        </w:rPr>
-        <w:t xml:space="preserve">The system shall respond to user inputs within 1 second under normal operating </w:t>
-      </w:r>
-      <w:r>
-        <w:rPr>
-          <w:rFonts w:ascii="Amasis MT Pro" w:hAnsi="Amasis MT Pro"/>
-          <w:sz w:val="26"/>
-          <w:szCs w:val="26"/>
-          <w:lang w:val="en-US"/>
-        </w:rPr>
-        <w:t>conditions.</w:t>
-      </w:r>
-    </w:p>
-    <w:p>
-      <w:pPr>
-        <w:rPr>
-          <w:rFonts w:ascii="Amasis MT Pro" w:hAnsi="Amasis MT Pro"/>
-          <w:sz w:val="26"/>
-          <w:szCs w:val="26"/>
-          <w:lang w:val="en-US"/>
-        </w:rPr>
-      </w:pPr>
-      <w:r>
-        <w:rPr>
-          <w:rFonts w:ascii="Amasis MT Pro" w:hAnsi="Amasis MT Pro"/>
-          <w:sz w:val="26"/>
-          <w:szCs w:val="26"/>
-          <w:lang w:val="en-US"/>
-        </w:rPr>
-        <w:t>NFR3: The system shall process booking operations within 2 seconds.</w:t>
-      </w:r>
-    </w:p>
-    <w:p>
-      <w:pPr>
-        <w:rPr>
-          <w:rFonts w:ascii="Amasis MT Pro" w:hAnsi="Amasis MT Pro"/>
-          <w:sz w:val="26"/>
-          <w:szCs w:val="26"/>
-          <w:lang w:val="en-US"/>
-        </w:rPr>
-      </w:pPr>
-      <w:r>
-        <w:rPr>
-          <w:rFonts w:ascii="Amasis MT Pro" w:hAnsi="Amasis MT Pro"/>
-          <w:sz w:val="26"/>
-          <w:szCs w:val="26"/>
-          <w:lang w:val="en-US"/>
-        </w:rPr>
-        <w:t>NFR4: The system shall support up to</w:t>
-      </w:r>
-      <w:r>
-        <w:rPr>
-          <w:rFonts w:ascii="Amasis MT Pro" w:hAnsi="Amasis MT Pro"/>
-          <w:sz w:val="26"/>
-          <w:szCs w:val="26"/>
-          <w:lang w:val="en-US"/>
-        </w:rPr>
-        <w:t xml:space="preserve"> 1,000 flights and 10,000 bookings without performance degradation.</w:t>
-      </w:r>
-    </w:p>
-    <w:p>
-      <w:pPr>
-        <w:rPr>
-          <w:rFonts w:ascii="Amasis MT Pro" w:hAnsi="Amasis MT Pro"/>
-          <w:sz w:val="26"/>
-          <w:szCs w:val="26"/>
-          <w:lang w:val="en-US"/>
-        </w:rPr>
-      </w:pPr>
-    </w:p>
-    <w:p>
-      <w:pPr>
-        <w:rPr>
-          <w:rFonts w:ascii="Amasis MT Pro" w:hAnsi="Amasis MT Pro"/>
-          <w:b/>
-          <w:bCs/>
-          <w:sz w:val="26"/>
-          <w:szCs w:val="26"/>
-          <w:lang w:val="en-US"/>
-        </w:rPr>
-      </w:pPr>
-      <w:r>
-        <w:rPr>
-          <w:rFonts w:ascii="Amasis MT Pro" w:hAnsi="Amasis MT Pro"/>
-          <w:b/>
-          <w:bCs/>
-          <w:sz w:val="26"/>
-          <w:szCs w:val="26"/>
-          <w:lang w:val="en-US"/>
-        </w:rPr>
-        <w:t>Reliability Requirements</w:t>
-      </w:r>
-    </w:p>
-    <w:p>
-      <w:pPr>
-        <w:rPr>
-          <w:rFonts w:ascii="Amasis MT Pro" w:hAnsi="Amasis MT Pro"/>
-          <w:sz w:val="26"/>
-          <w:szCs w:val="26"/>
-          <w:lang w:val="en-US"/>
-        </w:rPr>
-      </w:pPr>
-      <w:r>
-        <w:rPr>
-          <w:rFonts w:ascii="Amasis MT Pro" w:hAnsi="Amasis MT Pro"/>
-          <w:sz w:val="26"/>
-          <w:szCs w:val="26"/>
-          <w:lang w:val="en-US"/>
-        </w:rPr>
-        <w:t>NFR5: The system shall maintain data integrity during all read/write operations.</w:t>
-      </w:r>
-    </w:p>
-    <w:p>
-      <w:pPr>
-        <w:rPr>
-          <w:rFonts w:ascii="Amasis MT Pro" w:hAnsi="Amasis MT Pro"/>
-          <w:sz w:val="26"/>
-          <w:szCs w:val="26"/>
-          <w:lang w:val="en-US"/>
-        </w:rPr>
-      </w:pPr>
-      <w:r>
-        <w:rPr>
-          <w:rFonts w:ascii="Amasis MT Pro" w:hAnsi="Amasis MT Pro"/>
-          <w:b/>
-          <w:bCs/>
-          <w:sz w:val="26"/>
-          <w:szCs w:val="26"/>
-          <w:lang w:val="en-US"/>
-        </w:rPr>
-        <w:t>NFR6:</w:t>
-      </w:r>
-      <w:r>
-        <w:rPr>
-          <w:rFonts w:ascii="Amasis MT Pro" w:hAnsi="Amasis MT Pro"/>
-          <w:sz w:val="26"/>
-          <w:szCs w:val="26"/>
-          <w:lang w:val="en-US"/>
-        </w:rPr>
-        <w:t xml:space="preserve"> The system shall not lose data during normal operation.</w:t>
-      </w:r>
-    </w:p>
-    <w:p>
-      <w:pPr>
-        <w:rPr>
-          <w:rFonts w:ascii="Amasis MT Pro" w:hAnsi="Amasis MT Pro"/>
-          <w:sz w:val="26"/>
-          <w:szCs w:val="26"/>
-          <w:lang w:val="en-US"/>
-        </w:rPr>
-      </w:pPr>
-      <w:r>
-        <w:rPr>
-          <w:rFonts w:ascii="Amasis MT Pro" w:hAnsi="Amasis MT Pro"/>
-          <w:b/>
-          <w:bCs/>
-          <w:sz w:val="26"/>
-          <w:szCs w:val="26"/>
-          <w:lang w:val="en-US"/>
-        </w:rPr>
-        <w:t>NFR7:</w:t>
-      </w:r>
-      <w:r>
-        <w:rPr>
-          <w:rFonts w:ascii="Amasis MT Pro" w:hAnsi="Amasis MT Pro"/>
-          <w:sz w:val="26"/>
-          <w:szCs w:val="26"/>
-          <w:lang w:val="en-US"/>
-        </w:rPr>
-        <w:t xml:space="preserve"> The system shall </w:t>
-      </w:r>
-      <w:r>
-        <w:rPr>
-          <w:rFonts w:ascii="Amasis MT Pro" w:hAnsi="Amasis MT Pro"/>
-          <w:sz w:val="26"/>
-          <w:szCs w:val="26"/>
-          <w:lang w:val="en-US"/>
-        </w:rPr>
-        <w:t>properly handle</w:t>
-      </w:r>
-      <w:r>
-        <w:rPr>
-          <w:rFonts w:ascii="Amasis MT Pro" w:hAnsi="Amasis MT Pro"/>
-          <w:sz w:val="26"/>
-          <w:szCs w:val="26"/>
-          <w:lang w:val="en-US"/>
-        </w:rPr>
-        <w:t xml:space="preserve"> invalid inputs without </w:t>
-      </w:r>
-      <w:r>
-        <w:rPr>
-          <w:rFonts w:ascii="Amasis MT Pro" w:hAnsi="Amasis MT Pro"/>
-          <w:sz w:val="26"/>
-          <w:szCs w:val="26"/>
-          <w:lang w:val="en-US"/>
-        </w:rPr>
-        <w:t>crashing.</w:t>
-      </w:r>
-    </w:p>
-    <w:p>
-      <w:pPr>
-        <w:rPr>
-          <w:rFonts w:ascii="Amasis MT Pro" w:hAnsi="Amasis MT Pro"/>
-          <w:sz w:val="26"/>
-          <w:szCs w:val="26"/>
-          <w:lang w:val="en-US"/>
-        </w:rPr>
-      </w:pPr>
-      <w:r>
-        <w:rPr>
-          <w:rFonts w:ascii="Amasis MT Pro" w:hAnsi="Amasis MT Pro"/>
-          <w:b/>
-          <w:bCs/>
-          <w:sz w:val="26"/>
-          <w:szCs w:val="26"/>
-          <w:lang w:val="en-US"/>
-        </w:rPr>
-        <w:lastRenderedPageBreak/>
-        <w:t>NFR8:</w:t>
-      </w:r>
-      <w:r>
-        <w:rPr>
-          <w:rFonts w:ascii="Amasis MT Pro" w:hAnsi="Amasis MT Pro"/>
-          <w:sz w:val="26"/>
-          <w:szCs w:val="26"/>
-          <w:lang w:val="en-US"/>
-        </w:rPr>
-        <w:t xml:space="preserve"> The system shall recover gr</w:t>
-      </w:r>
-      <w:r>
-        <w:rPr>
-          <w:rFonts w:ascii="Amasis MT Pro" w:hAnsi="Amasis MT Pro"/>
-          <w:sz w:val="26"/>
-          <w:szCs w:val="26"/>
-          <w:lang w:val="en-US"/>
-        </w:rPr>
-        <w:t>acefully from minor errors.</w:t>
-      </w:r>
-    </w:p>
-    <w:p>
-      <w:pPr>
-        <w:rPr>
-          <w:rFonts w:ascii="Amasis MT Pro" w:hAnsi="Amasis MT Pro"/>
-          <w:sz w:val="26"/>
-          <w:szCs w:val="26"/>
-          <w:lang w:val="en-US"/>
-        </w:rPr>
-      </w:pPr>
-    </w:p>
-    <w:p>
-      <w:pPr>
-        <w:rPr>
-          <w:rFonts w:ascii="Amasis MT Pro" w:hAnsi="Amasis MT Pro"/>
-          <w:b/>
-          <w:bCs/>
-          <w:sz w:val="26"/>
-          <w:szCs w:val="26"/>
-          <w:lang w:val="en-US"/>
-        </w:rPr>
-      </w:pPr>
-      <w:r>
-        <w:rPr>
-          <w:rFonts w:ascii="Amasis MT Pro" w:hAnsi="Amasis MT Pro"/>
-          <w:b/>
-          <w:bCs/>
-          <w:sz w:val="26"/>
-          <w:szCs w:val="26"/>
-          <w:lang w:val="en-US"/>
-        </w:rPr>
-        <w:t>Availability Requirements</w:t>
-      </w:r>
-    </w:p>
-    <w:p>
-      <w:pPr>
-        <w:rPr>
-          <w:rFonts w:ascii="Amasis MT Pro" w:hAnsi="Amasis MT Pro"/>
-          <w:sz w:val="26"/>
-          <w:szCs w:val="26"/>
-          <w:lang w:val="en-US"/>
-        </w:rPr>
-      </w:pPr>
-      <w:r>
-        <w:rPr>
-          <w:rFonts w:ascii="Amasis MT Pro" w:hAnsi="Amasis MT Pro"/>
-          <w:b/>
-          <w:bCs/>
-          <w:sz w:val="26"/>
-          <w:szCs w:val="26"/>
-          <w:lang w:val="en-US"/>
-        </w:rPr>
-        <w:t>NFR9:</w:t>
-      </w:r>
-      <w:r>
-        <w:rPr>
-          <w:rFonts w:ascii="Amasis MT Pro" w:hAnsi="Amasis MT Pro"/>
-          <w:b/>
-          <w:bCs/>
-          <w:sz w:val="26"/>
-          <w:szCs w:val="26"/>
-          <w:lang w:val="en-US"/>
-        </w:rPr>
-        <w:t xml:space="preserve"> </w:t>
-      </w:r>
-      <w:r>
-        <w:rPr>
-          <w:rFonts w:ascii="Amasis MT Pro" w:hAnsi="Amasis MT Pro"/>
-          <w:sz w:val="26"/>
-          <w:szCs w:val="26"/>
-          <w:lang w:val="en-US"/>
-        </w:rPr>
-        <w:t>The system shall be available for use whenever the host machine is operational.</w:t>
-      </w:r>
-    </w:p>
-    <w:p>
-      <w:pPr>
-        <w:rPr>
-          <w:rFonts w:ascii="Amasis MT Pro" w:hAnsi="Amasis MT Pro"/>
-          <w:sz w:val="26"/>
-          <w:szCs w:val="26"/>
-          <w:lang w:val="en-US"/>
-        </w:rPr>
-      </w:pPr>
-      <w:r>
-        <w:rPr>
-          <w:rFonts w:ascii="Amasis MT Pro" w:hAnsi="Amasis MT Pro"/>
-          <w:b/>
-          <w:bCs/>
-          <w:sz w:val="26"/>
-          <w:szCs w:val="26"/>
-          <w:lang w:val="en-US"/>
-        </w:rPr>
-        <w:t>NFR10:</w:t>
-      </w:r>
-      <w:r>
-        <w:rPr>
-          <w:rFonts w:ascii="Amasis MT Pro" w:hAnsi="Amasis MT Pro"/>
-          <w:sz w:val="26"/>
-          <w:szCs w:val="26"/>
-          <w:lang w:val="en-US"/>
-        </w:rPr>
-        <w:t xml:space="preserve"> The system </w:t>
-      </w:r>
-      <w:r>
-        <w:rPr>
-          <w:rFonts w:ascii="Amasis MT Pro" w:hAnsi="Amasis MT Pro"/>
-          <w:sz w:val="26"/>
-          <w:szCs w:val="26"/>
-          <w:lang w:val="en-US"/>
-        </w:rPr>
-        <w:t>should</w:t>
-      </w:r>
-      <w:r>
-        <w:rPr>
-          <w:rFonts w:ascii="Amasis MT Pro" w:hAnsi="Amasis MT Pro"/>
-          <w:sz w:val="26"/>
-          <w:szCs w:val="26"/>
-          <w:lang w:val="en-US"/>
-        </w:rPr>
-        <w:t xml:space="preserve"> not require an internet connection to function.</w:t>
-      </w:r>
-    </w:p>
-    <w:p>
-      <w:pPr>
-        <w:rPr>
-          <w:rFonts w:ascii="Amasis MT Pro" w:hAnsi="Amasis MT Pro"/>
-          <w:sz w:val="26"/>
-          <w:szCs w:val="26"/>
-          <w:lang w:val="en-US"/>
-        </w:rPr>
-      </w:pPr>
-      <w:r>
-        <w:rPr>
-          <w:rFonts w:ascii="Amasis MT Pro" w:hAnsi="Amasis MT Pro"/>
-          <w:b/>
-          <w:bCs/>
-          <w:sz w:val="26"/>
-          <w:szCs w:val="26"/>
-          <w:lang w:val="en-US"/>
-        </w:rPr>
-        <w:t>NFR11:</w:t>
-      </w:r>
-      <w:r>
-        <w:rPr>
-          <w:rFonts w:ascii="Amasis MT Pro" w:hAnsi="Amasis MT Pro"/>
-          <w:sz w:val="26"/>
-          <w:szCs w:val="26"/>
-          <w:lang w:val="en-US"/>
-        </w:rPr>
-        <w:t xml:space="preserve"> The system shall allow users to resume normal operation after restarting the application.</w:t>
-      </w:r>
-    </w:p>
-    <w:p>
-      <w:pPr>
-        <w:rPr>
-          <w:rFonts w:ascii="Amasis MT Pro" w:hAnsi="Amasis MT Pro"/>
-          <w:sz w:val="26"/>
-          <w:szCs w:val="26"/>
-          <w:lang w:val="en-US"/>
-        </w:rPr>
-      </w:pPr>
-    </w:p>
-    <w:p>
-      <w:pPr>
-        <w:rPr>
-          <w:rFonts w:ascii="Amasis MT Pro" w:hAnsi="Amasis MT Pro"/>
-          <w:b/>
-          <w:bCs/>
-          <w:sz w:val="26"/>
-          <w:szCs w:val="26"/>
-          <w:lang w:val="en-US"/>
-        </w:rPr>
-      </w:pPr>
-      <w:r>
-        <w:rPr>
-          <w:rFonts w:ascii="Amasis MT Pro" w:hAnsi="Amasis MT Pro"/>
-          <w:b/>
-          <w:bCs/>
-          <w:sz w:val="26"/>
-          <w:szCs w:val="26"/>
-          <w:lang w:val="en-US"/>
-        </w:rPr>
-        <w:t>Usability Requirements</w:t>
-      </w:r>
-    </w:p>
-    <w:p>
-      <w:pPr>
-        <w:rPr>
-          <w:rFonts w:ascii="Amasis MT Pro" w:hAnsi="Amasis MT Pro"/>
-          <w:sz w:val="26"/>
-          <w:szCs w:val="26"/>
-        </w:rPr>
-      </w:pPr>
-      <w:r>
-        <w:rPr>
-          <w:rFonts w:ascii="Amasis MT Pro" w:hAnsi="Amasis MT Pro"/>
-          <w:b/>
-          <w:bCs/>
-          <w:sz w:val="26"/>
-          <w:szCs w:val="26"/>
-        </w:rPr>
-        <w:t>NFR12:</w:t>
-      </w:r>
-      <w:r>
-        <w:rPr>
-          <w:rFonts w:ascii="Amasis MT Pro" w:hAnsi="Amasis MT Pro"/>
-          <w:sz w:val="26"/>
-          <w:szCs w:val="26"/>
-        </w:rPr>
-        <w:t xml:space="preserve"> The system shall provide clear and readable text-based menus.</w:t>
-      </w:r>
-    </w:p>
-    <w:p>
-      <w:pPr>
-        <w:rPr>
-          <w:rFonts w:ascii="Amasis MT Pro" w:hAnsi="Amasis MT Pro"/>
-          <w:sz w:val="26"/>
-          <w:szCs w:val="26"/>
-        </w:rPr>
-      </w:pPr>
-      <w:r>
-        <w:rPr>
-          <w:rFonts w:ascii="Amasis MT Pro" w:hAnsi="Amasis MT Pro"/>
-          <w:b/>
-          <w:bCs/>
-          <w:sz w:val="26"/>
-          <w:szCs w:val="26"/>
-        </w:rPr>
-        <w:t>NFR13:</w:t>
-      </w:r>
-      <w:r>
-        <w:rPr>
-          <w:rFonts w:ascii="Amasis MT Pro" w:hAnsi="Amasis MT Pro"/>
-          <w:sz w:val="26"/>
-          <w:szCs w:val="26"/>
-        </w:rPr>
-        <w:t xml:space="preserve"> The system shall </w:t>
-      </w:r>
-      <w:r>
-        <w:rPr>
-          <w:rFonts w:ascii="Amasis MT Pro" w:hAnsi="Amasis MT Pro"/>
-          <w:sz w:val="26"/>
-          <w:szCs w:val="26"/>
-        </w:rPr>
-        <w:t>display meaningful error messages for invalid inputs.</w:t>
-      </w:r>
-    </w:p>
-    <w:p>
-      <w:pPr>
-        <w:rPr>
-          <w:rFonts w:ascii="Amasis MT Pro" w:hAnsi="Amasis MT Pro"/>
-          <w:sz w:val="26"/>
-          <w:szCs w:val="26"/>
-        </w:rPr>
-      </w:pPr>
-      <w:r>
-        <w:rPr>
-          <w:rFonts w:ascii="Amasis MT Pro" w:hAnsi="Amasis MT Pro"/>
-          <w:b/>
-          <w:bCs/>
-          <w:sz w:val="26"/>
-          <w:szCs w:val="26"/>
-        </w:rPr>
-        <w:t>NFR14:</w:t>
-      </w:r>
-      <w:r>
-        <w:rPr>
-          <w:rFonts w:ascii="Amasis MT Pro" w:hAnsi="Amasis MT Pro"/>
-          <w:sz w:val="26"/>
-          <w:szCs w:val="26"/>
-        </w:rPr>
-        <w:t xml:space="preserve"> The system shall allow users to return to the main menu from any submenu.</w:t>
-      </w:r>
-    </w:p>
-    <w:p>
-      <w:pPr>
-        <w:rPr>
-          <w:rFonts w:ascii="Amasis MT Pro" w:hAnsi="Amasis MT Pro"/>
-          <w:sz w:val="26"/>
-          <w:szCs w:val="26"/>
-        </w:rPr>
-      </w:pPr>
-      <w:r>
-        <w:rPr>
-          <w:rFonts w:ascii="Amasis MT Pro" w:hAnsi="Amasis MT Pro"/>
-          <w:b/>
-          <w:bCs/>
-          <w:sz w:val="26"/>
-          <w:szCs w:val="26"/>
-        </w:rPr>
-        <w:t>NFR15:</w:t>
-      </w:r>
-      <w:r>
-        <w:rPr>
-          <w:rFonts w:ascii="Amasis MT Pro" w:hAnsi="Amasis MT Pro"/>
-          <w:sz w:val="26"/>
-          <w:szCs w:val="26"/>
-        </w:rPr>
-        <w:t xml:space="preserve"> The system shall require no prior technical knowledge beyond basic console navigation.</w:t>
-      </w:r>
-    </w:p>
-    <w:p>
-      <w:pPr>
-        <w:rPr>
-          <w:rFonts w:ascii="Amasis MT Pro" w:hAnsi="Amasis MT Pro"/>
-          <w:sz w:val="26"/>
-          <w:szCs w:val="26"/>
-        </w:rPr>
-      </w:pPr>
-    </w:p>
-    <w:p>
-      <w:pPr>
-        <w:rPr>
-          <w:rFonts w:ascii="Amasis MT Pro" w:hAnsi="Amasis MT Pro"/>
-          <w:b/>
-          <w:bCs/>
-          <w:sz w:val="26"/>
-          <w:szCs w:val="26"/>
-        </w:rPr>
-      </w:pPr>
-      <w:r>
-        <w:rPr>
-          <w:rFonts w:ascii="Amasis MT Pro" w:hAnsi="Amasis MT Pro"/>
-          <w:b/>
-          <w:bCs/>
-          <w:sz w:val="26"/>
-          <w:szCs w:val="26"/>
-        </w:rPr>
-        <w:t>Security Requirements</w:t>
-      </w:r>
-    </w:p>
-    <w:p>
-      <w:pPr>
-        <w:rPr>
-          <w:rFonts w:ascii="Amasis MT Pro" w:hAnsi="Amasis MT Pro"/>
-          <w:sz w:val="26"/>
-          <w:szCs w:val="26"/>
-        </w:rPr>
-      </w:pPr>
-      <w:r>
-        <w:rPr>
-          <w:rFonts w:ascii="Amasis MT Pro" w:hAnsi="Amasis MT Pro"/>
-          <w:b/>
-          <w:bCs/>
-          <w:sz w:val="26"/>
-          <w:szCs w:val="26"/>
-        </w:rPr>
-        <w:t>NFR16:</w:t>
-      </w:r>
-      <w:r>
-        <w:rPr>
-          <w:rFonts w:ascii="Amasis MT Pro" w:hAnsi="Amasis MT Pro"/>
-          <w:sz w:val="26"/>
-          <w:szCs w:val="26"/>
-        </w:rPr>
-        <w:t xml:space="preserve"> The system shall restrict </w:t>
-      </w:r>
-      <w:r>
-        <w:rPr>
-          <w:rFonts w:ascii="Amasis MT Pro" w:hAnsi="Amasis MT Pro"/>
-          <w:sz w:val="26"/>
-          <w:szCs w:val="26"/>
-        </w:rPr>
-        <w:t>admin-only functions to authenticated admin users.</w:t>
-      </w:r>
-    </w:p>
-    <w:p>
-      <w:pPr>
-        <w:rPr>
-          <w:rFonts w:ascii="Amasis MT Pro" w:hAnsi="Amasis MT Pro"/>
-          <w:sz w:val="26"/>
-          <w:szCs w:val="26"/>
-        </w:rPr>
-      </w:pPr>
-      <w:r>
-        <w:rPr>
-          <w:rFonts w:ascii="Amasis MT Pro" w:hAnsi="Amasis MT Pro"/>
-          <w:b/>
-          <w:bCs/>
-          <w:sz w:val="26"/>
-          <w:szCs w:val="26"/>
-        </w:rPr>
-        <w:t>NFR17:</w:t>
-      </w:r>
-      <w:r>
-        <w:rPr>
-          <w:rFonts w:ascii="Amasis MT Pro" w:hAnsi="Amasis MT Pro"/>
-          <w:sz w:val="26"/>
-          <w:szCs w:val="26"/>
-        </w:rPr>
-        <w:t xml:space="preserve"> The system shall store user passwords in a secure format.</w:t>
-      </w:r>
-    </w:p>
-    <w:p>
-      <w:pPr>
-        <w:rPr>
-          <w:rFonts w:ascii="Amasis MT Pro" w:hAnsi="Amasis MT Pro"/>
-          <w:sz w:val="26"/>
-          <w:szCs w:val="26"/>
-        </w:rPr>
-      </w:pPr>
-      <w:r>
-        <w:rPr>
-          <w:rFonts w:ascii="Amasis MT Pro" w:hAnsi="Amasis MT Pro"/>
-          <w:b/>
-          <w:bCs/>
-          <w:sz w:val="26"/>
-          <w:szCs w:val="26"/>
-        </w:rPr>
-        <w:t>NFR18:</w:t>
-      </w:r>
-      <w:r>
-        <w:rPr>
-          <w:rFonts w:ascii="Amasis MT Pro" w:hAnsi="Amasis MT Pro"/>
-          <w:sz w:val="26"/>
-          <w:szCs w:val="26"/>
-        </w:rPr>
-        <w:t xml:space="preserve"> The system shall prevent unauthorized access by validating all login attempts</w:t>
-      </w:r>
-    </w:p>
-    <w:p>
-      <w:pPr>
-        <w:rPr>
-          <w:rFonts w:ascii="Amasis MT Pro" w:hAnsi="Amasis MT Pro"/>
-          <w:sz w:val="26"/>
-          <w:szCs w:val="26"/>
-        </w:rPr>
-      </w:pPr>
-      <w:r>
-        <w:rPr>
-          <w:rFonts w:ascii="Amasis MT Pro" w:hAnsi="Amasis MT Pro"/>
-          <w:b/>
-          <w:bCs/>
-          <w:sz w:val="26"/>
-          <w:szCs w:val="26"/>
-        </w:rPr>
-        <w:t>NFR19:</w:t>
-      </w:r>
-      <w:r>
-        <w:rPr>
-          <w:rFonts w:ascii="Amasis MT Pro" w:hAnsi="Amasis MT Pro"/>
-          <w:sz w:val="26"/>
-          <w:szCs w:val="26"/>
-        </w:rPr>
-        <w:t xml:space="preserve"> The system shall ensure that customers can only view and manage their own bookings.</w:t>
-      </w:r>
-    </w:p>
-    <w:p>
-      <w:pPr>
-        <w:rPr>
-          <w:rFonts w:ascii="Amasis MT Pro" w:hAnsi="Amasis MT Pro"/>
-          <w:sz w:val="26"/>
-          <w:szCs w:val="26"/>
-        </w:rPr>
-      </w:pPr>
-    </w:p>
-    <w:p>
-      <w:pPr>
-        <w:rPr>
-          <w:rFonts w:ascii="Amasis MT Pro" w:hAnsi="Amasis MT Pro"/>
-          <w:b/>
-          <w:bCs/>
-          <w:sz w:val="26"/>
-          <w:szCs w:val="26"/>
-        </w:rPr>
-      </w:pPr>
-      <w:r>
-        <w:rPr>
-          <w:rFonts w:ascii="Amasis MT Pro" w:hAnsi="Amasis MT Pro"/>
-          <w:b/>
-          <w:bCs/>
-          <w:sz w:val="26"/>
-          <w:szCs w:val="26"/>
-        </w:rPr>
-        <w:t>Maintainability Requirements</w:t>
-      </w:r>
-    </w:p>
-    <w:p>
-      <w:pPr>
-        <w:rPr>
-          <w:rFonts w:ascii="Amasis MT Pro" w:hAnsi="Amasis MT Pro"/>
-          <w:sz w:val="26"/>
-          <w:szCs w:val="26"/>
-        </w:rPr>
-      </w:pPr>
-      <w:r>
-        <w:rPr>
-          <w:rFonts w:ascii="Amasis MT Pro" w:hAnsi="Amasis MT Pro"/>
-          <w:b/>
-          <w:bCs/>
-          <w:sz w:val="26"/>
-          <w:szCs w:val="26"/>
-        </w:rPr>
-        <w:t>NFR20:</w:t>
-      </w:r>
-      <w:r>
-        <w:rPr>
-          <w:rFonts w:ascii="Amasis MT Pro" w:hAnsi="Amasis MT Pro"/>
-          <w:sz w:val="26"/>
-          <w:szCs w:val="26"/>
-        </w:rPr>
-        <w:t xml:space="preserve"> The system shall be modular, separating logic into components</w:t>
-      </w:r>
-    </w:p>
-    <w:p>
-      <w:pPr>
-        <w:rPr>
-          <w:rFonts w:ascii="Amasis MT Pro" w:hAnsi="Amasis MT Pro"/>
-          <w:sz w:val="26"/>
-          <w:szCs w:val="26"/>
-        </w:rPr>
-      </w:pPr>
-      <w:r>
-        <w:rPr>
-          <w:rFonts w:ascii="Amasis MT Pro" w:hAnsi="Amasis MT Pro"/>
-          <w:b/>
-          <w:bCs/>
-          <w:sz w:val="26"/>
-          <w:szCs w:val="26"/>
-        </w:rPr>
-        <w:lastRenderedPageBreak/>
-        <w:t>NFR21:</w:t>
-      </w:r>
-      <w:r>
-        <w:rPr>
-          <w:rFonts w:ascii="Amasis MT Pro" w:hAnsi="Amasis MT Pro"/>
-          <w:sz w:val="26"/>
-          <w:szCs w:val="26"/>
-        </w:rPr>
-        <w:t xml:space="preserve"> The system shall allow new features to be added without major restructuring.</w:t>
-      </w:r>
-    </w:p>
-    <w:p>
-      <w:pPr>
-        <w:rPr>
-          <w:rFonts w:ascii="Amasis MT Pro" w:hAnsi="Amasis MT Pro"/>
-          <w:sz w:val="26"/>
-          <w:szCs w:val="26"/>
-        </w:rPr>
-      </w:pPr>
-      <w:r>
-        <w:rPr>
-          <w:rFonts w:ascii="Amasis MT Pro" w:hAnsi="Amasis MT Pro"/>
-          <w:b/>
-          <w:bCs/>
-          <w:sz w:val="26"/>
-          <w:szCs w:val="26"/>
-        </w:rPr>
-        <w:t>NFR22:</w:t>
-      </w:r>
-      <w:r>
-        <w:rPr>
-          <w:rFonts w:ascii="Amasis MT Pro" w:hAnsi="Amasis MT Pro"/>
-          <w:sz w:val="26"/>
-          <w:szCs w:val="26"/>
-        </w:rPr>
-        <w:t xml:space="preserve"> The system shall use clear and consistent naming conventions in code.</w:t>
-      </w:r>
-    </w:p>
-    <w:p>
-      <w:pPr>
-        <w:rPr>
-          <w:rFonts w:ascii="Amasis MT Pro" w:hAnsi="Amasis MT Pro"/>
-          <w:sz w:val="26"/>
-          <w:szCs w:val="26"/>
-        </w:rPr>
-      </w:pPr>
-      <w:r>
-        <w:rPr>
-          <w:rFonts w:ascii="Amasis MT Pro" w:hAnsi="Amasis MT Pro"/>
-          <w:b/>
-          <w:bCs/>
-          <w:sz w:val="26"/>
-          <w:szCs w:val="26"/>
-        </w:rPr>
-        <w:t>NFR23:</w:t>
-      </w:r>
-      <w:r>
-        <w:rPr>
-          <w:rFonts w:ascii="Amasis MT Pro" w:hAnsi="Amasis MT Pro"/>
-          <w:sz w:val="26"/>
-          <w:szCs w:val="26"/>
-        </w:rPr>
-        <w:t xml:space="preserve"> The system shall</w:t>
-      </w:r>
-      <w:r>
-        <w:rPr>
-          <w:rFonts w:ascii="Amasis MT Pro" w:hAnsi="Amasis MT Pro"/>
-          <w:sz w:val="26"/>
-          <w:szCs w:val="26"/>
-        </w:rPr>
-        <w:t xml:space="preserve"> allow flight, user, and booking data to be updated without modifying core logic.</w:t>
-      </w:r>
-    </w:p>
-    <w:p>
-      <w:pPr>
-        <w:rPr>
-          <w:rFonts w:ascii="Amasis MT Pro" w:hAnsi="Amasis MT Pro"/>
-          <w:sz w:val="26"/>
-          <w:szCs w:val="26"/>
-        </w:rPr>
-      </w:pPr>
-    </w:p>
-    <w:p>
-      <w:pPr>
-        <w:rPr>
-          <w:rFonts w:ascii="Amasis MT Pro" w:hAnsi="Amasis MT Pro"/>
-          <w:b/>
-          <w:bCs/>
-          <w:sz w:val="26"/>
-          <w:szCs w:val="26"/>
-        </w:rPr>
-      </w:pPr>
-      <w:r>
-        <w:rPr>
-          <w:rFonts w:ascii="Amasis MT Pro" w:hAnsi="Amasis MT Pro"/>
-          <w:b/>
-          <w:bCs/>
-          <w:sz w:val="26"/>
-          <w:szCs w:val="26"/>
-        </w:rPr>
-        <w:t>Por</w:t>
-      </w:r>
-      <w:r>
-        <w:rPr>
-          <w:rFonts w:ascii="Amasis MT Pro" w:hAnsi="Amasis MT Pro"/>
-          <w:b/>
-          <w:bCs/>
-          <w:sz w:val="26"/>
-          <w:szCs w:val="26"/>
-        </w:rPr>
-        <w:t>tability Requirements</w:t>
-      </w:r>
-    </w:p>
-    <w:p>
-      <w:pPr>
-        <w:rPr>
-          <w:rFonts w:ascii="Amasis MT Pro" w:hAnsi="Amasis MT Pro"/>
-          <w:sz w:val="26"/>
-          <w:szCs w:val="26"/>
-        </w:rPr>
-      </w:pPr>
-      <w:r>
-        <w:rPr>
-          <w:rFonts w:ascii="Amasis MT Pro" w:hAnsi="Amasis MT Pro"/>
-          <w:b/>
-          <w:bCs/>
-          <w:sz w:val="26"/>
-          <w:szCs w:val="26"/>
-        </w:rPr>
-        <w:t>NFR24:</w:t>
-      </w:r>
-      <w:r>
-        <w:rPr>
-          <w:rFonts w:ascii="Amasis MT Pro" w:hAnsi="Amasis MT Pro"/>
-          <w:sz w:val="26"/>
-          <w:szCs w:val="26"/>
-        </w:rPr>
-        <w:t xml:space="preserve"> The system shall run to any machine that supports a standard console/terminal.</w:t>
-      </w:r>
-    </w:p>
-    <w:p>
-      <w:pPr>
-        <w:rPr>
-          <w:rFonts w:ascii="Amasis MT Pro" w:hAnsi="Amasis MT Pro"/>
-          <w:sz w:val="26"/>
-          <w:szCs w:val="26"/>
-        </w:rPr>
-      </w:pPr>
-      <w:r>
-        <w:rPr>
-          <w:rFonts w:ascii="Amasis MT Pro" w:hAnsi="Amasis MT Pro"/>
-          <w:b/>
-          <w:bCs/>
-          <w:sz w:val="26"/>
-          <w:szCs w:val="26"/>
-        </w:rPr>
-        <w:t>NFR25:</w:t>
-      </w:r>
-      <w:r>
-        <w:rPr>
-          <w:rFonts w:ascii="Amasis MT Pro" w:hAnsi="Amasis MT Pro"/>
-          <w:sz w:val="26"/>
-          <w:szCs w:val="26"/>
-        </w:rPr>
-        <w:t xml:space="preserve"> The system shall not depend on platform-specific features.</w:t>
-      </w:r>
-    </w:p>
-    <w:p>
-      <w:pPr>
-        <w:rPr>
-          <w:rFonts w:ascii="Amasis MT Pro" w:hAnsi="Amasis MT Pro"/>
-          <w:sz w:val="26"/>
-          <w:szCs w:val="26"/>
-        </w:rPr>
-      </w:pPr>
-      <w:r>
-        <w:rPr>
-          <w:rFonts w:ascii="Amasis MT Pro" w:hAnsi="Amasis MT Pro"/>
-          <w:b/>
-          <w:bCs/>
-          <w:sz w:val="26"/>
-          <w:szCs w:val="26"/>
-        </w:rPr>
-        <w:t>NFR26:</w:t>
-      </w:r>
-      <w:r>
-        <w:rPr>
-          <w:rFonts w:ascii="Amasis MT Pro" w:hAnsi="Amasis MT Pro"/>
-          <w:sz w:val="26"/>
-          <w:szCs w:val="26"/>
-        </w:rPr>
-        <w:t xml:space="preserve"> The sys</w:t>
-      </w:r>
-      <w:r>
-        <w:rPr>
-          <w:rFonts w:ascii="Amasis MT Pro" w:hAnsi="Amasis MT Pro"/>
-          <w:sz w:val="26"/>
-          <w:szCs w:val="26"/>
-        </w:rPr>
-        <w:t>tem shall run on Windows, macOS, or Linux without require major changes.</w:t>
-      </w:r>
-    </w:p>
-    <w:p>
-      <w:pPr>
-        <w:rPr>
-          <w:rFonts w:ascii="Amasis MT Pro" w:hAnsi="Amasis MT Pro"/>
-          <w:sz w:val="26"/>
-          <w:szCs w:val="26"/>
-        </w:rPr>
-      </w:pPr>
-    </w:p>
-    <w:p>
-      <w:pPr>
-        <w:rPr>
-          <w:rFonts w:ascii="Amasis MT Pro" w:hAnsi="Amasis MT Pro"/>
-          <w:sz w:val="26"/>
-          <w:szCs w:val="26"/>
-        </w:rPr>
-      </w:pPr>
-    </w:p>
-    <w:p>
-      <w:pPr>
-        <w:rPr>
-          <w:rFonts w:ascii="Amasis MT Pro" w:hAnsi="Amasis MT Pro"/>
-          <w:sz w:val="26"/>
-          <w:szCs w:val="26"/>
-        </w:rPr>
-      </w:pPr>
-    </w:p>
-    <w:p>
-      <w:pPr>
-        <w:rPr>
-          <w:rFonts w:ascii="Amasis MT Pro" w:hAnsi="Amasis MT Pro"/>
-          <w:b/>
-          <w:bCs/>
-          <w:sz w:val="26"/>
-          <w:szCs w:val="26"/>
-        </w:rPr>
-      </w:pPr>
-      <w:r>
-        <w:rPr>
-          <w:rFonts w:ascii="Amasis MT Pro" w:hAnsi="Amasis MT Pro"/>
-          <w:b/>
-          <w:bCs/>
-          <w:sz w:val="26"/>
-          <w:szCs w:val="26"/>
-        </w:rPr>
         <w:t>Data Integrity Re</w:t>
       </w:r>
       <w:r>
@@ -9172,7 +8953,6 @@
                 <w:szCs w:val="26"/>
                 <w:lang w:val="en-US"/>
               </w:rPr>
-              <w:lastRenderedPageBreak/>
               <w:t>Admin</w:t>
             </w:r>
           </w:p>
@@ -9700,6 +9480,7 @@
                 <w:szCs w:val="26"/>
                 <w:lang w:val="en-US"/>
               </w:rPr>
+              <w:lastRenderedPageBreak/>
               <w:t>Admin</w:t>
             </w:r>
           </w:p>
@@ -9933,17 +9714,7 @@
                 <w:szCs w:val="26"/>
                 <w:lang w:val="en-US"/>
               </w:rPr>
-              <w:t xml:space="preserve">NFR1, NFR2, NFR3, NFR4, NFR5, NFR6, NFR7, NFR8, NFR9, NFR10, </w:t>
-            </w:r>
-            <w:r>
-              <w:rPr>
-                <w:rFonts w:ascii="Amasis MT Pro" w:hAnsi="Amasis MT Pro"/>
-                <w:sz w:val="26"/>
-                <w:szCs w:val="26"/>
-                <w:lang w:val="en-US"/>
-              </w:rPr>
-              <w:lastRenderedPageBreak/>
-              <w:t>NFR11, NFR16, NFR17, NFR18, NFR19, NFR20, NFR21, NFR23, NFR24, NFR25, NFR26, NFR29, NFR30, NFR31, NFR32</w:t>
+              <w:t>NFR1, NFR2, NFR3, NFR4, NFR5, NFR6, NFR7, NFR8, NFR9, NFR10, NFR11, NFR16, NFR17, NFR18, NFR19, NFR20, NFR21, NFR23, NFR24, NFR25, NFR26, NFR29, NFR30, NFR31, NFR32</w:t>
             </w:r>
           </w:p>
         </w:tc>
@@ -10023,127 +9794,6 @@
     </w:p>
     <w:p>
       <w:pPr>
-        <w:rPr>
-          <w:rFonts w:ascii="Amasis MT Pro" w:hAnsi="Amasis MT Pro"/>
-          <w:b/>
-          <w:bCs/>
-          <w:sz w:val="30"/>
-          <w:szCs w:val="30"/>
-          <w:lang w:val="en-US"/>
-        </w:rPr>
-      </w:pPr>
-    </w:p>
-    <w:p>
-      <w:pPr>
-        <w:rPr>
-          <w:rFonts w:ascii="Amasis MT Pro" w:hAnsi="Amasis MT Pro"/>
-          <w:b/>
-          <w:bCs/>
-          <w:sz w:val="30"/>
-          <w:szCs w:val="30"/>
-          <w:lang w:val="en-US"/>
-        </w:rPr>
-      </w:pPr>
-    </w:p>
-    <w:p>
-      <w:pPr>
-        <w:rPr>
-          <w:rFonts w:ascii="Amasis MT Pro" w:hAnsi="Amasis MT Pro"/>
-          <w:b/>
-          <w:bCs/>
-          <w:sz w:val="30"/>
-          <w:szCs w:val="30"/>
-          <w:lang w:val="en-US"/>
-        </w:rPr>
-      </w:pPr>
-    </w:p>
-    <w:p>
-      <w:pPr>
-        <w:rPr>
-          <w:rFonts w:ascii="Amasis MT Pro" w:hAnsi="Amasis MT Pro"/>
-          <w:b/>
-          <w:bCs/>
-          <w:sz w:val="30"/>
-          <w:szCs w:val="30"/>
-          <w:lang w:val="en-US"/>
-        </w:rPr>
-      </w:pPr>
-    </w:p>
-    <w:p>
-      <w:pPr>
-        <w:rPr>
-          <w:rFonts w:ascii="Amasis MT Pro" w:hAnsi="Amasis MT Pro"/>
-          <w:b/>
-          <w:bCs/>
-          <w:sz w:val="30"/>
-          <w:szCs w:val="30"/>
-          <w:lang w:val="en-US"/>
-        </w:rPr>
-      </w:pPr>
-    </w:p>
-    <w:p>
-      <w:pPr>
-        <w:rPr>
-          <w:rFonts w:ascii="Amasis MT Pro" w:hAnsi="Amasis MT Pro"/>
-          <w:b/>
-          <w:bCs/>
-          <w:sz w:val="30"/>
-          <w:szCs w:val="30"/>
-          <w:lang w:val="en-US"/>
-        </w:rPr>
-      </w:pPr>
-    </w:p>
-    <w:p>
-      <w:pPr>
-        <w:rPr>
-          <w:rFonts w:ascii="Amasis MT Pro" w:hAnsi="Amasis MT Pro"/>
-          <w:b/>
-          <w:bCs/>
-          <w:sz w:val="30"/>
-          <w:szCs w:val="30"/>
-          <w:lang w:val="en-US"/>
-        </w:rPr>
-      </w:pPr>
-    </w:p>
-    <w:p>
-      <w:pPr>
-        <w:rPr>
-          <w:rFonts w:ascii="Amasis MT Pro" w:hAnsi="Amasis MT Pro"/>
-          <w:b/>
-          <w:bCs/>
-          <w:sz w:val="30"/>
-          <w:szCs w:val="30"/>
-          <w:lang w:val="en-US"/>
-        </w:rPr>
-      </w:pPr>
-    </w:p>
-    <w:p>
-      <w:pPr>
-        <w:rPr>
-          <w:rFonts w:ascii="Amasis MT Pro" w:hAnsi="Amasis MT Pro"/>
-          <w:b/>
-          <w:bCs/>
-          <w:sz w:val="30"/>
-          <w:szCs w:val="30"/>
-          <w:lang w:val="en-US"/>
-        </w:rPr>
-      </w:pPr>
-    </w:p>
-    <w:p>
-      <w:pPr>
-        <w:rPr>
-          <w:rFonts w:ascii="Amasis MT Pro" w:hAnsi="Amasis MT Pro"/>
-          <w:b/>
-          <w:bCs/>
-          <w:sz w:val="30"/>
-          <w:szCs w:val="30"/>
-          <w:lang w:val="en-US"/>
-        </w:rPr>
-      </w:pPr>
-    </w:p>
-    <w:p>
-      <w:pPr>
-        <w:jc w:val="center"/>
         <w:rPr>
           <w:rFonts w:ascii="Amasis MT Pro" w:hAnsi="Amasis MT Pro"/>
           <w:b/>
@@ -12781,25 +12431,14 @@
                 <w:lang w:val="en-US"/>
               </w:rPr>
             </w:pPr>
-            <w:proofErr w:type="gramStart"/>
-            <w:r>
-              <w:rPr>
-                <w:rFonts w:ascii="Amasis MT Pro" w:hAnsi="Amasis MT Pro"/>
-                <w:sz w:val="26"/>
-                <w:szCs w:val="26"/>
-                <w:lang w:val="en-US"/>
-              </w:rPr>
-              <w:t>Customer</w:t>
-            </w:r>
-            <w:proofErr w:type="gramEnd"/>
-            <w:r>
-              <w:rPr>
-                <w:rFonts w:ascii="Amasis MT Pro" w:hAnsi="Amasis MT Pro"/>
-                <w:sz w:val="26"/>
-                <w:szCs w:val="26"/>
-                <w:lang w:val="en-US"/>
-              </w:rPr>
-              <w:t xml:space="preserve"> must search for flights.</w:t>
+            <w:r>
+              <w:rPr>
+                <w:rFonts w:ascii="Amasis MT Pro" w:hAnsi="Amasis MT Pro"/>
+                <w:sz w:val="26"/>
+                <w:szCs w:val="26"/>
+                <w:lang w:val="en-US"/>
+              </w:rPr>
+              <w:t>Customer must search for flights.</w:t>
             </w:r>
           </w:p>
           <w:p>
@@ -14619,25 +14258,14 @@
                 <w:lang w:val="en-US"/>
               </w:rPr>
             </w:pPr>
-            <w:proofErr w:type="gramStart"/>
-            <w:r>
-              <w:rPr>
-                <w:rFonts w:ascii="Amasis MT Pro" w:hAnsi="Amasis MT Pro"/>
-                <w:sz w:val="26"/>
-                <w:szCs w:val="26"/>
-                <w:lang w:val="en-US"/>
-              </w:rPr>
-              <w:t>User</w:t>
-            </w:r>
-            <w:proofErr w:type="gramEnd"/>
-            <w:r>
-              <w:rPr>
-                <w:rFonts w:ascii="Amasis MT Pro" w:hAnsi="Amasis MT Pro"/>
-                <w:sz w:val="26"/>
-                <w:szCs w:val="26"/>
-                <w:lang w:val="en-US"/>
-              </w:rPr>
-              <w:t xml:space="preserve"> must e</w:t>
+            <w:r>
+              <w:rPr>
+                <w:rFonts w:ascii="Amasis MT Pro" w:hAnsi="Amasis MT Pro"/>
+                <w:sz w:val="26"/>
+                <w:szCs w:val="26"/>
+                <w:lang w:val="en-US"/>
+              </w:rPr>
+              <w:t>User must e</w:t>
             </w:r>
             <w:r>
               <w:rPr>
@@ -14916,25 +14544,14 @@
                 <w:lang w:val="en-US"/>
               </w:rPr>
             </w:pPr>
-            <w:proofErr w:type="gramStart"/>
-            <w:r>
-              <w:rPr>
-                <w:rFonts w:ascii="Amasis MT Pro" w:hAnsi="Amasis MT Pro"/>
-                <w:sz w:val="26"/>
-                <w:szCs w:val="26"/>
-                <w:lang w:val="en-US"/>
-              </w:rPr>
-              <w:t>Search</w:t>
-            </w:r>
-            <w:proofErr w:type="gramEnd"/>
-            <w:r>
-              <w:rPr>
-                <w:rFonts w:ascii="Amasis MT Pro" w:hAnsi="Amasis MT Pro"/>
-                <w:sz w:val="26"/>
-                <w:szCs w:val="26"/>
-                <w:lang w:val="en-US"/>
-              </w:rPr>
-              <w:t xml:space="preserve"> Flights</w:t>
+            <w:r>
+              <w:rPr>
+                <w:rFonts w:ascii="Amasis MT Pro" w:hAnsi="Amasis MT Pro"/>
+                <w:sz w:val="26"/>
+                <w:szCs w:val="26"/>
+                <w:lang w:val="en-US"/>
+              </w:rPr>
+              <w:t>Search Flights</w:t>
             </w:r>
           </w:p>
           <w:p>
@@ -15154,16 +14771,7 @@
                 <w:szCs w:val="26"/>
                 <w:lang w:val="en-US"/>
               </w:rPr>
-              <w:t xml:space="preserve">2. System </w:t>
-            </w:r>
-            <w:r>
-              <w:rPr>
-                <w:rFonts w:ascii="Amasis MT Pro" w:hAnsi="Amasis MT Pro"/>
-                <w:sz w:val="26"/>
-                <w:szCs w:val="26"/>
-                <w:lang w:val="en-US"/>
-              </w:rPr>
-              <w:t>prompts for search criteria</w:t>
+              <w:t>2. System prompts for search criteria</w:t>
             </w:r>
           </w:p>
           <w:p>
@@ -15220,25 +14828,7 @@
                 <w:szCs w:val="26"/>
                 <w:lang w:val="en-US"/>
               </w:rPr>
-              <w:t>5.</w:t>
-            </w:r>
-            <w:r>
-              <w:rPr>
-                <w:rFonts w:ascii="Amasis MT Pro" w:hAnsi="Amasis MT Pro"/>
-                <w:sz w:val="26"/>
-                <w:szCs w:val="26"/>
-                <w:lang w:val="en-US"/>
-              </w:rPr>
-              <w:t xml:space="preserve"> System retrieves matching flights</w:t>
-            </w:r>
-            <w:r>
-              <w:rPr>
-                <w:rFonts w:ascii="Amasis MT Pro" w:hAnsi="Amasis MT Pro"/>
-                <w:sz w:val="26"/>
-                <w:szCs w:val="26"/>
-                <w:lang w:val="en-US"/>
-              </w:rPr>
-              <w:t xml:space="preserve"> </w:t>
+              <w:t xml:space="preserve">5. System retrieves matching flights </w:t>
             </w:r>
           </w:p>
           <w:p>
@@ -15718,18 +15308,86 @@
           <w:rFonts w:ascii="Amasis MT Pro" w:hAnsi="Amasis MT Pro"/>
           <w:b/>
           <w:bCs/>
-          <w:sz w:val="30"/>
-          <w:szCs w:val="30"/>
-          <w:lang w:val="en-US"/>
-        </w:rPr>
-      </w:pPr>
-      <w:r>
-        <w:rPr>
-          <w:rFonts w:ascii="Amasis MT Pro" w:hAnsi="Amasis MT Pro"/>
-          <w:b/>
-          <w:bCs/>
-          <w:sz w:val="30"/>
-          <w:szCs w:val="30"/>
+          <w:sz w:val="26"/>
+          <w:szCs w:val="26"/>
+          <w:lang w:val="en-US"/>
+        </w:rPr>
+      </w:pPr>
+      <w:r>
+        <w:rPr>
+          <w:rFonts w:ascii="Amasis MT Pro" w:hAnsi="Amasis MT Pro"/>
+          <w:b/>
+          <w:bCs/>
+          <w:noProof/>
+          <w:sz w:val="26"/>
+          <w:szCs w:val="26"/>
+          <w:lang w:val="en-US"/>
+        </w:rPr>
+        <w:drawing>
+          <wp:anchor distT="0" distB="0" distL="114300" distR="114300" simplePos="0" relativeHeight="251659264" behindDoc="1" locked="0" layoutInCell="1" allowOverlap="1" wp14:anchorId="04B9BF37" wp14:editId="374723E8">
+            <wp:simplePos x="0" y="0"/>
+            <wp:positionH relativeFrom="column">
+              <wp:posOffset>-20096</wp:posOffset>
+            </wp:positionH>
+            <wp:positionV relativeFrom="paragraph">
+              <wp:posOffset>377901</wp:posOffset>
+            </wp:positionV>
+            <wp:extent cx="5731510" cy="6099175"/>
+            <wp:effectExtent l="0" t="0" r="2540" b="0"/>
+            <wp:wrapTight wrapText="bothSides">
+              <wp:wrapPolygon edited="0">
+                <wp:start x="0" y="0"/>
+                <wp:lineTo x="0" y="21521"/>
+                <wp:lineTo x="21538" y="21521"/>
+                <wp:lineTo x="21538" y="0"/>
+                <wp:lineTo x="0" y="0"/>
+              </wp:wrapPolygon>
+            </wp:wrapTight>
+            <wp:docPr id="1875804404" name="Picture 1"/>
+            <wp:cNvGraphicFramePr>
+              <a:graphicFrameLocks xmlns:a="http://schemas.openxmlformats.org/drawingml/2006/main" noChangeAspect="1"/>
+            </wp:cNvGraphicFramePr>
+            <a:graphic xmlns:a="http://schemas.openxmlformats.org/drawingml/2006/main">
+              <a:graphicData uri="http://schemas.openxmlformats.org/drawingml/2006/picture">
+                <pic:pic xmlns:pic="http://schemas.openxmlformats.org/drawingml/2006/picture">
+                  <pic:nvPicPr>
+                    <pic:cNvPr id="1875804404" name="Picture 1875804404"/>
+                    <pic:cNvPicPr/>
+                  </pic:nvPicPr>
+                  <pic:blipFill>
+                    <a:blip r:embed="rId7">
+                      <a:extLst>
+                        <a:ext uri="{28A0092B-C50C-407E-A947-70E740481C1C}">
+                          <a14:useLocalDpi xmlns:a14="http://schemas.microsoft.com/office/drawing/2010/main" val="0"/>
+                        </a:ext>
+                      </a:extLst>
+                    </a:blip>
+                    <a:stretch>
+                      <a:fillRect/>
+                    </a:stretch>
+                  </pic:blipFill>
+                  <pic:spPr>
+                    <a:xfrm>
+                      <a:off x="0" y="0"/>
+                      <a:ext cx="5731510" cy="6099175"/>
+                    </a:xfrm>
+                    <a:prstGeom prst="rect">
+                      <a:avLst/>
+                    </a:prstGeom>
+                  </pic:spPr>
+                </pic:pic>
+              </a:graphicData>
+            </a:graphic>
+          </wp:anchor>
+        </w:drawing>
+      </w:r>
+      <w:r>
+        <w:rPr>
+          <w:rFonts w:ascii="Amasis MT Pro" w:hAnsi="Amasis MT Pro"/>
+          <w:b/>
+          <w:bCs/>
+          <w:sz w:val="26"/>
+          <w:szCs w:val="26"/>
           <w:lang w:val="en-US"/>
         </w:rPr>
         <w:t>Initial UML Class Diagram</w:t>
@@ -15741,248 +15399,1032 @@
           <w:rFonts w:ascii="Amasis MT Pro" w:hAnsi="Amasis MT Pro"/>
           <w:b/>
           <w:bCs/>
-          <w:sz w:val="30"/>
-          <w:szCs w:val="30"/>
-          <w:lang w:val="en-US"/>
-        </w:rPr>
-      </w:pPr>
-    </w:p>
-    <w:p>
-      <w:pPr>
-        <w:rPr>
-          <w:rFonts w:ascii="Amasis MT Pro" w:hAnsi="Amasis MT Pro"/>
-          <w:b/>
-          <w:bCs/>
-          <w:sz w:val="30"/>
-          <w:szCs w:val="30"/>
-          <w:lang w:val="en-US"/>
-        </w:rPr>
-      </w:pPr>
-    </w:p>
-    <w:p>
-      <w:pPr>
-        <w:rPr>
-          <w:rFonts w:ascii="Amasis MT Pro" w:hAnsi="Amasis MT Pro"/>
-          <w:b/>
-          <w:bCs/>
-          <w:sz w:val="30"/>
-          <w:szCs w:val="30"/>
-          <w:lang w:val="en-US"/>
-        </w:rPr>
-      </w:pPr>
-    </w:p>
-    <w:p>
-      <w:pPr>
-        <w:rPr>
-          <w:rFonts w:ascii="Amasis MT Pro" w:hAnsi="Amasis MT Pro"/>
-          <w:b/>
-          <w:bCs/>
-          <w:sz w:val="30"/>
-          <w:szCs w:val="30"/>
-          <w:lang w:val="en-US"/>
-        </w:rPr>
-      </w:pPr>
-    </w:p>
-    <w:p>
-      <w:pPr>
-        <w:rPr>
-          <w:rFonts w:ascii="Amasis MT Pro" w:hAnsi="Amasis MT Pro"/>
-          <w:b/>
-          <w:bCs/>
-          <w:sz w:val="30"/>
-          <w:szCs w:val="30"/>
-          <w:lang w:val="en-US"/>
-        </w:rPr>
-      </w:pPr>
-    </w:p>
-    <w:p>
-      <w:pPr>
-        <w:rPr>
-          <w:rFonts w:ascii="Amasis MT Pro" w:hAnsi="Amasis MT Pro"/>
-          <w:b/>
-          <w:bCs/>
-          <w:sz w:val="30"/>
-          <w:szCs w:val="30"/>
-          <w:lang w:val="en-US"/>
-        </w:rPr>
-      </w:pPr>
-    </w:p>
-    <w:p>
-      <w:pPr>
-        <w:rPr>
-          <w:rFonts w:ascii="Amasis MT Pro" w:hAnsi="Amasis MT Pro"/>
-          <w:b/>
-          <w:bCs/>
-          <w:sz w:val="30"/>
-          <w:szCs w:val="30"/>
-          <w:lang w:val="en-US"/>
-        </w:rPr>
-      </w:pPr>
-    </w:p>
-    <w:p>
-      <w:pPr>
-        <w:rPr>
-          <w:rFonts w:ascii="Amasis MT Pro" w:hAnsi="Amasis MT Pro"/>
-          <w:b/>
-          <w:bCs/>
-          <w:sz w:val="30"/>
-          <w:szCs w:val="30"/>
-          <w:lang w:val="en-US"/>
-        </w:rPr>
-      </w:pPr>
-    </w:p>
-    <w:p>
-      <w:pPr>
-        <w:rPr>
-          <w:rFonts w:ascii="Amasis MT Pro" w:hAnsi="Amasis MT Pro"/>
-          <w:b/>
-          <w:bCs/>
-          <w:sz w:val="30"/>
-          <w:szCs w:val="30"/>
-          <w:lang w:val="en-US"/>
-        </w:rPr>
-      </w:pPr>
-    </w:p>
-    <w:p>
-      <w:pPr>
-        <w:rPr>
-          <w:rFonts w:ascii="Amasis MT Pro" w:hAnsi="Amasis MT Pro"/>
-          <w:b/>
-          <w:bCs/>
-          <w:sz w:val="30"/>
-          <w:szCs w:val="30"/>
-          <w:lang w:val="en-US"/>
-        </w:rPr>
-      </w:pPr>
-    </w:p>
-    <w:p>
-      <w:pPr>
-        <w:rPr>
-          <w:rFonts w:ascii="Amasis MT Pro" w:hAnsi="Amasis MT Pro"/>
-          <w:b/>
-          <w:bCs/>
-          <w:sz w:val="30"/>
-          <w:szCs w:val="30"/>
-          <w:lang w:val="en-US"/>
-        </w:rPr>
-      </w:pPr>
-    </w:p>
-    <w:p>
-      <w:pPr>
-        <w:rPr>
-          <w:rFonts w:ascii="Amasis MT Pro" w:hAnsi="Amasis MT Pro"/>
-          <w:b/>
-          <w:bCs/>
-          <w:sz w:val="30"/>
-          <w:szCs w:val="30"/>
-          <w:lang w:val="en-US"/>
-        </w:rPr>
-      </w:pPr>
-    </w:p>
-    <w:p>
-      <w:pPr>
-        <w:rPr>
-          <w:rFonts w:ascii="Amasis MT Pro" w:hAnsi="Amasis MT Pro"/>
-          <w:b/>
-          <w:bCs/>
-          <w:sz w:val="30"/>
-          <w:szCs w:val="30"/>
-          <w:lang w:val="en-US"/>
-        </w:rPr>
-      </w:pPr>
-    </w:p>
-    <w:p>
-      <w:pPr>
-        <w:rPr>
-          <w:rFonts w:ascii="Amasis MT Pro" w:hAnsi="Amasis MT Pro"/>
-          <w:b/>
-          <w:bCs/>
-          <w:sz w:val="30"/>
-          <w:szCs w:val="30"/>
-          <w:lang w:val="en-US"/>
-        </w:rPr>
-      </w:pPr>
-    </w:p>
-    <w:p>
-      <w:pPr>
-        <w:rPr>
-          <w:rFonts w:ascii="Amasis MT Pro" w:hAnsi="Amasis MT Pro"/>
-          <w:b/>
-          <w:bCs/>
-          <w:sz w:val="30"/>
-          <w:szCs w:val="30"/>
-          <w:lang w:val="en-US"/>
-        </w:rPr>
-      </w:pPr>
-    </w:p>
-    <w:p>
-      <w:pPr>
-        <w:rPr>
-          <w:rFonts w:ascii="Amasis MT Pro" w:hAnsi="Amasis MT Pro"/>
-          <w:b/>
-          <w:bCs/>
-          <w:sz w:val="30"/>
-          <w:szCs w:val="30"/>
-          <w:lang w:val="en-US"/>
-        </w:rPr>
-      </w:pPr>
-    </w:p>
-    <w:p>
-      <w:pPr>
-        <w:rPr>
-          <w:rFonts w:ascii="Amasis MT Pro" w:hAnsi="Amasis MT Pro"/>
-          <w:b/>
-          <w:bCs/>
-          <w:sz w:val="30"/>
-          <w:szCs w:val="30"/>
-          <w:lang w:val="en-US"/>
-        </w:rPr>
-      </w:pPr>
-    </w:p>
-    <w:p>
-      <w:pPr>
-        <w:rPr>
-          <w:rFonts w:ascii="Amasis MT Pro" w:hAnsi="Amasis MT Pro"/>
-          <w:b/>
-          <w:bCs/>
-          <w:sz w:val="30"/>
-          <w:szCs w:val="30"/>
-          <w:lang w:val="en-US"/>
-        </w:rPr>
-      </w:pPr>
-    </w:p>
-    <w:p>
-      <w:pPr>
-        <w:rPr>
-          <w:rFonts w:ascii="Amasis MT Pro" w:hAnsi="Amasis MT Pro"/>
-          <w:b/>
-          <w:bCs/>
-          <w:sz w:val="30"/>
-          <w:szCs w:val="30"/>
-          <w:lang w:val="en-US"/>
-        </w:rPr>
-      </w:pPr>
-    </w:p>
-    <w:p>
-      <w:pPr>
-        <w:rPr>
-          <w:rFonts w:ascii="Amasis MT Pro" w:hAnsi="Amasis MT Pro"/>
-          <w:b/>
-          <w:bCs/>
-          <w:sz w:val="30"/>
-          <w:szCs w:val="30"/>
-          <w:lang w:val="en-US"/>
-        </w:rPr>
-      </w:pPr>
-    </w:p>
-    <w:p>
-      <w:pPr>
-        <w:rPr>
-          <w:rFonts w:ascii="Amasis MT Pro" w:hAnsi="Amasis MT Pro"/>
-          <w:b/>
-          <w:bCs/>
-          <w:sz w:val="30"/>
-          <w:szCs w:val="30"/>
+          <w:sz w:val="26"/>
+          <w:szCs w:val="26"/>
+          <w:lang w:val="en-US"/>
+        </w:rPr>
+      </w:pPr>
+    </w:p>
+    <w:p>
+      <w:pPr>
+        <w:rPr>
+          <w:rFonts w:ascii="Amasis MT Pro" w:hAnsi="Amasis MT Pro"/>
+          <w:b/>
+          <w:bCs/>
+          <w:sz w:val="26"/>
+          <w:szCs w:val="26"/>
+          <w:lang w:val="en-US"/>
+        </w:rPr>
+      </w:pPr>
+    </w:p>
+    <w:p>
+      <w:pPr>
+        <w:rPr>
+          <w:rFonts w:ascii="Amasis MT Pro" w:hAnsi="Amasis MT Pro"/>
+          <w:b/>
+          <w:bCs/>
+          <w:sz w:val="26"/>
+          <w:szCs w:val="26"/>
+          <w:lang w:val="en-US"/>
+        </w:rPr>
+      </w:pPr>
+    </w:p>
+    <w:p>
+      <w:pPr>
+        <w:rPr>
+          <w:rFonts w:ascii="Amasis MT Pro" w:hAnsi="Amasis MT Pro"/>
+          <w:b/>
+          <w:bCs/>
+          <w:sz w:val="26"/>
+          <w:szCs w:val="26"/>
+          <w:lang w:val="en-US"/>
+        </w:rPr>
+      </w:pPr>
+    </w:p>
+    <w:p>
+      <w:pPr>
+        <w:rPr>
+          <w:rFonts w:ascii="Amasis MT Pro" w:hAnsi="Amasis MT Pro"/>
+          <w:b/>
+          <w:bCs/>
+          <w:sz w:val="26"/>
+          <w:szCs w:val="26"/>
+          <w:lang w:val="en-US"/>
+        </w:rPr>
+      </w:pPr>
+      <w:r>
+        <w:rPr>
+          <w:rFonts w:ascii="Amasis MT Pro" w:hAnsi="Amasis MT Pro"/>
+          <w:b/>
+          <w:bCs/>
+          <w:sz w:val="26"/>
+          <w:szCs w:val="26"/>
+          <w:lang w:val="en-US"/>
+        </w:rPr>
+        <w:lastRenderedPageBreak/>
+        <w:t>Mapping between UML classes and planned C# classes</w:t>
+      </w:r>
+    </w:p>
+    <w:p>
+      <w:pPr>
+        <w:rPr>
+          <w:rFonts w:ascii="Amasis MT Pro" w:hAnsi="Amasis MT Pro"/>
+          <w:sz w:val="26"/>
+          <w:szCs w:val="26"/>
+          <w:lang w:val="en-US"/>
+        </w:rPr>
+      </w:pPr>
+      <w:r>
+        <w:rPr>
+          <w:rFonts w:ascii="Amasis MT Pro" w:hAnsi="Amasis MT Pro"/>
+          <w:sz w:val="26"/>
+          <w:szCs w:val="26"/>
+          <w:lang w:val="en-US"/>
+        </w:rPr>
+        <w:t xml:space="preserve">Each UML classes directly maps to the planned C# implementation by treating each conceptual class a simple POCO. POCO or Plain Old CLR Object is basically a normal C# class with field or properties basically from my UML classes are all POCOs because it only contains fields with optional methods it does not connect to any framework or </w:t>
+      </w:r>
+      <w:r>
+        <w:rPr>
+          <w:rFonts w:ascii="Amasis MT Pro" w:hAnsi="Amasis MT Pro"/>
+          <w:sz w:val="26"/>
+          <w:szCs w:val="26"/>
+          <w:lang w:val="en-US"/>
+        </w:rPr>
+        <w:t xml:space="preserve">implements any required interfaces. User class in the UML class diagram is the foundational C# class that contains shared fields such as </w:t>
+      </w:r>
+      <w:r>
+        <w:rPr>
+          <w:rFonts w:ascii="Amasis MT Pro" w:hAnsi="Amasis MT Pro"/>
+          <w:i/>
+          <w:iCs/>
+          <w:sz w:val="26"/>
+          <w:szCs w:val="26"/>
+          <w:lang w:val="en-US"/>
+        </w:rPr>
+        <w:t>userId</w:t>
+      </w:r>
+      <w:r>
+        <w:rPr>
+          <w:rFonts w:ascii="Amasis MT Pro" w:hAnsi="Amasis MT Pro"/>
+          <w:sz w:val="26"/>
+          <w:szCs w:val="26"/>
+          <w:lang w:val="en-US"/>
+        </w:rPr>
+        <w:t xml:space="preserve">, </w:t>
+      </w:r>
+      <w:r>
+        <w:rPr>
+          <w:rFonts w:ascii="Amasis MT Pro" w:hAnsi="Amasis MT Pro"/>
+          <w:i/>
+          <w:iCs/>
+          <w:sz w:val="26"/>
+          <w:szCs w:val="26"/>
+          <w:lang w:val="en-US"/>
+        </w:rPr>
+        <w:t>email</w:t>
+      </w:r>
+      <w:r>
+        <w:rPr>
+          <w:rFonts w:ascii="Amasis MT Pro" w:hAnsi="Amasis MT Pro"/>
+          <w:sz w:val="26"/>
+          <w:szCs w:val="26"/>
+          <w:lang w:val="en-US"/>
+        </w:rPr>
+        <w:t xml:space="preserve">, </w:t>
+      </w:r>
+      <w:r>
+        <w:rPr>
+          <w:rFonts w:ascii="Amasis MT Pro" w:hAnsi="Amasis MT Pro"/>
+          <w:i/>
+          <w:iCs/>
+          <w:sz w:val="26"/>
+          <w:szCs w:val="26"/>
+          <w:lang w:val="en-US"/>
+        </w:rPr>
+        <w:t>password</w:t>
+      </w:r>
+      <w:r>
+        <w:rPr>
+          <w:rFonts w:ascii="Amasis MT Pro" w:hAnsi="Amasis MT Pro"/>
+          <w:sz w:val="26"/>
+          <w:szCs w:val="26"/>
+          <w:lang w:val="en-US"/>
+        </w:rPr>
+        <w:t xml:space="preserve">, </w:t>
+      </w:r>
+      <w:r>
+        <w:rPr>
+          <w:rFonts w:ascii="Amasis MT Pro" w:hAnsi="Amasis MT Pro"/>
+          <w:i/>
+          <w:iCs/>
+          <w:sz w:val="26"/>
+          <w:szCs w:val="26"/>
+          <w:lang w:val="en-US"/>
+        </w:rPr>
+        <w:t>name</w:t>
+      </w:r>
+      <w:r>
+        <w:rPr>
+          <w:rFonts w:ascii="Amasis MT Pro" w:hAnsi="Amasis MT Pro"/>
+          <w:sz w:val="26"/>
+          <w:szCs w:val="26"/>
+          <w:lang w:val="en-US"/>
+        </w:rPr>
+        <w:t xml:space="preserve">, </w:t>
+      </w:r>
+      <w:r>
+        <w:rPr>
+          <w:rFonts w:ascii="Amasis MT Pro" w:hAnsi="Amasis MT Pro"/>
+          <w:i/>
+          <w:iCs/>
+          <w:sz w:val="26"/>
+          <w:szCs w:val="26"/>
+          <w:lang w:val="en-US"/>
+        </w:rPr>
+        <w:t>dateOfBirth</w:t>
+      </w:r>
+      <w:r>
+        <w:rPr>
+          <w:rFonts w:ascii="Amasis MT Pro" w:hAnsi="Amasis MT Pro"/>
+          <w:sz w:val="26"/>
+          <w:szCs w:val="26"/>
+          <w:lang w:val="en-US"/>
+        </w:rPr>
+        <w:t xml:space="preserve">, </w:t>
+      </w:r>
+      <w:r>
+        <w:rPr>
+          <w:rFonts w:ascii="Amasis MT Pro" w:hAnsi="Amasis MT Pro"/>
+          <w:i/>
+          <w:iCs/>
+          <w:sz w:val="26"/>
+          <w:szCs w:val="26"/>
+          <w:lang w:val="en-US"/>
+        </w:rPr>
+        <w:t>address</w:t>
+      </w:r>
+      <w:r>
+        <w:rPr>
+          <w:rFonts w:ascii="Amasis MT Pro" w:hAnsi="Amasis MT Pro"/>
+          <w:sz w:val="26"/>
+          <w:szCs w:val="26"/>
+          <w:lang w:val="en-US"/>
+        </w:rPr>
+        <w:t xml:space="preserve">, </w:t>
+      </w:r>
+      <w:r>
+        <w:rPr>
+          <w:rFonts w:ascii="Amasis MT Pro" w:hAnsi="Amasis MT Pro"/>
+          <w:i/>
+          <w:iCs/>
+          <w:sz w:val="26"/>
+          <w:szCs w:val="26"/>
+          <w:lang w:val="en-US"/>
+        </w:rPr>
+        <w:t>phoneNumber</w:t>
+      </w:r>
+      <w:r>
+        <w:rPr>
+          <w:rFonts w:ascii="Amasis MT Pro" w:hAnsi="Amasis MT Pro"/>
+          <w:sz w:val="26"/>
+          <w:szCs w:val="26"/>
+          <w:lang w:val="en-US"/>
+        </w:rPr>
+        <w:t xml:space="preserve">, and </w:t>
+      </w:r>
+      <w:r>
+        <w:rPr>
+          <w:rFonts w:ascii="Amasis MT Pro" w:hAnsi="Amasis MT Pro"/>
+          <w:i/>
+          <w:iCs/>
+          <w:sz w:val="26"/>
+          <w:szCs w:val="26"/>
+          <w:lang w:val="en-US"/>
+        </w:rPr>
+        <w:t>role</w:t>
+      </w:r>
+      <w:r>
+        <w:rPr>
+          <w:rFonts w:ascii="Amasis MT Pro" w:hAnsi="Amasis MT Pro"/>
+          <w:i/>
+          <w:iCs/>
+          <w:sz w:val="26"/>
+          <w:szCs w:val="26"/>
+          <w:lang w:val="en-US"/>
+        </w:rPr>
+        <w:t xml:space="preserve"> </w:t>
+      </w:r>
+      <w:r>
+        <w:rPr>
+          <w:rFonts w:ascii="Amasis MT Pro" w:hAnsi="Amasis MT Pro"/>
+          <w:sz w:val="26"/>
+          <w:szCs w:val="26"/>
+          <w:lang w:val="en-US"/>
+        </w:rPr>
+        <w:t xml:space="preserve">that is treated as a private field. Operates basic actions such as </w:t>
+      </w:r>
+      <w:r>
+        <w:rPr>
+          <w:rFonts w:ascii="Amasis MT Pro" w:hAnsi="Amasis MT Pro"/>
+          <w:i/>
+          <w:iCs/>
+          <w:sz w:val="26"/>
+          <w:szCs w:val="26"/>
+          <w:lang w:val="en-US"/>
+        </w:rPr>
+        <w:t>login(),</w:t>
+      </w:r>
+      <w:r>
+        <w:rPr>
+          <w:rFonts w:ascii="Amasis MT Pro" w:hAnsi="Amasis MT Pro"/>
+          <w:sz w:val="26"/>
+          <w:szCs w:val="26"/>
+          <w:lang w:val="en-US"/>
+        </w:rPr>
+        <w:t xml:space="preserve"> </w:t>
+      </w:r>
+      <w:r>
+        <w:rPr>
+          <w:rFonts w:ascii="Amasis MT Pro" w:hAnsi="Amasis MT Pro"/>
+          <w:i/>
+          <w:iCs/>
+          <w:sz w:val="26"/>
+          <w:szCs w:val="26"/>
+          <w:lang w:val="en-US"/>
+        </w:rPr>
+        <w:t>logout(),</w:t>
+      </w:r>
+      <w:r>
+        <w:rPr>
+          <w:rFonts w:ascii="Amasis MT Pro" w:hAnsi="Amasis MT Pro"/>
+          <w:sz w:val="26"/>
+          <w:szCs w:val="26"/>
+          <w:lang w:val="en-US"/>
+        </w:rPr>
+        <w:t xml:space="preserve"> and </w:t>
+      </w:r>
+      <w:r>
+        <w:rPr>
+          <w:rFonts w:ascii="Amasis MT Pro" w:hAnsi="Amasis MT Pro"/>
+          <w:i/>
+          <w:iCs/>
+          <w:sz w:val="26"/>
+          <w:szCs w:val="26"/>
+          <w:lang w:val="en-US"/>
+        </w:rPr>
+        <w:t>validateUser()</w:t>
+      </w:r>
+      <w:r>
+        <w:rPr>
+          <w:rFonts w:ascii="Amasis MT Pro" w:hAnsi="Amasis MT Pro"/>
+          <w:sz w:val="26"/>
+          <w:szCs w:val="26"/>
+          <w:lang w:val="en-US"/>
+        </w:rPr>
+        <w:t xml:space="preserve"> that is implemented as public methods. Customer, Admin corresponds to each C# classes that inherits from the User class which shows generalization relationship in the UML.</w:t>
+      </w:r>
+      <w:r>
+        <w:rPr>
+          <w:rFonts w:ascii="Amasis MT Pro" w:hAnsi="Amasis MT Pro"/>
+          <w:sz w:val="26"/>
+          <w:szCs w:val="26"/>
+          <w:lang w:val="en-US"/>
+        </w:rPr>
+        <w:t xml:space="preserve"> Customer class corresponds to a C# class methods that is related to booking operations such as </w:t>
+      </w:r>
+      <w:r>
+        <w:rPr>
+          <w:rFonts w:ascii="Amasis MT Pro" w:hAnsi="Amasis MT Pro"/>
+          <w:i/>
+          <w:iCs/>
+          <w:sz w:val="26"/>
+          <w:szCs w:val="26"/>
+          <w:lang w:val="en-US"/>
+        </w:rPr>
+        <w:t>bookFlight()</w:t>
+      </w:r>
+      <w:r>
+        <w:rPr>
+          <w:rFonts w:ascii="Amasis MT Pro" w:hAnsi="Amasis MT Pro"/>
+          <w:sz w:val="26"/>
+          <w:szCs w:val="26"/>
+          <w:lang w:val="en-US"/>
+        </w:rPr>
+        <w:t xml:space="preserve">, </w:t>
+      </w:r>
+      <w:r>
+        <w:rPr>
+          <w:rFonts w:ascii="Amasis MT Pro" w:hAnsi="Amasis MT Pro"/>
+          <w:i/>
+          <w:iCs/>
+          <w:sz w:val="26"/>
+          <w:szCs w:val="26"/>
+          <w:u w:val="single"/>
+          <w:lang w:val="en-US"/>
+        </w:rPr>
+        <w:t>cancelBooking(),</w:t>
+      </w:r>
+      <w:r>
+        <w:rPr>
+          <w:rFonts w:ascii="Amasis MT Pro" w:hAnsi="Amasis MT Pro"/>
+          <w:sz w:val="26"/>
+          <w:szCs w:val="26"/>
+          <w:lang w:val="en-US"/>
+        </w:rPr>
+        <w:t xml:space="preserve"> and </w:t>
+      </w:r>
+      <w:r>
+        <w:rPr>
+          <w:rFonts w:ascii="Amasis MT Pro" w:hAnsi="Amasis MT Pro"/>
+          <w:i/>
+          <w:iCs/>
+          <w:sz w:val="26"/>
+          <w:szCs w:val="26"/>
+          <w:lang w:val="en-US"/>
+        </w:rPr>
+        <w:t>getUserBookings</w:t>
+      </w:r>
+      <w:r>
+        <w:rPr>
+          <w:rFonts w:ascii="Amasis MT Pro" w:hAnsi="Amasis MT Pro"/>
+          <w:sz w:val="26"/>
+          <w:szCs w:val="26"/>
+          <w:lang w:val="en-US"/>
+        </w:rPr>
+        <w:t xml:space="preserve">, and </w:t>
+      </w:r>
+      <w:r>
+        <w:rPr>
+          <w:rFonts w:ascii="Amasis MT Pro" w:hAnsi="Amasis MT Pro"/>
+          <w:i/>
+          <w:iCs/>
+          <w:sz w:val="26"/>
+          <w:szCs w:val="26"/>
+          <w:lang w:val="en-US"/>
+        </w:rPr>
+        <w:t>getBookingHistory</w:t>
+      </w:r>
+      <w:r>
+        <w:rPr>
+          <w:rFonts w:ascii="Amasis MT Pro" w:hAnsi="Amasis MT Pro"/>
+          <w:sz w:val="26"/>
+          <w:szCs w:val="26"/>
+          <w:lang w:val="en-US"/>
+        </w:rPr>
+        <w:t xml:space="preserve">. Admin class corresponds to a C# class methods that is related to flight management operations such as </w:t>
+      </w:r>
+      <w:r>
+        <w:rPr>
+          <w:rFonts w:ascii="Amasis MT Pro" w:hAnsi="Amasis MT Pro"/>
+          <w:i/>
+          <w:iCs/>
+          <w:sz w:val="26"/>
+          <w:szCs w:val="26"/>
+          <w:lang w:val="en-US"/>
+        </w:rPr>
+        <w:t>addFlight</w:t>
+      </w:r>
+      <w:r>
+        <w:rPr>
+          <w:rFonts w:ascii="Amasis MT Pro" w:hAnsi="Amasis MT Pro"/>
+          <w:sz w:val="26"/>
+          <w:szCs w:val="26"/>
+          <w:lang w:val="en-US"/>
+        </w:rPr>
+        <w:t>(),</w:t>
+      </w:r>
+      <w:r>
+        <w:rPr>
+          <w:rFonts w:ascii="Amasis MT Pro" w:hAnsi="Amasis MT Pro"/>
+          <w:sz w:val="26"/>
+          <w:szCs w:val="26"/>
+          <w:lang w:val="en-US"/>
+        </w:rPr>
+        <w:t xml:space="preserve"> </w:t>
+      </w:r>
+      <w:r>
+        <w:rPr>
+          <w:rFonts w:ascii="Amasis MT Pro" w:hAnsi="Amasis MT Pro"/>
+          <w:i/>
+          <w:iCs/>
+          <w:sz w:val="26"/>
+          <w:szCs w:val="26"/>
+          <w:lang w:val="en-US"/>
+        </w:rPr>
+        <w:t>removeFlight(),</w:t>
+      </w:r>
+      <w:r>
+        <w:rPr>
+          <w:rFonts w:ascii="Amasis MT Pro" w:hAnsi="Amasis MT Pro"/>
+          <w:sz w:val="26"/>
+          <w:szCs w:val="26"/>
+          <w:lang w:val="en-US"/>
+        </w:rPr>
+        <w:t xml:space="preserve"> </w:t>
+      </w:r>
+      <w:r>
+        <w:rPr>
+          <w:rFonts w:ascii="Amasis MT Pro" w:hAnsi="Amasis MT Pro"/>
+          <w:i/>
+          <w:iCs/>
+          <w:sz w:val="26"/>
+          <w:szCs w:val="26"/>
+          <w:lang w:val="en-US"/>
+        </w:rPr>
+        <w:t>updateFlight(),</w:t>
+      </w:r>
+      <w:r>
+        <w:rPr>
+          <w:rFonts w:ascii="Amasis MT Pro" w:hAnsi="Amasis MT Pro"/>
+          <w:sz w:val="26"/>
+          <w:szCs w:val="26"/>
+          <w:lang w:val="en-US"/>
+        </w:rPr>
+        <w:t xml:space="preserve"> </w:t>
+      </w:r>
+      <w:r>
+        <w:rPr>
+          <w:rFonts w:ascii="Amasis MT Pro" w:hAnsi="Amasis MT Pro"/>
+          <w:i/>
+          <w:iCs/>
+          <w:sz w:val="26"/>
+          <w:szCs w:val="26"/>
+          <w:lang w:val="en-US"/>
+        </w:rPr>
+        <w:t>getAllFlights(),</w:t>
+      </w:r>
+      <w:r>
+        <w:rPr>
+          <w:rFonts w:ascii="Amasis MT Pro" w:hAnsi="Amasis MT Pro"/>
+          <w:sz w:val="26"/>
+          <w:szCs w:val="26"/>
+          <w:lang w:val="en-US"/>
+        </w:rPr>
+        <w:t xml:space="preserve"> </w:t>
+      </w:r>
+      <w:r>
+        <w:rPr>
+          <w:rFonts w:ascii="Amasis MT Pro" w:hAnsi="Amasis MT Pro"/>
+          <w:i/>
+          <w:iCs/>
+          <w:sz w:val="26"/>
+          <w:szCs w:val="26"/>
+          <w:lang w:val="en-US"/>
+        </w:rPr>
+        <w:t>getFlightOccupancy().</w:t>
+      </w:r>
+      <w:r>
+        <w:rPr>
+          <w:rFonts w:ascii="Amasis MT Pro" w:hAnsi="Amasis MT Pro"/>
+          <w:sz w:val="26"/>
+          <w:szCs w:val="26"/>
+          <w:lang w:val="en-US"/>
+        </w:rPr>
+        <w:t xml:space="preserve"> </w:t>
+      </w:r>
+      <w:r>
+        <w:rPr>
+          <w:rFonts w:ascii="Amasis MT Pro" w:hAnsi="Amasis MT Pro"/>
+          <w:sz w:val="26"/>
+          <w:szCs w:val="26"/>
+          <w:lang w:val="en-US"/>
+        </w:rPr>
+        <w:t>Guest are treated as a different entity that has only limited access to only searching flights, and view flight details which maps from the UML as a dependency towards Flight class</w:t>
+      </w:r>
+      <w:r>
+        <w:rPr>
+          <w:rFonts w:ascii="Amasis MT Pro" w:hAnsi="Amasis MT Pro"/>
+          <w:sz w:val="26"/>
+          <w:szCs w:val="26"/>
+          <w:lang w:val="en-US"/>
+        </w:rPr>
+        <w:t xml:space="preserve">. In UML Guest class corresponds to only one C# methods which is </w:t>
+      </w:r>
+      <w:r>
+        <w:rPr>
+          <w:rFonts w:ascii="Amasis MT Pro" w:hAnsi="Amasis MT Pro"/>
+          <w:i/>
+          <w:iCs/>
+          <w:sz w:val="26"/>
+          <w:szCs w:val="26"/>
+          <w:lang w:val="en-US"/>
+        </w:rPr>
+        <w:t>register().</w:t>
+      </w:r>
+      <w:r>
+        <w:rPr>
+          <w:rFonts w:ascii="Amasis MT Pro" w:hAnsi="Amasis MT Pro"/>
+          <w:sz w:val="26"/>
+          <w:szCs w:val="26"/>
+          <w:lang w:val="en-US"/>
+        </w:rPr>
+        <w:t xml:space="preserve"> The Flight Class maps to C# classes that contains flight attributes that is treated as private fields such as </w:t>
+      </w:r>
+      <w:r>
+        <w:rPr>
+          <w:rFonts w:ascii="Amasis MT Pro" w:hAnsi="Amasis MT Pro"/>
+          <w:i/>
+          <w:iCs/>
+          <w:sz w:val="26"/>
+          <w:szCs w:val="26"/>
+          <w:lang w:val="en-US"/>
+        </w:rPr>
+        <w:t>flightId</w:t>
+      </w:r>
+      <w:r>
+        <w:rPr>
+          <w:rFonts w:ascii="Amasis MT Pro" w:hAnsi="Amasis MT Pro"/>
+          <w:sz w:val="26"/>
+          <w:szCs w:val="26"/>
+          <w:lang w:val="en-US"/>
+        </w:rPr>
+        <w:t xml:space="preserve">, </w:t>
+      </w:r>
+      <w:r>
+        <w:rPr>
+          <w:rFonts w:ascii="Amasis MT Pro" w:hAnsi="Amasis MT Pro"/>
+          <w:i/>
+          <w:iCs/>
+          <w:sz w:val="26"/>
+          <w:szCs w:val="26"/>
+          <w:lang w:val="en-US"/>
+        </w:rPr>
+        <w:t>origin</w:t>
+      </w:r>
+      <w:r>
+        <w:rPr>
+          <w:rFonts w:ascii="Amasis MT Pro" w:hAnsi="Amasis MT Pro"/>
+          <w:sz w:val="26"/>
+          <w:szCs w:val="26"/>
+          <w:lang w:val="en-US"/>
+        </w:rPr>
+        <w:t xml:space="preserve">, </w:t>
+      </w:r>
+      <w:r>
+        <w:rPr>
+          <w:rFonts w:ascii="Amasis MT Pro" w:hAnsi="Amasis MT Pro"/>
+          <w:i/>
+          <w:iCs/>
+          <w:sz w:val="26"/>
+          <w:szCs w:val="26"/>
+          <w:lang w:val="en-US"/>
+        </w:rPr>
+        <w:t>destination</w:t>
+      </w:r>
+      <w:r>
+        <w:rPr>
+          <w:rFonts w:ascii="Amasis MT Pro" w:hAnsi="Amasis MT Pro"/>
+          <w:sz w:val="26"/>
+          <w:szCs w:val="26"/>
+          <w:lang w:val="en-US"/>
+        </w:rPr>
+        <w:t xml:space="preserve">, </w:t>
+      </w:r>
+      <w:r>
+        <w:rPr>
+          <w:rFonts w:ascii="Amasis MT Pro" w:hAnsi="Amasis MT Pro"/>
+          <w:i/>
+          <w:iCs/>
+          <w:sz w:val="26"/>
+          <w:szCs w:val="26"/>
+          <w:lang w:val="en-US"/>
+        </w:rPr>
+        <w:t>departureDateTime</w:t>
+      </w:r>
+      <w:r>
+        <w:rPr>
+          <w:rFonts w:ascii="Amasis MT Pro" w:hAnsi="Amasis MT Pro"/>
+          <w:sz w:val="26"/>
+          <w:szCs w:val="26"/>
+          <w:lang w:val="en-US"/>
+        </w:rPr>
+        <w:t xml:space="preserve">, </w:t>
+      </w:r>
+      <w:r>
+        <w:rPr>
+          <w:rFonts w:ascii="Amasis MT Pro" w:hAnsi="Amasis MT Pro"/>
+          <w:i/>
+          <w:iCs/>
+          <w:sz w:val="26"/>
+          <w:szCs w:val="26"/>
+          <w:lang w:val="en-US"/>
+        </w:rPr>
+        <w:t>availableSeats</w:t>
+      </w:r>
+      <w:r>
+        <w:rPr>
+          <w:rFonts w:ascii="Amasis MT Pro" w:hAnsi="Amasis MT Pro"/>
+          <w:sz w:val="26"/>
+          <w:szCs w:val="26"/>
+          <w:lang w:val="en-US"/>
+        </w:rPr>
+        <w:t xml:space="preserve">, </w:t>
+      </w:r>
+      <w:r>
+        <w:rPr>
+          <w:rFonts w:ascii="Amasis MT Pro" w:hAnsi="Amasis MT Pro"/>
+          <w:i/>
+          <w:iCs/>
+          <w:sz w:val="26"/>
+          <w:szCs w:val="26"/>
+          <w:lang w:val="en-US"/>
+        </w:rPr>
+        <w:t>totalSeats</w:t>
+      </w:r>
+      <w:r>
+        <w:rPr>
+          <w:rFonts w:ascii="Amasis MT Pro" w:hAnsi="Amasis MT Pro"/>
+          <w:sz w:val="26"/>
+          <w:szCs w:val="26"/>
+          <w:lang w:val="en-US"/>
+        </w:rPr>
+        <w:t xml:space="preserve"> and operations such as searchFlights(), getFlightDetails() that are treated as public operations which shows dependency relationship from Customer and Guest classes this means Customer and Guest can temporarily use methods when they call it. The Booking</w:t>
+      </w:r>
+    </w:p>
+    <w:p>
+      <w:pPr>
+        <w:rPr>
+          <w:rFonts w:ascii="Amasis MT Pro" w:hAnsi="Amasis MT Pro"/>
+          <w:b/>
+          <w:bCs/>
+          <w:sz w:val="26"/>
+          <w:szCs w:val="26"/>
+          <w:lang w:val="en-US"/>
+        </w:rPr>
+      </w:pPr>
+    </w:p>
+    <w:p>
+      <w:pPr>
+        <w:rPr>
+          <w:rFonts w:ascii="Amasis MT Pro" w:hAnsi="Amasis MT Pro"/>
+          <w:b/>
+          <w:bCs/>
+          <w:sz w:val="26"/>
+          <w:szCs w:val="26"/>
+          <w:lang w:val="en-US"/>
+        </w:rPr>
+      </w:pPr>
+    </w:p>
+    <w:p>
+      <w:pPr>
+        <w:rPr>
+          <w:rFonts w:ascii="Amasis MT Pro" w:hAnsi="Amasis MT Pro"/>
+          <w:b/>
+          <w:bCs/>
+          <w:sz w:val="26"/>
+          <w:szCs w:val="26"/>
+          <w:lang w:val="en-US"/>
+        </w:rPr>
+      </w:pPr>
+    </w:p>
+    <w:p>
+      <w:pPr>
+        <w:rPr>
+          <w:rFonts w:ascii="Amasis MT Pro" w:hAnsi="Amasis MT Pro"/>
+          <w:b/>
+          <w:bCs/>
+          <w:sz w:val="26"/>
+          <w:szCs w:val="26"/>
+          <w:lang w:val="en-US"/>
+        </w:rPr>
+      </w:pPr>
+    </w:p>
+    <w:p>
+      <w:pPr>
+        <w:rPr>
+          <w:rFonts w:ascii="Amasis MT Pro" w:hAnsi="Amasis MT Pro"/>
+          <w:b/>
+          <w:bCs/>
+          <w:sz w:val="26"/>
+          <w:szCs w:val="26"/>
+          <w:lang w:val="en-US"/>
+        </w:rPr>
+      </w:pPr>
+    </w:p>
+    <w:p>
+      <w:pPr>
+        <w:rPr>
+          <w:rFonts w:ascii="Amasis MT Pro" w:hAnsi="Amasis MT Pro"/>
+          <w:b/>
+          <w:bCs/>
+          <w:sz w:val="26"/>
+          <w:szCs w:val="26"/>
+          <w:lang w:val="en-US"/>
+        </w:rPr>
+      </w:pPr>
+    </w:p>
+    <w:p>
+      <w:pPr>
+        <w:rPr>
+          <w:rFonts w:ascii="Amasis MT Pro" w:hAnsi="Amasis MT Pro"/>
+          <w:b/>
+          <w:bCs/>
+          <w:sz w:val="26"/>
+          <w:szCs w:val="26"/>
+          <w:lang w:val="en-US"/>
+        </w:rPr>
+      </w:pPr>
+    </w:p>
+    <w:p>
+      <w:pPr>
+        <w:rPr>
+          <w:rFonts w:ascii="Amasis MT Pro" w:hAnsi="Amasis MT Pro"/>
+          <w:b/>
+          <w:bCs/>
+          <w:sz w:val="26"/>
+          <w:szCs w:val="26"/>
+          <w:lang w:val="en-US"/>
+        </w:rPr>
+      </w:pPr>
+    </w:p>
+    <w:p>
+      <w:pPr>
+        <w:rPr>
+          <w:rFonts w:ascii="Amasis MT Pro" w:hAnsi="Amasis MT Pro"/>
+          <w:b/>
+          <w:bCs/>
+          <w:sz w:val="26"/>
+          <w:szCs w:val="26"/>
+          <w:lang w:val="en-US"/>
+        </w:rPr>
+      </w:pPr>
+    </w:p>
+    <w:p>
+      <w:pPr>
+        <w:rPr>
+          <w:rFonts w:ascii="Amasis MT Pro" w:hAnsi="Amasis MT Pro"/>
+          <w:b/>
+          <w:bCs/>
+          <w:sz w:val="26"/>
+          <w:szCs w:val="26"/>
+          <w:lang w:val="en-US"/>
+        </w:rPr>
+      </w:pPr>
+    </w:p>
+    <w:p>
+      <w:pPr>
+        <w:rPr>
+          <w:rFonts w:ascii="Amasis MT Pro" w:hAnsi="Amasis MT Pro"/>
+          <w:b/>
+          <w:bCs/>
+          <w:sz w:val="26"/>
+          <w:szCs w:val="26"/>
+          <w:lang w:val="en-US"/>
+        </w:rPr>
+      </w:pPr>
+    </w:p>
+    <w:p>
+      <w:pPr>
+        <w:rPr>
+          <w:rFonts w:ascii="Amasis MT Pro" w:hAnsi="Amasis MT Pro"/>
+          <w:b/>
+          <w:bCs/>
+          <w:sz w:val="26"/>
+          <w:szCs w:val="26"/>
+          <w:lang w:val="en-US"/>
+        </w:rPr>
+      </w:pPr>
+    </w:p>
+    <w:p>
+      <w:pPr>
+        <w:rPr>
+          <w:rFonts w:ascii="Amasis MT Pro" w:hAnsi="Amasis MT Pro"/>
+          <w:b/>
+          <w:bCs/>
+          <w:sz w:val="26"/>
+          <w:szCs w:val="26"/>
+          <w:lang w:val="en-US"/>
+        </w:rPr>
+      </w:pPr>
+    </w:p>
+    <w:p>
+      <w:pPr>
+        <w:rPr>
+          <w:rFonts w:ascii="Amasis MT Pro" w:hAnsi="Amasis MT Pro"/>
+          <w:b/>
+          <w:bCs/>
+          <w:sz w:val="26"/>
+          <w:szCs w:val="26"/>
+          <w:lang w:val="en-US"/>
+        </w:rPr>
+      </w:pPr>
+    </w:p>
+    <w:p>
+      <w:pPr>
+        <w:rPr>
+          <w:rFonts w:ascii="Amasis MT Pro" w:hAnsi="Amasis MT Pro"/>
+          <w:b/>
+          <w:bCs/>
+          <w:sz w:val="26"/>
+          <w:szCs w:val="26"/>
+          <w:lang w:val="en-US"/>
+        </w:rPr>
+      </w:pPr>
+    </w:p>
+    <w:p>
+      <w:pPr>
+        <w:rPr>
+          <w:rFonts w:ascii="Amasis MT Pro" w:hAnsi="Amasis MT Pro"/>
+          <w:b/>
+          <w:bCs/>
+          <w:sz w:val="26"/>
+          <w:szCs w:val="26"/>
+          <w:lang w:val="en-US"/>
+        </w:rPr>
+      </w:pPr>
+    </w:p>
+    <w:p>
+      <w:pPr>
+        <w:rPr>
+          <w:rFonts w:ascii="Amasis MT Pro" w:hAnsi="Amasis MT Pro"/>
+          <w:b/>
+          <w:bCs/>
+          <w:sz w:val="26"/>
+          <w:szCs w:val="26"/>
+          <w:lang w:val="en-US"/>
+        </w:rPr>
+      </w:pPr>
+    </w:p>
+    <w:p>
+      <w:pPr>
+        <w:rPr>
+          <w:rFonts w:ascii="Amasis MT Pro" w:hAnsi="Amasis MT Pro"/>
+          <w:b/>
+          <w:bCs/>
+          <w:sz w:val="26"/>
+          <w:szCs w:val="26"/>
+          <w:lang w:val="en-US"/>
+        </w:rPr>
+      </w:pPr>
+    </w:p>
+    <w:p>
+      <w:pPr>
+        <w:rPr>
+          <w:rFonts w:ascii="Amasis MT Pro" w:hAnsi="Amasis MT Pro"/>
+          <w:b/>
+          <w:bCs/>
+          <w:sz w:val="26"/>
+          <w:szCs w:val="26"/>
+          <w:lang w:val="en-US"/>
+        </w:rPr>
+      </w:pPr>
+    </w:p>
+    <w:p>
+      <w:pPr>
+        <w:rPr>
+          <w:rFonts w:ascii="Amasis MT Pro" w:hAnsi="Amasis MT Pro"/>
+          <w:b/>
+          <w:bCs/>
+          <w:sz w:val="26"/>
+          <w:szCs w:val="26"/>
+          <w:lang w:val="en-US"/>
+        </w:rPr>
+      </w:pPr>
+    </w:p>
+    <w:p>
+      <w:pPr>
+        <w:rPr>
+          <w:rFonts w:ascii="Amasis MT Pro" w:hAnsi="Amasis MT Pro"/>
+          <w:b/>
+          <w:bCs/>
+          <w:sz w:val="26"/>
+          <w:szCs w:val="26"/>
+          <w:lang w:val="en-US"/>
+        </w:rPr>
+      </w:pPr>
+    </w:p>
+    <w:p>
+      <w:pPr>
+        <w:rPr>
+          <w:rFonts w:ascii="Amasis MT Pro" w:hAnsi="Amasis MT Pro"/>
+          <w:b/>
+          <w:bCs/>
+          <w:sz w:val="26"/>
+          <w:szCs w:val="26"/>
+          <w:lang w:val="en-US"/>
+        </w:rPr>
+      </w:pPr>
+    </w:p>
+    <w:p>
+      <w:pPr>
+        <w:rPr>
+          <w:rFonts w:ascii="Amasis MT Pro" w:hAnsi="Amasis MT Pro"/>
+          <w:b/>
+          <w:bCs/>
+          <w:sz w:val="26"/>
+          <w:szCs w:val="26"/>
+          <w:lang w:val="en-US"/>
+        </w:rPr>
+      </w:pPr>
+    </w:p>
+    <w:p>
+      <w:pPr>
+        <w:rPr>
+          <w:rFonts w:ascii="Amasis MT Pro" w:hAnsi="Amasis MT Pro"/>
+          <w:b/>
+          <w:bCs/>
+          <w:sz w:val="26"/>
+          <w:szCs w:val="26"/>
+          <w:lang w:val="en-US"/>
+        </w:rPr>
+      </w:pPr>
+    </w:p>
+    <w:p>
+      <w:pPr>
+        <w:rPr>
+          <w:rFonts w:ascii="Amasis MT Pro" w:hAnsi="Amasis MT Pro"/>
+          <w:b/>
+          <w:bCs/>
+          <w:sz w:val="26"/>
+          <w:szCs w:val="26"/>
+          <w:lang w:val="en-US"/>
+        </w:rPr>
+      </w:pPr>
+    </w:p>
+    <w:p>
+      <w:pPr>
+        <w:rPr>
+          <w:rFonts w:ascii="Amasis MT Pro" w:hAnsi="Amasis MT Pro"/>
+          <w:b/>
+          <w:bCs/>
+          <w:sz w:val="26"/>
+          <w:szCs w:val="26"/>
+          <w:lang w:val="en-US"/>
+        </w:rPr>
+      </w:pPr>
+    </w:p>
+    <w:p>
+      <w:pPr>
+        <w:rPr>
+          <w:rFonts w:ascii="Amasis MT Pro" w:hAnsi="Amasis MT Pro"/>
+          <w:b/>
+          <w:bCs/>
+          <w:sz w:val="26"/>
+          <w:szCs w:val="26"/>
+          <w:lang w:val="en-US"/>
+        </w:rPr>
+      </w:pPr>
+    </w:p>
+    <w:p>
+      <w:pPr>
+        <w:rPr>
+          <w:rFonts w:ascii="Amasis MT Pro" w:hAnsi="Amasis MT Pro"/>
+          <w:b/>
+          <w:bCs/>
+          <w:sz w:val="26"/>
+          <w:szCs w:val="26"/>
+          <w:lang w:val="en-US"/>
+        </w:rPr>
+      </w:pPr>
+    </w:p>
+    <w:p>
+      <w:pPr>
+        <w:rPr>
+          <w:rFonts w:ascii="Amasis MT Pro" w:hAnsi="Amasis MT Pro"/>
+          <w:b/>
+          <w:bCs/>
+          <w:sz w:val="26"/>
+          <w:szCs w:val="26"/>
           <w:lang w:val="en-US"/>
         </w:rPr>
       </w:pPr>
@@ -16053,7 +16495,7 @@
           <w:lang w:val="en-US"/>
         </w:rPr>
       </w:pPr>
-      <w:hyperlink r:id="rId7" w:history="1">
+      <w:hyperlink r:id="rId8" w:history="1">
         <w:r>
           <w:rPr>
             <w:rStyle w:val="Hyperlink"/>
@@ -16075,7 +16517,7 @@
           <w:lang w:val="en-US"/>
         </w:rPr>
       </w:pPr>
-      <w:hyperlink r:id="rId8" w:history="1">
+      <w:hyperlink r:id="rId9" w:history="1">
         <w:sdt>
           <w:sdtPr>
             <w:rPr>
@@ -16124,7 +16566,7 @@
           <w:lang w:val="en-US"/>
         </w:rPr>
       </w:pPr>
-      <w:hyperlink r:id="rId9" w:history="1">
+      <w:hyperlink r:id="rId10" w:history="1">
         <w:sdt>
           <w:sdtPr>
             <w:rPr>
@@ -18667,17 +19109,23 @@
   <w:rsids>
     <w:rsidRoot w:val="00C43B6E"/>
     <w:rsid w:val="00026B3B"/>
+    <w:rsid w:val="000723CB"/>
     <w:rsid w:val="00117259"/>
     <w:rsid w:val="00120FE6"/>
     <w:rsid w:val="001B737F"/>
     <w:rsid w:val="00213517"/>
+    <w:rsid w:val="002446DD"/>
     <w:rsid w:val="002A5B84"/>
+    <w:rsid w:val="003E71B2"/>
     <w:rsid w:val="00436684"/>
     <w:rsid w:val="00840853"/>
+    <w:rsid w:val="00AE3A8C"/>
     <w:rsid w:val="00BD6B70"/>
     <w:rsid w:val="00C43B6E"/>
+    <w:rsid w:val="00D93D04"/>
     <w:rsid w:val="00DA3FB2"/>
     <w:rsid w:val="00E5238B"/>
+    <w:rsid w:val="00E74191"/>
     <w:rsid w:val="00F50D89"/>
     <w:rsid w:val="00FD40E7"/>
   </w:rsids>
